--- a/public/word-template/surat_perintah_penangguhan_penahanan.docx
+++ b/public/word-template/surat_perintah_penangguhan_penahanan.docx
@@ -212,7 +212,7 @@
           <w:noProof/>
         </w:rPr>
         <w:drawing>
-          <wp:inline distT="0" distB="0" distL="0" distR="0" wp14:anchorId="7944377A" wp14:editId="28BA7139">
+          <wp:inline distT="0" distB="0" distL="0" distR="0" wp14:anchorId="7944377A" wp14:editId="2BB75DE5">
             <wp:extent cx="738127" cy="690404"/>
             <wp:effectExtent l="0" t="0" r="5080" b="0"/>
             <wp:docPr id="6" name="Picture 6"/>
@@ -266,6 +266,7 @@
           <w:insideH w:val="none" w:sz="0" w:space="0" w:color="auto"/>
           <w:insideV w:val="none" w:sz="0" w:space="0" w:color="auto"/>
         </w:tblBorders>
+        <w:tblLayout w:type="fixed"/>
         <w:tblCellMar>
           <w:left w:w="0" w:type="dxa"/>
           <w:right w:w="0" w:type="dxa"/>
@@ -304,6 +305,7 @@
                 <w:insideH w:val="none" w:sz="0" w:space="0" w:color="auto"/>
                 <w:insideV w:val="none" w:sz="0" w:space="0" w:color="auto"/>
               </w:tblBorders>
+              <w:tblLayout w:type="fixed"/>
               <w:tblCellMar>
                 <w:left w:w="0" w:type="dxa"/>
                 <w:right w:w="0" w:type="dxa"/>
@@ -2246,19 +2248,7 @@
               <w:rPr>
                 <w:rFonts w:ascii="Arial Narrow" w:hAnsi="Arial Narrow"/>
               </w:rPr>
-              <w:t>:</w:t>
-            </w:r>
-            <w:r>
-              <w:rPr>
-                <w:rFonts w:ascii="Arial Narrow" w:hAnsi="Arial Narrow"/>
-              </w:rPr>
-              <w:t xml:space="preserve"> </w:t>
-            </w:r>
-            <w:r>
-              <w:rPr>
-                <w:rFonts w:ascii="Arial Narrow" w:hAnsi="Arial Narrow"/>
-              </w:rPr>
-              <w:t>${</w:t>
+              <w:t>: ${</w:t>
             </w:r>
             <w:proofErr w:type="spellStart"/>
             <w:r>
@@ -2272,13 +2262,7 @@
               <w:rPr>
                 <w:rFonts w:ascii="Arial Narrow" w:hAnsi="Arial Narrow"/>
               </w:rPr>
-              <w:t>}</w:t>
-            </w:r>
-            <w:r>
-              <w:rPr>
-                <w:rFonts w:ascii="Arial Narrow" w:hAnsi="Arial Narrow"/>
-              </w:rPr>
-              <w:t xml:space="preserve"> </w:t>
+              <w:t xml:space="preserve">} </w:t>
             </w:r>
             <w:proofErr w:type="spellStart"/>
             <w:r>
@@ -2292,13 +2276,7 @@
               <w:rPr>
                 <w:rFonts w:ascii="Arial Narrow" w:hAnsi="Arial Narrow"/>
               </w:rPr>
-              <w:t xml:space="preserve"> </w:t>
-            </w:r>
-            <w:r>
-              <w:rPr>
-                <w:rFonts w:ascii="Arial Narrow" w:hAnsi="Arial Narrow"/>
-              </w:rPr>
-              <w:t>${</w:t>
+              <w:t xml:space="preserve"> ${</w:t>
             </w:r>
             <w:proofErr w:type="spellStart"/>
             <w:r>
@@ -2618,13 +2596,7 @@
               <w:rPr>
                 <w:rFonts w:ascii="Arial Narrow" w:hAnsi="Arial Narrow"/>
               </w:rPr>
-              <w:t>}</w:t>
-            </w:r>
-            <w:r>
-              <w:rPr>
-                <w:rFonts w:ascii="Arial Narrow" w:hAnsi="Arial Narrow"/>
-              </w:rPr>
-              <w:t>;</w:t>
+              <w:t>};</w:t>
             </w:r>
           </w:p>
         </w:tc>
@@ -2756,13 +2728,7 @@
               <w:rPr>
                 <w:rFonts w:ascii="Arial Narrow" w:hAnsi="Arial Narrow"/>
               </w:rPr>
-              <w:t>*}</w:t>
-            </w:r>
-            <w:r>
-              <w:rPr>
-                <w:rFonts w:ascii="Arial Narrow" w:hAnsi="Arial Narrow"/>
-              </w:rPr>
-              <w:t xml:space="preserve"> </w:t>
+              <w:t xml:space="preserve">*} </w:t>
             </w:r>
             <w:proofErr w:type="spellStart"/>
             <w:r>
@@ -2776,13 +2742,7 @@
               <w:rPr>
                 <w:rFonts w:ascii="Arial Narrow" w:hAnsi="Arial Narrow"/>
               </w:rPr>
-              <w:t xml:space="preserve"> </w:t>
-            </w:r>
-            <w:r>
-              <w:rPr>
-                <w:rFonts w:ascii="Arial Narrow" w:hAnsi="Arial Narrow"/>
-              </w:rPr>
-              <w:t>${</w:t>
+              <w:t xml:space="preserve"> ${</w:t>
             </w:r>
             <w:proofErr w:type="spellStart"/>
             <w:r>
@@ -2810,13 +2770,7 @@
               <w:rPr>
                 <w:rFonts w:ascii="Arial Narrow" w:hAnsi="Arial Narrow"/>
               </w:rPr>
-              <w:t>};</w:t>
-            </w:r>
-            <w:r>
-              <w:rPr>
-                <w:rFonts w:ascii="Arial Narrow" w:hAnsi="Arial Narrow"/>
-              </w:rPr>
-              <w:t xml:space="preserve"> </w:t>
+              <w:t xml:space="preserve">}; </w:t>
             </w:r>
             <w:proofErr w:type="spellStart"/>
             <w:r>
@@ -2916,14 +2870,7 @@
                 <w:rFonts w:ascii="Arial Narrow" w:hAnsi="Arial Narrow"/>
                 <w:lang w:val="en-ID"/>
               </w:rPr>
-              <w:t>Surat</w:t>
-            </w:r>
-            <w:r>
-              <w:rPr>
-                <w:rFonts w:ascii="Arial Narrow" w:hAnsi="Arial Narrow"/>
-                <w:lang w:val="en-ID"/>
-              </w:rPr>
-              <w:t xml:space="preserve"> </w:t>
+              <w:t xml:space="preserve">Surat </w:t>
             </w:r>
             <w:proofErr w:type="spellStart"/>
             <w:r>
@@ -2971,14 +2918,7 @@
                 <w:rFonts w:ascii="Arial Narrow" w:hAnsi="Arial Narrow"/>
                 <w:lang w:val="en-ID"/>
               </w:rPr>
-              <w:t>:</w:t>
-            </w:r>
-            <w:r>
-              <w:rPr>
-                <w:rFonts w:ascii="Arial Narrow" w:hAnsi="Arial Narrow"/>
-                <w:lang w:val="en-ID"/>
-              </w:rPr>
-              <w:t xml:space="preserve"> </w:t>
+              <w:t xml:space="preserve">: </w:t>
             </w:r>
             <w:r>
               <w:rPr>
@@ -3012,13 +2952,7 @@
               <w:rPr>
                 <w:rFonts w:ascii="Arial Narrow" w:hAnsi="Arial Narrow"/>
               </w:rPr>
-              <w:t>*}</w:t>
-            </w:r>
-            <w:r>
-              <w:rPr>
-                <w:rFonts w:ascii="Arial Narrow" w:hAnsi="Arial Narrow"/>
-              </w:rPr>
-              <w:t xml:space="preserve"> </w:t>
+              <w:t xml:space="preserve">*} </w:t>
             </w:r>
             <w:proofErr w:type="spellStart"/>
             <w:r>
@@ -3032,13 +2966,7 @@
               <w:rPr>
                 <w:rFonts w:ascii="Arial Narrow" w:hAnsi="Arial Narrow"/>
               </w:rPr>
-              <w:t xml:space="preserve"> </w:t>
-            </w:r>
-            <w:r>
-              <w:rPr>
-                <w:rFonts w:ascii="Arial Narrow" w:hAnsi="Arial Narrow"/>
-              </w:rPr>
-              <w:t>${</w:t>
+              <w:t xml:space="preserve"> ${</w:t>
             </w:r>
             <w:proofErr w:type="spellStart"/>
             <w:r>
@@ -3066,13 +2994,7 @@
               <w:rPr>
                 <w:rFonts w:ascii="Arial Narrow" w:hAnsi="Arial Narrow"/>
               </w:rPr>
-              <w:t>};</w:t>
-            </w:r>
-            <w:r>
-              <w:rPr>
-                <w:rFonts w:ascii="Arial Narrow" w:hAnsi="Arial Narrow"/>
-              </w:rPr>
-              <w:t xml:space="preserve"> </w:t>
+              <w:t xml:space="preserve">}; </w:t>
             </w:r>
             <w:proofErr w:type="spellStart"/>
             <w:r>
@@ -3086,31 +3008,7 @@
               <w:rPr>
                 <w:rFonts w:ascii="Arial Narrow" w:hAnsi="Arial Narrow"/>
               </w:rPr>
-              <w:t xml:space="preserve"> </w:t>
-            </w:r>
-            <w:r>
-              <w:rPr>
-                <w:rFonts w:ascii="Arial Narrow" w:hAnsi="Arial Narrow"/>
-              </w:rPr>
-              <w:t>nama</w:t>
-            </w:r>
-            <w:r>
-              <w:rPr>
-                <w:rFonts w:ascii="Arial Narrow" w:hAnsi="Arial Narrow"/>
-              </w:rPr>
-              <w:t xml:space="preserve"> </w:t>
-            </w:r>
-            <w:r>
-              <w:rPr>
-                <w:rFonts w:ascii="Arial Narrow" w:hAnsi="Arial Narrow"/>
-              </w:rPr>
-              <w:t>${nama</w:t>
-            </w:r>
-            <w:r>
-              <w:rPr>
-                <w:rFonts w:ascii="Arial Narrow" w:hAnsi="Arial Narrow"/>
-              </w:rPr>
-              <w:t xml:space="preserve"> </w:t>
+              <w:t xml:space="preserve"> nama ${nama </w:t>
             </w:r>
             <w:proofErr w:type="spellStart"/>
             <w:r>
@@ -3124,13 +3022,7 @@
               <w:rPr>
                 <w:rFonts w:ascii="Arial Narrow" w:hAnsi="Arial Narrow"/>
               </w:rPr>
-              <w:t>}</w:t>
-            </w:r>
-            <w:r>
-              <w:rPr>
-                <w:rFonts w:ascii="Arial Narrow" w:hAnsi="Arial Narrow"/>
-              </w:rPr>
-              <w:t xml:space="preserve">; </w:t>
+              <w:t xml:space="preserve">}; </w:t>
             </w:r>
             <w:r>
               <w:rPr>
@@ -3243,14 +3135,7 @@
                 <w:rFonts w:ascii="Arial Narrow" w:hAnsi="Arial Narrow"/>
                 <w:lang w:val="en-ID"/>
               </w:rPr>
-              <w:t>Surat</w:t>
-            </w:r>
-            <w:r>
-              <w:rPr>
-                <w:rFonts w:ascii="Arial Narrow" w:hAnsi="Arial Narrow"/>
-                <w:lang w:val="en-ID"/>
-              </w:rPr>
-              <w:t xml:space="preserve"> </w:t>
+              <w:t xml:space="preserve">Surat </w:t>
             </w:r>
             <w:proofErr w:type="spellStart"/>
             <w:r>
@@ -3314,14 +3199,7 @@
                 <w:rFonts w:ascii="Arial Narrow" w:hAnsi="Arial Narrow"/>
                 <w:lang w:val="en-ID"/>
               </w:rPr>
-              <w:t>:</w:t>
-            </w:r>
-            <w:r>
-              <w:rPr>
-                <w:rFonts w:ascii="Arial Narrow" w:hAnsi="Arial Narrow"/>
-                <w:lang w:val="en-ID"/>
-              </w:rPr>
-              <w:t xml:space="preserve"> </w:t>
+              <w:t xml:space="preserve">: </w:t>
             </w:r>
             <w:r>
               <w:rPr>
@@ -3355,13 +3233,7 @@
               <w:rPr>
                 <w:rFonts w:ascii="Arial Narrow" w:hAnsi="Arial Narrow"/>
               </w:rPr>
-              <w:t>*}</w:t>
-            </w:r>
-            <w:r>
-              <w:rPr>
-                <w:rFonts w:ascii="Arial Narrow" w:hAnsi="Arial Narrow"/>
-              </w:rPr>
-              <w:t xml:space="preserve"> </w:t>
+              <w:t xml:space="preserve">*} </w:t>
             </w:r>
             <w:proofErr w:type="spellStart"/>
             <w:r>
@@ -3375,13 +3247,7 @@
               <w:rPr>
                 <w:rFonts w:ascii="Arial Narrow" w:hAnsi="Arial Narrow"/>
               </w:rPr>
-              <w:t xml:space="preserve"> </w:t>
-            </w:r>
-            <w:r>
-              <w:rPr>
-                <w:rFonts w:ascii="Arial Narrow" w:hAnsi="Arial Narrow"/>
-              </w:rPr>
-              <w:t>${</w:t>
+              <w:t xml:space="preserve"> ${</w:t>
             </w:r>
             <w:proofErr w:type="spellStart"/>
             <w:r>
@@ -3409,13 +3275,7 @@
               <w:rPr>
                 <w:rFonts w:ascii="Arial Narrow" w:hAnsi="Arial Narrow"/>
               </w:rPr>
-              <w:t>};</w:t>
-            </w:r>
-            <w:r>
-              <w:rPr>
-                <w:rFonts w:ascii="Arial Narrow" w:hAnsi="Arial Narrow"/>
-              </w:rPr>
-              <w:t xml:space="preserve"> </w:t>
+              <w:t xml:space="preserve">}; </w:t>
             </w:r>
             <w:proofErr w:type="spellStart"/>
             <w:r>
@@ -3429,31 +3289,7 @@
               <w:rPr>
                 <w:rFonts w:ascii="Arial Narrow" w:hAnsi="Arial Narrow"/>
               </w:rPr>
-              <w:t xml:space="preserve"> </w:t>
-            </w:r>
-            <w:r>
-              <w:rPr>
-                <w:rFonts w:ascii="Arial Narrow" w:hAnsi="Arial Narrow"/>
-              </w:rPr>
-              <w:t>nama</w:t>
-            </w:r>
-            <w:r>
-              <w:rPr>
-                <w:rFonts w:ascii="Arial Narrow" w:hAnsi="Arial Narrow"/>
-              </w:rPr>
-              <w:t xml:space="preserve"> </w:t>
-            </w:r>
-            <w:r>
-              <w:rPr>
-                <w:rFonts w:ascii="Arial Narrow" w:hAnsi="Arial Narrow"/>
-              </w:rPr>
-              <w:t>${nama</w:t>
-            </w:r>
-            <w:r>
-              <w:rPr>
-                <w:rFonts w:ascii="Arial Narrow" w:hAnsi="Arial Narrow"/>
-              </w:rPr>
-              <w:t xml:space="preserve"> </w:t>
+              <w:t xml:space="preserve"> nama ${nama </w:t>
             </w:r>
             <w:proofErr w:type="spellStart"/>
             <w:r>
@@ -4518,41 +4354,25 @@
                 <w:rFonts w:ascii="Arial Narrow" w:hAnsi="Arial Narrow"/>
               </w:rPr>
             </w:pPr>
-            <w:proofErr w:type="gramStart"/>
-            <w:r>
-              <w:rPr>
-                <w:rFonts w:ascii="Arial Narrow" w:hAnsi="Arial Narrow"/>
-              </w:rPr>
-              <w:t xml:space="preserve">( </w:t>
-            </w:r>
-            <w:proofErr w:type="spellStart"/>
-            <w:r>
-              <w:rPr>
-                <w:rFonts w:ascii="Arial Narrow" w:hAnsi="Arial Narrow"/>
-              </w:rPr>
-              <w:t>Petugas</w:t>
-            </w:r>
-            <w:proofErr w:type="spellEnd"/>
-            <w:proofErr w:type="gramEnd"/>
-            <w:r>
-              <w:rPr>
-                <w:rFonts w:ascii="Arial Narrow" w:hAnsi="Arial Narrow"/>
-              </w:rPr>
-              <w:t xml:space="preserve"> yang </w:t>
-            </w:r>
-            <w:proofErr w:type="spellStart"/>
-            <w:r>
-              <w:rPr>
-                <w:rFonts w:ascii="Arial Narrow" w:hAnsi="Arial Narrow"/>
-              </w:rPr>
-              <w:t>diperintahkan</w:t>
-            </w:r>
-            <w:proofErr w:type="spellEnd"/>
-            <w:r>
-              <w:rPr>
-                <w:rFonts w:ascii="Arial Narrow" w:hAnsi="Arial Narrow"/>
-              </w:rPr>
-              <w:t>)</w:t>
+            <w:r>
+              <w:rPr>
+                <w:rFonts w:ascii="Arial Narrow" w:hAnsi="Arial Narrow"/>
+              </w:rPr>
+              <w:t>${</w:t>
+            </w:r>
+            <w:proofErr w:type="spellStart"/>
+            <w:r>
+              <w:rPr>
+                <w:rFonts w:ascii="Arial Narrow" w:hAnsi="Arial Narrow"/>
+              </w:rPr>
+              <w:t>block_officers</w:t>
+            </w:r>
+            <w:proofErr w:type="spellEnd"/>
+            <w:r>
+              <w:rPr>
+                <w:rFonts w:ascii="Arial Narrow" w:hAnsi="Arial Narrow"/>
+              </w:rPr>
+              <w:t>}</w:t>
             </w:r>
           </w:p>
         </w:tc>
@@ -4560,6 +4380,462 @@
       <w:tr>
         <w:tc>
           <w:tcPr>
+            <w:tcW w:w="1418" w:type="dxa"/>
+          </w:tcPr>
+          <w:p>
+            <w:pPr>
+              <w:rPr>
+                <w:rFonts w:ascii="Arial Narrow" w:hAnsi="Arial Narrow"/>
+              </w:rPr>
+            </w:pPr>
+          </w:p>
+        </w:tc>
+        <w:tc>
+          <w:tcPr>
+            <w:tcW w:w="283" w:type="dxa"/>
+          </w:tcPr>
+          <w:p>
+            <w:pPr>
+              <w:rPr>
+                <w:rFonts w:ascii="Arial Narrow" w:hAnsi="Arial Narrow"/>
+              </w:rPr>
+            </w:pPr>
+          </w:p>
+        </w:tc>
+        <w:tc>
+          <w:tcPr>
+            <w:tcW w:w="7411" w:type="dxa"/>
+            <w:gridSpan w:val="7"/>
+          </w:tcPr>
+          <w:tbl>
+            <w:tblPr>
+              <w:tblStyle w:val="TableGrid"/>
+              <w:tblpPr w:leftFromText="180" w:rightFromText="180" w:vertAnchor="text" w:tblpX="108" w:tblpY="1"/>
+              <w:tblOverlap w:val="never"/>
+              <w:tblW w:w="0" w:type="auto"/>
+              <w:tblBorders>
+                <w:top w:val="none" w:sz="0" w:space="0" w:color="auto"/>
+                <w:left w:val="none" w:sz="0" w:space="0" w:color="auto"/>
+                <w:bottom w:val="none" w:sz="0" w:space="0" w:color="auto"/>
+                <w:right w:val="none" w:sz="0" w:space="0" w:color="auto"/>
+                <w:insideH w:val="none" w:sz="0" w:space="0" w:color="auto"/>
+                <w:insideV w:val="none" w:sz="0" w:space="0" w:color="auto"/>
+              </w:tblBorders>
+              <w:tblLayout w:type="fixed"/>
+              <w:tblCellMar>
+                <w:left w:w="0" w:type="dxa"/>
+                <w:right w:w="0" w:type="dxa"/>
+              </w:tblCellMar>
+              <w:tblLook w:val="04A0" w:firstRow="1" w:lastRow="0" w:firstColumn="1" w:lastColumn="0" w:noHBand="0" w:noVBand="1"/>
+            </w:tblPr>
+            <w:tblGrid>
+              <w:gridCol w:w="450"/>
+              <w:gridCol w:w="1260"/>
+              <w:gridCol w:w="180"/>
+              <w:gridCol w:w="5521"/>
+            </w:tblGrid>
+            <w:tr>
+              <w:tc>
+                <w:tcPr>
+                  <w:tcW w:w="450" w:type="dxa"/>
+                </w:tcPr>
+                <w:p>
+                  <w:pPr>
+                    <w:rPr>
+                      <w:rFonts w:ascii="Arial Narrow" w:hAnsi="Arial Narrow"/>
+                    </w:rPr>
+                  </w:pPr>
+                  <w:r>
+                    <w:rPr>
+                      <w:rFonts w:ascii="Arial Narrow" w:hAnsi="Arial Narrow"/>
+                    </w:rPr>
+                    <w:t>${number}</w:t>
+                  </w:r>
+                  <w:r>
+                    <w:rPr>
+                      <w:rFonts w:ascii="Arial Narrow" w:hAnsi="Arial Narrow"/>
+                    </w:rPr>
+                    <w:t>.</w:t>
+                  </w:r>
+                </w:p>
+              </w:tc>
+              <w:tc>
+                <w:tcPr>
+                  <w:tcW w:w="1260" w:type="dxa"/>
+                </w:tcPr>
+                <w:p>
+                  <w:pPr>
+                    <w:rPr>
+                      <w:rFonts w:ascii="Arial Narrow" w:hAnsi="Arial Narrow"/>
+                    </w:rPr>
+                  </w:pPr>
+                  <w:r>
+                    <w:rPr>
+                      <w:rFonts w:ascii="Arial Narrow" w:hAnsi="Arial Narrow"/>
+                    </w:rPr>
+                    <w:t>Nama</w:t>
+                  </w:r>
+                </w:p>
+              </w:tc>
+              <w:tc>
+                <w:tcPr>
+                  <w:tcW w:w="180" w:type="dxa"/>
+                </w:tcPr>
+                <w:p>
+                  <w:pPr>
+                    <w:rPr>
+                      <w:rFonts w:ascii="Arial Narrow" w:hAnsi="Arial Narrow"/>
+                    </w:rPr>
+                  </w:pPr>
+                  <w:r>
+                    <w:rPr>
+                      <w:rFonts w:ascii="Arial Narrow" w:eastAsia="Arial Narrow" w:hAnsi="Arial Narrow"/>
+                      <w:bCs/>
+                      <w:color w:val="000000"/>
+                    </w:rPr>
+                    <w:t>:</w:t>
+                  </w:r>
+                </w:p>
+              </w:tc>
+              <w:tc>
+                <w:tcPr>
+                  <w:tcW w:w="5521" w:type="dxa"/>
+                </w:tcPr>
+                <w:p>
+                  <w:pPr>
+                    <w:rPr>
+                      <w:rFonts w:ascii="Arial Narrow" w:hAnsi="Arial Narrow"/>
+                    </w:rPr>
+                  </w:pPr>
+                  <w:r>
+                    <w:rPr>
+                      <w:rFonts w:ascii="Arial Narrow" w:eastAsia="Arial Narrow" w:hAnsi="Arial Narrow"/>
+                      <w:bCs/>
+                      <w:color w:val="000000"/>
+                    </w:rPr>
+                    <w:t>${</w:t>
+                  </w:r>
+                  <w:proofErr w:type="spellStart"/>
+                  <w:r>
+                    <w:rPr>
+                      <w:rFonts w:ascii="Arial Narrow" w:eastAsia="Arial Narrow" w:hAnsi="Arial Narrow"/>
+                      <w:bCs/>
+                      <w:color w:val="000000"/>
+                    </w:rPr>
+                    <w:t>first_name</w:t>
+                  </w:r>
+                  <w:proofErr w:type="spellEnd"/>
+                  <w:r>
+                    <w:rPr>
+                      <w:rFonts w:ascii="Arial Narrow" w:eastAsia="Arial Narrow" w:hAnsi="Arial Narrow"/>
+                      <w:bCs/>
+                      <w:color w:val="000000"/>
+                    </w:rPr>
+                    <w:t>} ${</w:t>
+                  </w:r>
+                  <w:proofErr w:type="spellStart"/>
+                  <w:r>
+                    <w:rPr>
+                      <w:rFonts w:ascii="Arial Narrow" w:eastAsia="Arial Narrow" w:hAnsi="Arial Narrow"/>
+                      <w:bCs/>
+                      <w:color w:val="000000"/>
+                    </w:rPr>
+                    <w:t>last_name</w:t>
+                  </w:r>
+                  <w:proofErr w:type="spellEnd"/>
+                  <w:r>
+                    <w:rPr>
+                      <w:rFonts w:ascii="Arial Narrow" w:eastAsia="Arial Narrow" w:hAnsi="Arial Narrow"/>
+                      <w:bCs/>
+                      <w:color w:val="000000"/>
+                    </w:rPr>
+                    <w:t>}</w:t>
+                  </w:r>
+                </w:p>
+              </w:tc>
+            </w:tr>
+            <w:tr>
+              <w:tc>
+                <w:tcPr>
+                  <w:tcW w:w="450" w:type="dxa"/>
+                </w:tcPr>
+                <w:p>
+                  <w:pPr>
+                    <w:rPr>
+                      <w:rFonts w:ascii="Arial Narrow" w:hAnsi="Arial Narrow"/>
+                    </w:rPr>
+                  </w:pPr>
+                </w:p>
+              </w:tc>
+              <w:tc>
+                <w:tcPr>
+                  <w:tcW w:w="1260" w:type="dxa"/>
+                </w:tcPr>
+                <w:p>
+                  <w:pPr>
+                    <w:rPr>
+                      <w:rFonts w:ascii="Arial Narrow" w:hAnsi="Arial Narrow"/>
+                    </w:rPr>
+                  </w:pPr>
+                  <w:proofErr w:type="spellStart"/>
+                  <w:r>
+                    <w:rPr>
+                      <w:rFonts w:ascii="Arial Narrow" w:hAnsi="Arial Narrow"/>
+                      <w:color w:val="000000"/>
+                    </w:rPr>
+                    <w:t>Pangkat</w:t>
+                  </w:r>
+                  <w:proofErr w:type="spellEnd"/>
+                  <w:r>
+                    <w:rPr>
+                      <w:rFonts w:ascii="Arial Narrow" w:hAnsi="Arial Narrow"/>
+                      <w:color w:val="000000"/>
+                    </w:rPr>
+                    <w:t>/</w:t>
+                  </w:r>
+                  <w:proofErr w:type="spellStart"/>
+                  <w:r>
+                    <w:rPr>
+                      <w:rFonts w:ascii="Arial Narrow" w:hAnsi="Arial Narrow"/>
+                      <w:color w:val="000000"/>
+                    </w:rPr>
+                    <w:t>Nrp</w:t>
+                  </w:r>
+                  <w:proofErr w:type="spellEnd"/>
+                </w:p>
+              </w:tc>
+              <w:tc>
+                <w:tcPr>
+                  <w:tcW w:w="180" w:type="dxa"/>
+                </w:tcPr>
+                <w:p>
+                  <w:pPr>
+                    <w:rPr>
+                      <w:rFonts w:ascii="Arial Narrow" w:hAnsi="Arial Narrow"/>
+                    </w:rPr>
+                  </w:pPr>
+                  <w:r>
+                    <w:rPr>
+                      <w:rFonts w:ascii="Arial Narrow" w:hAnsi="Arial Narrow"/>
+                    </w:rPr>
+                    <w:t>:</w:t>
+                  </w:r>
+                </w:p>
+              </w:tc>
+              <w:tc>
+                <w:tcPr>
+                  <w:tcW w:w="5521" w:type="dxa"/>
+                </w:tcPr>
+                <w:p>
+                  <w:pPr>
+                    <w:rPr>
+                      <w:rFonts w:ascii="Arial Narrow" w:hAnsi="Arial Narrow"/>
+                    </w:rPr>
+                  </w:pPr>
+                  <w:r>
+                    <w:rPr>
+                      <w:rFonts w:ascii="Arial Narrow" w:hAnsi="Arial Narrow"/>
+                    </w:rPr>
+                    <w:t>${</w:t>
+                  </w:r>
+                  <w:proofErr w:type="spellStart"/>
+                  <w:r>
+                    <w:rPr>
+                      <w:rFonts w:ascii="Arial Narrow" w:hAnsi="Arial Narrow"/>
+                    </w:rPr>
+                    <w:t>rank_</w:t>
+                  </w:r>
+                  <w:proofErr w:type="gramStart"/>
+                  <w:r>
+                    <w:rPr>
+                      <w:rFonts w:ascii="Arial Narrow" w:hAnsi="Arial Narrow"/>
+                    </w:rPr>
+                    <w:t>id</w:t>
+                  </w:r>
+                  <w:proofErr w:type="spellEnd"/>
+                  <w:r>
+                    <w:rPr>
+                      <w:rFonts w:ascii="Arial Narrow" w:hAnsi="Arial Narrow"/>
+                    </w:rPr>
+                    <w:t>} /</w:t>
+                  </w:r>
+                  <w:proofErr w:type="gramEnd"/>
+                  <w:r>
+                    <w:rPr>
+                      <w:rFonts w:ascii="Arial Narrow" w:hAnsi="Arial Narrow"/>
+                    </w:rPr>
+                    <w:t xml:space="preserve"> ${</w:t>
+                  </w:r>
+                  <w:proofErr w:type="spellStart"/>
+                  <w:r>
+                    <w:rPr>
+                      <w:rFonts w:ascii="Arial Narrow" w:hAnsi="Arial Narrow"/>
+                    </w:rPr>
+                    <w:t>officer_id</w:t>
+                  </w:r>
+                  <w:proofErr w:type="spellEnd"/>
+                  <w:r>
+                    <w:rPr>
+                      <w:rFonts w:ascii="Arial Narrow" w:hAnsi="Arial Narrow"/>
+                    </w:rPr>
+                    <w:t>}</w:t>
+                  </w:r>
+                </w:p>
+              </w:tc>
+            </w:tr>
+            <w:tr>
+              <w:trPr>
+                <w:trHeight w:val="296"/>
+              </w:trPr>
+              <w:tc>
+                <w:tcPr>
+                  <w:tcW w:w="450" w:type="dxa"/>
+                </w:tcPr>
+                <w:p>
+                  <w:pPr>
+                    <w:rPr>
+                      <w:rFonts w:ascii="Arial Narrow" w:hAnsi="Arial Narrow"/>
+                    </w:rPr>
+                  </w:pPr>
+                </w:p>
+              </w:tc>
+              <w:tc>
+                <w:tcPr>
+                  <w:tcW w:w="1260" w:type="dxa"/>
+                </w:tcPr>
+                <w:p>
+                  <w:pPr>
+                    <w:rPr>
+                      <w:rFonts w:ascii="Arial Narrow" w:hAnsi="Arial Narrow"/>
+                    </w:rPr>
+                  </w:pPr>
+                  <w:proofErr w:type="spellStart"/>
+                  <w:r>
+                    <w:rPr>
+                      <w:rFonts w:ascii="Arial Narrow" w:hAnsi="Arial Narrow"/>
+                    </w:rPr>
+                    <w:t>Jabatan</w:t>
+                  </w:r>
+                  <w:proofErr w:type="spellEnd"/>
+                </w:p>
+              </w:tc>
+              <w:tc>
+                <w:tcPr>
+                  <w:tcW w:w="180" w:type="dxa"/>
+                </w:tcPr>
+                <w:p>
+                  <w:pPr>
+                    <w:rPr>
+                      <w:rFonts w:ascii="Arial Narrow" w:hAnsi="Arial Narrow"/>
+                    </w:rPr>
+                  </w:pPr>
+                  <w:r>
+                    <w:rPr>
+                      <w:rFonts w:ascii="Arial Narrow" w:hAnsi="Arial Narrow"/>
+                    </w:rPr>
+                    <w:t>:</w:t>
+                  </w:r>
+                </w:p>
+              </w:tc>
+              <w:tc>
+                <w:tcPr>
+                  <w:tcW w:w="5521" w:type="dxa"/>
+                </w:tcPr>
+                <w:p>
+                  <w:pPr>
+                    <w:rPr>
+                      <w:rFonts w:ascii="Arial Narrow" w:hAnsi="Arial Narrow"/>
+                    </w:rPr>
+                  </w:pPr>
+                  <w:r>
+                    <w:rPr>
+                      <w:rFonts w:ascii="Arial Narrow" w:hAnsi="Arial Narrow"/>
+                    </w:rPr>
+                    <w:t>${position}</w:t>
+                  </w:r>
+                </w:p>
+              </w:tc>
+            </w:tr>
+          </w:tbl>
+          <w:p>
+            <w:pPr>
+              <w:rPr>
+                <w:rFonts w:ascii="Arial Narrow" w:hAnsi="Arial Narrow"/>
+              </w:rPr>
+            </w:pPr>
+          </w:p>
+        </w:tc>
+      </w:tr>
+      <w:tr>
+        <w:tc>
+          <w:tcPr>
+            <w:tcW w:w="1418" w:type="dxa"/>
+          </w:tcPr>
+          <w:p>
+            <w:pPr>
+              <w:rPr>
+                <w:rFonts w:ascii="Arial Narrow" w:hAnsi="Arial Narrow"/>
+              </w:rPr>
+            </w:pPr>
+          </w:p>
+        </w:tc>
+        <w:tc>
+          <w:tcPr>
+            <w:tcW w:w="283" w:type="dxa"/>
+          </w:tcPr>
+          <w:p>
+            <w:pPr>
+              <w:rPr>
+                <w:rFonts w:ascii="Arial Narrow" w:hAnsi="Arial Narrow"/>
+              </w:rPr>
+            </w:pPr>
+          </w:p>
+        </w:tc>
+        <w:tc>
+          <w:tcPr>
+            <w:tcW w:w="7411" w:type="dxa"/>
+            <w:gridSpan w:val="7"/>
+          </w:tcPr>
+          <w:p>
+            <w:pPr>
+              <w:rPr>
+                <w:rFonts w:ascii="Arial Narrow" w:hAnsi="Arial Narrow"/>
+              </w:rPr>
+            </w:pPr>
+            <w:proofErr w:type="gramStart"/>
+            <w:r>
+              <w:rPr>
+                <w:rFonts w:ascii="Arial Narrow" w:hAnsi="Arial Narrow"/>
+              </w:rPr>
+              <w:t>${</w:t>
+            </w:r>
+            <w:r>
+              <w:rPr>
+                <w:rFonts w:ascii="Arial Narrow" w:hAnsi="Arial Narrow"/>
+              </w:rPr>
+              <w:t>/</w:t>
+            </w:r>
+            <w:proofErr w:type="spellStart"/>
+            <w:proofErr w:type="gramEnd"/>
+            <w:r>
+              <w:rPr>
+                <w:rFonts w:ascii="Arial Narrow" w:hAnsi="Arial Narrow"/>
+              </w:rPr>
+              <w:t>block_officers</w:t>
+            </w:r>
+            <w:proofErr w:type="spellEnd"/>
+            <w:r>
+              <w:rPr>
+                <w:rFonts w:ascii="Arial Narrow" w:hAnsi="Arial Narrow"/>
+              </w:rPr>
+              <w:t>}</w:t>
+            </w:r>
+          </w:p>
+        </w:tc>
+      </w:tr>
+      <w:tr>
+        <w:tc>
+          <w:tcPr>
             <w:tcW w:w="9112" w:type="dxa"/>
             <w:gridSpan w:val="9"/>
           </w:tcPr>
@@ -6037,21 +6313,7 @@
                 <w:rFonts w:ascii="Arial Narrow" w:hAnsi="Arial Narrow"/>
                 <w:lang w:val="fi-FI"/>
               </w:rPr>
-              <w:t>Rp</w:t>
-            </w:r>
-            <w:r>
-              <w:rPr>
-                <w:rFonts w:ascii="Arial Narrow" w:hAnsi="Arial Narrow"/>
-                <w:lang w:val="fi-FI"/>
-              </w:rPr>
-              <w:t>. ........</w:t>
-            </w:r>
-            <w:r>
-              <w:rPr>
-                <w:rFonts w:ascii="Arial Narrow" w:hAnsi="Arial Narrow"/>
-                <w:lang w:val="fi-FI"/>
-              </w:rPr>
-              <w:t>;</w:t>
+              <w:t>Rp. ........;</w:t>
             </w:r>
           </w:p>
         </w:tc>
@@ -6389,6 +6651,7 @@
             <w:pPr>
               <w:rPr>
                 <w:rFonts w:ascii="Arial Narrow" w:hAnsi="Arial Narrow"/>
+                <w:lang w:val="fi-FI"/>
               </w:rPr>
             </w:pPr>
           </w:p>

--- a/public/word-template/surat_perintah_penangguhan_penahanan.docx
+++ b/public/word-template/surat_perintah_penangguhan_penahanan.docx
@@ -95,63 +95,21 @@
               <w:rPr>
                 <w:rFonts w:ascii="Arial Narrow" w:hAnsi="Arial Narrow"/>
               </w:rPr>
-              <w:t>${</w:t>
-            </w:r>
-            <w:proofErr w:type="spellStart"/>
-            <w:r>
-              <w:rPr>
-                <w:rFonts w:ascii="Arial Narrow" w:hAnsi="Arial Narrow"/>
-              </w:rPr>
-              <w:t>daerahPoliceFullName</w:t>
-            </w:r>
-            <w:proofErr w:type="spellEnd"/>
-            <w:r>
-              <w:rPr>
-                <w:rFonts w:ascii="Arial Narrow" w:hAnsi="Arial Narrow"/>
-              </w:rPr>
-              <w:t>}</w:t>
+              <w:t>${daerahPoliceFullName}</w:t>
             </w:r>
             <w:r>
               <w:rPr>
                 <w:rFonts w:ascii="Arial Narrow" w:hAnsi="Arial Narrow"/>
               </w:rPr>
               <w:br/>
-              <w:t>${</w:t>
-            </w:r>
-            <w:proofErr w:type="spellStart"/>
-            <w:r>
-              <w:rPr>
-                <w:rFonts w:ascii="Arial Narrow" w:hAnsi="Arial Narrow"/>
-              </w:rPr>
-              <w:t>resorPoliceFullName</w:t>
-            </w:r>
-            <w:proofErr w:type="spellEnd"/>
-            <w:r>
-              <w:rPr>
-                <w:rFonts w:ascii="Arial Narrow" w:hAnsi="Arial Narrow"/>
-              </w:rPr>
-              <w:t>}</w:t>
+              <w:t>${resorPoliceFullName}</w:t>
             </w:r>
             <w:r>
               <w:rPr>
                 <w:rFonts w:ascii="Arial Narrow" w:hAnsi="Arial Narrow"/>
               </w:rPr>
               <w:br/>
-              <w:t>${</w:t>
-            </w:r>
-            <w:proofErr w:type="spellStart"/>
-            <w:r>
-              <w:rPr>
-                <w:rFonts w:ascii="Arial Narrow" w:hAnsi="Arial Narrow"/>
-              </w:rPr>
-              <w:t>resorPoliceAddress</w:t>
-            </w:r>
-            <w:proofErr w:type="spellEnd"/>
-            <w:r>
-              <w:rPr>
-                <w:rFonts w:ascii="Arial Narrow" w:hAnsi="Arial Narrow"/>
-              </w:rPr>
-              <w:t>}</w:t>
+              <w:t>${resorPoliceAddress}</w:t>
             </w:r>
           </w:p>
         </w:tc>
@@ -212,7 +170,7 @@
           <w:noProof/>
         </w:rPr>
         <w:drawing>
-          <wp:inline distT="0" distB="0" distL="0" distR="0" wp14:anchorId="7944377A" wp14:editId="2BB75DE5">
+          <wp:inline distT="0" distB="0" distL="0" distR="0" wp14:anchorId="7944377A" wp14:editId="66B58704">
             <wp:extent cx="738127" cy="690404"/>
             <wp:effectExtent l="0" t="0" r="5080" b="0"/>
             <wp:docPr id="6" name="Picture 6"/>
@@ -419,15 +377,12 @@
                       <w:rFonts w:ascii="Arial Narrow" w:hAnsi="Arial Narrow"/>
                     </w:rPr>
                   </w:pPr>
-                  <w:proofErr w:type="spellStart"/>
-                  <w:proofErr w:type="gramStart"/>
                   <w:r>
                     <w:rPr>
                       <w:rFonts w:ascii="Arial Narrow" w:hAnsi="Arial Narrow"/>
                     </w:rPr>
                     <w:t>Nomor</w:t>
                   </w:r>
-                  <w:proofErr w:type="spellEnd"/>
                   <w:r>
                     <w:rPr>
                       <w:rFonts w:ascii="Arial Narrow" w:hAnsi="Arial Narrow"/>
@@ -440,7 +395,6 @@
                     </w:rPr>
                     <w:t>:</w:t>
                   </w:r>
-                  <w:proofErr w:type="gramEnd"/>
                   <w:r>
                     <w:rPr>
                       <w:rFonts w:ascii="Arial Narrow" w:hAnsi="Arial Narrow"/>
@@ -453,14 +407,12 @@
                     </w:rPr>
                     <w:t>${</w:t>
                   </w:r>
-                  <w:proofErr w:type="spellStart"/>
                   <w:r>
                     <w:rPr>
                       <w:rFonts w:ascii="Arial Narrow" w:hAnsi="Arial Narrow"/>
                     </w:rPr>
                     <w:t>documentNumber</w:t>
                   </w:r>
-                  <w:proofErr w:type="spellEnd"/>
                   <w:r>
                     <w:rPr>
                       <w:rFonts w:ascii="Arial Narrow" w:hAnsi="Arial Narrow"/>
@@ -510,14 +462,12 @@
                 <w:rFonts w:ascii="Arial Narrow" w:hAnsi="Arial Narrow"/>
               </w:rPr>
             </w:pPr>
-            <w:proofErr w:type="spellStart"/>
             <w:r>
               <w:rPr>
                 <w:rFonts w:ascii="Arial Narrow" w:hAnsi="Arial Narrow"/>
               </w:rPr>
               <w:t>Pertimbangan</w:t>
             </w:r>
-            <w:proofErr w:type="spellEnd"/>
           </w:p>
         </w:tc>
         <w:tc>
@@ -550,167 +500,138 @@
                 <w:rFonts w:ascii="Arial Narrow" w:hAnsi="Arial Narrow"/>
               </w:rPr>
             </w:pPr>
-            <w:proofErr w:type="spellStart"/>
             <w:r>
               <w:rPr>
                 <w:rFonts w:ascii="Arial Narrow" w:hAnsi="Arial Narrow"/>
               </w:rPr>
               <w:t>bahwa</w:t>
             </w:r>
-            <w:proofErr w:type="spellEnd"/>
-            <w:r>
-              <w:rPr>
-                <w:rFonts w:ascii="Arial Narrow" w:hAnsi="Arial Narrow"/>
-              </w:rPr>
-              <w:t xml:space="preserve"> </w:t>
-            </w:r>
-            <w:proofErr w:type="spellStart"/>
+            <w:r>
+              <w:rPr>
+                <w:rFonts w:ascii="Arial Narrow" w:hAnsi="Arial Narrow"/>
+              </w:rPr>
+              <w:t xml:space="preserve"> </w:t>
+            </w:r>
             <w:r>
               <w:rPr>
                 <w:rFonts w:ascii="Arial Narrow" w:hAnsi="Arial Narrow"/>
               </w:rPr>
               <w:t>dalam</w:t>
             </w:r>
-            <w:proofErr w:type="spellEnd"/>
-            <w:r>
-              <w:rPr>
-                <w:rFonts w:ascii="Arial Narrow" w:hAnsi="Arial Narrow"/>
-              </w:rPr>
-              <w:t xml:space="preserve"> </w:t>
-            </w:r>
-            <w:proofErr w:type="spellStart"/>
+            <w:r>
+              <w:rPr>
+                <w:rFonts w:ascii="Arial Narrow" w:hAnsi="Arial Narrow"/>
+              </w:rPr>
+              <w:t xml:space="preserve"> </w:t>
+            </w:r>
             <w:r>
               <w:rPr>
                 <w:rFonts w:ascii="Arial Narrow" w:hAnsi="Arial Narrow"/>
               </w:rPr>
               <w:t>rangka</w:t>
             </w:r>
-            <w:proofErr w:type="spellEnd"/>
-            <w:r>
-              <w:rPr>
-                <w:rFonts w:ascii="Arial Narrow" w:hAnsi="Arial Narrow"/>
-              </w:rPr>
-              <w:t xml:space="preserve"> </w:t>
-            </w:r>
-            <w:proofErr w:type="spellStart"/>
+            <w:r>
+              <w:rPr>
+                <w:rFonts w:ascii="Arial Narrow" w:hAnsi="Arial Narrow"/>
+              </w:rPr>
+              <w:t xml:space="preserve"> </w:t>
+            </w:r>
             <w:r>
               <w:rPr>
                 <w:rFonts w:ascii="Arial Narrow" w:hAnsi="Arial Narrow"/>
               </w:rPr>
               <w:t>kepentingan</w:t>
             </w:r>
-            <w:proofErr w:type="spellEnd"/>
-            <w:r>
-              <w:rPr>
-                <w:rFonts w:ascii="Arial Narrow" w:hAnsi="Arial Narrow"/>
-              </w:rPr>
-              <w:t xml:space="preserve"> </w:t>
-            </w:r>
-            <w:proofErr w:type="spellStart"/>
-            <w:r>
-              <w:rPr>
-                <w:rFonts w:ascii="Arial Narrow" w:hAnsi="Arial Narrow"/>
-              </w:rPr>
-              <w:t>penyidikan</w:t>
-            </w:r>
-            <w:proofErr w:type="spellEnd"/>
-            <w:r>
-              <w:rPr>
-                <w:rFonts w:ascii="Arial Narrow" w:hAnsi="Arial Narrow"/>
-              </w:rPr>
-              <w:t>,</w:t>
-            </w:r>
-            <w:r>
-              <w:rPr>
-                <w:rFonts w:ascii="Arial Narrow" w:hAnsi="Arial Narrow"/>
-              </w:rPr>
-              <w:t xml:space="preserve"> </w:t>
-            </w:r>
-            <w:proofErr w:type="spellStart"/>
+            <w:r>
+              <w:rPr>
+                <w:rFonts w:ascii="Arial Narrow" w:hAnsi="Arial Narrow"/>
+              </w:rPr>
+              <w:t xml:space="preserve"> </w:t>
+            </w:r>
+            <w:r>
+              <w:rPr>
+                <w:rFonts w:ascii="Arial Narrow" w:hAnsi="Arial Narrow"/>
+              </w:rPr>
+              <w:t>penyidikan,</w:t>
+            </w:r>
+            <w:r>
+              <w:rPr>
+                <w:rFonts w:ascii="Arial Narrow" w:hAnsi="Arial Narrow"/>
+              </w:rPr>
+              <w:t xml:space="preserve"> </w:t>
+            </w:r>
             <w:r>
               <w:rPr>
                 <w:rFonts w:ascii="Arial Narrow" w:hAnsi="Arial Narrow"/>
               </w:rPr>
               <w:t>setelah</w:t>
             </w:r>
-            <w:proofErr w:type="spellEnd"/>
-            <w:r>
-              <w:rPr>
-                <w:rFonts w:ascii="Arial Narrow" w:hAnsi="Arial Narrow"/>
-              </w:rPr>
-              <w:t xml:space="preserve"> </w:t>
-            </w:r>
-            <w:proofErr w:type="spellStart"/>
+            <w:r>
+              <w:rPr>
+                <w:rFonts w:ascii="Arial Narrow" w:hAnsi="Arial Narrow"/>
+              </w:rPr>
+              <w:t xml:space="preserve"> </w:t>
+            </w:r>
             <w:r>
               <w:rPr>
                 <w:rFonts w:ascii="Arial Narrow" w:hAnsi="Arial Narrow"/>
               </w:rPr>
               <w:t>dilakukan</w:t>
             </w:r>
-            <w:proofErr w:type="spellEnd"/>
-            <w:r>
-              <w:rPr>
-                <w:rFonts w:ascii="Arial Narrow" w:hAnsi="Arial Narrow"/>
-              </w:rPr>
-              <w:t xml:space="preserve"> </w:t>
-            </w:r>
-            <w:proofErr w:type="spellStart"/>
+            <w:r>
+              <w:rPr>
+                <w:rFonts w:ascii="Arial Narrow" w:hAnsi="Arial Narrow"/>
+              </w:rPr>
+              <w:t xml:space="preserve"> </w:t>
+            </w:r>
             <w:r>
               <w:rPr>
                 <w:rFonts w:ascii="Arial Narrow" w:hAnsi="Arial Narrow"/>
               </w:rPr>
               <w:t>pemeriksaan</w:t>
             </w:r>
-            <w:proofErr w:type="spellEnd"/>
-            <w:r>
-              <w:rPr>
-                <w:rFonts w:ascii="Arial Narrow" w:hAnsi="Arial Narrow"/>
-              </w:rPr>
-              <w:t xml:space="preserve"> </w:t>
-            </w:r>
-            <w:proofErr w:type="spellStart"/>
+            <w:r>
+              <w:rPr>
+                <w:rFonts w:ascii="Arial Narrow" w:hAnsi="Arial Narrow"/>
+              </w:rPr>
+              <w:t xml:space="preserve"> </w:t>
+            </w:r>
             <w:r>
               <w:rPr>
                 <w:rFonts w:ascii="Arial Narrow" w:hAnsi="Arial Narrow"/>
               </w:rPr>
               <w:t>terdapat</w:t>
             </w:r>
-            <w:proofErr w:type="spellEnd"/>
-            <w:r>
-              <w:rPr>
-                <w:rFonts w:ascii="Arial Narrow" w:hAnsi="Arial Narrow"/>
-              </w:rPr>
-              <w:t xml:space="preserve"> </w:t>
-            </w:r>
-            <w:proofErr w:type="spellStart"/>
+            <w:r>
+              <w:rPr>
+                <w:rFonts w:ascii="Arial Narrow" w:hAnsi="Arial Narrow"/>
+              </w:rPr>
+              <w:t xml:space="preserve"> </w:t>
+            </w:r>
             <w:r>
               <w:rPr>
                 <w:rFonts w:ascii="Arial Narrow" w:hAnsi="Arial Narrow"/>
               </w:rPr>
               <w:t>cukup</w:t>
             </w:r>
-            <w:proofErr w:type="spellEnd"/>
-            <w:r>
-              <w:rPr>
-                <w:rFonts w:ascii="Arial Narrow" w:hAnsi="Arial Narrow"/>
-              </w:rPr>
-              <w:t xml:space="preserve"> </w:t>
-            </w:r>
-            <w:proofErr w:type="spellStart"/>
+            <w:r>
+              <w:rPr>
+                <w:rFonts w:ascii="Arial Narrow" w:hAnsi="Arial Narrow"/>
+              </w:rPr>
+              <w:t xml:space="preserve"> </w:t>
+            </w:r>
             <w:r>
               <w:rPr>
                 <w:rFonts w:ascii="Arial Narrow" w:hAnsi="Arial Narrow"/>
               </w:rPr>
               <w:t>bukti</w:t>
             </w:r>
-            <w:proofErr w:type="spellEnd"/>
-            <w:r>
-              <w:rPr>
-                <w:rFonts w:ascii="Arial Narrow" w:hAnsi="Arial Narrow"/>
-              </w:rPr>
-              <w:t xml:space="preserve"> </w:t>
-            </w:r>
-            <w:proofErr w:type="spellStart"/>
+            <w:r>
+              <w:rPr>
+                <w:rFonts w:ascii="Arial Narrow" w:hAnsi="Arial Narrow"/>
+              </w:rPr>
+              <w:t xml:space="preserve"> </w:t>
+            </w:r>
             <w:r>
               <w:rPr>
                 <w:rFonts w:ascii="Arial Narrow" w:hAnsi="Arial Narrow"/>
@@ -723,63 +644,54 @@
               </w:rPr>
               <w:t>sangka</w:t>
             </w:r>
-            <w:proofErr w:type="spellEnd"/>
-            <w:r>
-              <w:rPr>
-                <w:rFonts w:ascii="Arial Narrow" w:hAnsi="Arial Narrow"/>
-              </w:rPr>
-              <w:t xml:space="preserve"> </w:t>
-            </w:r>
-            <w:proofErr w:type="spellStart"/>
+            <w:r>
+              <w:rPr>
+                <w:rFonts w:ascii="Arial Narrow" w:hAnsi="Arial Narrow"/>
+              </w:rPr>
+              <w:t xml:space="preserve"> </w:t>
+            </w:r>
             <w:r>
               <w:rPr>
                 <w:rFonts w:ascii="Arial Narrow" w:hAnsi="Arial Narrow"/>
               </w:rPr>
               <w:t>diduga</w:t>
             </w:r>
-            <w:proofErr w:type="spellEnd"/>
-            <w:r>
-              <w:rPr>
-                <w:rFonts w:ascii="Arial Narrow" w:hAnsi="Arial Narrow"/>
-              </w:rPr>
-              <w:t xml:space="preserve"> </w:t>
-            </w:r>
-            <w:proofErr w:type="spellStart"/>
+            <w:r>
+              <w:rPr>
+                <w:rFonts w:ascii="Arial Narrow" w:hAnsi="Arial Narrow"/>
+              </w:rPr>
+              <w:t xml:space="preserve"> </w:t>
+            </w:r>
             <w:r>
               <w:rPr>
                 <w:rFonts w:ascii="Arial Narrow" w:hAnsi="Arial Narrow"/>
               </w:rPr>
               <w:t>melakukan</w:t>
             </w:r>
-            <w:proofErr w:type="spellEnd"/>
-            <w:r>
-              <w:rPr>
-                <w:rFonts w:ascii="Arial Narrow" w:hAnsi="Arial Narrow"/>
-              </w:rPr>
-              <w:t xml:space="preserve"> </w:t>
-            </w:r>
-            <w:proofErr w:type="spellStart"/>
+            <w:r>
+              <w:rPr>
+                <w:rFonts w:ascii="Arial Narrow" w:hAnsi="Arial Narrow"/>
+              </w:rPr>
+              <w:t xml:space="preserve"> </w:t>
+            </w:r>
             <w:r>
               <w:rPr>
                 <w:rFonts w:ascii="Arial Narrow" w:hAnsi="Arial Narrow"/>
               </w:rPr>
               <w:t>tindak</w:t>
             </w:r>
-            <w:proofErr w:type="spellEnd"/>
-            <w:r>
-              <w:rPr>
-                <w:rFonts w:ascii="Arial Narrow" w:hAnsi="Arial Narrow"/>
-              </w:rPr>
-              <w:t xml:space="preserve"> </w:t>
-            </w:r>
-            <w:proofErr w:type="spellStart"/>
+            <w:r>
+              <w:rPr>
+                <w:rFonts w:ascii="Arial Narrow" w:hAnsi="Arial Narrow"/>
+              </w:rPr>
+              <w:t xml:space="preserve"> </w:t>
+            </w:r>
             <w:r>
               <w:rPr>
                 <w:rFonts w:ascii="Arial Narrow" w:hAnsi="Arial Narrow"/>
               </w:rPr>
               <w:t>pidana</w:t>
             </w:r>
-            <w:proofErr w:type="spellEnd"/>
             <w:r>
               <w:rPr>
                 <w:rFonts w:ascii="Arial Narrow" w:hAnsi="Arial Narrow"/>
@@ -798,188 +710,132 @@
               </w:rPr>
               <w:t xml:space="preserve"> </w:t>
             </w:r>
-            <w:proofErr w:type="spellStart"/>
             <w:r>
               <w:rPr>
                 <w:rFonts w:ascii="Arial Narrow" w:hAnsi="Arial Narrow"/>
               </w:rPr>
               <w:t>telah</w:t>
             </w:r>
-            <w:proofErr w:type="spellEnd"/>
-            <w:r>
-              <w:rPr>
-                <w:rFonts w:ascii="Arial Narrow" w:hAnsi="Arial Narrow"/>
-              </w:rPr>
-              <w:t xml:space="preserve"> </w:t>
-            </w:r>
-            <w:proofErr w:type="spellStart"/>
+            <w:r>
+              <w:rPr>
+                <w:rFonts w:ascii="Arial Narrow" w:hAnsi="Arial Narrow"/>
+              </w:rPr>
+              <w:t xml:space="preserve"> </w:t>
+            </w:r>
             <w:r>
               <w:rPr>
                 <w:rFonts w:ascii="Arial Narrow" w:hAnsi="Arial Narrow"/>
               </w:rPr>
               <w:t>dikenakan</w:t>
             </w:r>
-            <w:proofErr w:type="spellEnd"/>
-            <w:r>
-              <w:rPr>
-                <w:rFonts w:ascii="Arial Narrow" w:hAnsi="Arial Narrow"/>
-              </w:rPr>
-              <w:t xml:space="preserve"> </w:t>
-            </w:r>
-            <w:proofErr w:type="spellStart"/>
-            <w:r>
-              <w:rPr>
-                <w:rFonts w:ascii="Arial Narrow" w:hAnsi="Arial Narrow"/>
-              </w:rPr>
-              <w:t>penahanan</w:t>
-            </w:r>
-            <w:proofErr w:type="spellEnd"/>
-            <w:r>
-              <w:rPr>
-                <w:rFonts w:ascii="Arial Narrow" w:hAnsi="Arial Narrow"/>
-              </w:rPr>
-              <w:t>,</w:t>
-            </w:r>
-            <w:r>
-              <w:rPr>
-                <w:rFonts w:ascii="Arial Narrow" w:hAnsi="Arial Narrow"/>
-              </w:rPr>
-              <w:t xml:space="preserve"> </w:t>
-            </w:r>
-            <w:proofErr w:type="spellStart"/>
+            <w:r>
+              <w:rPr>
+                <w:rFonts w:ascii="Arial Narrow" w:hAnsi="Arial Narrow"/>
+              </w:rPr>
+              <w:t xml:space="preserve"> </w:t>
+            </w:r>
+            <w:r>
+              <w:rPr>
+                <w:rFonts w:ascii="Arial Narrow" w:hAnsi="Arial Narrow"/>
+              </w:rPr>
+              <w:t>penahanan,</w:t>
+            </w:r>
+            <w:r>
+              <w:rPr>
+                <w:rFonts w:ascii="Arial Narrow" w:hAnsi="Arial Narrow"/>
+              </w:rPr>
+              <w:t xml:space="preserve"> </w:t>
+            </w:r>
             <w:r>
               <w:rPr>
                 <w:rFonts w:ascii="Arial Narrow" w:hAnsi="Arial Narrow"/>
               </w:rPr>
               <w:t>akan</w:t>
             </w:r>
-            <w:proofErr w:type="spellEnd"/>
-            <w:r>
-              <w:rPr>
-                <w:rFonts w:ascii="Arial Narrow" w:hAnsi="Arial Narrow"/>
-              </w:rPr>
-              <w:t xml:space="preserve"> </w:t>
-            </w:r>
-            <w:proofErr w:type="spellStart"/>
+            <w:r>
+              <w:rPr>
+                <w:rFonts w:ascii="Arial Narrow" w:hAnsi="Arial Narrow"/>
+              </w:rPr>
+              <w:t xml:space="preserve"> </w:t>
+            </w:r>
             <w:r>
               <w:rPr>
                 <w:rFonts w:ascii="Arial Narrow" w:hAnsi="Arial Narrow"/>
               </w:rPr>
               <w:t>tetapi</w:t>
             </w:r>
-            <w:proofErr w:type="spellEnd"/>
-            <w:r>
-              <w:rPr>
-                <w:rFonts w:ascii="Arial Narrow" w:hAnsi="Arial Narrow"/>
-              </w:rPr>
-              <w:t xml:space="preserve"> </w:t>
-            </w:r>
-            <w:proofErr w:type="spellStart"/>
+            <w:r>
+              <w:rPr>
+                <w:rFonts w:ascii="Arial Narrow" w:hAnsi="Arial Narrow"/>
+              </w:rPr>
+              <w:t xml:space="preserve"> </w:t>
+            </w:r>
             <w:r>
               <w:rPr>
                 <w:rFonts w:ascii="Arial Narrow" w:hAnsi="Arial Narrow"/>
               </w:rPr>
               <w:t>dengan</w:t>
             </w:r>
-            <w:proofErr w:type="spellEnd"/>
-            <w:r>
-              <w:rPr>
-                <w:rFonts w:ascii="Arial Narrow" w:hAnsi="Arial Narrow"/>
-              </w:rPr>
-              <w:t xml:space="preserve"> </w:t>
-            </w:r>
-            <w:proofErr w:type="spellStart"/>
+            <w:r>
+              <w:rPr>
+                <w:rFonts w:ascii="Arial Narrow" w:hAnsi="Arial Narrow"/>
+              </w:rPr>
+              <w:t xml:space="preserve"> </w:t>
+            </w:r>
             <w:r>
               <w:rPr>
                 <w:rFonts w:ascii="Arial Narrow" w:hAnsi="Arial Narrow"/>
               </w:rPr>
               <w:t>mempertimbangkan</w:t>
             </w:r>
-            <w:proofErr w:type="spellEnd"/>
-            <w:r>
-              <w:rPr>
-                <w:rFonts w:ascii="Arial Narrow" w:hAnsi="Arial Narrow"/>
-              </w:rPr>
-              <w:t xml:space="preserve"> </w:t>
-            </w:r>
-            <w:proofErr w:type="spellStart"/>
+            <w:r>
+              <w:rPr>
+                <w:rFonts w:ascii="Arial Narrow" w:hAnsi="Arial Narrow"/>
+              </w:rPr>
+              <w:t xml:space="preserve"> </w:t>
+            </w:r>
             <w:r>
               <w:rPr>
                 <w:rFonts w:ascii="Arial Narrow" w:hAnsi="Arial Narrow"/>
               </w:rPr>
               <w:t>permohonan</w:t>
             </w:r>
-            <w:proofErr w:type="spellEnd"/>
-            <w:r>
-              <w:rPr>
-                <w:rFonts w:ascii="Arial Narrow" w:hAnsi="Arial Narrow"/>
-              </w:rPr>
-              <w:t xml:space="preserve"> </w:t>
-            </w:r>
-            <w:proofErr w:type="spellStart"/>
+            <w:r>
+              <w:rPr>
+                <w:rFonts w:ascii="Arial Narrow" w:hAnsi="Arial Narrow"/>
+              </w:rPr>
+              <w:t xml:space="preserve"> </w:t>
+            </w:r>
+            <w:r>
+              <w:rPr>
+                <w:rFonts w:ascii="Arial Narrow" w:hAnsi="Arial Narrow"/>
+              </w:rPr>
+              <w:t>tersangka/kuasa</w:t>
+            </w:r>
+            <w:r>
+              <w:rPr>
+                <w:rFonts w:ascii="Arial Narrow" w:hAnsi="Arial Narrow"/>
+              </w:rPr>
+              <w:t xml:space="preserve"> </w:t>
+            </w:r>
+            <w:r>
+              <w:rPr>
+                <w:rFonts w:ascii="Arial Narrow" w:hAnsi="Arial Narrow"/>
+              </w:rPr>
+              <w:t>hukum/keluarga</w:t>
+            </w:r>
+            <w:r>
+              <w:rPr>
+                <w:rFonts w:ascii="Arial Narrow" w:hAnsi="Arial Narrow"/>
+              </w:rPr>
+              <w:t xml:space="preserve"> </w:t>
+            </w:r>
             <w:r>
               <w:rPr>
                 <w:rFonts w:ascii="Arial Narrow" w:hAnsi="Arial Narrow"/>
               </w:rPr>
               <w:t>tersangka</w:t>
             </w:r>
-            <w:proofErr w:type="spellEnd"/>
-            <w:r>
-              <w:rPr>
-                <w:rFonts w:ascii="Arial Narrow" w:hAnsi="Arial Narrow"/>
-              </w:rPr>
-              <w:t>/</w:t>
-            </w:r>
-            <w:proofErr w:type="spellStart"/>
-            <w:r>
-              <w:rPr>
-                <w:rFonts w:ascii="Arial Narrow" w:hAnsi="Arial Narrow"/>
-              </w:rPr>
-              <w:t>kuasa</w:t>
-            </w:r>
-            <w:proofErr w:type="spellEnd"/>
-            <w:r>
-              <w:rPr>
-                <w:rFonts w:ascii="Arial Narrow" w:hAnsi="Arial Narrow"/>
-              </w:rPr>
-              <w:t xml:space="preserve"> </w:t>
-            </w:r>
-            <w:proofErr w:type="spellStart"/>
-            <w:r>
-              <w:rPr>
-                <w:rFonts w:ascii="Arial Narrow" w:hAnsi="Arial Narrow"/>
-              </w:rPr>
-              <w:t>hukum</w:t>
-            </w:r>
-            <w:proofErr w:type="spellEnd"/>
-            <w:r>
-              <w:rPr>
-                <w:rFonts w:ascii="Arial Narrow" w:hAnsi="Arial Narrow"/>
-              </w:rPr>
-              <w:t>/</w:t>
-            </w:r>
-            <w:proofErr w:type="spellStart"/>
-            <w:r>
-              <w:rPr>
-                <w:rFonts w:ascii="Arial Narrow" w:hAnsi="Arial Narrow"/>
-              </w:rPr>
-              <w:t>keluarga</w:t>
-            </w:r>
-            <w:proofErr w:type="spellEnd"/>
-            <w:r>
-              <w:rPr>
-                <w:rFonts w:ascii="Arial Narrow" w:hAnsi="Arial Narrow"/>
-              </w:rPr>
-              <w:t xml:space="preserve"> </w:t>
-            </w:r>
-            <w:proofErr w:type="spellStart"/>
-            <w:r>
-              <w:rPr>
-                <w:rFonts w:ascii="Arial Narrow" w:hAnsi="Arial Narrow"/>
-              </w:rPr>
-              <w:t>tersangka</w:t>
-            </w:r>
-            <w:proofErr w:type="spellEnd"/>
             <w:r>
               <w:rPr>
                 <w:rFonts w:ascii="Arial Narrow" w:hAnsi="Arial Narrow"/>
@@ -998,28 +854,24 @@
               </w:rPr>
               <w:t xml:space="preserve"> </w:t>
             </w:r>
-            <w:proofErr w:type="spellStart"/>
             <w:r>
               <w:rPr>
                 <w:rFonts w:ascii="Arial Narrow" w:hAnsi="Arial Narrow"/>
               </w:rPr>
               <w:t>memperhatikan</w:t>
             </w:r>
-            <w:proofErr w:type="spellEnd"/>
-            <w:r>
-              <w:rPr>
-                <w:rFonts w:ascii="Arial Narrow" w:hAnsi="Arial Narrow"/>
-              </w:rPr>
-              <w:t xml:space="preserve"> </w:t>
-            </w:r>
-            <w:proofErr w:type="spellStart"/>
+            <w:r>
+              <w:rPr>
+                <w:rFonts w:ascii="Arial Narrow" w:hAnsi="Arial Narrow"/>
+              </w:rPr>
+              <w:t xml:space="preserve"> </w:t>
+            </w:r>
             <w:r>
               <w:rPr>
                 <w:rFonts w:ascii="Arial Narrow" w:hAnsi="Arial Narrow"/>
               </w:rPr>
               <w:t>syarat-syarat</w:t>
             </w:r>
-            <w:proofErr w:type="spellEnd"/>
             <w:r>
               <w:rPr>
                 <w:rFonts w:ascii="Arial Narrow" w:hAnsi="Arial Narrow"/>
@@ -1038,109 +890,83 @@
               </w:rPr>
               <w:t xml:space="preserve"> </w:t>
             </w:r>
-            <w:proofErr w:type="spellStart"/>
             <w:r>
               <w:rPr>
                 <w:rFonts w:ascii="Arial Narrow" w:hAnsi="Arial Narrow"/>
               </w:rPr>
               <w:t>ditentukan</w:t>
             </w:r>
-            <w:proofErr w:type="spellEnd"/>
-            <w:r>
-              <w:rPr>
-                <w:rFonts w:ascii="Arial Narrow" w:hAnsi="Arial Narrow"/>
-              </w:rPr>
-              <w:t xml:space="preserve"> </w:t>
-            </w:r>
-            <w:proofErr w:type="spellStart"/>
-            <w:r>
-              <w:rPr>
-                <w:rFonts w:ascii="Arial Narrow" w:hAnsi="Arial Narrow"/>
-              </w:rPr>
-              <w:t>undang-undang</w:t>
-            </w:r>
-            <w:proofErr w:type="spellEnd"/>
-            <w:r>
-              <w:rPr>
-                <w:rFonts w:ascii="Arial Narrow" w:hAnsi="Arial Narrow"/>
-              </w:rPr>
-              <w:t>,</w:t>
-            </w:r>
-            <w:r>
-              <w:rPr>
-                <w:rFonts w:ascii="Arial Narrow" w:hAnsi="Arial Narrow"/>
-              </w:rPr>
-              <w:t xml:space="preserve"> </w:t>
-            </w:r>
-            <w:proofErr w:type="spellStart"/>
+            <w:r>
+              <w:rPr>
+                <w:rFonts w:ascii="Arial Narrow" w:hAnsi="Arial Narrow"/>
+              </w:rPr>
+              <w:t xml:space="preserve"> </w:t>
+            </w:r>
+            <w:r>
+              <w:rPr>
+                <w:rFonts w:ascii="Arial Narrow" w:hAnsi="Arial Narrow"/>
+              </w:rPr>
+              <w:t>undang-undang,</w:t>
+            </w:r>
+            <w:r>
+              <w:rPr>
+                <w:rFonts w:ascii="Arial Narrow" w:hAnsi="Arial Narrow"/>
+              </w:rPr>
+              <w:t xml:space="preserve"> </w:t>
+            </w:r>
             <w:r>
               <w:rPr>
                 <w:rFonts w:ascii="Arial Narrow" w:hAnsi="Arial Narrow"/>
               </w:rPr>
               <w:t>dipandang</w:t>
             </w:r>
-            <w:proofErr w:type="spellEnd"/>
-            <w:r>
-              <w:rPr>
-                <w:rFonts w:ascii="Arial Narrow" w:hAnsi="Arial Narrow"/>
-              </w:rPr>
-              <w:t xml:space="preserve"> </w:t>
-            </w:r>
-            <w:proofErr w:type="spellStart"/>
+            <w:r>
+              <w:rPr>
+                <w:rFonts w:ascii="Arial Narrow" w:hAnsi="Arial Narrow"/>
+              </w:rPr>
+              <w:t xml:space="preserve"> </w:t>
+            </w:r>
             <w:r>
               <w:rPr>
                 <w:rFonts w:ascii="Arial Narrow" w:hAnsi="Arial Narrow"/>
               </w:rPr>
               <w:t>perlu</w:t>
             </w:r>
-            <w:proofErr w:type="spellEnd"/>
-            <w:r>
-              <w:rPr>
-                <w:rFonts w:ascii="Arial Narrow" w:hAnsi="Arial Narrow"/>
-              </w:rPr>
-              <w:t xml:space="preserve"> </w:t>
-            </w:r>
-            <w:proofErr w:type="spellStart"/>
+            <w:r>
+              <w:rPr>
+                <w:rFonts w:ascii="Arial Narrow" w:hAnsi="Arial Narrow"/>
+              </w:rPr>
+              <w:t xml:space="preserve"> </w:t>
+            </w:r>
             <w:r>
               <w:rPr>
                 <w:rFonts w:ascii="Arial Narrow" w:hAnsi="Arial Narrow"/>
               </w:rPr>
               <w:t>mengeluarkan</w:t>
             </w:r>
-            <w:proofErr w:type="spellEnd"/>
-            <w:r>
-              <w:rPr>
-                <w:rFonts w:ascii="Arial Narrow" w:hAnsi="Arial Narrow"/>
-              </w:rPr>
-              <w:t xml:space="preserve"> </w:t>
-            </w:r>
-            <w:proofErr w:type="spellStart"/>
+            <w:r>
+              <w:rPr>
+                <w:rFonts w:ascii="Arial Narrow" w:hAnsi="Arial Narrow"/>
+              </w:rPr>
+              <w:t xml:space="preserve"> </w:t>
+            </w:r>
             <w:r>
               <w:rPr>
                 <w:rFonts w:ascii="Arial Narrow" w:hAnsi="Arial Narrow"/>
               </w:rPr>
               <w:t>surat</w:t>
             </w:r>
-            <w:proofErr w:type="spellEnd"/>
-            <w:r>
-              <w:rPr>
-                <w:rFonts w:ascii="Arial Narrow" w:hAnsi="Arial Narrow"/>
-              </w:rPr>
-              <w:t xml:space="preserve"> </w:t>
-            </w:r>
-            <w:proofErr w:type="spellStart"/>
-            <w:r>
-              <w:rPr>
-                <w:rFonts w:ascii="Arial Narrow" w:hAnsi="Arial Narrow"/>
-              </w:rPr>
-              <w:t>perintah</w:t>
-            </w:r>
-            <w:proofErr w:type="spellEnd"/>
-            <w:r>
-              <w:rPr>
-                <w:rFonts w:ascii="Arial Narrow" w:hAnsi="Arial Narrow"/>
-              </w:rPr>
-              <w:t>.</w:t>
+            <w:r>
+              <w:rPr>
+                <w:rFonts w:ascii="Arial Narrow" w:hAnsi="Arial Narrow"/>
+              </w:rPr>
+              <w:t xml:space="preserve"> </w:t>
+            </w:r>
+            <w:r>
+              <w:rPr>
+                <w:rFonts w:ascii="Arial Narrow" w:hAnsi="Arial Narrow"/>
+              </w:rPr>
+              <w:t>perintah.</w:t>
             </w:r>
           </w:p>
         </w:tc>
@@ -1236,28 +1062,24 @@
                 <w:rFonts w:ascii="Arial Narrow" w:hAnsi="Arial Narrow"/>
               </w:rPr>
             </w:pPr>
-            <w:proofErr w:type="spellStart"/>
             <w:r>
               <w:rPr>
                 <w:rFonts w:ascii="Arial Narrow" w:hAnsi="Arial Narrow"/>
               </w:rPr>
               <w:t>Undang-Undang</w:t>
             </w:r>
-            <w:proofErr w:type="spellEnd"/>
-            <w:r>
-              <w:rPr>
-                <w:rFonts w:ascii="Arial Narrow" w:hAnsi="Arial Narrow"/>
-              </w:rPr>
-              <w:t xml:space="preserve"> </w:t>
-            </w:r>
-            <w:proofErr w:type="spellStart"/>
+            <w:r>
+              <w:rPr>
+                <w:rFonts w:ascii="Arial Narrow" w:hAnsi="Arial Narrow"/>
+              </w:rPr>
+              <w:t xml:space="preserve"> </w:t>
+            </w:r>
             <w:r>
               <w:rPr>
                 <w:rFonts w:ascii="Arial Narrow" w:hAnsi="Arial Narrow"/>
               </w:rPr>
               <w:t>Nomor</w:t>
             </w:r>
-            <w:proofErr w:type="spellEnd"/>
             <w:r>
               <w:rPr>
                 <w:rFonts w:ascii="Arial Narrow" w:hAnsi="Arial Narrow"/>
@@ -1276,14 +1098,12 @@
               </w:rPr>
               <w:t xml:space="preserve"> </w:t>
             </w:r>
-            <w:proofErr w:type="spellStart"/>
             <w:r>
               <w:rPr>
                 <w:rFonts w:ascii="Arial Narrow" w:hAnsi="Arial Narrow"/>
               </w:rPr>
               <w:t>Tahun</w:t>
             </w:r>
-            <w:proofErr w:type="spellEnd"/>
             <w:r>
               <w:rPr>
                 <w:rFonts w:ascii="Arial Narrow" w:hAnsi="Arial Narrow"/>
@@ -1302,28 +1122,24 @@
               </w:rPr>
               <w:t xml:space="preserve"> </w:t>
             </w:r>
-            <w:proofErr w:type="spellStart"/>
             <w:r>
               <w:rPr>
                 <w:rFonts w:ascii="Arial Narrow" w:hAnsi="Arial Narrow"/>
               </w:rPr>
               <w:t>tentang</w:t>
             </w:r>
-            <w:proofErr w:type="spellEnd"/>
-            <w:r>
-              <w:rPr>
-                <w:rFonts w:ascii="Arial Narrow" w:hAnsi="Arial Narrow"/>
-              </w:rPr>
-              <w:t xml:space="preserve"> </w:t>
-            </w:r>
-            <w:proofErr w:type="spellStart"/>
+            <w:r>
+              <w:rPr>
+                <w:rFonts w:ascii="Arial Narrow" w:hAnsi="Arial Narrow"/>
+              </w:rPr>
+              <w:t xml:space="preserve"> </w:t>
+            </w:r>
             <w:r>
               <w:rPr>
                 <w:rFonts w:ascii="Arial Narrow" w:hAnsi="Arial Narrow"/>
               </w:rPr>
               <w:t>Kepolisian</w:t>
             </w:r>
-            <w:proofErr w:type="spellEnd"/>
             <w:r>
               <w:rPr>
                 <w:rFonts w:ascii="Arial Narrow" w:hAnsi="Arial Narrow"/>
@@ -1478,28 +1294,24 @@
               </w:rPr>
               <w:t xml:space="preserve"> </w:t>
             </w:r>
-            <w:proofErr w:type="spellStart"/>
             <w:r>
               <w:rPr>
                 <w:rFonts w:ascii="Arial Narrow" w:hAnsi="Arial Narrow"/>
               </w:rPr>
               <w:t>Undang-undang</w:t>
             </w:r>
-            <w:proofErr w:type="spellEnd"/>
-            <w:r>
-              <w:rPr>
-                <w:rFonts w:ascii="Arial Narrow" w:hAnsi="Arial Narrow"/>
-              </w:rPr>
-              <w:t xml:space="preserve"> </w:t>
-            </w:r>
-            <w:proofErr w:type="spellStart"/>
+            <w:r>
+              <w:rPr>
+                <w:rFonts w:ascii="Arial Narrow" w:hAnsi="Arial Narrow"/>
+              </w:rPr>
+              <w:t xml:space="preserve"> </w:t>
+            </w:r>
             <w:r>
               <w:rPr>
                 <w:rFonts w:ascii="Arial Narrow" w:hAnsi="Arial Narrow"/>
               </w:rPr>
               <w:t>Nomor</w:t>
             </w:r>
-            <w:proofErr w:type="spellEnd"/>
             <w:r>
               <w:rPr>
                 <w:rFonts w:ascii="Arial Narrow" w:hAnsi="Arial Narrow"/>
@@ -1518,14 +1330,12 @@
               </w:rPr>
               <w:t xml:space="preserve"> </w:t>
             </w:r>
-            <w:proofErr w:type="spellStart"/>
             <w:r>
               <w:rPr>
                 <w:rFonts w:ascii="Arial Narrow" w:hAnsi="Arial Narrow"/>
               </w:rPr>
               <w:t>Tahun</w:t>
             </w:r>
-            <w:proofErr w:type="spellEnd"/>
             <w:r>
               <w:rPr>
                 <w:rFonts w:ascii="Arial Narrow" w:hAnsi="Arial Narrow"/>
@@ -1544,14 +1354,12 @@
               </w:rPr>
               <w:t xml:space="preserve"> </w:t>
             </w:r>
-            <w:proofErr w:type="spellStart"/>
             <w:r>
               <w:rPr>
                 <w:rFonts w:ascii="Arial Narrow" w:hAnsi="Arial Narrow"/>
               </w:rPr>
               <w:t>tentang</w:t>
             </w:r>
-            <w:proofErr w:type="spellEnd"/>
             <w:r>
               <w:rPr>
                 <w:rFonts w:ascii="Arial Narrow" w:hAnsi="Arial Narrow"/>
@@ -1570,14 +1378,12 @@
               </w:rPr>
               <w:t xml:space="preserve"> </w:t>
             </w:r>
-            <w:proofErr w:type="spellStart"/>
             <w:r>
               <w:rPr>
                 <w:rFonts w:ascii="Arial Narrow" w:hAnsi="Arial Narrow"/>
               </w:rPr>
               <w:t>Undang-Undang</w:t>
             </w:r>
-            <w:proofErr w:type="spellEnd"/>
             <w:r>
               <w:rPr>
                 <w:rFonts w:ascii="Arial Narrow" w:hAnsi="Arial Narrow"/>
@@ -1596,19 +1402,11 @@
               </w:rPr>
               <w:t xml:space="preserve"> </w:t>
             </w:r>
-            <w:proofErr w:type="spellStart"/>
-            <w:r>
-              <w:rPr>
-                <w:rFonts w:ascii="Arial Narrow" w:hAnsi="Arial Narrow"/>
-              </w:rPr>
-              <w:t>Pidana</w:t>
-            </w:r>
-            <w:proofErr w:type="spellEnd"/>
-            <w:r>
-              <w:rPr>
-                <w:rFonts w:ascii="Arial Narrow" w:hAnsi="Arial Narrow"/>
-              </w:rPr>
-              <w:t>;</w:t>
+            <w:r>
+              <w:rPr>
+                <w:rFonts w:ascii="Arial Narrow" w:hAnsi="Arial Narrow"/>
+              </w:rPr>
+              <w:t>Pidana;</w:t>
             </w:r>
           </w:p>
         </w:tc>
@@ -1728,28 +1526,24 @@
               </w:rPr>
               <w:t xml:space="preserve"> </w:t>
             </w:r>
-            <w:proofErr w:type="spellStart"/>
             <w:r>
               <w:rPr>
                 <w:rFonts w:ascii="Arial Narrow" w:hAnsi="Arial Narrow"/>
               </w:rPr>
               <w:t>Undang-Undang</w:t>
             </w:r>
-            <w:proofErr w:type="spellEnd"/>
-            <w:r>
-              <w:rPr>
-                <w:rFonts w:ascii="Arial Narrow" w:hAnsi="Arial Narrow"/>
-              </w:rPr>
-              <w:t xml:space="preserve"> </w:t>
-            </w:r>
-            <w:proofErr w:type="spellStart"/>
+            <w:r>
+              <w:rPr>
+                <w:rFonts w:ascii="Arial Narrow" w:hAnsi="Arial Narrow"/>
+              </w:rPr>
+              <w:t xml:space="preserve"> </w:t>
+            </w:r>
             <w:r>
               <w:rPr>
                 <w:rFonts w:ascii="Arial Narrow" w:hAnsi="Arial Narrow"/>
               </w:rPr>
               <w:t>Nomor</w:t>
             </w:r>
-            <w:proofErr w:type="spellEnd"/>
             <w:r>
               <w:rPr>
                 <w:rFonts w:ascii="Arial Narrow" w:hAnsi="Arial Narrow"/>
@@ -1768,14 +1562,12 @@
               </w:rPr>
               <w:t xml:space="preserve"> </w:t>
             </w:r>
-            <w:proofErr w:type="spellStart"/>
             <w:r>
               <w:rPr>
                 <w:rFonts w:ascii="Arial Narrow" w:hAnsi="Arial Narrow"/>
               </w:rPr>
               <w:t>Tahun</w:t>
             </w:r>
-            <w:proofErr w:type="spellEnd"/>
             <w:r>
               <w:rPr>
                 <w:rFonts w:ascii="Arial Narrow" w:hAnsi="Arial Narrow"/>
@@ -1794,14 +1586,12 @@
               </w:rPr>
               <w:t xml:space="preserve"> </w:t>
             </w:r>
-            <w:proofErr w:type="spellStart"/>
             <w:r>
               <w:rPr>
                 <w:rFonts w:ascii="Arial Narrow" w:hAnsi="Arial Narrow"/>
               </w:rPr>
               <w:t>tentang</w:t>
             </w:r>
-            <w:proofErr w:type="spellEnd"/>
             <w:r>
               <w:rPr>
                 <w:rFonts w:ascii="Arial Narrow" w:hAnsi="Arial Narrow"/>
@@ -1820,14 +1610,12 @@
               </w:rPr>
               <w:t xml:space="preserve"> </w:t>
             </w:r>
-            <w:proofErr w:type="spellStart"/>
             <w:r>
               <w:rPr>
                 <w:rFonts w:ascii="Arial Narrow" w:hAnsi="Arial Narrow"/>
               </w:rPr>
               <w:t>Undang-Undang</w:t>
             </w:r>
-            <w:proofErr w:type="spellEnd"/>
             <w:r>
               <w:rPr>
                 <w:rFonts w:ascii="Arial Narrow" w:hAnsi="Arial Narrow"/>
@@ -1858,19 +1646,11 @@
               </w:rPr>
               <w:t xml:space="preserve"> </w:t>
             </w:r>
-            <w:proofErr w:type="spellStart"/>
-            <w:r>
-              <w:rPr>
-                <w:rFonts w:ascii="Arial Narrow" w:hAnsi="Arial Narrow"/>
-              </w:rPr>
-              <w:t>Pidana</w:t>
-            </w:r>
-            <w:proofErr w:type="spellEnd"/>
-            <w:r>
-              <w:rPr>
-                <w:rFonts w:ascii="Arial Narrow" w:hAnsi="Arial Narrow"/>
-              </w:rPr>
-              <w:t>;</w:t>
+            <w:r>
+              <w:rPr>
+                <w:rFonts w:ascii="Arial Narrow" w:hAnsi="Arial Narrow"/>
+              </w:rPr>
+              <w:t>Pidana;</w:t>
             </w:r>
           </w:p>
         </w:tc>
@@ -1934,14 +1714,7 @@
               <w:rPr>
                 <w:rFonts w:ascii="Arial Narrow" w:hAnsi="Arial Narrow"/>
               </w:rPr>
-              <w:t>(</w:t>
-            </w:r>
-            <w:proofErr w:type="spellStart"/>
-            <w:r>
-              <w:rPr>
-                <w:rFonts w:ascii="Arial Narrow" w:hAnsi="Arial Narrow"/>
-              </w:rPr>
-              <w:t>Perundang</w:t>
+              <w:t>(Perundang</w:t>
             </w:r>
             <w:r>
               <w:rPr>
@@ -1949,7 +1722,6 @@
               </w:rPr>
               <w:t>-undangan</w:t>
             </w:r>
-            <w:proofErr w:type="spellEnd"/>
             <w:r>
               <w:rPr>
                 <w:rFonts w:ascii="Arial Narrow" w:hAnsi="Arial Narrow"/>
@@ -1968,19 +1740,11 @@
               </w:rPr>
               <w:t xml:space="preserve"> </w:t>
             </w:r>
-            <w:proofErr w:type="spellStart"/>
-            <w:r>
-              <w:rPr>
-                <w:rFonts w:ascii="Arial Narrow" w:hAnsi="Arial Narrow"/>
-              </w:rPr>
-              <w:t>berkaitan</w:t>
-            </w:r>
-            <w:proofErr w:type="spellEnd"/>
-            <w:r>
-              <w:rPr>
-                <w:rFonts w:ascii="Arial Narrow" w:hAnsi="Arial Narrow"/>
-              </w:rPr>
-              <w:t>)</w:t>
+            <w:r>
+              <w:rPr>
+                <w:rFonts w:ascii="Arial Narrow" w:hAnsi="Arial Narrow"/>
+              </w:rPr>
+              <w:t>berkaitan)</w:t>
             </w:r>
           </w:p>
         </w:tc>
@@ -2040,14 +1804,12 @@
                 <w:rFonts w:ascii="Arial Narrow" w:hAnsi="Arial Narrow"/>
               </w:rPr>
             </w:pPr>
-            <w:proofErr w:type="spellStart"/>
             <w:r>
               <w:rPr>
                 <w:rFonts w:ascii="Arial Narrow" w:hAnsi="Arial Narrow"/>
               </w:rPr>
               <w:t>Laporan</w:t>
             </w:r>
-            <w:proofErr w:type="spellEnd"/>
             <w:r>
               <w:rPr>
                 <w:rFonts w:ascii="Arial Narrow" w:hAnsi="Arial Narrow"/>
@@ -2082,61 +1844,31 @@
               <w:rPr>
                 <w:rFonts w:ascii="Arial Narrow" w:hAnsi="Arial Narrow"/>
               </w:rPr>
-              <w:t>${</w:t>
-            </w:r>
-            <w:proofErr w:type="spellStart"/>
-            <w:r>
-              <w:rPr>
-                <w:rFonts w:ascii="Arial Narrow" w:hAnsi="Arial Narrow"/>
-              </w:rPr>
-              <w:t>accidentNumber</w:t>
-            </w:r>
-            <w:proofErr w:type="spellEnd"/>
-            <w:r>
-              <w:rPr>
-                <w:rFonts w:ascii="Arial Narrow" w:hAnsi="Arial Narrow"/>
-              </w:rPr>
-              <w:t>}</w:t>
-            </w:r>
-            <w:r>
-              <w:rPr>
-                <w:rFonts w:ascii="Arial Narrow" w:hAnsi="Arial Narrow"/>
-              </w:rPr>
-              <w:t xml:space="preserve"> </w:t>
-            </w:r>
-            <w:proofErr w:type="spellStart"/>
+              <w:t>${accidentNumber}</w:t>
+            </w:r>
+            <w:r>
+              <w:rPr>
+                <w:rFonts w:ascii="Arial Narrow" w:hAnsi="Arial Narrow"/>
+              </w:rPr>
+              <w:t xml:space="preserve"> </w:t>
+            </w:r>
             <w:r>
               <w:rPr>
                 <w:rFonts w:ascii="Arial Narrow" w:hAnsi="Arial Narrow"/>
               </w:rPr>
               <w:t>tanggal</w:t>
             </w:r>
-            <w:proofErr w:type="spellEnd"/>
-            <w:r>
-              <w:rPr>
-                <w:rFonts w:ascii="Arial Narrow" w:hAnsi="Arial Narrow"/>
-              </w:rPr>
-              <w:t xml:space="preserve"> </w:t>
-            </w:r>
-            <w:r>
-              <w:rPr>
-                <w:rFonts w:ascii="Arial Narrow" w:hAnsi="Arial Narrow"/>
-              </w:rPr>
-              <w:t>${</w:t>
-            </w:r>
-            <w:proofErr w:type="spellStart"/>
-            <w:r>
-              <w:rPr>
-                <w:rFonts w:ascii="Arial Narrow" w:hAnsi="Arial Narrow"/>
-              </w:rPr>
-              <w:t>accidentDate</w:t>
-            </w:r>
-            <w:proofErr w:type="spellEnd"/>
-            <w:r>
-              <w:rPr>
-                <w:rFonts w:ascii="Arial Narrow" w:hAnsi="Arial Narrow"/>
-              </w:rPr>
-              <w:t>};</w:t>
+            <w:r>
+              <w:rPr>
+                <w:rFonts w:ascii="Arial Narrow" w:hAnsi="Arial Narrow"/>
+              </w:rPr>
+              <w:t xml:space="preserve"> </w:t>
+            </w:r>
+            <w:r>
+              <w:rPr>
+                <w:rFonts w:ascii="Arial Narrow" w:hAnsi="Arial Narrow"/>
+              </w:rPr>
+              <w:t>${accidentDate};</w:t>
             </w:r>
           </w:p>
         </w:tc>
@@ -2208,89 +1940,35 @@
               </w:rPr>
               <w:t xml:space="preserve"> </w:t>
             </w:r>
-            <w:proofErr w:type="spellStart"/>
             <w:r>
               <w:rPr>
                 <w:rFonts w:ascii="Arial Narrow" w:hAnsi="Arial Narrow"/>
               </w:rPr>
               <w:t>Perintah</w:t>
             </w:r>
-            <w:proofErr w:type="spellEnd"/>
-            <w:r>
-              <w:rPr>
-                <w:rFonts w:ascii="Arial Narrow" w:hAnsi="Arial Narrow"/>
-              </w:rPr>
-              <w:t xml:space="preserve"> </w:t>
-            </w:r>
-            <w:proofErr w:type="spellStart"/>
+            <w:r>
+              <w:rPr>
+                <w:rFonts w:ascii="Arial Narrow" w:hAnsi="Arial Narrow"/>
+              </w:rPr>
+              <w:t xml:space="preserve"> </w:t>
+            </w:r>
             <w:r>
               <w:rPr>
                 <w:rFonts w:ascii="Arial Narrow" w:hAnsi="Arial Narrow"/>
               </w:rPr>
               <w:t>Penyidikan</w:t>
             </w:r>
-            <w:proofErr w:type="spellEnd"/>
-            <w:r>
-              <w:rPr>
-                <w:rFonts w:ascii="Arial Narrow" w:hAnsi="Arial Narrow"/>
-              </w:rPr>
-              <w:t xml:space="preserve"> </w:t>
-            </w:r>
-            <w:proofErr w:type="spellStart"/>
-            <w:r>
-              <w:rPr>
-                <w:rFonts w:ascii="Arial Narrow" w:hAnsi="Arial Narrow"/>
-              </w:rPr>
-              <w:t>Nomor</w:t>
-            </w:r>
-            <w:proofErr w:type="spellEnd"/>
-            <w:r>
-              <w:rPr>
-                <w:rFonts w:ascii="Arial Narrow" w:hAnsi="Arial Narrow"/>
-              </w:rPr>
-              <w:t>: ${</w:t>
-            </w:r>
-            <w:proofErr w:type="spellStart"/>
-            <w:r>
-              <w:rPr>
-                <w:rFonts w:ascii="Arial Narrow" w:hAnsi="Arial Narrow"/>
-              </w:rPr>
-              <w:t>suratPerintahPenyidikanDocumentNumber</w:t>
-            </w:r>
-            <w:proofErr w:type="spellEnd"/>
-            <w:r>
-              <w:rPr>
-                <w:rFonts w:ascii="Arial Narrow" w:hAnsi="Arial Narrow"/>
-              </w:rPr>
-              <w:t xml:space="preserve">} </w:t>
-            </w:r>
-            <w:proofErr w:type="spellStart"/>
-            <w:r>
-              <w:rPr>
-                <w:rFonts w:ascii="Arial Narrow" w:hAnsi="Arial Narrow"/>
-              </w:rPr>
-              <w:t>tanggal</w:t>
-            </w:r>
-            <w:proofErr w:type="spellEnd"/>
-            <w:r>
-              <w:rPr>
-                <w:rFonts w:ascii="Arial Narrow" w:hAnsi="Arial Narrow"/>
-              </w:rPr>
-              <w:t xml:space="preserve"> ${</w:t>
-            </w:r>
-            <w:proofErr w:type="spellStart"/>
-            <w:r>
-              <w:rPr>
-                <w:rFonts w:ascii="Arial Narrow" w:hAnsi="Arial Narrow"/>
-              </w:rPr>
-              <w:t>suratPerintahPenyidikanDocumentDate</w:t>
-            </w:r>
-            <w:proofErr w:type="spellEnd"/>
-            <w:r>
-              <w:rPr>
-                <w:rFonts w:ascii="Arial Narrow" w:hAnsi="Arial Narrow"/>
-              </w:rPr>
-              <w:t>}.</w:t>
+            <w:r>
+              <w:rPr>
+                <w:rFonts w:ascii="Arial Narrow" w:hAnsi="Arial Narrow"/>
+              </w:rPr>
+              <w:t xml:space="preserve"> </w:t>
+            </w:r>
+            <w:r>
+              <w:rPr>
+                <w:rFonts w:ascii="Arial Narrow" w:hAnsi="Arial Narrow"/>
+              </w:rPr>
+              <w:t>Nomor: ${suratPerintahPenyidikanDocumentNumber} tanggal ${suratPerintahPenyidikanDocumentDate}.</w:t>
             </w:r>
           </w:p>
         </w:tc>
@@ -2365,7 +2043,6 @@
               </w:rPr>
               <w:t xml:space="preserve"> </w:t>
             </w:r>
-            <w:proofErr w:type="spellStart"/>
             <w:r>
               <w:rPr>
                 <w:rFonts w:ascii="Arial Narrow" w:hAnsi="Arial Narrow"/>
@@ -2373,7 +2050,6 @@
               </w:rPr>
               <w:t>Ketetapan</w:t>
             </w:r>
-            <w:proofErr w:type="spellEnd"/>
             <w:r>
               <w:rPr>
                 <w:rFonts w:ascii="Arial Narrow" w:hAnsi="Arial Narrow"/>
@@ -2381,7 +2057,6 @@
               </w:rPr>
               <w:t xml:space="preserve"> </w:t>
             </w:r>
-            <w:proofErr w:type="spellStart"/>
             <w:r>
               <w:rPr>
                 <w:rFonts w:ascii="Arial Narrow" w:hAnsi="Arial Narrow"/>
@@ -2389,7 +2064,6 @@
               </w:rPr>
               <w:t>tentang</w:t>
             </w:r>
-            <w:proofErr w:type="spellEnd"/>
             <w:r>
               <w:rPr>
                 <w:rFonts w:ascii="Arial Narrow" w:hAnsi="Arial Narrow"/>
@@ -2397,7 +2071,6 @@
               </w:rPr>
               <w:t xml:space="preserve"> </w:t>
             </w:r>
-            <w:proofErr w:type="spellStart"/>
             <w:r>
               <w:rPr>
                 <w:rFonts w:ascii="Arial Narrow" w:hAnsi="Arial Narrow"/>
@@ -2405,7 +2078,6 @@
               </w:rPr>
               <w:t>Penetapan</w:t>
             </w:r>
-            <w:proofErr w:type="spellEnd"/>
             <w:r>
               <w:rPr>
                 <w:rFonts w:ascii="Arial Narrow" w:hAnsi="Arial Narrow"/>
@@ -2413,7 +2085,6 @@
               </w:rPr>
               <w:t xml:space="preserve"> </w:t>
             </w:r>
-            <w:proofErr w:type="spellStart"/>
             <w:r>
               <w:rPr>
                 <w:rFonts w:ascii="Arial Narrow" w:hAnsi="Arial Narrow"/>
@@ -2421,7 +2092,6 @@
               </w:rPr>
               <w:t>Tersangka</w:t>
             </w:r>
-            <w:proofErr w:type="spellEnd"/>
             <w:r>
               <w:rPr>
                 <w:rFonts w:ascii="Arial Narrow" w:hAnsi="Arial Narrow"/>
@@ -2429,131 +2099,62 @@
               </w:rPr>
               <w:t xml:space="preserve"> </w:t>
             </w:r>
-            <w:proofErr w:type="spellStart"/>
             <w:r>
               <w:rPr>
                 <w:rFonts w:ascii="Arial Narrow" w:hAnsi="Arial Narrow"/>
                 <w:lang w:val="en-ID"/>
               </w:rPr>
-              <w:t>Nomor</w:t>
-            </w:r>
-            <w:proofErr w:type="spellEnd"/>
+              <w:t>Nomor:</w:t>
+            </w:r>
             <w:r>
               <w:rPr>
                 <w:rFonts w:ascii="Arial Narrow" w:hAnsi="Arial Narrow"/>
                 <w:lang w:val="en-ID"/>
               </w:rPr>
-              <w:t>:</w:t>
-            </w:r>
-            <w:r>
-              <w:rPr>
-                <w:rFonts w:ascii="Arial Narrow" w:hAnsi="Arial Narrow"/>
-                <w:lang w:val="en-ID"/>
-              </w:rPr>
-              <w:t xml:space="preserve"> </w:t>
-            </w:r>
-            <w:r>
-              <w:rPr>
-                <w:rFonts w:ascii="Arial Narrow" w:hAnsi="Arial Narrow"/>
-              </w:rPr>
-              <w:t>${*</w:t>
-            </w:r>
-            <w:proofErr w:type="spellStart"/>
-            <w:r>
-              <w:rPr>
-                <w:rFonts w:ascii="Arial Narrow" w:hAnsi="Arial Narrow"/>
-              </w:rPr>
-              <w:t>nomor</w:t>
-            </w:r>
-            <w:proofErr w:type="spellEnd"/>
-            <w:r>
-              <w:rPr>
-                <w:rFonts w:ascii="Arial Narrow" w:hAnsi="Arial Narrow"/>
-              </w:rPr>
-              <w:t xml:space="preserve"> </w:t>
-            </w:r>
-            <w:proofErr w:type="spellStart"/>
-            <w:r>
-              <w:rPr>
-                <w:rFonts w:ascii="Arial Narrow" w:hAnsi="Arial Narrow"/>
-              </w:rPr>
-              <w:t>surat</w:t>
-            </w:r>
-            <w:proofErr w:type="spellEnd"/>
-            <w:r>
-              <w:rPr>
-                <w:rFonts w:ascii="Arial Narrow" w:hAnsi="Arial Narrow"/>
-              </w:rPr>
-              <w:t>*}</w:t>
-            </w:r>
-            <w:r>
-              <w:rPr>
-                <w:rFonts w:ascii="Arial Narrow" w:hAnsi="Arial Narrow"/>
-              </w:rPr>
-              <w:t xml:space="preserve"> </w:t>
-            </w:r>
-            <w:proofErr w:type="spellStart"/>
+              <w:t xml:space="preserve"> </w:t>
+            </w:r>
+            <w:r>
+              <w:rPr>
+                <w:rFonts w:ascii="Arial Narrow" w:hAnsi="Arial Narrow"/>
+              </w:rPr>
+              <w:t>${suratKetetapanPenetapanTersangkaDocumentNumber}</w:t>
+            </w:r>
+            <w:r>
+              <w:rPr>
+                <w:rFonts w:ascii="Arial Narrow" w:hAnsi="Arial Narrow"/>
+              </w:rPr>
+              <w:t xml:space="preserve"> </w:t>
+            </w:r>
             <w:r>
               <w:rPr>
                 <w:rFonts w:ascii="Arial Narrow" w:hAnsi="Arial Narrow"/>
               </w:rPr>
               <w:t>tanggal</w:t>
             </w:r>
-            <w:proofErr w:type="spellEnd"/>
-            <w:r>
-              <w:rPr>
-                <w:rFonts w:ascii="Arial Narrow" w:hAnsi="Arial Narrow"/>
-              </w:rPr>
-              <w:t xml:space="preserve"> </w:t>
-            </w:r>
-            <w:r>
-              <w:rPr>
-                <w:rFonts w:ascii="Arial Narrow" w:hAnsi="Arial Narrow"/>
-              </w:rPr>
-              <w:t>${</w:t>
-            </w:r>
-            <w:proofErr w:type="spellStart"/>
-            <w:r>
-              <w:rPr>
-                <w:rFonts w:ascii="Arial Narrow" w:hAnsi="Arial Narrow"/>
-              </w:rPr>
-              <w:t>tanggal</w:t>
-            </w:r>
-            <w:proofErr w:type="spellEnd"/>
-            <w:r>
-              <w:rPr>
-                <w:rFonts w:ascii="Arial Narrow" w:hAnsi="Arial Narrow"/>
-              </w:rPr>
-              <w:t xml:space="preserve"> </w:t>
-            </w:r>
-            <w:proofErr w:type="spellStart"/>
-            <w:r>
-              <w:rPr>
-                <w:rFonts w:ascii="Arial Narrow" w:hAnsi="Arial Narrow"/>
-              </w:rPr>
-              <w:t>surat</w:t>
-            </w:r>
-            <w:proofErr w:type="spellEnd"/>
-            <w:r>
-              <w:rPr>
-                <w:rFonts w:ascii="Arial Narrow" w:hAnsi="Arial Narrow"/>
-              </w:rPr>
-              <w:t>}</w:t>
-            </w:r>
-            <w:r>
-              <w:rPr>
-                <w:rFonts w:ascii="Arial Narrow" w:hAnsi="Arial Narrow"/>
-              </w:rPr>
-              <w:t xml:space="preserve"> </w:t>
-            </w:r>
-            <w:proofErr w:type="spellStart"/>
+            <w:r>
+              <w:rPr>
+                <w:rFonts w:ascii="Arial Narrow" w:hAnsi="Arial Narrow"/>
+              </w:rPr>
+              <w:t xml:space="preserve"> </w:t>
+            </w:r>
+            <w:r>
+              <w:rPr>
+                <w:rFonts w:ascii="Arial Narrow" w:hAnsi="Arial Narrow"/>
+              </w:rPr>
+              <w:t>${suratKetetapanPenetapanTersangkaDocumentDate}</w:t>
+            </w:r>
+            <w:r>
+              <w:rPr>
+                <w:rFonts w:ascii="Arial Narrow" w:hAnsi="Arial Narrow"/>
+              </w:rPr>
+              <w:t xml:space="preserve"> </w:t>
+            </w:r>
             <w:r>
               <w:rPr>
                 <w:rFonts w:ascii="Arial Narrow" w:hAnsi="Arial Narrow"/>
               </w:rPr>
               <w:t>atas</w:t>
             </w:r>
-            <w:proofErr w:type="spellEnd"/>
             <w:r>
               <w:rPr>
                 <w:rFonts w:ascii="Arial Narrow" w:hAnsi="Arial Narrow"/>
@@ -2584,19 +2185,11 @@
               </w:rPr>
               <w:t xml:space="preserve"> </w:t>
             </w:r>
-            <w:proofErr w:type="spellStart"/>
-            <w:r>
-              <w:rPr>
-                <w:rFonts w:ascii="Arial Narrow" w:hAnsi="Arial Narrow"/>
-              </w:rPr>
-              <w:t>tersangka</w:t>
-            </w:r>
-            <w:proofErr w:type="spellEnd"/>
-            <w:r>
-              <w:rPr>
-                <w:rFonts w:ascii="Arial Narrow" w:hAnsi="Arial Narrow"/>
-              </w:rPr>
-              <w:t>};</w:t>
+            <w:r>
+              <w:rPr>
+                <w:rFonts w:ascii="Arial Narrow" w:hAnsi="Arial Narrow"/>
+              </w:rPr>
+              <w:t>tersangka};</w:t>
             </w:r>
           </w:p>
         </w:tc>
@@ -2662,143 +2255,49 @@
                 <w:rFonts w:ascii="Arial Narrow" w:hAnsi="Arial Narrow"/>
                 <w:lang w:val="en-ID"/>
               </w:rPr>
-              <w:t xml:space="preserve">Surat </w:t>
-            </w:r>
-            <w:proofErr w:type="spellStart"/>
-            <w:r>
-              <w:rPr>
-                <w:rFonts w:ascii="Arial Narrow" w:hAnsi="Arial Narrow"/>
-                <w:lang w:val="en-ID"/>
-              </w:rPr>
-              <w:t>Perintah</w:t>
-            </w:r>
-            <w:proofErr w:type="spellEnd"/>
-            <w:r>
-              <w:rPr>
-                <w:rFonts w:ascii="Arial Narrow" w:hAnsi="Arial Narrow"/>
-                <w:lang w:val="en-ID"/>
-              </w:rPr>
-              <w:t xml:space="preserve"> </w:t>
-            </w:r>
-            <w:proofErr w:type="spellStart"/>
-            <w:r>
-              <w:rPr>
-                <w:rFonts w:ascii="Arial Narrow" w:hAnsi="Arial Narrow"/>
-                <w:lang w:val="en-ID"/>
-              </w:rPr>
-              <w:t>Penahanan</w:t>
-            </w:r>
-            <w:proofErr w:type="spellEnd"/>
-            <w:r>
-              <w:rPr>
-                <w:rFonts w:ascii="Arial Narrow" w:hAnsi="Arial Narrow"/>
-                <w:lang w:val="en-ID"/>
-              </w:rPr>
-              <w:t xml:space="preserve"> Nomor: </w:t>
-            </w:r>
-            <w:r>
-              <w:rPr>
-                <w:rFonts w:ascii="Arial Narrow" w:hAnsi="Arial Narrow"/>
-              </w:rPr>
-              <w:t>${*</w:t>
-            </w:r>
-            <w:proofErr w:type="spellStart"/>
-            <w:r>
-              <w:rPr>
-                <w:rFonts w:ascii="Arial Narrow" w:hAnsi="Arial Narrow"/>
-              </w:rPr>
-              <w:t>nomor</w:t>
-            </w:r>
-            <w:proofErr w:type="spellEnd"/>
-            <w:r>
-              <w:rPr>
-                <w:rFonts w:ascii="Arial Narrow" w:hAnsi="Arial Narrow"/>
-              </w:rPr>
-              <w:t xml:space="preserve"> </w:t>
-            </w:r>
-            <w:proofErr w:type="spellStart"/>
-            <w:r>
-              <w:rPr>
-                <w:rFonts w:ascii="Arial Narrow" w:hAnsi="Arial Narrow"/>
-              </w:rPr>
-              <w:t>surat</w:t>
-            </w:r>
-            <w:proofErr w:type="spellEnd"/>
-            <w:r>
-              <w:rPr>
-                <w:rFonts w:ascii="Arial Narrow" w:hAnsi="Arial Narrow"/>
-              </w:rPr>
-              <w:t xml:space="preserve">*} </w:t>
-            </w:r>
-            <w:proofErr w:type="spellStart"/>
-            <w:r>
-              <w:rPr>
-                <w:rFonts w:ascii="Arial Narrow" w:hAnsi="Arial Narrow"/>
-              </w:rPr>
-              <w:t>tanggal</w:t>
-            </w:r>
-            <w:proofErr w:type="spellEnd"/>
-            <w:r>
-              <w:rPr>
-                <w:rFonts w:ascii="Arial Narrow" w:hAnsi="Arial Narrow"/>
-              </w:rPr>
-              <w:t xml:space="preserve"> ${</w:t>
-            </w:r>
-            <w:proofErr w:type="spellStart"/>
-            <w:r>
-              <w:rPr>
-                <w:rFonts w:ascii="Arial Narrow" w:hAnsi="Arial Narrow"/>
-              </w:rPr>
-              <w:t>tanggal</w:t>
-            </w:r>
-            <w:proofErr w:type="spellEnd"/>
-            <w:r>
-              <w:rPr>
-                <w:rFonts w:ascii="Arial Narrow" w:hAnsi="Arial Narrow"/>
-              </w:rPr>
-              <w:t xml:space="preserve"> </w:t>
-            </w:r>
-            <w:proofErr w:type="spellStart"/>
-            <w:r>
-              <w:rPr>
-                <w:rFonts w:ascii="Arial Narrow" w:hAnsi="Arial Narrow"/>
-              </w:rPr>
-              <w:t>surat</w:t>
-            </w:r>
-            <w:proofErr w:type="spellEnd"/>
-            <w:r>
-              <w:rPr>
-                <w:rFonts w:ascii="Arial Narrow" w:hAnsi="Arial Narrow"/>
-              </w:rPr>
-              <w:t xml:space="preserve">}; </w:t>
-            </w:r>
-            <w:proofErr w:type="spellStart"/>
-            <w:r>
-              <w:rPr>
-                <w:rFonts w:ascii="Arial Narrow" w:hAnsi="Arial Narrow"/>
-              </w:rPr>
-              <w:t>atas</w:t>
-            </w:r>
-            <w:proofErr w:type="spellEnd"/>
-            <w:r>
-              <w:rPr>
-                <w:rFonts w:ascii="Arial Narrow" w:hAnsi="Arial Narrow"/>
-              </w:rPr>
-              <w:t xml:space="preserve"> nama ${nama </w:t>
-            </w:r>
-            <w:proofErr w:type="spellStart"/>
-            <w:r>
-              <w:rPr>
-                <w:rFonts w:ascii="Arial Narrow" w:hAnsi="Arial Narrow"/>
-              </w:rPr>
-              <w:t>tersangka</w:t>
-            </w:r>
-            <w:proofErr w:type="spellEnd"/>
-            <w:r>
-              <w:rPr>
-                <w:rFonts w:ascii="Arial Narrow" w:hAnsi="Arial Narrow"/>
-              </w:rPr>
-              <w:t>}</w:t>
+              <w:t xml:space="preserve">Surat Perintah Penahanan Nomor: </w:t>
+            </w:r>
+            <w:r>
+              <w:rPr>
+                <w:rFonts w:ascii="Arial Narrow" w:hAnsi="Arial Narrow"/>
+              </w:rPr>
+              <w:t>${</w:t>
+            </w:r>
+            <w:r>
+              <w:rPr>
+                <w:rFonts w:ascii="Arial Narrow" w:hAnsi="Arial Narrow"/>
+              </w:rPr>
+              <w:t xml:space="preserve">suratPerintahPenahananDocumentNumber} </w:t>
+            </w:r>
+            <w:r>
+              <w:rPr>
+                <w:rFonts w:ascii="Arial Narrow" w:hAnsi="Arial Narrow"/>
+              </w:rPr>
+              <w:t>tanggal ${</w:t>
+            </w:r>
+            <w:r>
+              <w:rPr>
+                <w:rFonts w:ascii="Arial Narrow" w:hAnsi="Arial Narrow"/>
+              </w:rPr>
+              <w:t>suratPerintahPenahananDocument</w:t>
+            </w:r>
+            <w:r>
+              <w:rPr>
+                <w:rFonts w:ascii="Arial Narrow" w:hAnsi="Arial Narrow"/>
+              </w:rPr>
+              <w:t>Date</w:t>
+            </w:r>
+            <w:r>
+              <w:rPr>
+                <w:rFonts w:ascii="Arial Narrow" w:hAnsi="Arial Narrow"/>
+              </w:rPr>
+              <w:t xml:space="preserve">}; atas nama </w:t>
+            </w:r>
+            <w:r>
+              <w:rPr>
+                <w:rFonts w:ascii="Arial Narrow" w:hAnsi="Arial Narrow"/>
+              </w:rPr>
+              <w:t>${suspectName}</w:t>
             </w:r>
             <w:r>
               <w:rPr>
@@ -2870,159 +2369,55 @@
                 <w:rFonts w:ascii="Arial Narrow" w:hAnsi="Arial Narrow"/>
                 <w:lang w:val="en-ID"/>
               </w:rPr>
-              <w:t xml:space="preserve">Surat </w:t>
-            </w:r>
-            <w:proofErr w:type="spellStart"/>
-            <w:r>
-              <w:rPr>
-                <w:rFonts w:ascii="Arial Narrow" w:hAnsi="Arial Narrow"/>
-                <w:lang w:val="en-ID"/>
-              </w:rPr>
-              <w:t>Perpanjangan</w:t>
-            </w:r>
-            <w:proofErr w:type="spellEnd"/>
-            <w:r>
-              <w:rPr>
-                <w:rFonts w:ascii="Arial Narrow" w:hAnsi="Arial Narrow"/>
-                <w:lang w:val="en-ID"/>
-              </w:rPr>
-              <w:t xml:space="preserve"> </w:t>
-            </w:r>
-            <w:proofErr w:type="spellStart"/>
-            <w:r>
-              <w:rPr>
-                <w:rFonts w:ascii="Arial Narrow" w:hAnsi="Arial Narrow"/>
-                <w:lang w:val="en-ID"/>
-              </w:rPr>
-              <w:t>Penahanan</w:t>
-            </w:r>
-            <w:proofErr w:type="spellEnd"/>
-            <w:r>
-              <w:rPr>
-                <w:rFonts w:ascii="Arial Narrow" w:hAnsi="Arial Narrow"/>
-                <w:lang w:val="en-ID"/>
-              </w:rPr>
-              <w:t xml:space="preserve"> </w:t>
-            </w:r>
-            <w:proofErr w:type="spellStart"/>
-            <w:r>
-              <w:rPr>
-                <w:rFonts w:ascii="Arial Narrow" w:hAnsi="Arial Narrow"/>
-                <w:lang w:val="en-ID"/>
-              </w:rPr>
-              <w:t>Nomor</w:t>
-            </w:r>
-            <w:proofErr w:type="spellEnd"/>
-            <w:r>
-              <w:rPr>
-                <w:rFonts w:ascii="Arial Narrow" w:hAnsi="Arial Narrow"/>
-                <w:lang w:val="en-ID"/>
-              </w:rPr>
-              <w:t xml:space="preserve">: </w:t>
-            </w:r>
-            <w:r>
-              <w:rPr>
-                <w:rFonts w:ascii="Arial Narrow" w:hAnsi="Arial Narrow"/>
-              </w:rPr>
-              <w:t>${*</w:t>
-            </w:r>
-            <w:proofErr w:type="spellStart"/>
-            <w:r>
-              <w:rPr>
-                <w:rFonts w:ascii="Arial Narrow" w:hAnsi="Arial Narrow"/>
-              </w:rPr>
-              <w:t>nomor</w:t>
-            </w:r>
-            <w:proofErr w:type="spellEnd"/>
-            <w:r>
-              <w:rPr>
-                <w:rFonts w:ascii="Arial Narrow" w:hAnsi="Arial Narrow"/>
-              </w:rPr>
-              <w:t xml:space="preserve"> </w:t>
-            </w:r>
-            <w:proofErr w:type="spellStart"/>
-            <w:r>
-              <w:rPr>
-                <w:rFonts w:ascii="Arial Narrow" w:hAnsi="Arial Narrow"/>
-              </w:rPr>
-              <w:t>surat</w:t>
-            </w:r>
-            <w:proofErr w:type="spellEnd"/>
-            <w:r>
-              <w:rPr>
-                <w:rFonts w:ascii="Arial Narrow" w:hAnsi="Arial Narrow"/>
-              </w:rPr>
-              <w:t xml:space="preserve">*} </w:t>
-            </w:r>
-            <w:proofErr w:type="spellStart"/>
-            <w:r>
-              <w:rPr>
-                <w:rFonts w:ascii="Arial Narrow" w:hAnsi="Arial Narrow"/>
-              </w:rPr>
-              <w:t>tanggal</w:t>
-            </w:r>
-            <w:proofErr w:type="spellEnd"/>
-            <w:r>
-              <w:rPr>
-                <w:rFonts w:ascii="Arial Narrow" w:hAnsi="Arial Narrow"/>
-              </w:rPr>
-              <w:t xml:space="preserve"> ${</w:t>
-            </w:r>
-            <w:proofErr w:type="spellStart"/>
-            <w:r>
-              <w:rPr>
-                <w:rFonts w:ascii="Arial Narrow" w:hAnsi="Arial Narrow"/>
-              </w:rPr>
-              <w:t>tanggal</w:t>
-            </w:r>
-            <w:proofErr w:type="spellEnd"/>
-            <w:r>
-              <w:rPr>
-                <w:rFonts w:ascii="Arial Narrow" w:hAnsi="Arial Narrow"/>
-              </w:rPr>
-              <w:t xml:space="preserve"> </w:t>
-            </w:r>
-            <w:proofErr w:type="spellStart"/>
-            <w:r>
-              <w:rPr>
-                <w:rFonts w:ascii="Arial Narrow" w:hAnsi="Arial Narrow"/>
-              </w:rPr>
-              <w:t>surat</w:t>
-            </w:r>
-            <w:proofErr w:type="spellEnd"/>
-            <w:r>
-              <w:rPr>
-                <w:rFonts w:ascii="Arial Narrow" w:hAnsi="Arial Narrow"/>
-              </w:rPr>
-              <w:t xml:space="preserve">}; </w:t>
-            </w:r>
-            <w:proofErr w:type="spellStart"/>
-            <w:r>
-              <w:rPr>
-                <w:rFonts w:ascii="Arial Narrow" w:hAnsi="Arial Narrow"/>
-              </w:rPr>
-              <w:t>atas</w:t>
-            </w:r>
-            <w:proofErr w:type="spellEnd"/>
-            <w:r>
-              <w:rPr>
-                <w:rFonts w:ascii="Arial Narrow" w:hAnsi="Arial Narrow"/>
-              </w:rPr>
-              <w:t xml:space="preserve"> nama ${nama </w:t>
-            </w:r>
-            <w:proofErr w:type="spellStart"/>
-            <w:r>
-              <w:rPr>
-                <w:rFonts w:ascii="Arial Narrow" w:hAnsi="Arial Narrow"/>
-              </w:rPr>
-              <w:t>tersangka</w:t>
-            </w:r>
-            <w:proofErr w:type="spellEnd"/>
-            <w:r>
-              <w:rPr>
-                <w:rFonts w:ascii="Arial Narrow" w:hAnsi="Arial Narrow"/>
-              </w:rPr>
-              <w:t xml:space="preserve">}; </w:t>
+              <w:t xml:space="preserve">Surat Perpanjangan Penahanan Nomor: </w:t>
+            </w:r>
+            <w:r>
+              <w:rPr>
+                <w:rFonts w:ascii="Arial Narrow" w:hAnsi="Arial Narrow"/>
+              </w:rPr>
+              <w:t>${</w:t>
+            </w:r>
+            <w:r>
+              <w:rPr>
+                <w:rFonts w:ascii="Arial Narrow" w:hAnsi="Arial Narrow"/>
+              </w:rPr>
+              <w:t>suratPerpanjanganPenahananDocumentNumber</w:t>
+            </w:r>
+            <w:r>
+              <w:rPr>
+                <w:rFonts w:ascii="Arial Narrow" w:hAnsi="Arial Narrow"/>
+              </w:rPr>
+              <w:t>} tanggal ${</w:t>
+            </w:r>
+            <w:r>
+              <w:rPr>
+                <w:rFonts w:ascii="Arial Narrow" w:hAnsi="Arial Narrow"/>
+              </w:rPr>
+              <w:t>suratPerpanjanganPenahananDocument</w:t>
+            </w:r>
+            <w:r>
+              <w:rPr>
+                <w:rFonts w:ascii="Arial Narrow" w:hAnsi="Arial Narrow"/>
+              </w:rPr>
+              <w:t>Date</w:t>
+            </w:r>
+            <w:r>
+              <w:rPr>
+                <w:rFonts w:ascii="Arial Narrow" w:hAnsi="Arial Narrow"/>
+              </w:rPr>
+              <w:t xml:space="preserve">}; atas nama </w:t>
+            </w:r>
+            <w:r>
+              <w:rPr>
+                <w:rFonts w:ascii="Arial Narrow" w:hAnsi="Arial Narrow"/>
+              </w:rPr>
+              <w:t>${suspectName}</w:t>
+            </w:r>
+            <w:r>
+              <w:rPr>
+                <w:rFonts w:ascii="Arial Narrow" w:hAnsi="Arial Narrow"/>
+              </w:rPr>
+              <w:t xml:space="preserve">; </w:t>
             </w:r>
             <w:r>
               <w:rPr>
@@ -3032,41 +2427,152 @@
               </w:rPr>
               <w:t>(</w:t>
             </w:r>
-            <w:proofErr w:type="spellStart"/>
             <w:r>
               <w:rPr>
                 <w:rFonts w:ascii="Arial Narrow" w:hAnsi="Arial Narrow"/>
                 <w:i/>
                 <w:iCs/>
               </w:rPr>
-              <w:t>bila</w:t>
-            </w:r>
-            <w:proofErr w:type="spellEnd"/>
+              <w:t>bila ada</w:t>
+            </w:r>
             <w:r>
               <w:rPr>
                 <w:rFonts w:ascii="Arial Narrow" w:hAnsi="Arial Narrow"/>
                 <w:i/>
                 <w:iCs/>
               </w:rPr>
-              <w:t xml:space="preserve"> </w:t>
-            </w:r>
-            <w:proofErr w:type="spellStart"/>
-            <w:r>
+              <w:t>)</w:t>
+            </w:r>
+          </w:p>
+        </w:tc>
+      </w:tr>
+      <w:tr>
+        <w:tc>
+          <w:tcPr>
+            <w:tcW w:w="1418" w:type="dxa"/>
+          </w:tcPr>
+          <w:p>
+            <w:pPr>
+              <w:rPr>
+                <w:rFonts w:ascii="Arial Narrow" w:hAnsi="Arial Narrow"/>
+                <w:lang w:val="en-ID"/>
+              </w:rPr>
+            </w:pPr>
+          </w:p>
+        </w:tc>
+        <w:tc>
+          <w:tcPr>
+            <w:tcW w:w="283" w:type="dxa"/>
+          </w:tcPr>
+          <w:p>
+            <w:pPr>
+              <w:rPr>
+                <w:rFonts w:ascii="Arial Narrow" w:hAnsi="Arial Narrow"/>
+                <w:lang w:val="en-ID"/>
+              </w:rPr>
+            </w:pPr>
+          </w:p>
+        </w:tc>
+        <w:tc>
+          <w:tcPr>
+            <w:tcW w:w="426" w:type="dxa"/>
+          </w:tcPr>
+          <w:p>
+            <w:pPr>
+              <w:rPr>
+                <w:rFonts w:ascii="Arial Narrow" w:hAnsi="Arial Narrow"/>
+              </w:rPr>
+            </w:pPr>
+            <w:r>
+              <w:rPr>
+                <w:rFonts w:ascii="Arial Narrow" w:hAnsi="Arial Narrow"/>
+              </w:rPr>
+              <w:t>10.</w:t>
+            </w:r>
+          </w:p>
+        </w:tc>
+        <w:tc>
+          <w:tcPr>
+            <w:tcW w:w="6985" w:type="dxa"/>
+            <w:gridSpan w:val="6"/>
+          </w:tcPr>
+          <w:p>
+            <w:pPr>
+              <w:jc w:val="both"/>
               <w:rPr>
                 <w:rFonts w:ascii="Arial Narrow" w:hAnsi="Arial Narrow"/>
                 <w:i/>
                 <w:iCs/>
               </w:rPr>
-              <w:t>ada</w:t>
-            </w:r>
-            <w:proofErr w:type="spellEnd"/>
+            </w:pPr>
+            <w:r>
+              <w:rPr>
+                <w:rFonts w:ascii="Arial Narrow" w:hAnsi="Arial Narrow"/>
+                <w:lang w:val="en-ID"/>
+              </w:rPr>
+              <w:t xml:space="preserve">Surat Perintah Perpanjangan Penahanan Nomor: </w:t>
+            </w:r>
+            <w:r>
+              <w:rPr>
+                <w:rFonts w:ascii="Arial Narrow" w:hAnsi="Arial Narrow"/>
+              </w:rPr>
+              <w:t>${</w:t>
+            </w:r>
+            <w:r>
+              <w:rPr>
+                <w:rFonts w:ascii="Arial Narrow" w:hAnsi="Arial Narrow"/>
+              </w:rPr>
+              <w:t>suratPerintahPerpanjanganPenahananDocumentNumber</w:t>
+            </w:r>
+            <w:r>
+              <w:rPr>
+                <w:rFonts w:ascii="Arial Narrow" w:hAnsi="Arial Narrow"/>
+              </w:rPr>
+              <w:t>} tanggal ${</w:t>
+            </w:r>
+            <w:r>
+              <w:rPr>
+                <w:rFonts w:ascii="Arial Narrow" w:hAnsi="Arial Narrow"/>
+              </w:rPr>
+              <w:t>suratPerintahPerpanjanganPenahananDocument</w:t>
+            </w:r>
+            <w:r>
+              <w:rPr>
+                <w:rFonts w:ascii="Arial Narrow" w:hAnsi="Arial Narrow"/>
+              </w:rPr>
+              <w:t>Date</w:t>
+            </w:r>
+            <w:r>
+              <w:rPr>
+                <w:rFonts w:ascii="Arial Narrow" w:hAnsi="Arial Narrow"/>
+              </w:rPr>
+              <w:t xml:space="preserve">}; atas nama </w:t>
+            </w:r>
+            <w:r>
+              <w:rPr>
+                <w:rFonts w:ascii="Arial Narrow" w:hAnsi="Arial Narrow"/>
+              </w:rPr>
+              <w:t>${suspectName}</w:t>
+            </w:r>
+            <w:r>
+              <w:rPr>
+                <w:rFonts w:ascii="Arial Narrow" w:hAnsi="Arial Narrow"/>
+              </w:rPr>
+              <w:t>;</w:t>
+            </w:r>
+            <w:r>
+              <w:rPr>
+                <w:rFonts w:ascii="Arial Narrow" w:hAnsi="Arial Narrow"/>
+              </w:rPr>
+              <w:t xml:space="preserve"> </w:t>
+            </w:r>
             <w:r>
               <w:rPr>
                 <w:rFonts w:ascii="Arial Narrow" w:hAnsi="Arial Narrow"/>
                 <w:i/>
                 <w:iCs/>
               </w:rPr>
-              <w:t>)</w:t>
+              <w:t>(bila ada)</w:t>
             </w:r>
           </w:p>
         </w:tc>
@@ -3112,7 +2618,7 @@
               <w:rPr>
                 <w:rFonts w:ascii="Arial Narrow" w:hAnsi="Arial Narrow"/>
               </w:rPr>
-              <w:t>10.</w:t>
+              <w:t>11.</w:t>
             </w:r>
           </w:p>
         </w:tc>
@@ -3126,179 +2632,116 @@
               <w:jc w:val="both"/>
               <w:rPr>
                 <w:rFonts w:ascii="Arial Narrow" w:hAnsi="Arial Narrow"/>
-                <w:i/>
-                <w:iCs/>
-              </w:rPr>
-            </w:pPr>
-            <w:r>
-              <w:rPr>
-                <w:rFonts w:ascii="Arial Narrow" w:hAnsi="Arial Narrow"/>
-                <w:lang w:val="en-ID"/>
-              </w:rPr>
-              <w:t xml:space="preserve">Surat </w:t>
-            </w:r>
-            <w:proofErr w:type="spellStart"/>
-            <w:r>
-              <w:rPr>
-                <w:rFonts w:ascii="Arial Narrow" w:hAnsi="Arial Narrow"/>
-                <w:lang w:val="en-ID"/>
-              </w:rPr>
-              <w:t>Perintah</w:t>
-            </w:r>
-            <w:proofErr w:type="spellEnd"/>
-            <w:r>
-              <w:rPr>
-                <w:rFonts w:ascii="Arial Narrow" w:hAnsi="Arial Narrow"/>
-                <w:lang w:val="en-ID"/>
-              </w:rPr>
-              <w:t xml:space="preserve"> </w:t>
-            </w:r>
-            <w:proofErr w:type="spellStart"/>
-            <w:r>
-              <w:rPr>
-                <w:rFonts w:ascii="Arial Narrow" w:hAnsi="Arial Narrow"/>
-                <w:lang w:val="en-ID"/>
-              </w:rPr>
-              <w:t>Perpanjangan</w:t>
-            </w:r>
-            <w:proofErr w:type="spellEnd"/>
-            <w:r>
-              <w:rPr>
-                <w:rFonts w:ascii="Arial Narrow" w:hAnsi="Arial Narrow"/>
-                <w:lang w:val="en-ID"/>
-              </w:rPr>
-              <w:t xml:space="preserve"> </w:t>
-            </w:r>
-            <w:proofErr w:type="spellStart"/>
-            <w:r>
-              <w:rPr>
-                <w:rFonts w:ascii="Arial Narrow" w:hAnsi="Arial Narrow"/>
-                <w:lang w:val="en-ID"/>
+              </w:rPr>
+            </w:pPr>
+            <w:r>
+              <w:rPr>
+                <w:rFonts w:ascii="Arial Narrow" w:hAnsi="Arial Narrow"/>
+              </w:rPr>
+              <w:t>Surat</w:t>
+            </w:r>
+            <w:r>
+              <w:rPr>
+                <w:rFonts w:ascii="Arial Narrow" w:hAnsi="Arial Narrow"/>
+              </w:rPr>
+              <w:t xml:space="preserve"> </w:t>
+            </w:r>
+            <w:r>
+              <w:rPr>
+                <w:rFonts w:ascii="Arial Narrow" w:hAnsi="Arial Narrow"/>
+              </w:rPr>
+              <w:t>Permohonan</w:t>
+            </w:r>
+            <w:r>
+              <w:rPr>
+                <w:rFonts w:ascii="Arial Narrow" w:hAnsi="Arial Narrow"/>
+              </w:rPr>
+              <w:t xml:space="preserve"> </w:t>
+            </w:r>
+            <w:r>
+              <w:rPr>
+                <w:rFonts w:ascii="Arial Narrow" w:hAnsi="Arial Narrow"/>
+              </w:rPr>
+              <w:t>Penangguhan</w:t>
+            </w:r>
+            <w:r>
+              <w:rPr>
+                <w:rFonts w:ascii="Arial Narrow" w:hAnsi="Arial Narrow"/>
+              </w:rPr>
+              <w:t xml:space="preserve"> </w:t>
+            </w:r>
+            <w:r>
+              <w:rPr>
+                <w:rFonts w:ascii="Arial Narrow" w:hAnsi="Arial Narrow"/>
               </w:rPr>
               <w:t>Penahanan</w:t>
             </w:r>
-            <w:proofErr w:type="spellEnd"/>
-            <w:r>
-              <w:rPr>
-                <w:rFonts w:ascii="Arial Narrow" w:hAnsi="Arial Narrow"/>
-                <w:lang w:val="en-ID"/>
-              </w:rPr>
-              <w:t xml:space="preserve"> </w:t>
-            </w:r>
-            <w:proofErr w:type="spellStart"/>
-            <w:r>
-              <w:rPr>
-                <w:rFonts w:ascii="Arial Narrow" w:hAnsi="Arial Narrow"/>
-                <w:lang w:val="en-ID"/>
-              </w:rPr>
-              <w:t>Nomor</w:t>
-            </w:r>
-            <w:proofErr w:type="spellEnd"/>
-            <w:r>
-              <w:rPr>
-                <w:rFonts w:ascii="Arial Narrow" w:hAnsi="Arial Narrow"/>
-                <w:lang w:val="en-ID"/>
-              </w:rPr>
-              <w:t xml:space="preserve">: </w:t>
-            </w:r>
-            <w:r>
-              <w:rPr>
-                <w:rFonts w:ascii="Arial Narrow" w:hAnsi="Arial Narrow"/>
-              </w:rPr>
-              <w:t>${*</w:t>
-            </w:r>
-            <w:proofErr w:type="spellStart"/>
-            <w:r>
-              <w:rPr>
-                <w:rFonts w:ascii="Arial Narrow" w:hAnsi="Arial Narrow"/>
-              </w:rPr>
-              <w:t>nomor</w:t>
-            </w:r>
-            <w:proofErr w:type="spellEnd"/>
-            <w:r>
-              <w:rPr>
-                <w:rFonts w:ascii="Arial Narrow" w:hAnsi="Arial Narrow"/>
-              </w:rPr>
-              <w:t xml:space="preserve"> </w:t>
-            </w:r>
-            <w:proofErr w:type="spellStart"/>
-            <w:r>
-              <w:rPr>
-                <w:rFonts w:ascii="Arial Narrow" w:hAnsi="Arial Narrow"/>
-              </w:rPr>
-              <w:t>surat</w:t>
-            </w:r>
-            <w:proofErr w:type="spellEnd"/>
-            <w:r>
-              <w:rPr>
-                <w:rFonts w:ascii="Arial Narrow" w:hAnsi="Arial Narrow"/>
-              </w:rPr>
-              <w:t xml:space="preserve">*} </w:t>
-            </w:r>
-            <w:proofErr w:type="spellStart"/>
+            <w:r>
+              <w:rPr>
+                <w:rFonts w:ascii="Arial Narrow" w:hAnsi="Arial Narrow"/>
+              </w:rPr>
+              <w:t xml:space="preserve"> </w:t>
+            </w:r>
+            <w:r>
+              <w:rPr>
+                <w:rFonts w:ascii="Arial Narrow" w:hAnsi="Arial Narrow"/>
+              </w:rPr>
+              <w:t>oleh</w:t>
+            </w:r>
+            <w:r>
+              <w:rPr>
+                <w:rFonts w:ascii="Arial Narrow" w:hAnsi="Arial Narrow"/>
+              </w:rPr>
+              <w:t xml:space="preserve"> </w:t>
+            </w:r>
+            <w:r>
+              <w:rPr>
+                <w:rFonts w:ascii="Arial Narrow" w:hAnsi="Arial Narrow"/>
+              </w:rPr>
+              <w:t>tersangka/kuasa</w:t>
+            </w:r>
+            <w:r>
+              <w:rPr>
+                <w:rFonts w:ascii="Arial Narrow" w:hAnsi="Arial Narrow"/>
+              </w:rPr>
+              <w:t xml:space="preserve"> </w:t>
+            </w:r>
+            <w:r>
+              <w:rPr>
+                <w:rFonts w:ascii="Arial Narrow" w:hAnsi="Arial Narrow"/>
+              </w:rPr>
+              <w:t>hukum/keluarga</w:t>
+            </w:r>
+            <w:r>
+              <w:rPr>
+                <w:rFonts w:ascii="Arial Narrow" w:hAnsi="Arial Narrow"/>
+              </w:rPr>
+              <w:t xml:space="preserve"> </w:t>
+            </w:r>
             <w:r>
               <w:rPr>
                 <w:rFonts w:ascii="Arial Narrow" w:hAnsi="Arial Narrow"/>
               </w:rPr>
               <w:t>tanggal</w:t>
             </w:r>
-            <w:proofErr w:type="spellEnd"/>
-            <w:r>
-              <w:rPr>
-                <w:rFonts w:ascii="Arial Narrow" w:hAnsi="Arial Narrow"/>
-              </w:rPr>
-              <w:t xml:space="preserve"> ${</w:t>
-            </w:r>
-            <w:proofErr w:type="spellStart"/>
-            <w:r>
-              <w:rPr>
-                <w:rFonts w:ascii="Arial Narrow" w:hAnsi="Arial Narrow"/>
-              </w:rPr>
-              <w:t>tanggal</w:t>
-            </w:r>
-            <w:proofErr w:type="spellEnd"/>
-            <w:r>
-              <w:rPr>
-                <w:rFonts w:ascii="Arial Narrow" w:hAnsi="Arial Narrow"/>
-              </w:rPr>
-              <w:t xml:space="preserve"> </w:t>
-            </w:r>
-            <w:proofErr w:type="spellStart"/>
-            <w:r>
-              <w:rPr>
-                <w:rFonts w:ascii="Arial Narrow" w:hAnsi="Arial Narrow"/>
-              </w:rPr>
-              <w:t>surat</w:t>
-            </w:r>
-            <w:proofErr w:type="spellEnd"/>
-            <w:r>
-              <w:rPr>
-                <w:rFonts w:ascii="Arial Narrow" w:hAnsi="Arial Narrow"/>
-              </w:rPr>
-              <w:t xml:space="preserve">}; </w:t>
-            </w:r>
-            <w:proofErr w:type="spellStart"/>
-            <w:r>
-              <w:rPr>
-                <w:rFonts w:ascii="Arial Narrow" w:hAnsi="Arial Narrow"/>
-              </w:rPr>
-              <w:t>atas</w:t>
-            </w:r>
-            <w:proofErr w:type="spellEnd"/>
-            <w:r>
-              <w:rPr>
-                <w:rFonts w:ascii="Arial Narrow" w:hAnsi="Arial Narrow"/>
-              </w:rPr>
-              <w:t xml:space="preserve"> nama ${nama </w:t>
-            </w:r>
-            <w:proofErr w:type="spellStart"/>
-            <w:r>
-              <w:rPr>
-                <w:rFonts w:ascii="Arial Narrow" w:hAnsi="Arial Narrow"/>
-              </w:rPr>
-              <w:t>tersangka</w:t>
-            </w:r>
-            <w:proofErr w:type="spellEnd"/>
+            <w:r>
+              <w:rPr>
+                <w:rFonts w:ascii="Arial Narrow" w:hAnsi="Arial Narrow"/>
+              </w:rPr>
+              <w:t xml:space="preserve"> </w:t>
+            </w:r>
+            <w:r>
+              <w:rPr>
+                <w:rFonts w:ascii="Arial Narrow" w:hAnsi="Arial Narrow"/>
+              </w:rPr>
+              <w:t>${</w:t>
+            </w:r>
+            <w:r>
+              <w:rPr>
+                <w:rFonts w:ascii="Arial Narrow" w:hAnsi="Arial Narrow"/>
+              </w:rPr>
+              <w:t>suratPermohonanPenangguhanPenahananDocumentDate</w:t>
+            </w:r>
             <w:r>
               <w:rPr>
                 <w:rFonts w:ascii="Arial Narrow" w:hAnsi="Arial Narrow"/>
@@ -3310,56 +2753,6 @@
                 <w:rFonts w:ascii="Arial Narrow" w:hAnsi="Arial Narrow"/>
               </w:rPr>
               <w:t>;</w:t>
-            </w:r>
-            <w:r>
-              <w:rPr>
-                <w:rFonts w:ascii="Arial Narrow" w:hAnsi="Arial Narrow"/>
-              </w:rPr>
-              <w:t xml:space="preserve"> </w:t>
-            </w:r>
-            <w:r>
-              <w:rPr>
-                <w:rFonts w:ascii="Arial Narrow" w:hAnsi="Arial Narrow"/>
-                <w:i/>
-                <w:iCs/>
-              </w:rPr>
-              <w:t>(</w:t>
-            </w:r>
-            <w:proofErr w:type="spellStart"/>
-            <w:r>
-              <w:rPr>
-                <w:rFonts w:ascii="Arial Narrow" w:hAnsi="Arial Narrow"/>
-                <w:i/>
-                <w:iCs/>
-              </w:rPr>
-              <w:t>bila</w:t>
-            </w:r>
-            <w:proofErr w:type="spellEnd"/>
-            <w:r>
-              <w:rPr>
-                <w:rFonts w:ascii="Arial Narrow" w:hAnsi="Arial Narrow"/>
-                <w:i/>
-                <w:iCs/>
-              </w:rPr>
-              <w:t xml:space="preserve"> </w:t>
-            </w:r>
-            <w:proofErr w:type="spellStart"/>
-            <w:r>
-              <w:rPr>
-                <w:rFonts w:ascii="Arial Narrow" w:hAnsi="Arial Narrow"/>
-                <w:i/>
-                <w:iCs/>
-              </w:rPr>
-              <w:t>ada</w:t>
-            </w:r>
-            <w:proofErr w:type="spellEnd"/>
-            <w:r>
-              <w:rPr>
-                <w:rFonts w:ascii="Arial Narrow" w:hAnsi="Arial Narrow"/>
-                <w:i/>
-                <w:iCs/>
-              </w:rPr>
-              <w:t>)</w:t>
             </w:r>
           </w:p>
         </w:tc>
@@ -3373,7 +2766,6 @@
             <w:pPr>
               <w:rPr>
                 <w:rFonts w:ascii="Arial Narrow" w:hAnsi="Arial Narrow"/>
-                <w:lang w:val="en-ID"/>
               </w:rPr>
             </w:pPr>
           </w:p>
@@ -3386,7 +2778,6 @@
             <w:pPr>
               <w:rPr>
                 <w:rFonts w:ascii="Arial Narrow" w:hAnsi="Arial Narrow"/>
-                <w:lang w:val="en-ID"/>
               </w:rPr>
             </w:pPr>
           </w:p>
@@ -3405,7 +2796,7 @@
               <w:rPr>
                 <w:rFonts w:ascii="Arial Narrow" w:hAnsi="Arial Narrow"/>
               </w:rPr>
-              <w:t>11.</w:t>
+              <w:t>12.</w:t>
             </w:r>
           </w:p>
         </w:tc>
@@ -3419,183 +2810,211 @@
               <w:jc w:val="both"/>
               <w:rPr>
                 <w:rFonts w:ascii="Arial Narrow" w:hAnsi="Arial Narrow"/>
-              </w:rPr>
-            </w:pPr>
-            <w:r>
-              <w:rPr>
-                <w:rFonts w:ascii="Arial Narrow" w:hAnsi="Arial Narrow"/>
+                <w:lang w:val="en-ID"/>
+              </w:rPr>
+            </w:pPr>
+            <w:r>
+              <w:rPr>
+                <w:rFonts w:ascii="Arial Narrow" w:hAnsi="Arial Narrow"/>
+                <w:lang w:val="en-ID"/>
               </w:rPr>
               <w:t>Surat</w:t>
             </w:r>
             <w:r>
               <w:rPr>
                 <w:rFonts w:ascii="Arial Narrow" w:hAnsi="Arial Narrow"/>
-              </w:rPr>
-              <w:t xml:space="preserve"> </w:t>
-            </w:r>
-            <w:proofErr w:type="spellStart"/>
-            <w:r>
-              <w:rPr>
-                <w:rFonts w:ascii="Arial Narrow" w:hAnsi="Arial Narrow"/>
-              </w:rPr>
-              <w:t>Permohonan</w:t>
-            </w:r>
-            <w:proofErr w:type="spellEnd"/>
-            <w:r>
-              <w:rPr>
-                <w:rFonts w:ascii="Arial Narrow" w:hAnsi="Arial Narrow"/>
-              </w:rPr>
-              <w:t xml:space="preserve"> </w:t>
-            </w:r>
-            <w:proofErr w:type="spellStart"/>
-            <w:r>
-              <w:rPr>
-                <w:rFonts w:ascii="Arial Narrow" w:hAnsi="Arial Narrow"/>
+                <w:lang w:val="en-ID"/>
+              </w:rPr>
+              <w:t xml:space="preserve"> </w:t>
+            </w:r>
+            <w:r>
+              <w:rPr>
+                <w:rFonts w:ascii="Arial Narrow" w:hAnsi="Arial Narrow"/>
+                <w:lang w:val="en-ID"/>
+              </w:rPr>
+              <w:t>Ketetapan</w:t>
+            </w:r>
+            <w:r>
+              <w:rPr>
+                <w:rFonts w:ascii="Arial Narrow" w:hAnsi="Arial Narrow"/>
+                <w:lang w:val="en-ID"/>
+              </w:rPr>
+              <w:t xml:space="preserve"> </w:t>
+            </w:r>
+            <w:r>
+              <w:rPr>
+                <w:rFonts w:ascii="Arial Narrow" w:hAnsi="Arial Narrow"/>
+                <w:lang w:val="en-ID"/>
+              </w:rPr>
+              <w:t>tentang</w:t>
+            </w:r>
+            <w:r>
+              <w:rPr>
+                <w:rFonts w:ascii="Arial Narrow" w:hAnsi="Arial Narrow"/>
+                <w:lang w:val="en-ID"/>
+              </w:rPr>
+              <w:t xml:space="preserve"> </w:t>
+            </w:r>
+            <w:r>
+              <w:rPr>
+                <w:rFonts w:ascii="Arial Narrow" w:hAnsi="Arial Narrow"/>
+                <w:lang w:val="en-ID"/>
+              </w:rPr>
+              <w:t>Penetapan</w:t>
+            </w:r>
+            <w:r>
+              <w:rPr>
+                <w:rFonts w:ascii="Arial Narrow" w:hAnsi="Arial Narrow"/>
+                <w:lang w:val="en-ID"/>
+              </w:rPr>
+              <w:t xml:space="preserve"> </w:t>
+            </w:r>
+            <w:r>
+              <w:rPr>
+                <w:rFonts w:ascii="Arial Narrow" w:hAnsi="Arial Narrow"/>
+                <w:lang w:val="en-ID"/>
+              </w:rPr>
+              <w:t>Uang</w:t>
+            </w:r>
+            <w:r>
+              <w:rPr>
+                <w:rFonts w:ascii="Arial Narrow" w:hAnsi="Arial Narrow"/>
+                <w:lang w:val="en-ID"/>
+              </w:rPr>
+              <w:t xml:space="preserve"> </w:t>
+            </w:r>
+            <w:r>
+              <w:rPr>
+                <w:rFonts w:ascii="Arial Narrow" w:hAnsi="Arial Narrow"/>
+                <w:lang w:val="en-ID"/>
+              </w:rPr>
+              <w:t>Jaminan</w:t>
+            </w:r>
+            <w:r>
+              <w:rPr>
+                <w:rFonts w:ascii="Arial Narrow" w:hAnsi="Arial Narrow"/>
+                <w:lang w:val="en-ID"/>
+              </w:rPr>
+              <w:t xml:space="preserve"> </w:t>
+            </w:r>
+            <w:r>
+              <w:rPr>
+                <w:rFonts w:ascii="Arial Narrow" w:hAnsi="Arial Narrow"/>
+                <w:lang w:val="en-ID"/>
               </w:rPr>
               <w:t>Penangguhan</w:t>
             </w:r>
-            <w:proofErr w:type="spellEnd"/>
-            <w:r>
-              <w:rPr>
-                <w:rFonts w:ascii="Arial Narrow" w:hAnsi="Arial Narrow"/>
-              </w:rPr>
-              <w:t xml:space="preserve"> </w:t>
-            </w:r>
-            <w:proofErr w:type="spellStart"/>
-            <w:r>
-              <w:rPr>
-                <w:rFonts w:ascii="Arial Narrow" w:hAnsi="Arial Narrow"/>
+            <w:r>
+              <w:rPr>
+                <w:rFonts w:ascii="Arial Narrow" w:hAnsi="Arial Narrow"/>
+                <w:lang w:val="en-ID"/>
+              </w:rPr>
+              <w:t xml:space="preserve"> </w:t>
+            </w:r>
+            <w:r>
+              <w:rPr>
+                <w:rFonts w:ascii="Arial Narrow" w:hAnsi="Arial Narrow"/>
+                <w:lang w:val="en-ID"/>
               </w:rPr>
               <w:t>Penahanan</w:t>
             </w:r>
-            <w:proofErr w:type="spellEnd"/>
-            <w:r>
-              <w:rPr>
-                <w:rFonts w:ascii="Arial Narrow" w:hAnsi="Arial Narrow"/>
-              </w:rPr>
-              <w:t xml:space="preserve"> </w:t>
-            </w:r>
-            <w:r>
-              <w:rPr>
-                <w:rFonts w:ascii="Arial Narrow" w:hAnsi="Arial Narrow"/>
-              </w:rPr>
-              <w:t>oleh</w:t>
-            </w:r>
-            <w:r>
-              <w:rPr>
-                <w:rFonts w:ascii="Arial Narrow" w:hAnsi="Arial Narrow"/>
-              </w:rPr>
-              <w:t xml:space="preserve"> </w:t>
-            </w:r>
-            <w:proofErr w:type="spellStart"/>
-            <w:r>
-              <w:rPr>
-                <w:rFonts w:ascii="Arial Narrow" w:hAnsi="Arial Narrow"/>
-              </w:rPr>
-              <w:t>tersangka</w:t>
-            </w:r>
-            <w:proofErr w:type="spellEnd"/>
-            <w:r>
-              <w:rPr>
-                <w:rFonts w:ascii="Arial Narrow" w:hAnsi="Arial Narrow"/>
-              </w:rPr>
-              <w:t>/</w:t>
-            </w:r>
-            <w:proofErr w:type="spellStart"/>
-            <w:r>
-              <w:rPr>
-                <w:rFonts w:ascii="Arial Narrow" w:hAnsi="Arial Narrow"/>
-              </w:rPr>
-              <w:t>kuasa</w:t>
-            </w:r>
-            <w:proofErr w:type="spellEnd"/>
-            <w:r>
-              <w:rPr>
-                <w:rFonts w:ascii="Arial Narrow" w:hAnsi="Arial Narrow"/>
-              </w:rPr>
-              <w:t xml:space="preserve"> </w:t>
-            </w:r>
-            <w:proofErr w:type="spellStart"/>
-            <w:r>
-              <w:rPr>
-                <w:rFonts w:ascii="Arial Narrow" w:hAnsi="Arial Narrow"/>
-              </w:rPr>
-              <w:t>hukum</w:t>
-            </w:r>
-            <w:proofErr w:type="spellEnd"/>
-            <w:r>
-              <w:rPr>
-                <w:rFonts w:ascii="Arial Narrow" w:hAnsi="Arial Narrow"/>
-              </w:rPr>
-              <w:t>/</w:t>
-            </w:r>
-            <w:proofErr w:type="spellStart"/>
-            <w:r>
-              <w:rPr>
-                <w:rFonts w:ascii="Arial Narrow" w:hAnsi="Arial Narrow"/>
-              </w:rPr>
-              <w:t>keluarga</w:t>
-            </w:r>
-            <w:proofErr w:type="spellEnd"/>
-            <w:r>
-              <w:rPr>
-                <w:rFonts w:ascii="Arial Narrow" w:hAnsi="Arial Narrow"/>
-              </w:rPr>
-              <w:t xml:space="preserve"> </w:t>
-            </w:r>
-            <w:proofErr w:type="spellStart"/>
-            <w:r>
-              <w:rPr>
-                <w:rFonts w:ascii="Arial Narrow" w:hAnsi="Arial Narrow"/>
+            <w:r>
+              <w:rPr>
+                <w:rFonts w:ascii="Arial Narrow" w:hAnsi="Arial Narrow"/>
+                <w:lang w:val="en-ID"/>
+              </w:rPr>
+              <w:t xml:space="preserve"> </w:t>
+            </w:r>
+            <w:r>
+              <w:rPr>
+                <w:rFonts w:ascii="Arial Narrow" w:hAnsi="Arial Narrow"/>
+                <w:lang w:val="en-ID"/>
+              </w:rPr>
+              <w:t>Nomor</w:t>
+            </w:r>
+            <w:r>
+              <w:rPr>
+                <w:rFonts w:ascii="Arial Narrow" w:hAnsi="Arial Narrow"/>
+                <w:lang w:val="en-ID"/>
+              </w:rPr>
+              <w:t xml:space="preserve">: </w:t>
+            </w:r>
+            <w:r>
+              <w:rPr>
+                <w:rFonts w:ascii="Arial Narrow" w:hAnsi="Arial Narrow"/>
+                <w:lang w:val="en-ID"/>
+              </w:rPr>
+              <w:t>${</w:t>
+            </w:r>
+            <w:r>
+              <w:rPr>
+                <w:rFonts w:ascii="Arial Narrow" w:hAnsi="Arial Narrow"/>
+                <w:lang w:val="en-ID"/>
+              </w:rPr>
+              <w:t>suratKetetapanTentangPenetapanUangJaminanPenangguhanPenahananDocumentNumber</w:t>
+            </w:r>
+            <w:r>
+              <w:rPr>
+                <w:rFonts w:ascii="Arial Narrow" w:hAnsi="Arial Narrow"/>
+                <w:lang w:val="en-ID"/>
+              </w:rPr>
+              <w:t>}</w:t>
+            </w:r>
+            <w:r>
+              <w:rPr>
+                <w:rFonts w:ascii="Arial Narrow" w:hAnsi="Arial Narrow"/>
+                <w:lang w:val="en-ID"/>
+              </w:rPr>
+              <w:t xml:space="preserve"> </w:t>
+            </w:r>
+            <w:r>
+              <w:rPr>
+                <w:rFonts w:ascii="Arial Narrow" w:hAnsi="Arial Narrow"/>
+                <w:lang w:val="en-ID"/>
               </w:rPr>
               <w:t>tanggal</w:t>
             </w:r>
-            <w:proofErr w:type="spellEnd"/>
-            <w:r>
-              <w:rPr>
-                <w:rFonts w:ascii="Arial Narrow" w:hAnsi="Arial Narrow"/>
-              </w:rPr>
-              <w:t xml:space="preserve"> </w:t>
-            </w:r>
-            <w:r>
-              <w:rPr>
-                <w:rFonts w:ascii="Arial Narrow" w:hAnsi="Arial Narrow"/>
+            <w:r>
+              <w:rPr>
+                <w:rFonts w:ascii="Arial Narrow" w:hAnsi="Arial Narrow"/>
+                <w:lang w:val="en-ID"/>
+              </w:rPr>
+              <w:t xml:space="preserve"> </w:t>
+            </w:r>
+            <w:r>
+              <w:rPr>
+                <w:rFonts w:ascii="Arial Narrow" w:hAnsi="Arial Narrow"/>
+                <w:lang w:val="en-ID"/>
               </w:rPr>
               <w:t>${</w:t>
             </w:r>
-            <w:proofErr w:type="spellStart"/>
-            <w:r>
-              <w:rPr>
-                <w:rFonts w:ascii="Arial Narrow" w:hAnsi="Arial Narrow"/>
-              </w:rPr>
-              <w:t>tanggal</w:t>
-            </w:r>
-            <w:proofErr w:type="spellEnd"/>
-            <w:r>
-              <w:rPr>
-                <w:rFonts w:ascii="Arial Narrow" w:hAnsi="Arial Narrow"/>
-              </w:rPr>
-              <w:t xml:space="preserve"> </w:t>
-            </w:r>
-            <w:proofErr w:type="spellStart"/>
-            <w:r>
-              <w:rPr>
-                <w:rFonts w:ascii="Arial Narrow" w:hAnsi="Arial Narrow"/>
-              </w:rPr>
-              <w:t>surat</w:t>
-            </w:r>
-            <w:proofErr w:type="spellEnd"/>
-            <w:r>
-              <w:rPr>
-                <w:rFonts w:ascii="Arial Narrow" w:hAnsi="Arial Narrow"/>
+            <w:r>
+              <w:rPr>
+                <w:rFonts w:ascii="Arial Narrow" w:hAnsi="Arial Narrow"/>
+                <w:lang w:val="en-ID"/>
+              </w:rPr>
+              <w:t>suratKetetapanTentangPenetapanUangJaminanPenangguhanPenahananDocument</w:t>
+            </w:r>
+            <w:r>
+              <w:rPr>
+                <w:rFonts w:ascii="Arial Narrow" w:hAnsi="Arial Narrow"/>
+                <w:lang w:val="en-ID"/>
+              </w:rPr>
+              <w:t>Date</w:t>
+            </w:r>
+            <w:r>
+              <w:rPr>
+                <w:rFonts w:ascii="Arial Narrow" w:hAnsi="Arial Narrow"/>
+                <w:lang w:val="en-ID"/>
               </w:rPr>
               <w:t>}</w:t>
             </w:r>
             <w:r>
               <w:rPr>
                 <w:rFonts w:ascii="Arial Narrow" w:hAnsi="Arial Narrow"/>
-              </w:rPr>
-              <w:t>;</w:t>
+                <w:lang w:val="en-ID"/>
+              </w:rPr>
+              <w:t>; atau</w:t>
             </w:r>
           </w:p>
         </w:tc>
@@ -3609,6 +3028,7 @@
             <w:pPr>
               <w:rPr>
                 <w:rFonts w:ascii="Arial Narrow" w:hAnsi="Arial Narrow"/>
+                <w:lang w:val="en-ID"/>
               </w:rPr>
             </w:pPr>
           </w:p>
@@ -3621,6 +3041,7 @@
             <w:pPr>
               <w:rPr>
                 <w:rFonts w:ascii="Arial Narrow" w:hAnsi="Arial Narrow"/>
+                <w:lang w:val="en-ID"/>
               </w:rPr>
             </w:pPr>
           </w:p>
@@ -3633,13 +3054,15 @@
             <w:pPr>
               <w:rPr>
                 <w:rFonts w:ascii="Arial Narrow" w:hAnsi="Arial Narrow"/>
-              </w:rPr>
-            </w:pPr>
-            <w:r>
-              <w:rPr>
-                <w:rFonts w:ascii="Arial Narrow" w:hAnsi="Arial Narrow"/>
-              </w:rPr>
-              <w:t>12.</w:t>
+                <w:lang w:val="en-ID"/>
+              </w:rPr>
+            </w:pPr>
+            <w:r>
+              <w:rPr>
+                <w:rFonts w:ascii="Arial Narrow" w:hAnsi="Arial Narrow"/>
+                <w:lang w:val="en-ID"/>
+              </w:rPr>
+              <w:t>13.</w:t>
             </w:r>
           </w:p>
         </w:tc>
@@ -3670,7 +3093,6 @@
               </w:rPr>
               <w:t xml:space="preserve"> </w:t>
             </w:r>
-            <w:proofErr w:type="spellStart"/>
             <w:r>
               <w:rPr>
                 <w:rFonts w:ascii="Arial Narrow" w:hAnsi="Arial Narrow"/>
@@ -3678,7 +3100,6 @@
               </w:rPr>
               <w:t>Ketetapan</w:t>
             </w:r>
-            <w:proofErr w:type="spellEnd"/>
             <w:r>
               <w:rPr>
                 <w:rFonts w:ascii="Arial Narrow" w:hAnsi="Arial Narrow"/>
@@ -3686,7 +3107,6 @@
               </w:rPr>
               <w:t xml:space="preserve"> </w:t>
             </w:r>
-            <w:proofErr w:type="spellStart"/>
             <w:r>
               <w:rPr>
                 <w:rFonts w:ascii="Arial Narrow" w:hAnsi="Arial Narrow"/>
@@ -3694,7 +3114,6 @@
               </w:rPr>
               <w:t>tentang</w:t>
             </w:r>
-            <w:proofErr w:type="spellEnd"/>
             <w:r>
               <w:rPr>
                 <w:rFonts w:ascii="Arial Narrow" w:hAnsi="Arial Narrow"/>
@@ -3702,7 +3121,6 @@
               </w:rPr>
               <w:t xml:space="preserve"> </w:t>
             </w:r>
-            <w:proofErr w:type="spellStart"/>
             <w:r>
               <w:rPr>
                 <w:rFonts w:ascii="Arial Narrow" w:hAnsi="Arial Narrow"/>
@@ -3710,7 +3128,6 @@
               </w:rPr>
               <w:t>Penetapan</w:t>
             </w:r>
-            <w:proofErr w:type="spellEnd"/>
             <w:r>
               <w:rPr>
                 <w:rFonts w:ascii="Arial Narrow" w:hAnsi="Arial Narrow"/>
@@ -3737,7 +3154,7 @@
                 <w:rFonts w:ascii="Arial Narrow" w:hAnsi="Arial Narrow"/>
                 <w:lang w:val="en-ID"/>
               </w:rPr>
-              <w:t>Jaminan</w:t>
+              <w:t>Tangguhan</w:t>
             </w:r>
             <w:r>
               <w:rPr>
@@ -3746,7 +3163,6 @@
               </w:rPr>
               <w:t xml:space="preserve"> </w:t>
             </w:r>
-            <w:proofErr w:type="spellStart"/>
             <w:r>
               <w:rPr>
                 <w:rFonts w:ascii="Arial Narrow" w:hAnsi="Arial Narrow"/>
@@ -3754,7 +3170,6 @@
               </w:rPr>
               <w:t>Penangguhan</w:t>
             </w:r>
-            <w:proofErr w:type="spellEnd"/>
             <w:r>
               <w:rPr>
                 <w:rFonts w:ascii="Arial Narrow" w:hAnsi="Arial Narrow"/>
@@ -3762,7 +3177,6 @@
               </w:rPr>
               <w:t xml:space="preserve"> </w:t>
             </w:r>
-            <w:proofErr w:type="spellStart"/>
             <w:r>
               <w:rPr>
                 <w:rFonts w:ascii="Arial Narrow" w:hAnsi="Arial Narrow"/>
@@ -3770,7 +3184,6 @@
               </w:rPr>
               <w:t>Penahanan</w:t>
             </w:r>
-            <w:proofErr w:type="spellEnd"/>
             <w:r>
               <w:rPr>
                 <w:rFonts w:ascii="Arial Narrow" w:hAnsi="Arial Narrow"/>
@@ -3778,21 +3191,19 @@
               </w:rPr>
               <w:t xml:space="preserve"> </w:t>
             </w:r>
-            <w:proofErr w:type="spellStart"/>
             <w:r>
               <w:rPr>
                 <w:rFonts w:ascii="Arial Narrow" w:hAnsi="Arial Narrow"/>
                 <w:lang w:val="en-ID"/>
               </w:rPr>
-              <w:t>Nomor</w:t>
-            </w:r>
-            <w:proofErr w:type="spellEnd"/>
+              <w:t>Nomor:</w:t>
+            </w:r>
             <w:r>
               <w:rPr>
                 <w:rFonts w:ascii="Arial Narrow" w:hAnsi="Arial Narrow"/>
                 <w:lang w:val="en-ID"/>
               </w:rPr>
-              <w:t xml:space="preserve">: </w:t>
+              <w:t xml:space="preserve"> </w:t>
             </w:r>
             <w:r>
               <w:rPr>
@@ -3801,31 +3212,27 @@
               </w:rPr>
               <w:t>${</w:t>
             </w:r>
-            <w:proofErr w:type="spellStart"/>
             <w:r>
               <w:rPr>
                 <w:rFonts w:ascii="Arial Narrow" w:hAnsi="Arial Narrow"/>
                 <w:lang w:val="en-ID"/>
               </w:rPr>
-              <w:t>nomor</w:t>
-            </w:r>
-            <w:proofErr w:type="spellEnd"/>
+              <w:t>suratKetetapanTentangPenetapanUang</w:t>
+            </w:r>
             <w:r>
               <w:rPr>
                 <w:rFonts w:ascii="Arial Narrow" w:hAnsi="Arial Narrow"/>
                 <w:lang w:val="en-ID"/>
               </w:rPr>
-              <w:t xml:space="preserve"> </w:t>
-            </w:r>
-            <w:proofErr w:type="spellStart"/>
+              <w:t>Tangguhan</w:t>
+            </w:r>
             <w:r>
               <w:rPr>
                 <w:rFonts w:ascii="Arial Narrow" w:hAnsi="Arial Narrow"/>
                 <w:lang w:val="en-ID"/>
               </w:rPr>
-              <w:t>surat</w:t>
-            </w:r>
-            <w:proofErr w:type="spellEnd"/>
+              <w:t>PenangguhanPenahananDocumentNumber</w:t>
+            </w:r>
             <w:r>
               <w:rPr>
                 <w:rFonts w:ascii="Arial Narrow" w:hAnsi="Arial Narrow"/>
@@ -3840,7 +3247,6 @@
               </w:rPr>
               <w:t xml:space="preserve"> </w:t>
             </w:r>
-            <w:proofErr w:type="spellStart"/>
             <w:r>
               <w:rPr>
                 <w:rFonts w:ascii="Arial Narrow" w:hAnsi="Arial Narrow"/>
@@ -3848,7 +3254,6 @@
               </w:rPr>
               <w:t>tanggal</w:t>
             </w:r>
-            <w:proofErr w:type="spellEnd"/>
             <w:r>
               <w:rPr>
                 <w:rFonts w:ascii="Arial Narrow" w:hAnsi="Arial Narrow"/>
@@ -3863,383 +3268,74 @@
               </w:rPr>
               <w:t>${</w:t>
             </w:r>
-            <w:proofErr w:type="spellStart"/>
             <w:r>
               <w:rPr>
                 <w:rFonts w:ascii="Arial Narrow" w:hAnsi="Arial Narrow"/>
                 <w:lang w:val="en-ID"/>
               </w:rPr>
-              <w:t>tanggal</w:t>
-            </w:r>
-            <w:proofErr w:type="spellEnd"/>
+              <w:t>suratKetetapanTentangPenetapanUangTangguhanPenangguhanPenahananDocument</w:t>
+            </w:r>
             <w:r>
               <w:rPr>
                 <w:rFonts w:ascii="Arial Narrow" w:hAnsi="Arial Narrow"/>
                 <w:lang w:val="en-ID"/>
               </w:rPr>
-              <w:t xml:space="preserve"> </w:t>
-            </w:r>
-            <w:proofErr w:type="spellStart"/>
+              <w:t>Date</w:t>
+            </w:r>
             <w:r>
               <w:rPr>
                 <w:rFonts w:ascii="Arial Narrow" w:hAnsi="Arial Narrow"/>
                 <w:lang w:val="en-ID"/>
               </w:rPr>
-              <w:t>su</w:t>
+              <w:t>}</w:t>
             </w:r>
             <w:r>
               <w:rPr>
                 <w:rFonts w:ascii="Arial Narrow" w:hAnsi="Arial Narrow"/>
                 <w:lang w:val="en-ID"/>
               </w:rPr>
-              <w:t>rat</w:t>
-            </w:r>
-            <w:proofErr w:type="spellEnd"/>
-            <w:r>
-              <w:rPr>
-                <w:rFonts w:ascii="Arial Narrow" w:hAnsi="Arial Narrow"/>
-                <w:lang w:val="en-ID"/>
-              </w:rPr>
-              <w:t>}</w:t>
-            </w:r>
-            <w:r>
-              <w:rPr>
-                <w:rFonts w:ascii="Arial Narrow" w:hAnsi="Arial Narrow"/>
-                <w:lang w:val="en-ID"/>
-              </w:rPr>
-              <w:t xml:space="preserve">; </w:t>
-            </w:r>
-            <w:proofErr w:type="spellStart"/>
-            <w:r>
-              <w:rPr>
-                <w:rFonts w:ascii="Arial Narrow" w:hAnsi="Arial Narrow"/>
-                <w:lang w:val="en-ID"/>
-              </w:rPr>
-              <w:t>atau</w:t>
-            </w:r>
-            <w:proofErr w:type="spellEnd"/>
+              <w:t>;</w:t>
+            </w:r>
           </w:p>
         </w:tc>
       </w:tr>
       <w:tr>
         <w:tc>
           <w:tcPr>
-            <w:tcW w:w="1418" w:type="dxa"/>
-          </w:tcPr>
-          <w:p>
-            <w:pPr>
+            <w:tcW w:w="9112" w:type="dxa"/>
+            <w:gridSpan w:val="9"/>
+          </w:tcPr>
+          <w:p>
+            <w:pPr>
+              <w:rPr>
+                <w:rFonts w:ascii="Arial Narrow" w:hAnsi="Arial Narrow"/>
+                <w:sz w:val="8"/>
+                <w:szCs w:val="8"/>
+              </w:rPr>
+            </w:pPr>
+          </w:p>
+        </w:tc>
+      </w:tr>
+      <w:tr>
+        <w:tc>
+          <w:tcPr>
+            <w:tcW w:w="9112" w:type="dxa"/>
+            <w:gridSpan w:val="9"/>
+          </w:tcPr>
+          <w:p>
+            <w:pPr>
+              <w:jc w:val="center"/>
               <w:rPr>
                 <w:rFonts w:ascii="Arial Narrow" w:hAnsi="Arial Narrow"/>
                 <w:lang w:val="en-ID"/>
               </w:rPr>
             </w:pPr>
-          </w:p>
-        </w:tc>
-        <w:tc>
-          <w:tcPr>
-            <w:tcW w:w="283" w:type="dxa"/>
-          </w:tcPr>
-          <w:p>
-            <w:pPr>
+            <w:r>
               <w:rPr>
                 <w:rFonts w:ascii="Arial Narrow" w:hAnsi="Arial Narrow"/>
                 <w:lang w:val="en-ID"/>
               </w:rPr>
-            </w:pPr>
-          </w:p>
-        </w:tc>
-        <w:tc>
-          <w:tcPr>
-            <w:tcW w:w="426" w:type="dxa"/>
-          </w:tcPr>
-          <w:p>
-            <w:pPr>
-              <w:rPr>
-                <w:rFonts w:ascii="Arial Narrow" w:hAnsi="Arial Narrow"/>
-                <w:lang w:val="en-ID"/>
-              </w:rPr>
-            </w:pPr>
-            <w:r>
-              <w:rPr>
-                <w:rFonts w:ascii="Arial Narrow" w:hAnsi="Arial Narrow"/>
-                <w:lang w:val="en-ID"/>
-              </w:rPr>
-              <w:t>13.</w:t>
-            </w:r>
-          </w:p>
-        </w:tc>
-        <w:tc>
-          <w:tcPr>
-            <w:tcW w:w="6985" w:type="dxa"/>
-            <w:gridSpan w:val="6"/>
-          </w:tcPr>
-          <w:p>
-            <w:pPr>
-              <w:jc w:val="both"/>
-              <w:rPr>
-                <w:rFonts w:ascii="Arial Narrow" w:hAnsi="Arial Narrow"/>
-                <w:lang w:val="en-ID"/>
-              </w:rPr>
-            </w:pPr>
-            <w:r>
-              <w:rPr>
-                <w:rFonts w:ascii="Arial Narrow" w:hAnsi="Arial Narrow"/>
-                <w:lang w:val="en-ID"/>
-              </w:rPr>
-              <w:t>Surat</w:t>
-            </w:r>
-            <w:r>
-              <w:rPr>
-                <w:rFonts w:ascii="Arial Narrow" w:hAnsi="Arial Narrow"/>
-                <w:lang w:val="en-ID"/>
-              </w:rPr>
-              <w:t xml:space="preserve"> </w:t>
-            </w:r>
-            <w:proofErr w:type="spellStart"/>
-            <w:r>
-              <w:rPr>
-                <w:rFonts w:ascii="Arial Narrow" w:hAnsi="Arial Narrow"/>
-                <w:lang w:val="en-ID"/>
-              </w:rPr>
-              <w:t>Ketetapan</w:t>
-            </w:r>
-            <w:proofErr w:type="spellEnd"/>
-            <w:r>
-              <w:rPr>
-                <w:rFonts w:ascii="Arial Narrow" w:hAnsi="Arial Narrow"/>
-                <w:lang w:val="en-ID"/>
-              </w:rPr>
-              <w:t xml:space="preserve"> </w:t>
-            </w:r>
-            <w:proofErr w:type="spellStart"/>
-            <w:r>
-              <w:rPr>
-                <w:rFonts w:ascii="Arial Narrow" w:hAnsi="Arial Narrow"/>
-                <w:lang w:val="en-ID"/>
-              </w:rPr>
-              <w:t>tentang</w:t>
-            </w:r>
-            <w:proofErr w:type="spellEnd"/>
-            <w:r>
-              <w:rPr>
-                <w:rFonts w:ascii="Arial Narrow" w:hAnsi="Arial Narrow"/>
-                <w:lang w:val="en-ID"/>
-              </w:rPr>
-              <w:t xml:space="preserve"> </w:t>
-            </w:r>
-            <w:proofErr w:type="spellStart"/>
-            <w:r>
-              <w:rPr>
-                <w:rFonts w:ascii="Arial Narrow" w:hAnsi="Arial Narrow"/>
-                <w:lang w:val="en-ID"/>
-              </w:rPr>
-              <w:t>Penetapan</w:t>
-            </w:r>
-            <w:proofErr w:type="spellEnd"/>
-            <w:r>
-              <w:rPr>
-                <w:rFonts w:ascii="Arial Narrow" w:hAnsi="Arial Narrow"/>
-                <w:lang w:val="en-ID"/>
-              </w:rPr>
-              <w:t xml:space="preserve"> </w:t>
-            </w:r>
-            <w:r>
-              <w:rPr>
-                <w:rFonts w:ascii="Arial Narrow" w:hAnsi="Arial Narrow"/>
-                <w:lang w:val="en-ID"/>
-              </w:rPr>
-              <w:t>Uang</w:t>
-            </w:r>
-            <w:r>
-              <w:rPr>
-                <w:rFonts w:ascii="Arial Narrow" w:hAnsi="Arial Narrow"/>
-                <w:lang w:val="en-ID"/>
-              </w:rPr>
-              <w:t xml:space="preserve"> </w:t>
-            </w:r>
-            <w:r>
-              <w:rPr>
-                <w:rFonts w:ascii="Arial Narrow" w:hAnsi="Arial Narrow"/>
-                <w:lang w:val="en-ID"/>
-              </w:rPr>
-              <w:t>Tangguhan</w:t>
-            </w:r>
-            <w:r>
-              <w:rPr>
-                <w:rFonts w:ascii="Arial Narrow" w:hAnsi="Arial Narrow"/>
-                <w:lang w:val="en-ID"/>
-              </w:rPr>
-              <w:t xml:space="preserve"> </w:t>
-            </w:r>
-            <w:proofErr w:type="spellStart"/>
-            <w:r>
-              <w:rPr>
-                <w:rFonts w:ascii="Arial Narrow" w:hAnsi="Arial Narrow"/>
-                <w:lang w:val="en-ID"/>
-              </w:rPr>
-              <w:t>Penangguhan</w:t>
-            </w:r>
-            <w:proofErr w:type="spellEnd"/>
-            <w:r>
-              <w:rPr>
-                <w:rFonts w:ascii="Arial Narrow" w:hAnsi="Arial Narrow"/>
-                <w:lang w:val="en-ID"/>
-              </w:rPr>
-              <w:t xml:space="preserve"> </w:t>
-            </w:r>
-            <w:proofErr w:type="spellStart"/>
-            <w:r>
-              <w:rPr>
-                <w:rFonts w:ascii="Arial Narrow" w:hAnsi="Arial Narrow"/>
-                <w:lang w:val="en-ID"/>
-              </w:rPr>
-              <w:t>Penahanan</w:t>
-            </w:r>
-            <w:proofErr w:type="spellEnd"/>
-            <w:r>
-              <w:rPr>
-                <w:rFonts w:ascii="Arial Narrow" w:hAnsi="Arial Narrow"/>
-                <w:lang w:val="en-ID"/>
-              </w:rPr>
-              <w:t xml:space="preserve"> </w:t>
-            </w:r>
-            <w:proofErr w:type="spellStart"/>
-            <w:r>
-              <w:rPr>
-                <w:rFonts w:ascii="Arial Narrow" w:hAnsi="Arial Narrow"/>
-                <w:lang w:val="en-ID"/>
-              </w:rPr>
-              <w:t>Nomor</w:t>
-            </w:r>
-            <w:proofErr w:type="spellEnd"/>
-            <w:r>
-              <w:rPr>
-                <w:rFonts w:ascii="Arial Narrow" w:hAnsi="Arial Narrow"/>
-                <w:lang w:val="en-ID"/>
-              </w:rPr>
-              <w:t>:</w:t>
-            </w:r>
-            <w:r>
-              <w:rPr>
-                <w:rFonts w:ascii="Arial Narrow" w:hAnsi="Arial Narrow"/>
-                <w:lang w:val="en-ID"/>
-              </w:rPr>
-              <w:t xml:space="preserve"> </w:t>
-            </w:r>
-            <w:r>
-              <w:rPr>
-                <w:rFonts w:ascii="Arial Narrow" w:hAnsi="Arial Narrow"/>
-                <w:lang w:val="en-ID"/>
-              </w:rPr>
-              <w:t>${</w:t>
-            </w:r>
-            <w:proofErr w:type="spellStart"/>
-            <w:r>
-              <w:rPr>
-                <w:rFonts w:ascii="Arial Narrow" w:hAnsi="Arial Narrow"/>
-                <w:lang w:val="en-ID"/>
-              </w:rPr>
-              <w:t>nomor</w:t>
-            </w:r>
-            <w:proofErr w:type="spellEnd"/>
-            <w:r>
-              <w:rPr>
-                <w:rFonts w:ascii="Arial Narrow" w:hAnsi="Arial Narrow"/>
-                <w:lang w:val="en-ID"/>
-              </w:rPr>
-              <w:t xml:space="preserve"> </w:t>
-            </w:r>
-            <w:proofErr w:type="spellStart"/>
-            <w:r>
-              <w:rPr>
-                <w:rFonts w:ascii="Arial Narrow" w:hAnsi="Arial Narrow"/>
-                <w:lang w:val="en-ID"/>
-              </w:rPr>
-              <w:t>surat</w:t>
-            </w:r>
-            <w:proofErr w:type="spellEnd"/>
-            <w:r>
-              <w:rPr>
-                <w:rFonts w:ascii="Arial Narrow" w:hAnsi="Arial Narrow"/>
-                <w:lang w:val="en-ID"/>
-              </w:rPr>
-              <w:t>}</w:t>
-            </w:r>
-            <w:r>
-              <w:rPr>
-                <w:rFonts w:ascii="Arial Narrow" w:hAnsi="Arial Narrow"/>
-                <w:lang w:val="en-ID"/>
-              </w:rPr>
-              <w:t xml:space="preserve"> </w:t>
-            </w:r>
-            <w:proofErr w:type="spellStart"/>
-            <w:r>
-              <w:rPr>
-                <w:rFonts w:ascii="Arial Narrow" w:hAnsi="Arial Narrow"/>
-                <w:lang w:val="en-ID"/>
-              </w:rPr>
-              <w:t>tanggal</w:t>
-            </w:r>
-            <w:proofErr w:type="spellEnd"/>
-            <w:r>
-              <w:rPr>
-                <w:rFonts w:ascii="Arial Narrow" w:hAnsi="Arial Narrow"/>
-                <w:lang w:val="en-ID"/>
-              </w:rPr>
-              <w:t xml:space="preserve"> </w:t>
-            </w:r>
-            <w:r>
-              <w:rPr>
-                <w:rFonts w:ascii="Arial Narrow" w:hAnsi="Arial Narrow"/>
-                <w:lang w:val="en-ID"/>
-              </w:rPr>
-              <w:t>${</w:t>
-            </w:r>
-            <w:proofErr w:type="spellStart"/>
-            <w:r>
-              <w:rPr>
-                <w:rFonts w:ascii="Arial Narrow" w:hAnsi="Arial Narrow"/>
-                <w:lang w:val="en-ID"/>
-              </w:rPr>
-              <w:t>tanggal</w:t>
-            </w:r>
-            <w:proofErr w:type="spellEnd"/>
-            <w:r>
-              <w:rPr>
-                <w:rFonts w:ascii="Arial Narrow" w:hAnsi="Arial Narrow"/>
-                <w:lang w:val="en-ID"/>
-              </w:rPr>
-              <w:t xml:space="preserve"> </w:t>
-            </w:r>
-            <w:proofErr w:type="spellStart"/>
-            <w:r>
-              <w:rPr>
-                <w:rFonts w:ascii="Arial Narrow" w:hAnsi="Arial Narrow"/>
-                <w:lang w:val="en-ID"/>
-              </w:rPr>
-              <w:t>su</w:t>
-            </w:r>
-            <w:r>
-              <w:rPr>
-                <w:rFonts w:ascii="Arial Narrow" w:hAnsi="Arial Narrow"/>
-                <w:lang w:val="en-ID"/>
-              </w:rPr>
-              <w:t>rat</w:t>
-            </w:r>
-            <w:proofErr w:type="spellEnd"/>
-            <w:r>
-              <w:rPr>
-                <w:rFonts w:ascii="Arial Narrow" w:hAnsi="Arial Narrow"/>
-                <w:lang w:val="en-ID"/>
-              </w:rPr>
-              <w:t>}</w:t>
-            </w:r>
-            <w:r>
-              <w:rPr>
-                <w:rFonts w:ascii="Arial Narrow" w:hAnsi="Arial Narrow"/>
-                <w:lang w:val="en-ID"/>
-              </w:rPr>
-              <w:t>;</w:t>
+              <w:t>DIPERINTAHKAN</w:t>
             </w:r>
           </w:p>
         </w:tc>
@@ -4265,48 +3361,6 @@
       <w:tr>
         <w:tc>
           <w:tcPr>
-            <w:tcW w:w="9112" w:type="dxa"/>
-            <w:gridSpan w:val="9"/>
-          </w:tcPr>
-          <w:p>
-            <w:pPr>
-              <w:jc w:val="center"/>
-              <w:rPr>
-                <w:rFonts w:ascii="Arial Narrow" w:hAnsi="Arial Narrow"/>
-                <w:lang w:val="en-ID"/>
-              </w:rPr>
-            </w:pPr>
-            <w:r>
-              <w:rPr>
-                <w:rFonts w:ascii="Arial Narrow" w:hAnsi="Arial Narrow"/>
-                <w:lang w:val="en-ID"/>
-              </w:rPr>
-              <w:t>DIPERINTAHKAN</w:t>
-            </w:r>
-          </w:p>
-        </w:tc>
-      </w:tr>
-      <w:tr>
-        <w:tc>
-          <w:tcPr>
-            <w:tcW w:w="9112" w:type="dxa"/>
-            <w:gridSpan w:val="9"/>
-          </w:tcPr>
-          <w:p>
-            <w:pPr>
-              <w:rPr>
-                <w:rFonts w:ascii="Arial Narrow" w:hAnsi="Arial Narrow"/>
-                <w:sz w:val="8"/>
-                <w:szCs w:val="8"/>
-                <w:lang w:val="en-ID"/>
-              </w:rPr>
-            </w:pPr>
-          </w:p>
-        </w:tc>
-      </w:tr>
-      <w:tr>
-        <w:tc>
-          <w:tcPr>
             <w:tcW w:w="1418" w:type="dxa"/>
           </w:tcPr>
           <w:p>
@@ -4315,14 +3369,12 @@
                 <w:rFonts w:ascii="Arial Narrow" w:hAnsi="Arial Narrow"/>
               </w:rPr>
             </w:pPr>
-            <w:proofErr w:type="spellStart"/>
             <w:r>
               <w:rPr>
                 <w:rFonts w:ascii="Arial Narrow" w:hAnsi="Arial Narrow"/>
               </w:rPr>
               <w:t>Kepada</w:t>
             </w:r>
-            <w:proofErr w:type="spellEnd"/>
           </w:p>
         </w:tc>
         <w:tc>
@@ -4358,21 +3410,7 @@
               <w:rPr>
                 <w:rFonts w:ascii="Arial Narrow" w:hAnsi="Arial Narrow"/>
               </w:rPr>
-              <w:t>${</w:t>
-            </w:r>
-            <w:proofErr w:type="spellStart"/>
-            <w:r>
-              <w:rPr>
-                <w:rFonts w:ascii="Arial Narrow" w:hAnsi="Arial Narrow"/>
-              </w:rPr>
-              <w:t>block_officers</w:t>
-            </w:r>
-            <w:proofErr w:type="spellEnd"/>
-            <w:r>
-              <w:rPr>
-                <w:rFonts w:ascii="Arial Narrow" w:hAnsi="Arial Narrow"/>
-              </w:rPr>
-              <w:t>}</w:t>
+              <w:t>${block_officers}</w:t>
             </w:r>
           </w:p>
         </w:tc>
@@ -4513,43 +3551,7 @@
                       <w:bCs/>
                       <w:color w:val="000000"/>
                     </w:rPr>
-                    <w:t>${</w:t>
-                  </w:r>
-                  <w:proofErr w:type="spellStart"/>
-                  <w:r>
-                    <w:rPr>
-                      <w:rFonts w:ascii="Arial Narrow" w:eastAsia="Arial Narrow" w:hAnsi="Arial Narrow"/>
-                      <w:bCs/>
-                      <w:color w:val="000000"/>
-                    </w:rPr>
-                    <w:t>first_name</w:t>
-                  </w:r>
-                  <w:proofErr w:type="spellEnd"/>
-                  <w:r>
-                    <w:rPr>
-                      <w:rFonts w:ascii="Arial Narrow" w:eastAsia="Arial Narrow" w:hAnsi="Arial Narrow"/>
-                      <w:bCs/>
-                      <w:color w:val="000000"/>
-                    </w:rPr>
-                    <w:t>} ${</w:t>
-                  </w:r>
-                  <w:proofErr w:type="spellStart"/>
-                  <w:r>
-                    <w:rPr>
-                      <w:rFonts w:ascii="Arial Narrow" w:eastAsia="Arial Narrow" w:hAnsi="Arial Narrow"/>
-                      <w:bCs/>
-                      <w:color w:val="000000"/>
-                    </w:rPr>
-                    <w:t>last_name</w:t>
-                  </w:r>
-                  <w:proofErr w:type="spellEnd"/>
-                  <w:r>
-                    <w:rPr>
-                      <w:rFonts w:ascii="Arial Narrow" w:eastAsia="Arial Narrow" w:hAnsi="Arial Narrow"/>
-                      <w:bCs/>
-                      <w:color w:val="000000"/>
-                    </w:rPr>
-                    <w:t>}</w:t>
+                    <w:t>${first_name} ${last_name}</w:t>
                   </w:r>
                 </w:p>
               </w:tc>
@@ -4577,31 +3579,13 @@
                       <w:rFonts w:ascii="Arial Narrow" w:hAnsi="Arial Narrow"/>
                     </w:rPr>
                   </w:pPr>
-                  <w:proofErr w:type="spellStart"/>
                   <w:r>
                     <w:rPr>
                       <w:rFonts w:ascii="Arial Narrow" w:hAnsi="Arial Narrow"/>
                       <w:color w:val="000000"/>
                     </w:rPr>
-                    <w:t>Pangkat</w:t>
+                    <w:t>Pangkat/Nrp</w:t>
                   </w:r>
-                  <w:proofErr w:type="spellEnd"/>
-                  <w:r>
-                    <w:rPr>
-                      <w:rFonts w:ascii="Arial Narrow" w:hAnsi="Arial Narrow"/>
-                      <w:color w:val="000000"/>
-                    </w:rPr>
-                    <w:t>/</w:t>
-                  </w:r>
-                  <w:proofErr w:type="spellStart"/>
-                  <w:r>
-                    <w:rPr>
-                      <w:rFonts w:ascii="Arial Narrow" w:hAnsi="Arial Narrow"/>
-                      <w:color w:val="000000"/>
-                    </w:rPr>
-                    <w:t>Nrp</w:t>
-                  </w:r>
-                  <w:proofErr w:type="spellEnd"/>
                 </w:p>
               </w:tc>
               <w:tc>
@@ -4636,49 +3620,7 @@
                     <w:rPr>
                       <w:rFonts w:ascii="Arial Narrow" w:hAnsi="Arial Narrow"/>
                     </w:rPr>
-                    <w:t>${</w:t>
-                  </w:r>
-                  <w:proofErr w:type="spellStart"/>
-                  <w:r>
-                    <w:rPr>
-                      <w:rFonts w:ascii="Arial Narrow" w:hAnsi="Arial Narrow"/>
-                    </w:rPr>
-                    <w:t>rank_</w:t>
-                  </w:r>
-                  <w:proofErr w:type="gramStart"/>
-                  <w:r>
-                    <w:rPr>
-                      <w:rFonts w:ascii="Arial Narrow" w:hAnsi="Arial Narrow"/>
-                    </w:rPr>
-                    <w:t>id</w:t>
-                  </w:r>
-                  <w:proofErr w:type="spellEnd"/>
-                  <w:r>
-                    <w:rPr>
-                      <w:rFonts w:ascii="Arial Narrow" w:hAnsi="Arial Narrow"/>
-                    </w:rPr>
-                    <w:t>} /</w:t>
-                  </w:r>
-                  <w:proofErr w:type="gramEnd"/>
-                  <w:r>
-                    <w:rPr>
-                      <w:rFonts w:ascii="Arial Narrow" w:hAnsi="Arial Narrow"/>
-                    </w:rPr>
-                    <w:t xml:space="preserve"> ${</w:t>
-                  </w:r>
-                  <w:proofErr w:type="spellStart"/>
-                  <w:r>
-                    <w:rPr>
-                      <w:rFonts w:ascii="Arial Narrow" w:hAnsi="Arial Narrow"/>
-                    </w:rPr>
-                    <w:t>officer_id</w:t>
-                  </w:r>
-                  <w:proofErr w:type="spellEnd"/>
-                  <w:r>
-                    <w:rPr>
-                      <w:rFonts w:ascii="Arial Narrow" w:hAnsi="Arial Narrow"/>
-                    </w:rPr>
-                    <w:t>}</w:t>
+                    <w:t>${rank_id} / ${officer_id}</w:t>
                   </w:r>
                 </w:p>
               </w:tc>
@@ -4709,14 +3651,12 @@
                       <w:rFonts w:ascii="Arial Narrow" w:hAnsi="Arial Narrow"/>
                     </w:rPr>
                   </w:pPr>
-                  <w:proofErr w:type="spellStart"/>
                   <w:r>
                     <w:rPr>
                       <w:rFonts w:ascii="Arial Narrow" w:hAnsi="Arial Narrow"/>
                     </w:rPr>
                     <w:t>Jabatan</w:t>
                   </w:r>
-                  <w:proofErr w:type="spellEnd"/>
                 </w:p>
               </w:tc>
               <w:tc>
@@ -4802,33 +3742,11 @@
                 <w:rFonts w:ascii="Arial Narrow" w:hAnsi="Arial Narrow"/>
               </w:rPr>
             </w:pPr>
-            <w:proofErr w:type="gramStart"/>
-            <w:r>
-              <w:rPr>
-                <w:rFonts w:ascii="Arial Narrow" w:hAnsi="Arial Narrow"/>
-              </w:rPr>
-              <w:t>${</w:t>
-            </w:r>
-            <w:r>
-              <w:rPr>
-                <w:rFonts w:ascii="Arial Narrow" w:hAnsi="Arial Narrow"/>
-              </w:rPr>
-              <w:t>/</w:t>
-            </w:r>
-            <w:proofErr w:type="spellStart"/>
-            <w:proofErr w:type="gramEnd"/>
-            <w:r>
-              <w:rPr>
-                <w:rFonts w:ascii="Arial Narrow" w:hAnsi="Arial Narrow"/>
-              </w:rPr>
-              <w:t>block_officers</w:t>
-            </w:r>
-            <w:proofErr w:type="spellEnd"/>
-            <w:r>
-              <w:rPr>
-                <w:rFonts w:ascii="Arial Narrow" w:hAnsi="Arial Narrow"/>
-              </w:rPr>
-              <w:t>}</w:t>
+            <w:r>
+              <w:rPr>
+                <w:rFonts w:ascii="Arial Narrow" w:hAnsi="Arial Narrow"/>
+              </w:rPr>
+              <w:t>${/block_officers}</w:t>
             </w:r>
           </w:p>
         </w:tc>
@@ -4861,14 +3779,12 @@
                 <w:rFonts w:ascii="Arial Narrow" w:hAnsi="Arial Narrow"/>
               </w:rPr>
             </w:pPr>
-            <w:proofErr w:type="spellStart"/>
             <w:r>
               <w:rPr>
                 <w:rFonts w:ascii="Arial Narrow" w:hAnsi="Arial Narrow"/>
               </w:rPr>
               <w:t>Untuk</w:t>
             </w:r>
-            <w:proofErr w:type="spellEnd"/>
           </w:p>
         </w:tc>
         <w:tc>
@@ -5045,7 +3961,6 @@
               </w:rPr>
               <w:t>${</w:t>
             </w:r>
-            <w:proofErr w:type="spellStart"/>
             <w:r>
               <w:rPr>
                 <w:rFonts w:ascii="Arial Narrow" w:eastAsia="Arial Narrow" w:hAnsi="Arial Narrow"/>
@@ -5053,7 +3968,6 @@
               </w:rPr>
               <w:t>suspectName</w:t>
             </w:r>
-            <w:proofErr w:type="spellEnd"/>
             <w:r>
               <w:rPr>
                 <w:rFonts w:ascii="Arial Narrow" w:eastAsia="Arial Narrow" w:hAnsi="Arial Narrow"/>
@@ -5131,28 +4045,12 @@
                 <w:rFonts w:ascii="Arial Narrow" w:hAnsi="Arial Narrow"/>
               </w:rPr>
             </w:pPr>
-            <w:proofErr w:type="spellStart"/>
-            <w:r>
-              <w:rPr>
-                <w:rFonts w:ascii="Arial Narrow" w:hAnsi="Arial Narrow"/>
-              </w:rPr>
-              <w:t>nomor</w:t>
-            </w:r>
-            <w:proofErr w:type="spellEnd"/>
-            <w:r>
-              <w:rPr>
-                <w:rFonts w:ascii="Arial Narrow" w:hAnsi="Arial Narrow"/>
-              </w:rPr>
-              <w:t xml:space="preserve"> </w:t>
-            </w:r>
-            <w:proofErr w:type="spellStart"/>
-            <w:r>
-              <w:rPr>
-                <w:rFonts w:ascii="Arial Narrow" w:hAnsi="Arial Narrow"/>
-              </w:rPr>
-              <w:t>identitas</w:t>
-            </w:r>
-            <w:proofErr w:type="spellEnd"/>
+            <w:r>
+              <w:rPr>
+                <w:rFonts w:ascii="Arial Narrow" w:hAnsi="Arial Narrow"/>
+              </w:rPr>
+              <w:t>nomor identitas</w:t>
+            </w:r>
           </w:p>
         </w:tc>
         <w:tc>
@@ -5192,7 +4090,6 @@
               </w:rPr>
               <w:t>${</w:t>
             </w:r>
-            <w:proofErr w:type="spellStart"/>
             <w:r>
               <w:rPr>
                 <w:rFonts w:ascii="Arial Narrow" w:eastAsia="Arial Narrow" w:hAnsi="Arial Narrow"/>
@@ -5200,7 +4097,6 @@
               </w:rPr>
               <w:t>suspectIdentityNumber</w:t>
             </w:r>
-            <w:proofErr w:type="spellEnd"/>
             <w:r>
               <w:rPr>
                 <w:rFonts w:ascii="Arial Narrow" w:eastAsia="Arial Narrow" w:hAnsi="Arial Narrow"/>
@@ -5278,42 +4174,12 @@
                 <w:rFonts w:ascii="Arial Narrow" w:hAnsi="Arial Narrow"/>
               </w:rPr>
             </w:pPr>
-            <w:proofErr w:type="spellStart"/>
-            <w:r>
-              <w:rPr>
-                <w:rFonts w:ascii="Arial Narrow" w:hAnsi="Arial Narrow"/>
-              </w:rPr>
-              <w:t>tempat</w:t>
-            </w:r>
-            <w:proofErr w:type="spellEnd"/>
-            <w:r>
-              <w:rPr>
-                <w:rFonts w:ascii="Arial Narrow" w:hAnsi="Arial Narrow"/>
-              </w:rPr>
-              <w:t>/</w:t>
-            </w:r>
-            <w:proofErr w:type="spellStart"/>
-            <w:r>
-              <w:rPr>
-                <w:rFonts w:ascii="Arial Narrow" w:hAnsi="Arial Narrow"/>
-              </w:rPr>
-              <w:t>tanggal</w:t>
-            </w:r>
-            <w:proofErr w:type="spellEnd"/>
-            <w:r>
-              <w:rPr>
-                <w:rFonts w:ascii="Arial Narrow" w:hAnsi="Arial Narrow"/>
-              </w:rPr>
-              <w:t xml:space="preserve"> </w:t>
-            </w:r>
-            <w:proofErr w:type="spellStart"/>
-            <w:r>
-              <w:rPr>
-                <w:rFonts w:ascii="Arial Narrow" w:hAnsi="Arial Narrow"/>
-              </w:rPr>
-              <w:t>lahir</w:t>
-            </w:r>
-            <w:proofErr w:type="spellEnd"/>
+            <w:r>
+              <w:rPr>
+                <w:rFonts w:ascii="Arial Narrow" w:hAnsi="Arial Narrow"/>
+              </w:rPr>
+              <w:t>tempat/tanggal lahir</w:t>
+            </w:r>
           </w:p>
         </w:tc>
         <w:tc>
@@ -5353,7 +4219,6 @@
               </w:rPr>
               <w:t>${</w:t>
             </w:r>
-            <w:proofErr w:type="spellStart"/>
             <w:r>
               <w:rPr>
                 <w:rFonts w:ascii="Arial Narrow" w:eastAsia="Arial Narrow" w:hAnsi="Arial Narrow"/>
@@ -5361,7 +4226,6 @@
               </w:rPr>
               <w:t>suspectBirthPlace</w:t>
             </w:r>
-            <w:proofErr w:type="spellEnd"/>
             <w:r>
               <w:rPr>
                 <w:rFonts w:ascii="Arial Narrow" w:eastAsia="Arial Narrow" w:hAnsi="Arial Narrow"/>
@@ -5383,7 +4247,6 @@
               </w:rPr>
               <w:t xml:space="preserve"> ${</w:t>
             </w:r>
-            <w:proofErr w:type="spellStart"/>
             <w:r>
               <w:rPr>
                 <w:rFonts w:ascii="Arial Narrow" w:eastAsia="Arial Narrow" w:hAnsi="Arial Narrow"/>
@@ -5391,7 +4254,6 @@
               </w:rPr>
               <w:t>suspectBirthDate</w:t>
             </w:r>
-            <w:proofErr w:type="spellEnd"/>
             <w:r>
               <w:rPr>
                 <w:rFonts w:ascii="Arial Narrow" w:eastAsia="Arial Narrow" w:hAnsi="Arial Narrow"/>
@@ -5469,28 +4331,12 @@
                 <w:rFonts w:ascii="Arial Narrow" w:hAnsi="Arial Narrow"/>
               </w:rPr>
             </w:pPr>
-            <w:proofErr w:type="spellStart"/>
-            <w:r>
-              <w:rPr>
-                <w:rFonts w:ascii="Arial Narrow" w:hAnsi="Arial Narrow"/>
-              </w:rPr>
-              <w:t>jenis</w:t>
-            </w:r>
-            <w:proofErr w:type="spellEnd"/>
-            <w:r>
-              <w:rPr>
-                <w:rFonts w:ascii="Arial Narrow" w:hAnsi="Arial Narrow"/>
-              </w:rPr>
-              <w:t xml:space="preserve"> </w:t>
-            </w:r>
-            <w:proofErr w:type="spellStart"/>
-            <w:r>
-              <w:rPr>
-                <w:rFonts w:ascii="Arial Narrow" w:hAnsi="Arial Narrow"/>
-              </w:rPr>
-              <w:t>kelamin</w:t>
-            </w:r>
-            <w:proofErr w:type="spellEnd"/>
+            <w:r>
+              <w:rPr>
+                <w:rFonts w:ascii="Arial Narrow" w:hAnsi="Arial Narrow"/>
+              </w:rPr>
+              <w:t>jenis kelamin</w:t>
+            </w:r>
           </w:p>
         </w:tc>
         <w:tc>
@@ -5530,7 +4376,6 @@
               </w:rPr>
               <w:t>${</w:t>
             </w:r>
-            <w:proofErr w:type="spellStart"/>
             <w:r>
               <w:rPr>
                 <w:rFonts w:ascii="Arial Narrow" w:eastAsia="Arial Narrow" w:hAnsi="Arial Narrow"/>
@@ -5538,7 +4383,6 @@
               </w:rPr>
               <w:t>suspectGenderName</w:t>
             </w:r>
-            <w:proofErr w:type="spellEnd"/>
             <w:r>
               <w:rPr>
                 <w:rFonts w:ascii="Arial Narrow" w:eastAsia="Arial Narrow" w:hAnsi="Arial Narrow"/>
@@ -5616,14 +4460,12 @@
                 <w:rFonts w:ascii="Arial Narrow" w:hAnsi="Arial Narrow"/>
               </w:rPr>
             </w:pPr>
-            <w:proofErr w:type="spellStart"/>
             <w:r>
               <w:rPr>
                 <w:rFonts w:ascii="Arial Narrow" w:hAnsi="Arial Narrow"/>
               </w:rPr>
               <w:t>pekerjaan</w:t>
             </w:r>
-            <w:proofErr w:type="spellEnd"/>
           </w:p>
         </w:tc>
         <w:tc>
@@ -5663,7 +4505,6 @@
               </w:rPr>
               <w:t>${</w:t>
             </w:r>
-            <w:proofErr w:type="spellStart"/>
             <w:r>
               <w:rPr>
                 <w:rFonts w:ascii="Arial Narrow" w:eastAsia="Arial Narrow" w:hAnsi="Arial Narrow"/>
@@ -5671,7 +4512,6 @@
               </w:rPr>
               <w:t>suspectJobName</w:t>
             </w:r>
-            <w:proofErr w:type="spellEnd"/>
             <w:r>
               <w:rPr>
                 <w:rFonts w:ascii="Arial Narrow" w:eastAsia="Arial Narrow" w:hAnsi="Arial Narrow"/>
@@ -5749,14 +4589,12 @@
                 <w:rFonts w:ascii="Arial Narrow" w:hAnsi="Arial Narrow"/>
               </w:rPr>
             </w:pPr>
-            <w:proofErr w:type="spellStart"/>
             <w:r>
               <w:rPr>
                 <w:rFonts w:ascii="Arial Narrow" w:hAnsi="Arial Narrow"/>
               </w:rPr>
               <w:t>kewarganegaraan</w:t>
             </w:r>
-            <w:proofErr w:type="spellEnd"/>
           </w:p>
         </w:tc>
         <w:tc>
@@ -5794,23 +4632,136 @@
                 <w:rFonts w:ascii="Arial Narrow" w:eastAsia="Arial Narrow" w:hAnsi="Arial Narrow"/>
                 <w:color w:val="000000"/>
               </w:rPr>
-              <w:t>${</w:t>
-            </w:r>
-            <w:proofErr w:type="spellStart"/>
+              <w:t>${suspectNationality};</w:t>
+            </w:r>
+          </w:p>
+        </w:tc>
+      </w:tr>
+      <w:tr>
+        <w:tc>
+          <w:tcPr>
+            <w:tcW w:w="1418" w:type="dxa"/>
+          </w:tcPr>
+          <w:p>
+            <w:pPr>
+              <w:rPr>
+                <w:rFonts w:ascii="Arial Narrow" w:hAnsi="Arial Narrow"/>
+              </w:rPr>
+            </w:pPr>
+          </w:p>
+        </w:tc>
+        <w:tc>
+          <w:tcPr>
+            <w:tcW w:w="283" w:type="dxa"/>
+          </w:tcPr>
+          <w:p>
+            <w:pPr>
+              <w:rPr>
+                <w:rFonts w:ascii="Arial Narrow" w:hAnsi="Arial Narrow"/>
+              </w:rPr>
+            </w:pPr>
+          </w:p>
+        </w:tc>
+        <w:tc>
+          <w:tcPr>
+            <w:tcW w:w="426" w:type="dxa"/>
+          </w:tcPr>
+          <w:p>
+            <w:pPr>
+              <w:rPr>
+                <w:rFonts w:ascii="Arial Narrow" w:hAnsi="Arial Narrow"/>
+              </w:rPr>
+            </w:pPr>
+          </w:p>
+        </w:tc>
+        <w:tc>
+          <w:tcPr>
+            <w:tcW w:w="425" w:type="dxa"/>
+          </w:tcPr>
+          <w:p>
+            <w:pPr>
+              <w:rPr>
+                <w:rFonts w:ascii="Arial Narrow" w:hAnsi="Arial Narrow"/>
+              </w:rPr>
+            </w:pPr>
+            <w:r>
+              <w:rPr>
+                <w:rFonts w:ascii="Arial Narrow" w:hAnsi="Arial Narrow"/>
+              </w:rPr>
+              <w:t>g.</w:t>
+            </w:r>
+          </w:p>
+        </w:tc>
+        <w:tc>
+          <w:tcPr>
+            <w:tcW w:w="2268" w:type="dxa"/>
+            <w:gridSpan w:val="3"/>
+          </w:tcPr>
+          <w:p>
+            <w:pPr>
+              <w:jc w:val="both"/>
+              <w:rPr>
+                <w:rFonts w:ascii="Arial Narrow" w:hAnsi="Arial Narrow"/>
+              </w:rPr>
+            </w:pPr>
+            <w:r>
+              <w:rPr>
+                <w:rFonts w:ascii="Arial Narrow" w:hAnsi="Arial Narrow"/>
+              </w:rPr>
+              <w:t>tempat tinggal/ kediaman</w:t>
+            </w:r>
+          </w:p>
+        </w:tc>
+        <w:tc>
+          <w:tcPr>
+            <w:tcW w:w="283" w:type="dxa"/>
+          </w:tcPr>
+          <w:p>
+            <w:pPr>
+              <w:jc w:val="both"/>
+              <w:rPr>
+                <w:rFonts w:ascii="Arial Narrow" w:hAnsi="Arial Narrow"/>
+              </w:rPr>
+            </w:pPr>
+            <w:r>
+              <w:rPr>
+                <w:rFonts w:ascii="Arial Narrow" w:hAnsi="Arial Narrow"/>
+              </w:rPr>
+              <w:t>:</w:t>
+            </w:r>
+          </w:p>
+        </w:tc>
+        <w:tc>
+          <w:tcPr>
+            <w:tcW w:w="4009" w:type="dxa"/>
+          </w:tcPr>
+          <w:p>
+            <w:pPr>
+              <w:jc w:val="both"/>
+              <w:rPr>
+                <w:rFonts w:ascii="Arial Narrow" w:hAnsi="Arial Narrow"/>
+              </w:rPr>
+            </w:pPr>
             <w:r>
               <w:rPr>
                 <w:rFonts w:ascii="Arial Narrow" w:eastAsia="Arial Narrow" w:hAnsi="Arial Narrow"/>
                 <w:color w:val="000000"/>
               </w:rPr>
-              <w:t>suspectNationality</w:t>
-            </w:r>
-            <w:proofErr w:type="spellEnd"/>
+              <w:t>${</w:t>
+            </w:r>
             <w:r>
               <w:rPr>
                 <w:rFonts w:ascii="Arial Narrow" w:eastAsia="Arial Narrow" w:hAnsi="Arial Narrow"/>
                 <w:color w:val="000000"/>
               </w:rPr>
-              <w:t>};</w:t>
+              <w:t>suspect</w:t>
+            </w:r>
+            <w:r>
+              <w:rPr>
+                <w:rFonts w:ascii="Arial Narrow" w:eastAsia="Arial Narrow" w:hAnsi="Arial Narrow"/>
+                <w:color w:val="000000"/>
+              </w:rPr>
+              <w:t>FullAddress};</w:t>
             </w:r>
           </w:p>
         </w:tc>
@@ -5818,184 +4769,160 @@
       <w:tr>
         <w:tc>
           <w:tcPr>
-            <w:tcW w:w="1418" w:type="dxa"/>
-          </w:tcPr>
-          <w:p>
-            <w:pPr>
-              <w:rPr>
-                <w:rFonts w:ascii="Arial Narrow" w:hAnsi="Arial Narrow"/>
-              </w:rPr>
-            </w:pPr>
-          </w:p>
-        </w:tc>
-        <w:tc>
-          <w:tcPr>
-            <w:tcW w:w="283" w:type="dxa"/>
-          </w:tcPr>
-          <w:p>
-            <w:pPr>
-              <w:rPr>
-                <w:rFonts w:ascii="Arial Narrow" w:hAnsi="Arial Narrow"/>
-              </w:rPr>
-            </w:pPr>
-          </w:p>
-        </w:tc>
-        <w:tc>
-          <w:tcPr>
-            <w:tcW w:w="426" w:type="dxa"/>
-          </w:tcPr>
-          <w:p>
-            <w:pPr>
-              <w:rPr>
-                <w:rFonts w:ascii="Arial Narrow" w:hAnsi="Arial Narrow"/>
-              </w:rPr>
-            </w:pPr>
-          </w:p>
-        </w:tc>
-        <w:tc>
-          <w:tcPr>
-            <w:tcW w:w="425" w:type="dxa"/>
-          </w:tcPr>
-          <w:p>
-            <w:pPr>
-              <w:rPr>
-                <w:rFonts w:ascii="Arial Narrow" w:hAnsi="Arial Narrow"/>
-              </w:rPr>
-            </w:pPr>
-            <w:r>
-              <w:rPr>
-                <w:rFonts w:ascii="Arial Narrow" w:hAnsi="Arial Narrow"/>
-              </w:rPr>
-              <w:t>g.</w:t>
-            </w:r>
-          </w:p>
-        </w:tc>
-        <w:tc>
-          <w:tcPr>
-            <w:tcW w:w="2268" w:type="dxa"/>
-            <w:gridSpan w:val="3"/>
+            <w:tcW w:w="9112" w:type="dxa"/>
+            <w:gridSpan w:val="9"/>
           </w:tcPr>
           <w:p>
             <w:pPr>
               <w:jc w:val="both"/>
               <w:rPr>
                 <w:rFonts w:ascii="Arial Narrow" w:hAnsi="Arial Narrow"/>
-              </w:rPr>
-            </w:pPr>
-            <w:proofErr w:type="spellStart"/>
-            <w:r>
-              <w:rPr>
-                <w:rFonts w:ascii="Arial Narrow" w:hAnsi="Arial Narrow"/>
-              </w:rPr>
-              <w:t>tempat</w:t>
-            </w:r>
-            <w:proofErr w:type="spellEnd"/>
-            <w:r>
-              <w:rPr>
-                <w:rFonts w:ascii="Arial Narrow" w:hAnsi="Arial Narrow"/>
-              </w:rPr>
-              <w:t xml:space="preserve"> </w:t>
-            </w:r>
-            <w:proofErr w:type="spellStart"/>
-            <w:r>
-              <w:rPr>
-                <w:rFonts w:ascii="Arial Narrow" w:hAnsi="Arial Narrow"/>
-              </w:rPr>
-              <w:t>tinggal</w:t>
-            </w:r>
-            <w:proofErr w:type="spellEnd"/>
-            <w:r>
-              <w:rPr>
-                <w:rFonts w:ascii="Arial Narrow" w:hAnsi="Arial Narrow"/>
-              </w:rPr>
-              <w:t xml:space="preserve">/ </w:t>
-            </w:r>
-            <w:proofErr w:type="spellStart"/>
-            <w:r>
-              <w:rPr>
-                <w:rFonts w:ascii="Arial Narrow" w:hAnsi="Arial Narrow"/>
-              </w:rPr>
-              <w:t>kediaman</w:t>
-            </w:r>
-            <w:proofErr w:type="spellEnd"/>
-          </w:p>
-        </w:tc>
-        <w:tc>
-          <w:tcPr>
-            <w:tcW w:w="283" w:type="dxa"/>
-          </w:tcPr>
-          <w:p>
-            <w:pPr>
-              <w:jc w:val="both"/>
-              <w:rPr>
-                <w:rFonts w:ascii="Arial Narrow" w:hAnsi="Arial Narrow"/>
-              </w:rPr>
-            </w:pPr>
-            <w:r>
-              <w:rPr>
-                <w:rFonts w:ascii="Arial Narrow" w:hAnsi="Arial Narrow"/>
-              </w:rPr>
-              <w:t>:</w:t>
-            </w:r>
-          </w:p>
-        </w:tc>
-        <w:tc>
-          <w:tcPr>
-            <w:tcW w:w="4009" w:type="dxa"/>
-          </w:tcPr>
-          <w:p>
-            <w:pPr>
-              <w:jc w:val="both"/>
-              <w:rPr>
-                <w:rFonts w:ascii="Arial Narrow" w:hAnsi="Arial Narrow"/>
-              </w:rPr>
-            </w:pPr>
-            <w:r>
-              <w:rPr>
-                <w:rFonts w:ascii="Arial Narrow" w:eastAsia="Arial Narrow" w:hAnsi="Arial Narrow"/>
-                <w:color w:val="000000"/>
-              </w:rPr>
-              <w:t>${</w:t>
-            </w:r>
-            <w:proofErr w:type="spellStart"/>
-            <w:r>
-              <w:rPr>
-                <w:rFonts w:ascii="Arial Narrow" w:eastAsia="Arial Narrow" w:hAnsi="Arial Narrow"/>
-                <w:color w:val="000000"/>
-              </w:rPr>
-              <w:t>suspect</w:t>
-            </w:r>
-            <w:r>
-              <w:rPr>
-                <w:rFonts w:ascii="Arial Narrow" w:eastAsia="Arial Narrow" w:hAnsi="Arial Narrow"/>
-                <w:color w:val="000000"/>
-              </w:rPr>
-              <w:t>FullAddress</w:t>
-            </w:r>
-            <w:proofErr w:type="spellEnd"/>
-            <w:r>
-              <w:rPr>
-                <w:rFonts w:ascii="Arial Narrow" w:eastAsia="Arial Narrow" w:hAnsi="Arial Narrow"/>
-                <w:color w:val="000000"/>
-              </w:rPr>
-              <w:t>};</w:t>
-            </w:r>
+                <w:sz w:val="8"/>
+                <w:szCs w:val="8"/>
+              </w:rPr>
+            </w:pPr>
           </w:p>
         </w:tc>
       </w:tr>
       <w:tr>
         <w:tc>
           <w:tcPr>
-            <w:tcW w:w="9112" w:type="dxa"/>
-            <w:gridSpan w:val="9"/>
+            <w:tcW w:w="1418" w:type="dxa"/>
+          </w:tcPr>
+          <w:p>
+            <w:pPr>
+              <w:rPr>
+                <w:rFonts w:ascii="Arial Narrow" w:hAnsi="Arial Narrow"/>
+              </w:rPr>
+            </w:pPr>
+          </w:p>
+        </w:tc>
+        <w:tc>
+          <w:tcPr>
+            <w:tcW w:w="283" w:type="dxa"/>
+          </w:tcPr>
+          <w:p>
+            <w:pPr>
+              <w:rPr>
+                <w:rFonts w:ascii="Arial Narrow" w:hAnsi="Arial Narrow"/>
+              </w:rPr>
+            </w:pPr>
+          </w:p>
+        </w:tc>
+        <w:tc>
+          <w:tcPr>
+            <w:tcW w:w="426" w:type="dxa"/>
+          </w:tcPr>
+          <w:p>
+            <w:pPr>
+              <w:rPr>
+                <w:rFonts w:ascii="Arial Narrow" w:hAnsi="Arial Narrow"/>
+              </w:rPr>
+            </w:pPr>
+            <w:r>
+              <w:rPr>
+                <w:rFonts w:ascii="Arial Narrow" w:hAnsi="Arial Narrow"/>
+              </w:rPr>
+              <w:t>2.</w:t>
+            </w:r>
+          </w:p>
+        </w:tc>
+        <w:tc>
+          <w:tcPr>
+            <w:tcW w:w="6985" w:type="dxa"/>
+            <w:gridSpan w:val="6"/>
           </w:tcPr>
           <w:p>
             <w:pPr>
               <w:jc w:val="both"/>
+              <w:rPr>
+                <w:rFonts w:ascii="Arial Narrow" w:hAnsi="Arial Narrow"/>
+                <w:lang w:val="fi-FI"/>
+              </w:rPr>
+            </w:pPr>
+            <w:r>
+              <w:rPr>
+                <w:rFonts w:ascii="Arial Narrow" w:hAnsi="Arial Narrow"/>
+                <w:lang w:val="fi-FI"/>
+              </w:rPr>
+              <w:t>menyelenggarakan administrasi penangguhan penahanan dan persyaratan lain yang sesuai undang-undang serta melakukan</w:t>
+            </w:r>
+            <w:r>
+              <w:rPr>
+                <w:rFonts w:ascii="Arial Narrow" w:hAnsi="Arial Narrow"/>
+                <w:lang w:val="fi-FI"/>
+              </w:rPr>
+              <w:t xml:space="preserve"> </w:t>
+            </w:r>
+            <w:r>
+              <w:rPr>
+                <w:rFonts w:ascii="Arial Narrow" w:hAnsi="Arial Narrow"/>
+                <w:lang w:val="fi-FI"/>
+              </w:rPr>
+              <w:t>pengawasan pelaksanaannya;</w:t>
+            </w:r>
+          </w:p>
+        </w:tc>
+      </w:tr>
+      <w:tr>
+        <w:tc>
+          <w:tcPr>
+            <w:tcW w:w="1418" w:type="dxa"/>
+          </w:tcPr>
+          <w:p>
+            <w:pPr>
               <w:rPr>
                 <w:rFonts w:ascii="Arial Narrow" w:hAnsi="Arial Narrow"/>
                 <w:sz w:val="8"/>
                 <w:szCs w:val="8"/>
+                <w:lang w:val="fi-FI"/>
+              </w:rPr>
+            </w:pPr>
+          </w:p>
+        </w:tc>
+        <w:tc>
+          <w:tcPr>
+            <w:tcW w:w="283" w:type="dxa"/>
+          </w:tcPr>
+          <w:p>
+            <w:pPr>
+              <w:rPr>
+                <w:rFonts w:ascii="Arial Narrow" w:hAnsi="Arial Narrow"/>
+                <w:sz w:val="8"/>
+                <w:szCs w:val="8"/>
+                <w:lang w:val="fi-FI"/>
+              </w:rPr>
+            </w:pPr>
+          </w:p>
+        </w:tc>
+        <w:tc>
+          <w:tcPr>
+            <w:tcW w:w="426" w:type="dxa"/>
+          </w:tcPr>
+          <w:p>
+            <w:pPr>
+              <w:rPr>
+                <w:rFonts w:ascii="Arial Narrow" w:hAnsi="Arial Narrow"/>
+                <w:sz w:val="8"/>
+                <w:szCs w:val="8"/>
+                <w:lang w:val="fi-FI"/>
+              </w:rPr>
+            </w:pPr>
+          </w:p>
+        </w:tc>
+        <w:tc>
+          <w:tcPr>
+            <w:tcW w:w="6985" w:type="dxa"/>
+            <w:gridSpan w:val="6"/>
+          </w:tcPr>
+          <w:p>
+            <w:pPr>
+              <w:jc w:val="both"/>
+              <w:rPr>
+                <w:rFonts w:ascii="Arial Narrow" w:hAnsi="Arial Narrow"/>
+                <w:sz w:val="8"/>
+                <w:szCs w:val="8"/>
+                <w:lang w:val="fi-FI"/>
               </w:rPr>
             </w:pPr>
           </w:p>
@@ -6010,6 +4937,7 @@
             <w:pPr>
               <w:rPr>
                 <w:rFonts w:ascii="Arial Narrow" w:hAnsi="Arial Narrow"/>
+                <w:lang w:val="fi-FI"/>
               </w:rPr>
             </w:pPr>
           </w:p>
@@ -6022,6 +4950,7 @@
             <w:pPr>
               <w:rPr>
                 <w:rFonts w:ascii="Arial Narrow" w:hAnsi="Arial Narrow"/>
+                <w:lang w:val="fi-FI"/>
               </w:rPr>
             </w:pPr>
           </w:p>
@@ -6040,7 +4969,7 @@
               <w:rPr>
                 <w:rFonts w:ascii="Arial Narrow" w:hAnsi="Arial Narrow"/>
               </w:rPr>
-              <w:t>2.</w:t>
+              <w:t>3.</w:t>
             </w:r>
           </w:p>
         </w:tc>
@@ -6062,21 +4991,7 @@
                 <w:rFonts w:ascii="Arial Narrow" w:hAnsi="Arial Narrow"/>
                 <w:lang w:val="fi-FI"/>
               </w:rPr>
-              <w:t>menyelenggarakan administrasi penangguhan penahanan dan persyaratan lain yang sesuai undang-undang serta melakukan</w:t>
-            </w:r>
-            <w:r>
-              <w:rPr>
-                <w:rFonts w:ascii="Arial Narrow" w:hAnsi="Arial Narrow"/>
-                <w:lang w:val="fi-FI"/>
-              </w:rPr>
-              <w:t xml:space="preserve"> </w:t>
-            </w:r>
-            <w:r>
-              <w:rPr>
-                <w:rFonts w:ascii="Arial Narrow" w:hAnsi="Arial Narrow"/>
-                <w:lang w:val="fi-FI"/>
-              </w:rPr>
-              <w:t>pengawasan pelaksanaannya;</w:t>
+              <w:t>untuk penangguhan penahanan diberikan jaminan dalam bentuk mata uang rupiah:</w:t>
             </w:r>
           </w:p>
         </w:tc>
@@ -6090,6 +5005,216 @@
             <w:pPr>
               <w:rPr>
                 <w:rFonts w:ascii="Arial Narrow" w:hAnsi="Arial Narrow"/>
+                <w:lang w:val="fi-FI"/>
+              </w:rPr>
+            </w:pPr>
+          </w:p>
+        </w:tc>
+        <w:tc>
+          <w:tcPr>
+            <w:tcW w:w="283" w:type="dxa"/>
+          </w:tcPr>
+          <w:p>
+            <w:pPr>
+              <w:rPr>
+                <w:rFonts w:ascii="Arial Narrow" w:hAnsi="Arial Narrow"/>
+                <w:lang w:val="fi-FI"/>
+              </w:rPr>
+            </w:pPr>
+          </w:p>
+        </w:tc>
+        <w:tc>
+          <w:tcPr>
+            <w:tcW w:w="426" w:type="dxa"/>
+          </w:tcPr>
+          <w:p>
+            <w:pPr>
+              <w:rPr>
+                <w:rFonts w:ascii="Arial Narrow" w:hAnsi="Arial Narrow"/>
+              </w:rPr>
+            </w:pPr>
+          </w:p>
+        </w:tc>
+        <w:tc>
+          <w:tcPr>
+            <w:tcW w:w="1275" w:type="dxa"/>
+            <w:gridSpan w:val="2"/>
+          </w:tcPr>
+          <w:p>
+            <w:pPr>
+              <w:jc w:val="both"/>
+              <w:rPr>
+                <w:rFonts w:ascii="Arial Narrow" w:hAnsi="Arial Narrow"/>
+                <w:lang w:val="fi-FI"/>
+              </w:rPr>
+            </w:pPr>
+            <w:r>
+              <w:rPr>
+                <w:rFonts w:ascii="Arial Narrow" w:hAnsi="Arial Narrow"/>
+                <w:lang w:val="fi-FI"/>
+              </w:rPr>
+              <w:t>jumlah</w:t>
+            </w:r>
+          </w:p>
+        </w:tc>
+        <w:tc>
+          <w:tcPr>
+            <w:tcW w:w="142" w:type="dxa"/>
+          </w:tcPr>
+          <w:p>
+            <w:pPr>
+              <w:jc w:val="both"/>
+              <w:rPr>
+                <w:rFonts w:ascii="Arial Narrow" w:hAnsi="Arial Narrow"/>
+                <w:lang w:val="fi-FI"/>
+              </w:rPr>
+            </w:pPr>
+            <w:r>
+              <w:rPr>
+                <w:rFonts w:ascii="Arial Narrow" w:hAnsi="Arial Narrow"/>
+                <w:lang w:val="fi-FI"/>
+              </w:rPr>
+              <w:t xml:space="preserve">: </w:t>
+            </w:r>
+          </w:p>
+        </w:tc>
+        <w:tc>
+          <w:tcPr>
+            <w:tcW w:w="5568" w:type="dxa"/>
+            <w:gridSpan w:val="3"/>
+          </w:tcPr>
+          <w:p>
+            <w:pPr>
+              <w:jc w:val="both"/>
+              <w:rPr>
+                <w:rFonts w:ascii="Arial Narrow" w:hAnsi="Arial Narrow"/>
+                <w:lang w:val="fi-FI"/>
+              </w:rPr>
+            </w:pPr>
+            <w:r>
+              <w:rPr>
+                <w:rFonts w:ascii="Arial Narrow" w:hAnsi="Arial Narrow"/>
+                <w:lang w:val="fi-FI"/>
+              </w:rPr>
+              <w:t>Rp. ........;</w:t>
+            </w:r>
+          </w:p>
+        </w:tc>
+      </w:tr>
+      <w:tr>
+        <w:tc>
+          <w:tcPr>
+            <w:tcW w:w="1418" w:type="dxa"/>
+          </w:tcPr>
+          <w:p>
+            <w:pPr>
+              <w:rPr>
+                <w:rFonts w:ascii="Arial Narrow" w:hAnsi="Arial Narrow"/>
+                <w:lang w:val="fi-FI"/>
+              </w:rPr>
+            </w:pPr>
+          </w:p>
+        </w:tc>
+        <w:tc>
+          <w:tcPr>
+            <w:tcW w:w="283" w:type="dxa"/>
+          </w:tcPr>
+          <w:p>
+            <w:pPr>
+              <w:rPr>
+                <w:rFonts w:ascii="Arial Narrow" w:hAnsi="Arial Narrow"/>
+                <w:lang w:val="fi-FI"/>
+              </w:rPr>
+            </w:pPr>
+          </w:p>
+        </w:tc>
+        <w:tc>
+          <w:tcPr>
+            <w:tcW w:w="426" w:type="dxa"/>
+          </w:tcPr>
+          <w:p>
+            <w:pPr>
+              <w:rPr>
+                <w:rFonts w:ascii="Arial Narrow" w:hAnsi="Arial Narrow"/>
+              </w:rPr>
+            </w:pPr>
+          </w:p>
+        </w:tc>
+        <w:tc>
+          <w:tcPr>
+            <w:tcW w:w="1275" w:type="dxa"/>
+            <w:gridSpan w:val="2"/>
+          </w:tcPr>
+          <w:p>
+            <w:pPr>
+              <w:jc w:val="both"/>
+              <w:rPr>
+                <w:rFonts w:ascii="Arial Narrow" w:hAnsi="Arial Narrow"/>
+                <w:lang w:val="fi-FI"/>
+              </w:rPr>
+            </w:pPr>
+            <w:r>
+              <w:rPr>
+                <w:rFonts w:ascii="Arial Narrow" w:hAnsi="Arial Narrow"/>
+                <w:lang w:val="fi-FI"/>
+              </w:rPr>
+              <w:t>disimpan di</w:t>
+            </w:r>
+          </w:p>
+        </w:tc>
+        <w:tc>
+          <w:tcPr>
+            <w:tcW w:w="142" w:type="dxa"/>
+          </w:tcPr>
+          <w:p>
+            <w:pPr>
+              <w:jc w:val="both"/>
+              <w:rPr>
+                <w:rFonts w:ascii="Arial Narrow" w:hAnsi="Arial Narrow"/>
+                <w:lang w:val="fi-FI"/>
+              </w:rPr>
+            </w:pPr>
+            <w:r>
+              <w:rPr>
+                <w:rFonts w:ascii="Arial Narrow" w:hAnsi="Arial Narrow"/>
+                <w:lang w:val="fi-FI"/>
+              </w:rPr>
+              <w:t xml:space="preserve">: </w:t>
+            </w:r>
+          </w:p>
+        </w:tc>
+        <w:tc>
+          <w:tcPr>
+            <w:tcW w:w="5568" w:type="dxa"/>
+            <w:gridSpan w:val="3"/>
+          </w:tcPr>
+          <w:p>
+            <w:pPr>
+              <w:jc w:val="both"/>
+              <w:rPr>
+                <w:rFonts w:ascii="Arial Narrow" w:hAnsi="Arial Narrow"/>
+                <w:lang w:val="fi-FI"/>
+              </w:rPr>
+            </w:pPr>
+            <w:r>
+              <w:rPr>
+                <w:rFonts w:ascii="Arial Narrow" w:hAnsi="Arial Narrow"/>
+                <w:lang w:val="fi-FI"/>
+              </w:rPr>
+              <w:t>Panitera Pengadilan Negri ......; atau</w:t>
+            </w:r>
+          </w:p>
+        </w:tc>
+      </w:tr>
+      <w:tr>
+        <w:tc>
+          <w:tcPr>
+            <w:tcW w:w="1418" w:type="dxa"/>
+          </w:tcPr>
+          <w:p>
+            <w:pPr>
+              <w:rPr>
+                <w:rFonts w:ascii="Arial Narrow" w:hAnsi="Arial Narrow"/>
                 <w:sz w:val="8"/>
                 <w:szCs w:val="8"/>
                 <w:lang w:val="fi-FI"/>
@@ -6122,9 +5247,104 @@
                 <w:rFonts w:ascii="Arial Narrow" w:hAnsi="Arial Narrow"/>
                 <w:sz w:val="8"/>
                 <w:szCs w:val="8"/>
-                <w:lang w:val="fi-FI"/>
-              </w:rPr>
-            </w:pPr>
+              </w:rPr>
+            </w:pPr>
+          </w:p>
+        </w:tc>
+        <w:tc>
+          <w:tcPr>
+            <w:tcW w:w="1275" w:type="dxa"/>
+            <w:gridSpan w:val="2"/>
+          </w:tcPr>
+          <w:p>
+            <w:pPr>
+              <w:jc w:val="both"/>
+              <w:rPr>
+                <w:rFonts w:ascii="Arial Narrow" w:hAnsi="Arial Narrow"/>
+                <w:sz w:val="8"/>
+                <w:szCs w:val="8"/>
+                <w:lang w:val="fi-FI"/>
+              </w:rPr>
+            </w:pPr>
+          </w:p>
+        </w:tc>
+        <w:tc>
+          <w:tcPr>
+            <w:tcW w:w="142" w:type="dxa"/>
+          </w:tcPr>
+          <w:p>
+            <w:pPr>
+              <w:jc w:val="both"/>
+              <w:rPr>
+                <w:rFonts w:ascii="Arial Narrow" w:hAnsi="Arial Narrow"/>
+                <w:sz w:val="8"/>
+                <w:szCs w:val="8"/>
+                <w:lang w:val="fi-FI"/>
+              </w:rPr>
+            </w:pPr>
+          </w:p>
+        </w:tc>
+        <w:tc>
+          <w:tcPr>
+            <w:tcW w:w="5568" w:type="dxa"/>
+            <w:gridSpan w:val="3"/>
+          </w:tcPr>
+          <w:p>
+            <w:pPr>
+              <w:jc w:val="both"/>
+              <w:rPr>
+                <w:rFonts w:ascii="Arial Narrow" w:hAnsi="Arial Narrow"/>
+                <w:sz w:val="8"/>
+                <w:szCs w:val="8"/>
+                <w:lang w:val="fi-FI"/>
+              </w:rPr>
+            </w:pPr>
+          </w:p>
+        </w:tc>
+      </w:tr>
+      <w:tr>
+        <w:tc>
+          <w:tcPr>
+            <w:tcW w:w="1418" w:type="dxa"/>
+          </w:tcPr>
+          <w:p>
+            <w:pPr>
+              <w:rPr>
+                <w:rFonts w:ascii="Arial Narrow" w:hAnsi="Arial Narrow"/>
+                <w:lang w:val="fi-FI"/>
+              </w:rPr>
+            </w:pPr>
+          </w:p>
+        </w:tc>
+        <w:tc>
+          <w:tcPr>
+            <w:tcW w:w="283" w:type="dxa"/>
+          </w:tcPr>
+          <w:p>
+            <w:pPr>
+              <w:rPr>
+                <w:rFonts w:ascii="Arial Narrow" w:hAnsi="Arial Narrow"/>
+                <w:lang w:val="fi-FI"/>
+              </w:rPr>
+            </w:pPr>
+          </w:p>
+        </w:tc>
+        <w:tc>
+          <w:tcPr>
+            <w:tcW w:w="426" w:type="dxa"/>
+          </w:tcPr>
+          <w:p>
+            <w:pPr>
+              <w:rPr>
+                <w:rFonts w:ascii="Arial Narrow" w:hAnsi="Arial Narrow"/>
+              </w:rPr>
+            </w:pPr>
+            <w:r>
+              <w:rPr>
+                <w:rFonts w:ascii="Arial Narrow" w:hAnsi="Arial Narrow"/>
+              </w:rPr>
+              <w:t xml:space="preserve">4. </w:t>
+            </w:r>
           </w:p>
         </w:tc>
         <w:tc>
@@ -6134,7 +5354,263 @@
           </w:tcPr>
           <w:p>
             <w:pPr>
-              <w:jc w:val="both"/>
+              <w:rPr>
+                <w:rFonts w:ascii="Arial Narrow" w:hAnsi="Arial Narrow"/>
+                <w:lang w:val="fi-FI"/>
+              </w:rPr>
+            </w:pPr>
+            <w:r>
+              <w:rPr>
+                <w:rFonts w:ascii="Arial Narrow" w:hAnsi="Arial Narrow"/>
+                <w:lang w:val="fi-FI"/>
+              </w:rPr>
+              <w:t>untuk penangguhan penahanan dengan ja</w:t>
+            </w:r>
+            <w:r>
+              <w:rPr>
+                <w:rFonts w:ascii="Arial Narrow" w:hAnsi="Arial Narrow"/>
+                <w:lang w:val="fi-FI"/>
+              </w:rPr>
+              <w:t xml:space="preserve">minan orang .... </w:t>
+            </w:r>
+            <w:r>
+              <w:rPr>
+                <w:rFonts w:ascii="Arial Narrow" w:hAnsi="Arial Narrow"/>
+                <w:i/>
+                <w:iCs/>
+                <w:lang w:val="fi-FI"/>
+              </w:rPr>
+              <w:t xml:space="preserve">(identitas lengkap penjamin), </w:t>
+            </w:r>
+            <w:r>
+              <w:rPr>
+                <w:rFonts w:ascii="Arial Narrow" w:hAnsi="Arial Narrow"/>
+                <w:lang w:val="fi-FI"/>
+              </w:rPr>
+              <w:t>dengan uang tanggungan (Pasal 110 KUHAP) yang telah ditetapkan oleh Ata</w:t>
+            </w:r>
+            <w:r>
+              <w:rPr>
+                <w:rFonts w:ascii="Arial Narrow" w:hAnsi="Arial Narrow"/>
+                <w:lang w:val="fi-FI"/>
+              </w:rPr>
+              <w:t>san Penyidik dalam bentuk mata uang rupiah:</w:t>
+            </w:r>
+          </w:p>
+        </w:tc>
+      </w:tr>
+      <w:tr>
+        <w:tc>
+          <w:tcPr>
+            <w:tcW w:w="1418" w:type="dxa"/>
+          </w:tcPr>
+          <w:p>
+            <w:pPr>
+              <w:rPr>
+                <w:rFonts w:ascii="Arial Narrow" w:hAnsi="Arial Narrow"/>
+                <w:lang w:val="fi-FI"/>
+              </w:rPr>
+            </w:pPr>
+          </w:p>
+        </w:tc>
+        <w:tc>
+          <w:tcPr>
+            <w:tcW w:w="283" w:type="dxa"/>
+          </w:tcPr>
+          <w:p>
+            <w:pPr>
+              <w:rPr>
+                <w:rFonts w:ascii="Arial Narrow" w:hAnsi="Arial Narrow"/>
+                <w:lang w:val="fi-FI"/>
+              </w:rPr>
+            </w:pPr>
+          </w:p>
+        </w:tc>
+        <w:tc>
+          <w:tcPr>
+            <w:tcW w:w="426" w:type="dxa"/>
+          </w:tcPr>
+          <w:p>
+            <w:pPr>
+              <w:rPr>
+                <w:rFonts w:ascii="Arial Narrow" w:hAnsi="Arial Narrow"/>
+                <w:lang w:val="fi-FI"/>
+              </w:rPr>
+            </w:pPr>
+          </w:p>
+        </w:tc>
+        <w:tc>
+          <w:tcPr>
+            <w:tcW w:w="1275" w:type="dxa"/>
+            <w:gridSpan w:val="2"/>
+          </w:tcPr>
+          <w:p>
+            <w:pPr>
+              <w:rPr>
+                <w:rFonts w:ascii="Arial Narrow" w:hAnsi="Arial Narrow"/>
+                <w:lang w:val="fi-FI"/>
+              </w:rPr>
+            </w:pPr>
+            <w:r>
+              <w:rPr>
+                <w:rFonts w:ascii="Arial Narrow" w:hAnsi="Arial Narrow"/>
+                <w:lang w:val="fi-FI"/>
+              </w:rPr>
+              <w:t>jumlah</w:t>
+            </w:r>
+          </w:p>
+        </w:tc>
+        <w:tc>
+          <w:tcPr>
+            <w:tcW w:w="142" w:type="dxa"/>
+          </w:tcPr>
+          <w:p>
+            <w:pPr>
+              <w:rPr>
+                <w:rFonts w:ascii="Arial Narrow" w:hAnsi="Arial Narrow"/>
+                <w:lang w:val="fi-FI"/>
+              </w:rPr>
+            </w:pPr>
+            <w:r>
+              <w:rPr>
+                <w:rFonts w:ascii="Arial Narrow" w:hAnsi="Arial Narrow"/>
+                <w:lang w:val="fi-FI"/>
+              </w:rPr>
+              <w:t xml:space="preserve">: </w:t>
+            </w:r>
+          </w:p>
+        </w:tc>
+        <w:tc>
+          <w:tcPr>
+            <w:tcW w:w="5568" w:type="dxa"/>
+            <w:gridSpan w:val="3"/>
+          </w:tcPr>
+          <w:p>
+            <w:pPr>
+              <w:rPr>
+                <w:rFonts w:ascii="Arial Narrow" w:hAnsi="Arial Narrow"/>
+                <w:lang w:val="fi-FI"/>
+              </w:rPr>
+            </w:pPr>
+            <w:r>
+              <w:rPr>
+                <w:rFonts w:ascii="Arial Narrow" w:hAnsi="Arial Narrow"/>
+                <w:lang w:val="fi-FI"/>
+              </w:rPr>
+              <w:t>Rp. ......;</w:t>
+            </w:r>
+          </w:p>
+        </w:tc>
+      </w:tr>
+      <w:tr>
+        <w:tc>
+          <w:tcPr>
+            <w:tcW w:w="1418" w:type="dxa"/>
+          </w:tcPr>
+          <w:p>
+            <w:pPr>
+              <w:rPr>
+                <w:rFonts w:ascii="Arial Narrow" w:hAnsi="Arial Narrow"/>
+                <w:lang w:val="fi-FI"/>
+              </w:rPr>
+            </w:pPr>
+          </w:p>
+        </w:tc>
+        <w:tc>
+          <w:tcPr>
+            <w:tcW w:w="283" w:type="dxa"/>
+          </w:tcPr>
+          <w:p>
+            <w:pPr>
+              <w:rPr>
+                <w:rFonts w:ascii="Arial Narrow" w:hAnsi="Arial Narrow"/>
+                <w:lang w:val="fi-FI"/>
+              </w:rPr>
+            </w:pPr>
+          </w:p>
+        </w:tc>
+        <w:tc>
+          <w:tcPr>
+            <w:tcW w:w="426" w:type="dxa"/>
+          </w:tcPr>
+          <w:p>
+            <w:pPr>
+              <w:rPr>
+                <w:rFonts w:ascii="Arial Narrow" w:hAnsi="Arial Narrow"/>
+              </w:rPr>
+            </w:pPr>
+          </w:p>
+        </w:tc>
+        <w:tc>
+          <w:tcPr>
+            <w:tcW w:w="1275" w:type="dxa"/>
+            <w:gridSpan w:val="2"/>
+          </w:tcPr>
+          <w:p>
+            <w:pPr>
+              <w:rPr>
+                <w:rFonts w:ascii="Arial Narrow" w:hAnsi="Arial Narrow"/>
+                <w:lang w:val="fi-FI"/>
+              </w:rPr>
+            </w:pPr>
+            <w:r>
+              <w:rPr>
+                <w:rFonts w:ascii="Arial Narrow" w:hAnsi="Arial Narrow"/>
+                <w:lang w:val="fi-FI"/>
+              </w:rPr>
+              <w:t>disimpan di</w:t>
+            </w:r>
+          </w:p>
+        </w:tc>
+        <w:tc>
+          <w:tcPr>
+            <w:tcW w:w="142" w:type="dxa"/>
+          </w:tcPr>
+          <w:p>
+            <w:pPr>
+              <w:rPr>
+                <w:rFonts w:ascii="Arial Narrow" w:hAnsi="Arial Narrow"/>
+                <w:lang w:val="fi-FI"/>
+              </w:rPr>
+            </w:pPr>
+            <w:r>
+              <w:rPr>
+                <w:rFonts w:ascii="Arial Narrow" w:hAnsi="Arial Narrow"/>
+                <w:lang w:val="fi-FI"/>
+              </w:rPr>
+              <w:t xml:space="preserve">: </w:t>
+            </w:r>
+          </w:p>
+        </w:tc>
+        <w:tc>
+          <w:tcPr>
+            <w:tcW w:w="5568" w:type="dxa"/>
+            <w:gridSpan w:val="3"/>
+          </w:tcPr>
+          <w:p>
+            <w:pPr>
+              <w:rPr>
+                <w:rFonts w:ascii="Arial Narrow" w:hAnsi="Arial Narrow"/>
+                <w:lang w:val="fi-FI"/>
+              </w:rPr>
+            </w:pPr>
+            <w:r>
+              <w:rPr>
+                <w:rFonts w:ascii="Arial Narrow" w:hAnsi="Arial Narrow"/>
+                <w:lang w:val="fi-FI"/>
+              </w:rPr>
+              <w:t>Panitera Pengadilan Negeri ..........;</w:t>
+            </w:r>
+          </w:p>
+        </w:tc>
+      </w:tr>
+      <w:tr>
+        <w:tc>
+          <w:tcPr>
+            <w:tcW w:w="1418" w:type="dxa"/>
+          </w:tcPr>
+          <w:p>
+            <w:pPr>
               <w:rPr>
                 <w:rFonts w:ascii="Arial Narrow" w:hAnsi="Arial Narrow"/>
                 <w:sz w:val="8"/>
@@ -6144,6 +5620,82 @@
             </w:pPr>
           </w:p>
         </w:tc>
+        <w:tc>
+          <w:tcPr>
+            <w:tcW w:w="283" w:type="dxa"/>
+          </w:tcPr>
+          <w:p>
+            <w:pPr>
+              <w:rPr>
+                <w:rFonts w:ascii="Arial Narrow" w:hAnsi="Arial Narrow"/>
+                <w:sz w:val="8"/>
+                <w:szCs w:val="8"/>
+                <w:lang w:val="fi-FI"/>
+              </w:rPr>
+            </w:pPr>
+          </w:p>
+        </w:tc>
+        <w:tc>
+          <w:tcPr>
+            <w:tcW w:w="426" w:type="dxa"/>
+          </w:tcPr>
+          <w:p>
+            <w:pPr>
+              <w:rPr>
+                <w:rFonts w:ascii="Arial Narrow" w:hAnsi="Arial Narrow"/>
+                <w:sz w:val="8"/>
+                <w:szCs w:val="8"/>
+              </w:rPr>
+            </w:pPr>
+          </w:p>
+        </w:tc>
+        <w:tc>
+          <w:tcPr>
+            <w:tcW w:w="1275" w:type="dxa"/>
+            <w:gridSpan w:val="2"/>
+          </w:tcPr>
+          <w:p>
+            <w:pPr>
+              <w:rPr>
+                <w:rFonts w:ascii="Arial Narrow" w:hAnsi="Arial Narrow"/>
+                <w:sz w:val="8"/>
+                <w:szCs w:val="8"/>
+                <w:lang w:val="fi-FI"/>
+              </w:rPr>
+            </w:pPr>
+          </w:p>
+        </w:tc>
+        <w:tc>
+          <w:tcPr>
+            <w:tcW w:w="142" w:type="dxa"/>
+          </w:tcPr>
+          <w:p>
+            <w:pPr>
+              <w:rPr>
+                <w:rFonts w:ascii="Arial Narrow" w:hAnsi="Arial Narrow"/>
+                <w:sz w:val="8"/>
+                <w:szCs w:val="8"/>
+                <w:lang w:val="fi-FI"/>
+              </w:rPr>
+            </w:pPr>
+          </w:p>
+        </w:tc>
+        <w:tc>
+          <w:tcPr>
+            <w:tcW w:w="5568" w:type="dxa"/>
+            <w:gridSpan w:val="3"/>
+          </w:tcPr>
+          <w:p>
+            <w:pPr>
+              <w:rPr>
+                <w:rFonts w:ascii="Arial Narrow" w:hAnsi="Arial Narrow"/>
+                <w:sz w:val="8"/>
+                <w:szCs w:val="8"/>
+                <w:lang w:val="fi-FI"/>
+              </w:rPr>
+            </w:pPr>
+          </w:p>
+        </w:tc>
       </w:tr>
       <w:tr>
         <w:tc>
@@ -6186,7 +5738,7 @@
               <w:rPr>
                 <w:rFonts w:ascii="Arial Narrow" w:hAnsi="Arial Narrow"/>
               </w:rPr>
-              <w:t>3.</w:t>
+              <w:t>5.</w:t>
             </w:r>
           </w:p>
         </w:tc>
@@ -6197,18 +5749,21 @@
           </w:tcPr>
           <w:p>
             <w:pPr>
-              <w:jc w:val="both"/>
-              <w:rPr>
-                <w:rFonts w:ascii="Arial Narrow" w:hAnsi="Arial Narrow"/>
-                <w:lang w:val="fi-FI"/>
-              </w:rPr>
-            </w:pPr>
-            <w:r>
-              <w:rPr>
-                <w:rFonts w:ascii="Arial Narrow" w:hAnsi="Arial Narrow"/>
-                <w:lang w:val="fi-FI"/>
-              </w:rPr>
-              <w:t>untuk penangguhan penahanan diberikan jaminan dalam bentuk mata uang rupiah:</w:t>
+              <w:rPr>
+                <w:rFonts w:ascii="Arial Narrow" w:hAnsi="Arial Narrow"/>
+              </w:rPr>
+            </w:pPr>
+            <w:r>
+              <w:rPr>
+                <w:rFonts w:ascii="Arial Narrow" w:hAnsi="Arial Narrow"/>
+              </w:rPr>
+              <w:t>mengawasi tersangka untuk mematuhi syarat-syarat yang ditentukan b</w:t>
+            </w:r>
+            <w:r>
+              <w:rPr>
+                <w:rFonts w:ascii="Arial Narrow" w:hAnsi="Arial Narrow"/>
+              </w:rPr>
+              <w:t>erupa wajib lapor setiap hari ….. atau tidak keluar rumah atau tidak keluar kota tanpa izin penyidik/penyidik pembantu;</w:t>
             </w:r>
           </w:p>
         </w:tc>
@@ -6222,6 +5777,8 @@
             <w:pPr>
               <w:rPr>
                 <w:rFonts w:ascii="Arial Narrow" w:hAnsi="Arial Narrow"/>
+                <w:sz w:val="8"/>
+                <w:szCs w:val="8"/>
                 <w:lang w:val="fi-FI"/>
               </w:rPr>
             </w:pPr>
@@ -6235,6 +5792,8 @@
             <w:pPr>
               <w:rPr>
                 <w:rFonts w:ascii="Arial Narrow" w:hAnsi="Arial Narrow"/>
+                <w:sz w:val="8"/>
+                <w:szCs w:val="8"/>
                 <w:lang w:val="fi-FI"/>
               </w:rPr>
             </w:pPr>
@@ -6248,73 +5807,25 @@
             <w:pPr>
               <w:rPr>
                 <w:rFonts w:ascii="Arial Narrow" w:hAnsi="Arial Narrow"/>
-              </w:rPr>
-            </w:pPr>
-          </w:p>
-        </w:tc>
-        <w:tc>
-          <w:tcPr>
-            <w:tcW w:w="1275" w:type="dxa"/>
-            <w:gridSpan w:val="2"/>
-          </w:tcPr>
-          <w:p>
-            <w:pPr>
-              <w:jc w:val="both"/>
-              <w:rPr>
-                <w:rFonts w:ascii="Arial Narrow" w:hAnsi="Arial Narrow"/>
-                <w:lang w:val="fi-FI"/>
-              </w:rPr>
-            </w:pPr>
-            <w:r>
-              <w:rPr>
-                <w:rFonts w:ascii="Arial Narrow" w:hAnsi="Arial Narrow"/>
-                <w:lang w:val="fi-FI"/>
-              </w:rPr>
-              <w:t>jumlah</w:t>
-            </w:r>
-          </w:p>
-        </w:tc>
-        <w:tc>
-          <w:tcPr>
-            <w:tcW w:w="142" w:type="dxa"/>
-          </w:tcPr>
-          <w:p>
-            <w:pPr>
-              <w:jc w:val="both"/>
-              <w:rPr>
-                <w:rFonts w:ascii="Arial Narrow" w:hAnsi="Arial Narrow"/>
-                <w:lang w:val="fi-FI"/>
-              </w:rPr>
-            </w:pPr>
-            <w:r>
-              <w:rPr>
-                <w:rFonts w:ascii="Arial Narrow" w:hAnsi="Arial Narrow"/>
-                <w:lang w:val="fi-FI"/>
-              </w:rPr>
-              <w:t xml:space="preserve">: </w:t>
-            </w:r>
-          </w:p>
-        </w:tc>
-        <w:tc>
-          <w:tcPr>
-            <w:tcW w:w="5568" w:type="dxa"/>
-            <w:gridSpan w:val="3"/>
-          </w:tcPr>
-          <w:p>
-            <w:pPr>
-              <w:jc w:val="both"/>
-              <w:rPr>
-                <w:rFonts w:ascii="Arial Narrow" w:hAnsi="Arial Narrow"/>
-                <w:lang w:val="fi-FI"/>
-              </w:rPr>
-            </w:pPr>
-            <w:r>
-              <w:rPr>
-                <w:rFonts w:ascii="Arial Narrow" w:hAnsi="Arial Narrow"/>
-                <w:lang w:val="fi-FI"/>
-              </w:rPr>
-              <w:t>Rp. ........;</w:t>
-            </w:r>
+                <w:sz w:val="8"/>
+                <w:szCs w:val="8"/>
+              </w:rPr>
+            </w:pPr>
+          </w:p>
+        </w:tc>
+        <w:tc>
+          <w:tcPr>
+            <w:tcW w:w="6985" w:type="dxa"/>
+            <w:gridSpan w:val="6"/>
+          </w:tcPr>
+          <w:p>
+            <w:pPr>
+              <w:rPr>
+                <w:rFonts w:ascii="Arial Narrow" w:hAnsi="Arial Narrow"/>
+                <w:sz w:val="8"/>
+                <w:szCs w:val="8"/>
+              </w:rPr>
+            </w:pPr>
           </w:p>
         </w:tc>
       </w:tr>
@@ -6355,70 +5866,39 @@
                 <w:rFonts w:ascii="Arial Narrow" w:hAnsi="Arial Narrow"/>
               </w:rPr>
             </w:pPr>
-          </w:p>
-        </w:tc>
-        <w:tc>
-          <w:tcPr>
-            <w:tcW w:w="1275" w:type="dxa"/>
-            <w:gridSpan w:val="2"/>
-          </w:tcPr>
-          <w:p>
-            <w:pPr>
-              <w:jc w:val="both"/>
-              <w:rPr>
-                <w:rFonts w:ascii="Arial Narrow" w:hAnsi="Arial Narrow"/>
-                <w:lang w:val="fi-FI"/>
-              </w:rPr>
-            </w:pPr>
-            <w:r>
-              <w:rPr>
-                <w:rFonts w:ascii="Arial Narrow" w:hAnsi="Arial Narrow"/>
-                <w:lang w:val="fi-FI"/>
-              </w:rPr>
-              <w:t>disimpan di</w:t>
-            </w:r>
-          </w:p>
-        </w:tc>
-        <w:tc>
-          <w:tcPr>
-            <w:tcW w:w="142" w:type="dxa"/>
-          </w:tcPr>
-          <w:p>
-            <w:pPr>
-              <w:jc w:val="both"/>
-              <w:rPr>
-                <w:rFonts w:ascii="Arial Narrow" w:hAnsi="Arial Narrow"/>
-                <w:lang w:val="fi-FI"/>
-              </w:rPr>
-            </w:pPr>
-            <w:r>
-              <w:rPr>
-                <w:rFonts w:ascii="Arial Narrow" w:hAnsi="Arial Narrow"/>
-                <w:lang w:val="fi-FI"/>
-              </w:rPr>
-              <w:t xml:space="preserve">: </w:t>
-            </w:r>
-          </w:p>
-        </w:tc>
-        <w:tc>
-          <w:tcPr>
-            <w:tcW w:w="5568" w:type="dxa"/>
-            <w:gridSpan w:val="3"/>
-          </w:tcPr>
-          <w:p>
-            <w:pPr>
-              <w:jc w:val="both"/>
-              <w:rPr>
-                <w:rFonts w:ascii="Arial Narrow" w:hAnsi="Arial Narrow"/>
-                <w:lang w:val="fi-FI"/>
-              </w:rPr>
-            </w:pPr>
-            <w:r>
-              <w:rPr>
-                <w:rFonts w:ascii="Arial Narrow" w:hAnsi="Arial Narrow"/>
-                <w:lang w:val="fi-FI"/>
-              </w:rPr>
-              <w:t>Panitera Pengadilan Negri ......; atau</w:t>
+            <w:r>
+              <w:rPr>
+                <w:rFonts w:ascii="Arial Narrow" w:hAnsi="Arial Narrow"/>
+              </w:rPr>
+              <w:t>6.</w:t>
+            </w:r>
+          </w:p>
+        </w:tc>
+        <w:tc>
+          <w:tcPr>
+            <w:tcW w:w="6985" w:type="dxa"/>
+            <w:gridSpan w:val="6"/>
+          </w:tcPr>
+          <w:p>
+            <w:pPr>
+              <w:rPr>
+                <w:rFonts w:ascii="Arial Narrow" w:hAnsi="Arial Narrow"/>
+                <w:lang w:val="fi-FI"/>
+              </w:rPr>
+            </w:pPr>
+            <w:r>
+              <w:rPr>
+                <w:rFonts w:ascii="Arial Narrow" w:hAnsi="Arial Narrow"/>
+                <w:lang w:val="fi-FI"/>
+              </w:rPr>
+              <w:t>melaksanakan perintah ini dengan saksama dan penuh asa tanggung jawab dan membuat Berita Acara Penangguhan Penahanan serta</w:t>
+            </w:r>
+            <w:r>
+              <w:rPr>
+                <w:rFonts w:ascii="Arial Narrow" w:hAnsi="Arial Narrow"/>
+                <w:lang w:val="fi-FI"/>
+              </w:rPr>
+              <w:t xml:space="preserve"> melaporkan kepada Atasan Penyidik.</w:t>
             </w:r>
           </w:p>
         </w:tc>
@@ -6470,12 +5950,11 @@
         </w:tc>
         <w:tc>
           <w:tcPr>
-            <w:tcW w:w="1275" w:type="dxa"/>
-            <w:gridSpan w:val="2"/>
-          </w:tcPr>
-          <w:p>
-            <w:pPr>
-              <w:jc w:val="both"/>
+            <w:tcW w:w="6985" w:type="dxa"/>
+            <w:gridSpan w:val="6"/>
+          </w:tcPr>
+          <w:p>
+            <w:pPr>
               <w:rPr>
                 <w:rFonts w:ascii="Arial Narrow" w:hAnsi="Arial Narrow"/>
                 <w:sz w:val="8"/>
@@ -6485,39 +5964,6 @@
             </w:pPr>
           </w:p>
         </w:tc>
-        <w:tc>
-          <w:tcPr>
-            <w:tcW w:w="142" w:type="dxa"/>
-          </w:tcPr>
-          <w:p>
-            <w:pPr>
-              <w:jc w:val="both"/>
-              <w:rPr>
-                <w:rFonts w:ascii="Arial Narrow" w:hAnsi="Arial Narrow"/>
-                <w:sz w:val="8"/>
-                <w:szCs w:val="8"/>
-                <w:lang w:val="fi-FI"/>
-              </w:rPr>
-            </w:pPr>
-          </w:p>
-        </w:tc>
-        <w:tc>
-          <w:tcPr>
-            <w:tcW w:w="5568" w:type="dxa"/>
-            <w:gridSpan w:val="3"/>
-          </w:tcPr>
-          <w:p>
-            <w:pPr>
-              <w:jc w:val="both"/>
-              <w:rPr>
-                <w:rFonts w:ascii="Arial Narrow" w:hAnsi="Arial Narrow"/>
-                <w:sz w:val="8"/>
-                <w:szCs w:val="8"/>
-                <w:lang w:val="fi-FI"/>
-              </w:rPr>
-            </w:pPr>
-          </w:p>
-        </w:tc>
       </w:tr>
       <w:tr>
         <w:tc>
@@ -6528,1028 +5974,13 @@
             <w:pPr>
               <w:rPr>
                 <w:rFonts w:ascii="Arial Narrow" w:hAnsi="Arial Narrow"/>
-                <w:lang w:val="fi-FI"/>
-              </w:rPr>
-            </w:pPr>
-          </w:p>
-        </w:tc>
-        <w:tc>
-          <w:tcPr>
-            <w:tcW w:w="283" w:type="dxa"/>
-          </w:tcPr>
-          <w:p>
-            <w:pPr>
-              <w:rPr>
-                <w:rFonts w:ascii="Arial Narrow" w:hAnsi="Arial Narrow"/>
-                <w:lang w:val="fi-FI"/>
-              </w:rPr>
-            </w:pPr>
-          </w:p>
-        </w:tc>
-        <w:tc>
-          <w:tcPr>
-            <w:tcW w:w="426" w:type="dxa"/>
-          </w:tcPr>
-          <w:p>
-            <w:pPr>
-              <w:rPr>
-                <w:rFonts w:ascii="Arial Narrow" w:hAnsi="Arial Narrow"/>
-              </w:rPr>
-            </w:pPr>
-            <w:r>
-              <w:rPr>
-                <w:rFonts w:ascii="Arial Narrow" w:hAnsi="Arial Narrow"/>
-              </w:rPr>
-              <w:t xml:space="preserve">4. </w:t>
-            </w:r>
-          </w:p>
-        </w:tc>
-        <w:tc>
-          <w:tcPr>
-            <w:tcW w:w="6985" w:type="dxa"/>
-            <w:gridSpan w:val="6"/>
-          </w:tcPr>
-          <w:p>
-            <w:pPr>
-              <w:rPr>
-                <w:rFonts w:ascii="Arial Narrow" w:hAnsi="Arial Narrow"/>
-                <w:lang w:val="fi-FI"/>
-              </w:rPr>
-            </w:pPr>
-            <w:r>
-              <w:rPr>
-                <w:rFonts w:ascii="Arial Narrow" w:hAnsi="Arial Narrow"/>
-                <w:lang w:val="fi-FI"/>
-              </w:rPr>
-              <w:t>untuk penangguhan penahanan dengan ja</w:t>
-            </w:r>
-            <w:r>
-              <w:rPr>
-                <w:rFonts w:ascii="Arial Narrow" w:hAnsi="Arial Narrow"/>
-                <w:lang w:val="fi-FI"/>
-              </w:rPr>
-              <w:t xml:space="preserve">minan orang .... </w:t>
-            </w:r>
-            <w:r>
-              <w:rPr>
-                <w:rFonts w:ascii="Arial Narrow" w:hAnsi="Arial Narrow"/>
-                <w:i/>
-                <w:iCs/>
-                <w:lang w:val="fi-FI"/>
-              </w:rPr>
-              <w:t xml:space="preserve">(identitas lengkap penjamin), </w:t>
-            </w:r>
-            <w:r>
-              <w:rPr>
-                <w:rFonts w:ascii="Arial Narrow" w:hAnsi="Arial Narrow"/>
-                <w:lang w:val="fi-FI"/>
-              </w:rPr>
-              <w:t>dengan uang tanggungan (Pasal 110 KUHAP) yang telah ditetapkan oleh Ata</w:t>
-            </w:r>
-            <w:r>
-              <w:rPr>
-                <w:rFonts w:ascii="Arial Narrow" w:hAnsi="Arial Narrow"/>
-                <w:lang w:val="fi-FI"/>
-              </w:rPr>
-              <w:t>san Penyidik dalam bentuk mata uang rupiah:</w:t>
-            </w:r>
-          </w:p>
-        </w:tc>
-      </w:tr>
-      <w:tr>
-        <w:tc>
-          <w:tcPr>
-            <w:tcW w:w="1418" w:type="dxa"/>
-          </w:tcPr>
-          <w:p>
-            <w:pPr>
-              <w:rPr>
-                <w:rFonts w:ascii="Arial Narrow" w:hAnsi="Arial Narrow"/>
-                <w:lang w:val="fi-FI"/>
-              </w:rPr>
-            </w:pPr>
-          </w:p>
-        </w:tc>
-        <w:tc>
-          <w:tcPr>
-            <w:tcW w:w="283" w:type="dxa"/>
-          </w:tcPr>
-          <w:p>
-            <w:pPr>
-              <w:rPr>
-                <w:rFonts w:ascii="Arial Narrow" w:hAnsi="Arial Narrow"/>
-                <w:lang w:val="fi-FI"/>
-              </w:rPr>
-            </w:pPr>
-          </w:p>
-        </w:tc>
-        <w:tc>
-          <w:tcPr>
-            <w:tcW w:w="426" w:type="dxa"/>
-          </w:tcPr>
-          <w:p>
-            <w:pPr>
-              <w:rPr>
-                <w:rFonts w:ascii="Arial Narrow" w:hAnsi="Arial Narrow"/>
-                <w:lang w:val="fi-FI"/>
-              </w:rPr>
-            </w:pPr>
-          </w:p>
-        </w:tc>
-        <w:tc>
-          <w:tcPr>
-            <w:tcW w:w="1275" w:type="dxa"/>
-            <w:gridSpan w:val="2"/>
-          </w:tcPr>
-          <w:p>
-            <w:pPr>
-              <w:rPr>
-                <w:rFonts w:ascii="Arial Narrow" w:hAnsi="Arial Narrow"/>
-                <w:lang w:val="fi-FI"/>
-              </w:rPr>
-            </w:pPr>
-            <w:r>
-              <w:rPr>
-                <w:rFonts w:ascii="Arial Narrow" w:hAnsi="Arial Narrow"/>
-                <w:lang w:val="fi-FI"/>
-              </w:rPr>
-              <w:t>jumlah</w:t>
-            </w:r>
-          </w:p>
-        </w:tc>
-        <w:tc>
-          <w:tcPr>
-            <w:tcW w:w="142" w:type="dxa"/>
-          </w:tcPr>
-          <w:p>
-            <w:pPr>
-              <w:rPr>
-                <w:rFonts w:ascii="Arial Narrow" w:hAnsi="Arial Narrow"/>
-                <w:lang w:val="fi-FI"/>
-              </w:rPr>
-            </w:pPr>
-            <w:r>
-              <w:rPr>
-                <w:rFonts w:ascii="Arial Narrow" w:hAnsi="Arial Narrow"/>
-                <w:lang w:val="fi-FI"/>
-              </w:rPr>
-              <w:t xml:space="preserve">: </w:t>
-            </w:r>
-          </w:p>
-        </w:tc>
-        <w:tc>
-          <w:tcPr>
-            <w:tcW w:w="5568" w:type="dxa"/>
-            <w:gridSpan w:val="3"/>
-          </w:tcPr>
-          <w:p>
-            <w:pPr>
-              <w:rPr>
-                <w:rFonts w:ascii="Arial Narrow" w:hAnsi="Arial Narrow"/>
-                <w:lang w:val="fi-FI"/>
-              </w:rPr>
-            </w:pPr>
-            <w:r>
-              <w:rPr>
-                <w:rFonts w:ascii="Arial Narrow" w:hAnsi="Arial Narrow"/>
-                <w:lang w:val="fi-FI"/>
-              </w:rPr>
-              <w:t>Rp. ......;</w:t>
-            </w:r>
-          </w:p>
-        </w:tc>
-      </w:tr>
-      <w:tr>
-        <w:tc>
-          <w:tcPr>
-            <w:tcW w:w="1418" w:type="dxa"/>
-          </w:tcPr>
-          <w:p>
-            <w:pPr>
-              <w:rPr>
-                <w:rFonts w:ascii="Arial Narrow" w:hAnsi="Arial Narrow"/>
-                <w:lang w:val="fi-FI"/>
-              </w:rPr>
-            </w:pPr>
-          </w:p>
-        </w:tc>
-        <w:tc>
-          <w:tcPr>
-            <w:tcW w:w="283" w:type="dxa"/>
-          </w:tcPr>
-          <w:p>
-            <w:pPr>
-              <w:rPr>
-                <w:rFonts w:ascii="Arial Narrow" w:hAnsi="Arial Narrow"/>
-                <w:lang w:val="fi-FI"/>
-              </w:rPr>
-            </w:pPr>
-          </w:p>
-        </w:tc>
-        <w:tc>
-          <w:tcPr>
-            <w:tcW w:w="426" w:type="dxa"/>
-          </w:tcPr>
-          <w:p>
-            <w:pPr>
-              <w:rPr>
-                <w:rFonts w:ascii="Arial Narrow" w:hAnsi="Arial Narrow"/>
-              </w:rPr>
-            </w:pPr>
-          </w:p>
-        </w:tc>
-        <w:tc>
-          <w:tcPr>
-            <w:tcW w:w="1275" w:type="dxa"/>
-            <w:gridSpan w:val="2"/>
-          </w:tcPr>
-          <w:p>
-            <w:pPr>
-              <w:rPr>
-                <w:rFonts w:ascii="Arial Narrow" w:hAnsi="Arial Narrow"/>
-                <w:lang w:val="fi-FI"/>
-              </w:rPr>
-            </w:pPr>
-            <w:r>
-              <w:rPr>
-                <w:rFonts w:ascii="Arial Narrow" w:hAnsi="Arial Narrow"/>
-                <w:lang w:val="fi-FI"/>
-              </w:rPr>
-              <w:t>disimpan di</w:t>
-            </w:r>
-          </w:p>
-        </w:tc>
-        <w:tc>
-          <w:tcPr>
-            <w:tcW w:w="142" w:type="dxa"/>
-          </w:tcPr>
-          <w:p>
-            <w:pPr>
-              <w:rPr>
-                <w:rFonts w:ascii="Arial Narrow" w:hAnsi="Arial Narrow"/>
-                <w:lang w:val="fi-FI"/>
-              </w:rPr>
-            </w:pPr>
-            <w:r>
-              <w:rPr>
-                <w:rFonts w:ascii="Arial Narrow" w:hAnsi="Arial Narrow"/>
-                <w:lang w:val="fi-FI"/>
-              </w:rPr>
-              <w:t xml:space="preserve">: </w:t>
-            </w:r>
-          </w:p>
-        </w:tc>
-        <w:tc>
-          <w:tcPr>
-            <w:tcW w:w="5568" w:type="dxa"/>
-            <w:gridSpan w:val="3"/>
-          </w:tcPr>
-          <w:p>
-            <w:pPr>
-              <w:rPr>
-                <w:rFonts w:ascii="Arial Narrow" w:hAnsi="Arial Narrow"/>
-                <w:lang w:val="fi-FI"/>
-              </w:rPr>
-            </w:pPr>
-            <w:r>
-              <w:rPr>
-                <w:rFonts w:ascii="Arial Narrow" w:hAnsi="Arial Narrow"/>
-                <w:lang w:val="fi-FI"/>
-              </w:rPr>
-              <w:t>Panitera Pengadilan Negeri ..........;</w:t>
-            </w:r>
-          </w:p>
-        </w:tc>
-      </w:tr>
-      <w:tr>
-        <w:tc>
-          <w:tcPr>
-            <w:tcW w:w="1418" w:type="dxa"/>
-          </w:tcPr>
-          <w:p>
-            <w:pPr>
-              <w:rPr>
-                <w:rFonts w:ascii="Arial Narrow" w:hAnsi="Arial Narrow"/>
-                <w:sz w:val="8"/>
-                <w:szCs w:val="8"/>
-                <w:lang w:val="fi-FI"/>
-              </w:rPr>
-            </w:pPr>
-          </w:p>
-        </w:tc>
-        <w:tc>
-          <w:tcPr>
-            <w:tcW w:w="283" w:type="dxa"/>
-          </w:tcPr>
-          <w:p>
-            <w:pPr>
-              <w:rPr>
-                <w:rFonts w:ascii="Arial Narrow" w:hAnsi="Arial Narrow"/>
-                <w:sz w:val="8"/>
-                <w:szCs w:val="8"/>
-                <w:lang w:val="fi-FI"/>
-              </w:rPr>
-            </w:pPr>
-          </w:p>
-        </w:tc>
-        <w:tc>
-          <w:tcPr>
-            <w:tcW w:w="426" w:type="dxa"/>
-          </w:tcPr>
-          <w:p>
-            <w:pPr>
-              <w:rPr>
-                <w:rFonts w:ascii="Arial Narrow" w:hAnsi="Arial Narrow"/>
-                <w:sz w:val="8"/>
-                <w:szCs w:val="8"/>
-              </w:rPr>
-            </w:pPr>
-          </w:p>
-        </w:tc>
-        <w:tc>
-          <w:tcPr>
-            <w:tcW w:w="1275" w:type="dxa"/>
-            <w:gridSpan w:val="2"/>
-          </w:tcPr>
-          <w:p>
-            <w:pPr>
-              <w:rPr>
-                <w:rFonts w:ascii="Arial Narrow" w:hAnsi="Arial Narrow"/>
-                <w:sz w:val="8"/>
-                <w:szCs w:val="8"/>
-                <w:lang w:val="fi-FI"/>
-              </w:rPr>
-            </w:pPr>
-          </w:p>
-        </w:tc>
-        <w:tc>
-          <w:tcPr>
-            <w:tcW w:w="142" w:type="dxa"/>
-          </w:tcPr>
-          <w:p>
-            <w:pPr>
-              <w:rPr>
-                <w:rFonts w:ascii="Arial Narrow" w:hAnsi="Arial Narrow"/>
-                <w:sz w:val="8"/>
-                <w:szCs w:val="8"/>
-                <w:lang w:val="fi-FI"/>
-              </w:rPr>
-            </w:pPr>
-          </w:p>
-        </w:tc>
-        <w:tc>
-          <w:tcPr>
-            <w:tcW w:w="5568" w:type="dxa"/>
-            <w:gridSpan w:val="3"/>
-          </w:tcPr>
-          <w:p>
-            <w:pPr>
-              <w:rPr>
-                <w:rFonts w:ascii="Arial Narrow" w:hAnsi="Arial Narrow"/>
-                <w:sz w:val="8"/>
-                <w:szCs w:val="8"/>
-                <w:lang w:val="fi-FI"/>
-              </w:rPr>
-            </w:pPr>
-          </w:p>
-        </w:tc>
-      </w:tr>
-      <w:tr>
-        <w:tc>
-          <w:tcPr>
-            <w:tcW w:w="1418" w:type="dxa"/>
-          </w:tcPr>
-          <w:p>
-            <w:pPr>
-              <w:rPr>
-                <w:rFonts w:ascii="Arial Narrow" w:hAnsi="Arial Narrow"/>
-                <w:lang w:val="fi-FI"/>
-              </w:rPr>
-            </w:pPr>
-          </w:p>
-        </w:tc>
-        <w:tc>
-          <w:tcPr>
-            <w:tcW w:w="283" w:type="dxa"/>
-          </w:tcPr>
-          <w:p>
-            <w:pPr>
-              <w:rPr>
-                <w:rFonts w:ascii="Arial Narrow" w:hAnsi="Arial Narrow"/>
-                <w:lang w:val="fi-FI"/>
-              </w:rPr>
-            </w:pPr>
-          </w:p>
-        </w:tc>
-        <w:tc>
-          <w:tcPr>
-            <w:tcW w:w="426" w:type="dxa"/>
-          </w:tcPr>
-          <w:p>
-            <w:pPr>
-              <w:rPr>
-                <w:rFonts w:ascii="Arial Narrow" w:hAnsi="Arial Narrow"/>
-              </w:rPr>
-            </w:pPr>
-            <w:r>
-              <w:rPr>
-                <w:rFonts w:ascii="Arial Narrow" w:hAnsi="Arial Narrow"/>
-              </w:rPr>
-              <w:t>5.</w:t>
-            </w:r>
-          </w:p>
-        </w:tc>
-        <w:tc>
-          <w:tcPr>
-            <w:tcW w:w="6985" w:type="dxa"/>
-            <w:gridSpan w:val="6"/>
-          </w:tcPr>
-          <w:p>
-            <w:pPr>
-              <w:rPr>
-                <w:rFonts w:ascii="Arial Narrow" w:hAnsi="Arial Narrow"/>
-              </w:rPr>
-            </w:pPr>
-            <w:proofErr w:type="spellStart"/>
-            <w:r>
-              <w:rPr>
-                <w:rFonts w:ascii="Arial Narrow" w:hAnsi="Arial Narrow"/>
-              </w:rPr>
-              <w:t>mengawasi</w:t>
-            </w:r>
-            <w:proofErr w:type="spellEnd"/>
-            <w:r>
-              <w:rPr>
-                <w:rFonts w:ascii="Arial Narrow" w:hAnsi="Arial Narrow"/>
-              </w:rPr>
-              <w:t xml:space="preserve"> </w:t>
-            </w:r>
-            <w:proofErr w:type="spellStart"/>
-            <w:r>
-              <w:rPr>
-                <w:rFonts w:ascii="Arial Narrow" w:hAnsi="Arial Narrow"/>
-              </w:rPr>
-              <w:t>tersangka</w:t>
-            </w:r>
-            <w:proofErr w:type="spellEnd"/>
-            <w:r>
-              <w:rPr>
-                <w:rFonts w:ascii="Arial Narrow" w:hAnsi="Arial Narrow"/>
-              </w:rPr>
-              <w:t xml:space="preserve"> </w:t>
-            </w:r>
-            <w:proofErr w:type="spellStart"/>
-            <w:r>
-              <w:rPr>
-                <w:rFonts w:ascii="Arial Narrow" w:hAnsi="Arial Narrow"/>
-              </w:rPr>
-              <w:t>untuk</w:t>
-            </w:r>
-            <w:proofErr w:type="spellEnd"/>
-            <w:r>
-              <w:rPr>
-                <w:rFonts w:ascii="Arial Narrow" w:hAnsi="Arial Narrow"/>
-              </w:rPr>
-              <w:t xml:space="preserve"> </w:t>
-            </w:r>
-            <w:proofErr w:type="spellStart"/>
-            <w:r>
-              <w:rPr>
-                <w:rFonts w:ascii="Arial Narrow" w:hAnsi="Arial Narrow"/>
-              </w:rPr>
-              <w:t>mematuhi</w:t>
-            </w:r>
-            <w:proofErr w:type="spellEnd"/>
-            <w:r>
-              <w:rPr>
-                <w:rFonts w:ascii="Arial Narrow" w:hAnsi="Arial Narrow"/>
-              </w:rPr>
-              <w:t xml:space="preserve"> </w:t>
-            </w:r>
-            <w:proofErr w:type="spellStart"/>
-            <w:r>
-              <w:rPr>
-                <w:rFonts w:ascii="Arial Narrow" w:hAnsi="Arial Narrow"/>
-              </w:rPr>
-              <w:t>syarat-syarat</w:t>
-            </w:r>
-            <w:proofErr w:type="spellEnd"/>
-            <w:r>
-              <w:rPr>
-                <w:rFonts w:ascii="Arial Narrow" w:hAnsi="Arial Narrow"/>
-              </w:rPr>
-              <w:t xml:space="preserve"> yang </w:t>
-            </w:r>
-            <w:proofErr w:type="spellStart"/>
-            <w:r>
-              <w:rPr>
-                <w:rFonts w:ascii="Arial Narrow" w:hAnsi="Arial Narrow"/>
-              </w:rPr>
-              <w:t>ditentukan</w:t>
-            </w:r>
-            <w:proofErr w:type="spellEnd"/>
-            <w:r>
-              <w:rPr>
-                <w:rFonts w:ascii="Arial Narrow" w:hAnsi="Arial Narrow"/>
-              </w:rPr>
-              <w:t xml:space="preserve"> </w:t>
-            </w:r>
-            <w:proofErr w:type="spellStart"/>
-            <w:r>
-              <w:rPr>
-                <w:rFonts w:ascii="Arial Narrow" w:hAnsi="Arial Narrow"/>
-              </w:rPr>
-              <w:t>b</w:t>
-            </w:r>
-            <w:r>
-              <w:rPr>
-                <w:rFonts w:ascii="Arial Narrow" w:hAnsi="Arial Narrow"/>
-              </w:rPr>
-              <w:t>erupa</w:t>
-            </w:r>
-            <w:proofErr w:type="spellEnd"/>
-            <w:r>
-              <w:rPr>
-                <w:rFonts w:ascii="Arial Narrow" w:hAnsi="Arial Narrow"/>
-              </w:rPr>
-              <w:t xml:space="preserve"> </w:t>
-            </w:r>
-            <w:proofErr w:type="spellStart"/>
-            <w:r>
-              <w:rPr>
-                <w:rFonts w:ascii="Arial Narrow" w:hAnsi="Arial Narrow"/>
-              </w:rPr>
-              <w:t>wajib</w:t>
-            </w:r>
-            <w:proofErr w:type="spellEnd"/>
-            <w:r>
-              <w:rPr>
-                <w:rFonts w:ascii="Arial Narrow" w:hAnsi="Arial Narrow"/>
-              </w:rPr>
-              <w:t xml:space="preserve"> </w:t>
-            </w:r>
-            <w:proofErr w:type="spellStart"/>
-            <w:r>
-              <w:rPr>
-                <w:rFonts w:ascii="Arial Narrow" w:hAnsi="Arial Narrow"/>
-              </w:rPr>
-              <w:t>lapor</w:t>
-            </w:r>
-            <w:proofErr w:type="spellEnd"/>
-            <w:r>
-              <w:rPr>
-                <w:rFonts w:ascii="Arial Narrow" w:hAnsi="Arial Narrow"/>
-              </w:rPr>
-              <w:t xml:space="preserve"> </w:t>
-            </w:r>
-            <w:proofErr w:type="spellStart"/>
-            <w:r>
-              <w:rPr>
-                <w:rFonts w:ascii="Arial Narrow" w:hAnsi="Arial Narrow"/>
-              </w:rPr>
-              <w:t>setiap</w:t>
-            </w:r>
-            <w:proofErr w:type="spellEnd"/>
-            <w:r>
-              <w:rPr>
-                <w:rFonts w:ascii="Arial Narrow" w:hAnsi="Arial Narrow"/>
-              </w:rPr>
-              <w:t xml:space="preserve"> </w:t>
-            </w:r>
-            <w:proofErr w:type="spellStart"/>
-            <w:r>
-              <w:rPr>
-                <w:rFonts w:ascii="Arial Narrow" w:hAnsi="Arial Narrow"/>
-              </w:rPr>
-              <w:t>hari</w:t>
-            </w:r>
-            <w:proofErr w:type="spellEnd"/>
-            <w:r>
-              <w:rPr>
-                <w:rFonts w:ascii="Arial Narrow" w:hAnsi="Arial Narrow"/>
-              </w:rPr>
-              <w:t xml:space="preserve"> </w:t>
-            </w:r>
-            <w:proofErr w:type="gramStart"/>
-            <w:r>
-              <w:rPr>
-                <w:rFonts w:ascii="Arial Narrow" w:hAnsi="Arial Narrow"/>
-              </w:rPr>
-              <w:t>…..</w:t>
-            </w:r>
-            <w:proofErr w:type="gramEnd"/>
-            <w:r>
-              <w:rPr>
-                <w:rFonts w:ascii="Arial Narrow" w:hAnsi="Arial Narrow"/>
-              </w:rPr>
-              <w:t xml:space="preserve"> </w:t>
-            </w:r>
-            <w:proofErr w:type="spellStart"/>
-            <w:r>
-              <w:rPr>
-                <w:rFonts w:ascii="Arial Narrow" w:hAnsi="Arial Narrow"/>
-              </w:rPr>
-              <w:t>atau</w:t>
-            </w:r>
-            <w:proofErr w:type="spellEnd"/>
-            <w:r>
-              <w:rPr>
-                <w:rFonts w:ascii="Arial Narrow" w:hAnsi="Arial Narrow"/>
-              </w:rPr>
-              <w:t xml:space="preserve"> </w:t>
-            </w:r>
-            <w:proofErr w:type="spellStart"/>
-            <w:r>
-              <w:rPr>
-                <w:rFonts w:ascii="Arial Narrow" w:hAnsi="Arial Narrow"/>
-              </w:rPr>
-              <w:t>tidak</w:t>
-            </w:r>
-            <w:proofErr w:type="spellEnd"/>
-            <w:r>
-              <w:rPr>
-                <w:rFonts w:ascii="Arial Narrow" w:hAnsi="Arial Narrow"/>
-              </w:rPr>
-              <w:t xml:space="preserve"> </w:t>
-            </w:r>
-            <w:proofErr w:type="spellStart"/>
-            <w:r>
-              <w:rPr>
-                <w:rFonts w:ascii="Arial Narrow" w:hAnsi="Arial Narrow"/>
-              </w:rPr>
-              <w:t>keluar</w:t>
-            </w:r>
-            <w:proofErr w:type="spellEnd"/>
-            <w:r>
-              <w:rPr>
-                <w:rFonts w:ascii="Arial Narrow" w:hAnsi="Arial Narrow"/>
-              </w:rPr>
-              <w:t xml:space="preserve"> </w:t>
-            </w:r>
-            <w:proofErr w:type="spellStart"/>
-            <w:r>
-              <w:rPr>
-                <w:rFonts w:ascii="Arial Narrow" w:hAnsi="Arial Narrow"/>
-              </w:rPr>
-              <w:t>rumah</w:t>
-            </w:r>
-            <w:proofErr w:type="spellEnd"/>
-            <w:r>
-              <w:rPr>
-                <w:rFonts w:ascii="Arial Narrow" w:hAnsi="Arial Narrow"/>
-              </w:rPr>
-              <w:t xml:space="preserve"> </w:t>
-            </w:r>
-            <w:proofErr w:type="spellStart"/>
-            <w:r>
-              <w:rPr>
-                <w:rFonts w:ascii="Arial Narrow" w:hAnsi="Arial Narrow"/>
-              </w:rPr>
-              <w:t>atau</w:t>
-            </w:r>
-            <w:proofErr w:type="spellEnd"/>
-            <w:r>
-              <w:rPr>
-                <w:rFonts w:ascii="Arial Narrow" w:hAnsi="Arial Narrow"/>
-              </w:rPr>
-              <w:t xml:space="preserve"> </w:t>
-            </w:r>
-            <w:proofErr w:type="spellStart"/>
-            <w:r>
-              <w:rPr>
-                <w:rFonts w:ascii="Arial Narrow" w:hAnsi="Arial Narrow"/>
-              </w:rPr>
-              <w:t>tidak</w:t>
-            </w:r>
-            <w:proofErr w:type="spellEnd"/>
-            <w:r>
-              <w:rPr>
-                <w:rFonts w:ascii="Arial Narrow" w:hAnsi="Arial Narrow"/>
-              </w:rPr>
-              <w:t xml:space="preserve"> </w:t>
-            </w:r>
-            <w:proofErr w:type="spellStart"/>
-            <w:r>
-              <w:rPr>
-                <w:rFonts w:ascii="Arial Narrow" w:hAnsi="Arial Narrow"/>
-              </w:rPr>
-              <w:t>keluar</w:t>
-            </w:r>
-            <w:proofErr w:type="spellEnd"/>
-            <w:r>
-              <w:rPr>
-                <w:rFonts w:ascii="Arial Narrow" w:hAnsi="Arial Narrow"/>
-              </w:rPr>
-              <w:t xml:space="preserve"> </w:t>
-            </w:r>
-            <w:proofErr w:type="spellStart"/>
-            <w:r>
-              <w:rPr>
-                <w:rFonts w:ascii="Arial Narrow" w:hAnsi="Arial Narrow"/>
-              </w:rPr>
-              <w:t>kota</w:t>
-            </w:r>
-            <w:proofErr w:type="spellEnd"/>
-            <w:r>
-              <w:rPr>
-                <w:rFonts w:ascii="Arial Narrow" w:hAnsi="Arial Narrow"/>
-              </w:rPr>
-              <w:t xml:space="preserve"> </w:t>
-            </w:r>
-            <w:proofErr w:type="spellStart"/>
-            <w:r>
-              <w:rPr>
-                <w:rFonts w:ascii="Arial Narrow" w:hAnsi="Arial Narrow"/>
-              </w:rPr>
-              <w:t>tanpa</w:t>
-            </w:r>
-            <w:proofErr w:type="spellEnd"/>
-            <w:r>
-              <w:rPr>
-                <w:rFonts w:ascii="Arial Narrow" w:hAnsi="Arial Narrow"/>
-              </w:rPr>
-              <w:t xml:space="preserve"> </w:t>
-            </w:r>
-            <w:proofErr w:type="spellStart"/>
-            <w:r>
-              <w:rPr>
-                <w:rFonts w:ascii="Arial Narrow" w:hAnsi="Arial Narrow"/>
-              </w:rPr>
-              <w:t>izin</w:t>
-            </w:r>
-            <w:proofErr w:type="spellEnd"/>
-            <w:r>
-              <w:rPr>
-                <w:rFonts w:ascii="Arial Narrow" w:hAnsi="Arial Narrow"/>
-              </w:rPr>
-              <w:t xml:space="preserve"> </w:t>
-            </w:r>
-            <w:proofErr w:type="spellStart"/>
-            <w:r>
-              <w:rPr>
-                <w:rFonts w:ascii="Arial Narrow" w:hAnsi="Arial Narrow"/>
-              </w:rPr>
-              <w:t>penyidik</w:t>
-            </w:r>
-            <w:proofErr w:type="spellEnd"/>
-            <w:r>
-              <w:rPr>
-                <w:rFonts w:ascii="Arial Narrow" w:hAnsi="Arial Narrow"/>
-              </w:rPr>
-              <w:t>/</w:t>
-            </w:r>
-            <w:proofErr w:type="spellStart"/>
-            <w:r>
-              <w:rPr>
-                <w:rFonts w:ascii="Arial Narrow" w:hAnsi="Arial Narrow"/>
-              </w:rPr>
-              <w:t>penyidik</w:t>
-            </w:r>
-            <w:proofErr w:type="spellEnd"/>
-            <w:r>
-              <w:rPr>
-                <w:rFonts w:ascii="Arial Narrow" w:hAnsi="Arial Narrow"/>
-              </w:rPr>
-              <w:t xml:space="preserve"> </w:t>
-            </w:r>
-            <w:proofErr w:type="spellStart"/>
-            <w:r>
-              <w:rPr>
-                <w:rFonts w:ascii="Arial Narrow" w:hAnsi="Arial Narrow"/>
-              </w:rPr>
-              <w:t>pembantu</w:t>
-            </w:r>
-            <w:proofErr w:type="spellEnd"/>
-            <w:r>
-              <w:rPr>
-                <w:rFonts w:ascii="Arial Narrow" w:hAnsi="Arial Narrow"/>
-              </w:rPr>
-              <w:t>;</w:t>
-            </w:r>
-          </w:p>
-        </w:tc>
-      </w:tr>
-      <w:tr>
-        <w:tc>
-          <w:tcPr>
-            <w:tcW w:w="1418" w:type="dxa"/>
-          </w:tcPr>
-          <w:p>
-            <w:pPr>
-              <w:rPr>
-                <w:rFonts w:ascii="Arial Narrow" w:hAnsi="Arial Narrow"/>
-                <w:sz w:val="8"/>
-                <w:szCs w:val="8"/>
-                <w:lang w:val="fi-FI"/>
-              </w:rPr>
-            </w:pPr>
-          </w:p>
-        </w:tc>
-        <w:tc>
-          <w:tcPr>
-            <w:tcW w:w="283" w:type="dxa"/>
-          </w:tcPr>
-          <w:p>
-            <w:pPr>
-              <w:rPr>
-                <w:rFonts w:ascii="Arial Narrow" w:hAnsi="Arial Narrow"/>
-                <w:sz w:val="8"/>
-                <w:szCs w:val="8"/>
-                <w:lang w:val="fi-FI"/>
-              </w:rPr>
-            </w:pPr>
-          </w:p>
-        </w:tc>
-        <w:tc>
-          <w:tcPr>
-            <w:tcW w:w="426" w:type="dxa"/>
-          </w:tcPr>
-          <w:p>
-            <w:pPr>
-              <w:rPr>
-                <w:rFonts w:ascii="Arial Narrow" w:hAnsi="Arial Narrow"/>
-                <w:sz w:val="8"/>
-                <w:szCs w:val="8"/>
-              </w:rPr>
-            </w:pPr>
-          </w:p>
-        </w:tc>
-        <w:tc>
-          <w:tcPr>
-            <w:tcW w:w="6985" w:type="dxa"/>
-            <w:gridSpan w:val="6"/>
-          </w:tcPr>
-          <w:p>
-            <w:pPr>
-              <w:rPr>
-                <w:rFonts w:ascii="Arial Narrow" w:hAnsi="Arial Narrow"/>
-                <w:sz w:val="8"/>
-                <w:szCs w:val="8"/>
-              </w:rPr>
-            </w:pPr>
-          </w:p>
-        </w:tc>
-      </w:tr>
-      <w:tr>
-        <w:tc>
-          <w:tcPr>
-            <w:tcW w:w="1418" w:type="dxa"/>
-          </w:tcPr>
-          <w:p>
-            <w:pPr>
-              <w:rPr>
-                <w:rFonts w:ascii="Arial Narrow" w:hAnsi="Arial Narrow"/>
-                <w:lang w:val="fi-FI"/>
-              </w:rPr>
-            </w:pPr>
-          </w:p>
-        </w:tc>
-        <w:tc>
-          <w:tcPr>
-            <w:tcW w:w="283" w:type="dxa"/>
-          </w:tcPr>
-          <w:p>
-            <w:pPr>
-              <w:rPr>
-                <w:rFonts w:ascii="Arial Narrow" w:hAnsi="Arial Narrow"/>
-                <w:lang w:val="fi-FI"/>
-              </w:rPr>
-            </w:pPr>
-          </w:p>
-        </w:tc>
-        <w:tc>
-          <w:tcPr>
-            <w:tcW w:w="426" w:type="dxa"/>
-          </w:tcPr>
-          <w:p>
-            <w:pPr>
-              <w:rPr>
-                <w:rFonts w:ascii="Arial Narrow" w:hAnsi="Arial Narrow"/>
-              </w:rPr>
-            </w:pPr>
-            <w:r>
-              <w:rPr>
-                <w:rFonts w:ascii="Arial Narrow" w:hAnsi="Arial Narrow"/>
-              </w:rPr>
-              <w:t>6.</w:t>
-            </w:r>
-          </w:p>
-        </w:tc>
-        <w:tc>
-          <w:tcPr>
-            <w:tcW w:w="6985" w:type="dxa"/>
-            <w:gridSpan w:val="6"/>
-          </w:tcPr>
-          <w:p>
-            <w:pPr>
-              <w:rPr>
-                <w:rFonts w:ascii="Arial Narrow" w:hAnsi="Arial Narrow"/>
-                <w:lang w:val="fi-FI"/>
-              </w:rPr>
-            </w:pPr>
-            <w:r>
-              <w:rPr>
-                <w:rFonts w:ascii="Arial Narrow" w:hAnsi="Arial Narrow"/>
-                <w:lang w:val="fi-FI"/>
-              </w:rPr>
-              <w:t>melaksanakan perintah ini dengan saksama dan penuh asa tanggung jawab dan membuat Berita Acara Penangguhan Penahanan serta</w:t>
-            </w:r>
-            <w:r>
-              <w:rPr>
-                <w:rFonts w:ascii="Arial Narrow" w:hAnsi="Arial Narrow"/>
-                <w:lang w:val="fi-FI"/>
-              </w:rPr>
-              <w:t xml:space="preserve"> melaporkan kepada Atasan Penyidik.</w:t>
-            </w:r>
-          </w:p>
-        </w:tc>
-      </w:tr>
-      <w:tr>
-        <w:tc>
-          <w:tcPr>
-            <w:tcW w:w="1418" w:type="dxa"/>
-          </w:tcPr>
-          <w:p>
-            <w:pPr>
-              <w:rPr>
-                <w:rFonts w:ascii="Arial Narrow" w:hAnsi="Arial Narrow"/>
-                <w:sz w:val="8"/>
-                <w:szCs w:val="8"/>
-                <w:lang w:val="fi-FI"/>
-              </w:rPr>
-            </w:pPr>
-          </w:p>
-        </w:tc>
-        <w:tc>
-          <w:tcPr>
-            <w:tcW w:w="283" w:type="dxa"/>
-          </w:tcPr>
-          <w:p>
-            <w:pPr>
-              <w:rPr>
-                <w:rFonts w:ascii="Arial Narrow" w:hAnsi="Arial Narrow"/>
-                <w:sz w:val="8"/>
-                <w:szCs w:val="8"/>
-                <w:lang w:val="fi-FI"/>
-              </w:rPr>
-            </w:pPr>
-          </w:p>
-        </w:tc>
-        <w:tc>
-          <w:tcPr>
-            <w:tcW w:w="426" w:type="dxa"/>
-          </w:tcPr>
-          <w:p>
-            <w:pPr>
-              <w:rPr>
-                <w:rFonts w:ascii="Arial Narrow" w:hAnsi="Arial Narrow"/>
-                <w:sz w:val="8"/>
-                <w:szCs w:val="8"/>
-              </w:rPr>
-            </w:pPr>
-          </w:p>
-        </w:tc>
-        <w:tc>
-          <w:tcPr>
-            <w:tcW w:w="6985" w:type="dxa"/>
-            <w:gridSpan w:val="6"/>
-          </w:tcPr>
-          <w:p>
-            <w:pPr>
-              <w:rPr>
-                <w:rFonts w:ascii="Arial Narrow" w:hAnsi="Arial Narrow"/>
-                <w:sz w:val="8"/>
-                <w:szCs w:val="8"/>
-                <w:lang w:val="fi-FI"/>
-              </w:rPr>
-            </w:pPr>
-          </w:p>
-        </w:tc>
-      </w:tr>
-      <w:tr>
-        <w:tc>
-          <w:tcPr>
-            <w:tcW w:w="1418" w:type="dxa"/>
-          </w:tcPr>
-          <w:p>
-            <w:pPr>
-              <w:rPr>
-                <w:rFonts w:ascii="Arial Narrow" w:hAnsi="Arial Narrow"/>
-              </w:rPr>
-            </w:pPr>
-            <w:proofErr w:type="spellStart"/>
-            <w:r>
-              <w:rPr>
-                <w:rFonts w:ascii="Arial Narrow" w:hAnsi="Arial Narrow"/>
-              </w:rPr>
-              <w:t>Selesai</w:t>
-            </w:r>
-            <w:proofErr w:type="spellEnd"/>
-            <w:r>
-              <w:rPr>
-                <w:rFonts w:ascii="Arial Narrow" w:hAnsi="Arial Narrow"/>
-              </w:rPr>
-              <w:t>.</w:t>
+              </w:rPr>
+            </w:pPr>
+            <w:r>
+              <w:rPr>
+                <w:rFonts w:ascii="Arial Narrow" w:hAnsi="Arial Narrow"/>
+              </w:rPr>
+              <w:t>Selesai.</w:t>
             </w:r>
           </w:p>
         </w:tc>
@@ -7901,21 +6332,7 @@
               <w:rPr>
                 <w:rFonts w:ascii="Arial Narrow" w:hAnsi="Arial Narrow"/>
               </w:rPr>
-              <w:t>${</w:t>
-            </w:r>
-            <w:proofErr w:type="spellStart"/>
-            <w:r>
-              <w:rPr>
-                <w:rFonts w:ascii="Arial Narrow" w:hAnsi="Arial Narrow"/>
-              </w:rPr>
-              <w:t>signatoryHeadText</w:t>
-            </w:r>
-            <w:proofErr w:type="spellEnd"/>
-            <w:r>
-              <w:rPr>
-                <w:rFonts w:ascii="Arial Narrow" w:hAnsi="Arial Narrow"/>
-              </w:rPr>
-              <w:t>}</w:t>
+              <w:t>${signatoryHeadText}</w:t>
             </w:r>
           </w:p>
         </w:tc>
@@ -8017,7 +6434,6 @@
               </w:rPr>
               <w:t>${</w:t>
             </w:r>
-            <w:proofErr w:type="spellStart"/>
             <w:r>
               <w:rPr>
                 <w:rFonts w:ascii="Arial Narrow" w:hAnsi="Arial Narrow"/>
@@ -8036,7 +6452,6 @@
               </w:rPr>
               <w:t>HeadText</w:t>
             </w:r>
-            <w:proofErr w:type="spellEnd"/>
             <w:r>
               <w:rPr>
                 <w:rFonts w:ascii="Arial Narrow" w:hAnsi="Arial Narrow"/>
@@ -8232,21 +6647,7 @@
               <w:rPr>
                 <w:rFonts w:ascii="Arial Narrow" w:hAnsi="Arial Narrow"/>
               </w:rPr>
-              <w:t>${</w:t>
-            </w:r>
-            <w:proofErr w:type="spellStart"/>
-            <w:r>
-              <w:rPr>
-                <w:rFonts w:ascii="Arial Narrow" w:hAnsi="Arial Narrow"/>
-              </w:rPr>
-              <w:t>signatoryName</w:t>
-            </w:r>
-            <w:proofErr w:type="spellEnd"/>
-            <w:r>
-              <w:rPr>
-                <w:rFonts w:ascii="Arial Narrow" w:hAnsi="Arial Narrow"/>
-              </w:rPr>
-              <w:t>}</w:t>
+              <w:t>${signatoryName}</w:t>
             </w:r>
           </w:p>
         </w:tc>
@@ -8297,21 +6698,7 @@
               <w:rPr>
                 <w:rFonts w:ascii="Arial Narrow" w:hAnsi="Arial Narrow"/>
               </w:rPr>
-              <w:t>${</w:t>
-            </w:r>
-            <w:proofErr w:type="spellStart"/>
-            <w:r>
-              <w:rPr>
-                <w:rFonts w:ascii="Arial Narrow" w:hAnsi="Arial Narrow"/>
-              </w:rPr>
-              <w:t>signatoryName</w:t>
-            </w:r>
-            <w:proofErr w:type="spellEnd"/>
-            <w:r>
-              <w:rPr>
-                <w:rFonts w:ascii="Arial Narrow" w:hAnsi="Arial Narrow"/>
-              </w:rPr>
-              <w:t>}</w:t>
+              <w:t>${signatoryName}</w:t>
             </w:r>
           </w:p>
         </w:tc>
@@ -8341,7 +6728,6 @@
               </w:rPr>
               <w:t>${</w:t>
             </w:r>
-            <w:proofErr w:type="spellStart"/>
             <w:r>
               <w:rPr>
                 <w:rFonts w:ascii="Arial Narrow" w:eastAsia="Arial Narrow" w:hAnsi="Arial Narrow"/>
@@ -8350,7 +6736,6 @@
               </w:rPr>
               <w:t>signatoryRankName</w:t>
             </w:r>
-            <w:proofErr w:type="spellEnd"/>
             <w:r>
               <w:rPr>
                 <w:rFonts w:ascii="Arial Narrow" w:eastAsia="Arial Narrow" w:hAnsi="Arial Narrow"/>
@@ -8391,7 +6776,6 @@
               </w:rPr>
               <w:t>${</w:t>
             </w:r>
-            <w:proofErr w:type="spellStart"/>
             <w:r>
               <w:rPr>
                 <w:rFonts w:ascii="Arial Narrow" w:eastAsia="Arial Narrow" w:hAnsi="Arial Narrow"/>
@@ -8400,7 +6784,6 @@
               </w:rPr>
               <w:t>signatoryRegisterNumber</w:t>
             </w:r>
-            <w:proofErr w:type="spellEnd"/>
             <w:r>
               <w:rPr>
                 <w:rFonts w:ascii="Arial Narrow" w:eastAsia="Arial Narrow" w:hAnsi="Arial Narrow"/>
@@ -8462,7 +6845,6 @@
               </w:rPr>
               <w:t>${</w:t>
             </w:r>
-            <w:proofErr w:type="spellStart"/>
             <w:r>
               <w:rPr>
                 <w:rFonts w:ascii="Arial Narrow" w:eastAsia="Arial Narrow" w:hAnsi="Arial Narrow"/>
@@ -8471,7 +6853,6 @@
               </w:rPr>
               <w:t>signatoryRankName</w:t>
             </w:r>
-            <w:proofErr w:type="spellEnd"/>
             <w:r>
               <w:rPr>
                 <w:rFonts w:ascii="Arial Narrow" w:eastAsia="Arial Narrow" w:hAnsi="Arial Narrow"/>
@@ -8512,7 +6893,6 @@
               </w:rPr>
               <w:t>${</w:t>
             </w:r>
-            <w:proofErr w:type="spellStart"/>
             <w:r>
               <w:rPr>
                 <w:rFonts w:ascii="Arial Narrow" w:eastAsia="Arial Narrow" w:hAnsi="Arial Narrow"/>
@@ -8521,7 +6901,6 @@
               </w:rPr>
               <w:t>signatoryRegisterNumber</w:t>
             </w:r>
-            <w:proofErr w:type="spellEnd"/>
             <w:r>
               <w:rPr>
                 <w:rFonts w:ascii="Arial Narrow" w:eastAsia="Arial Narrow" w:hAnsi="Arial Narrow"/>
@@ -9374,21 +7753,7 @@
               <w:rPr>
                 <w:rFonts w:ascii="Arial Narrow" w:hAnsi="Arial Narrow"/>
               </w:rPr>
-              <w:t>${</w:t>
-            </w:r>
-            <w:proofErr w:type="spellStart"/>
-            <w:r>
-              <w:rPr>
-                <w:rFonts w:ascii="Arial Narrow" w:hAnsi="Arial Narrow"/>
-              </w:rPr>
-              <w:t>signatoryName</w:t>
-            </w:r>
-            <w:proofErr w:type="spellEnd"/>
-            <w:r>
-              <w:rPr>
-                <w:rFonts w:ascii="Arial Narrow" w:hAnsi="Arial Narrow"/>
-              </w:rPr>
-              <w:t>}</w:t>
+              <w:t>${signatoryName}</w:t>
             </w:r>
           </w:p>
         </w:tc>
@@ -9461,7 +7826,6 @@
               </w:rPr>
               <w:t>${</w:t>
             </w:r>
-            <w:proofErr w:type="spellStart"/>
             <w:r>
               <w:rPr>
                 <w:rFonts w:ascii="Arial Narrow" w:eastAsia="Arial Narrow" w:hAnsi="Arial Narrow"/>
@@ -9470,7 +7834,6 @@
               </w:rPr>
               <w:t>signatoryRankName</w:t>
             </w:r>
-            <w:proofErr w:type="spellEnd"/>
             <w:r>
               <w:rPr>
                 <w:rFonts w:ascii="Arial Narrow" w:eastAsia="Arial Narrow" w:hAnsi="Arial Narrow"/>
@@ -9511,7 +7874,6 @@
               </w:rPr>
               <w:t>${</w:t>
             </w:r>
-            <w:proofErr w:type="spellStart"/>
             <w:r>
               <w:rPr>
                 <w:rFonts w:ascii="Arial Narrow" w:eastAsia="Arial Narrow" w:hAnsi="Arial Narrow"/>
@@ -9520,7 +7882,6 @@
               </w:rPr>
               <w:t>signatoryRegisterNumber</w:t>
             </w:r>
-            <w:proofErr w:type="spellEnd"/>
             <w:r>
               <w:rPr>
                 <w:rFonts w:ascii="Arial Narrow" w:eastAsia="Arial Narrow" w:hAnsi="Arial Narrow"/>
@@ -9610,60 +7971,8 @@
       <w:rPr>
         <w:color w:val="EE0000"/>
       </w:rPr>
-      <w:t>*</w:t>
+      <w:t>*lanjutan poin berikutnya* -- ubah</w:t>
     </w:r>
-    <w:proofErr w:type="spellStart"/>
-    <w:proofErr w:type="gramStart"/>
-    <w:r>
-      <w:rPr>
-        <w:color w:val="EE0000"/>
-      </w:rPr>
-      <w:t>lanjutan</w:t>
-    </w:r>
-    <w:proofErr w:type="spellEnd"/>
-    <w:proofErr w:type="gramEnd"/>
-    <w:r>
-      <w:rPr>
-        <w:color w:val="EE0000"/>
-      </w:rPr>
-      <w:t xml:space="preserve"> </w:t>
-    </w:r>
-    <w:proofErr w:type="spellStart"/>
-    <w:r>
-      <w:rPr>
-        <w:color w:val="EE0000"/>
-      </w:rPr>
-      <w:t>poin</w:t>
-    </w:r>
-    <w:proofErr w:type="spellEnd"/>
-    <w:r>
-      <w:rPr>
-        <w:color w:val="EE0000"/>
-      </w:rPr>
-      <w:t xml:space="preserve"> </w:t>
-    </w:r>
-    <w:proofErr w:type="spellStart"/>
-    <w:r>
-      <w:rPr>
-        <w:color w:val="EE0000"/>
-      </w:rPr>
-      <w:t>berikutnya</w:t>
-    </w:r>
-    <w:proofErr w:type="spellEnd"/>
-    <w:r>
-      <w:rPr>
-        <w:color w:val="EE0000"/>
-      </w:rPr>
-      <w:t xml:space="preserve">* -- </w:t>
-    </w:r>
-    <w:proofErr w:type="spellStart"/>
-    <w:r>
-      <w:rPr>
-        <w:color w:val="EE0000"/>
-      </w:rPr>
-      <w:t>ubah</w:t>
-    </w:r>
-    <w:proofErr w:type="spellEnd"/>
   </w:p>
 </w:ftr>
 </file>

--- a/public/word-template/surat_perintah_penangguhan_penahanan.docx
+++ b/public/word-template/surat_perintah_penangguhan_penahanan.docx
@@ -21,12 +21,15 @@
         <w:tblLook w:val="04A0" w:firstRow="1" w:lastRow="0" w:firstColumn="1" w:lastColumn="0" w:noHBand="0" w:noVBand="1"/>
       </w:tblPr>
       <w:tblGrid>
-        <w:gridCol w:w="4315"/>
+        <w:gridCol w:w="4222"/>
       </w:tblGrid>
       <w:tr>
         <w:tc>
           <w:tcPr>
-            <w:tcW w:w="4315" w:type="dxa"/>
+            <w:tcW w:w="0" w:type="auto"/>
+            <w:tcBorders>
+              <w:bottom w:val="single" w:sz="4" w:space="0" w:color="auto"/>
+            </w:tcBorders>
             <w:vAlign w:val="center"/>
           </w:tcPr>
           <w:p>
@@ -95,21 +98,63 @@
               <w:rPr>
                 <w:rFonts w:ascii="Arial Narrow" w:hAnsi="Arial Narrow"/>
               </w:rPr>
-              <w:t>${daerahPoliceFullName}</w:t>
+              <w:t>${</w:t>
+            </w:r>
+            <w:proofErr w:type="spellStart"/>
+            <w:r>
+              <w:rPr>
+                <w:rFonts w:ascii="Arial Narrow" w:hAnsi="Arial Narrow"/>
+              </w:rPr>
+              <w:t>daerahPoliceFullName</w:t>
+            </w:r>
+            <w:proofErr w:type="spellEnd"/>
+            <w:r>
+              <w:rPr>
+                <w:rFonts w:ascii="Arial Narrow" w:hAnsi="Arial Narrow"/>
+              </w:rPr>
+              <w:t>}</w:t>
             </w:r>
             <w:r>
               <w:rPr>
                 <w:rFonts w:ascii="Arial Narrow" w:hAnsi="Arial Narrow"/>
               </w:rPr>
               <w:br/>
-              <w:t>${resorPoliceFullName}</w:t>
+              <w:t>${</w:t>
+            </w:r>
+            <w:proofErr w:type="spellStart"/>
+            <w:r>
+              <w:rPr>
+                <w:rFonts w:ascii="Arial Narrow" w:hAnsi="Arial Narrow"/>
+              </w:rPr>
+              <w:t>resorPoliceFullName</w:t>
+            </w:r>
+            <w:proofErr w:type="spellEnd"/>
+            <w:r>
+              <w:rPr>
+                <w:rFonts w:ascii="Arial Narrow" w:hAnsi="Arial Narrow"/>
+              </w:rPr>
+              <w:t>}</w:t>
             </w:r>
             <w:r>
               <w:rPr>
                 <w:rFonts w:ascii="Arial Narrow" w:hAnsi="Arial Narrow"/>
               </w:rPr>
               <w:br/>
-              <w:t>${resorPoliceAddress}</w:t>
+              <w:t>${</w:t>
+            </w:r>
+            <w:proofErr w:type="spellStart"/>
+            <w:r>
+              <w:rPr>
+                <w:rFonts w:ascii="Arial Narrow" w:hAnsi="Arial Narrow"/>
+              </w:rPr>
+              <w:t>resorPoliceAddress</w:t>
+            </w:r>
+            <w:proofErr w:type="spellEnd"/>
+            <w:r>
+              <w:rPr>
+                <w:rFonts w:ascii="Arial Narrow" w:hAnsi="Arial Narrow"/>
+              </w:rPr>
+              <w:t>}</w:t>
             </w:r>
           </w:p>
         </w:tc>
@@ -170,7 +215,7 @@
           <w:noProof/>
         </w:rPr>
         <w:drawing>
-          <wp:inline distT="0" distB="0" distL="0" distR="0" wp14:anchorId="7944377A" wp14:editId="66B58704">
+          <wp:inline distT="0" distB="0" distL="0" distR="0" wp14:anchorId="7944377A" wp14:editId="4DD0385E">
             <wp:extent cx="738127" cy="690404"/>
             <wp:effectExtent l="0" t="0" r="5080" b="0"/>
             <wp:docPr id="6" name="Picture 6"/>
@@ -224,7 +269,6 @@
           <w:insideH w:val="none" w:sz="0" w:space="0" w:color="auto"/>
           <w:insideV w:val="none" w:sz="0" w:space="0" w:color="auto"/>
         </w:tblBorders>
-        <w:tblLayout w:type="fixed"/>
         <w:tblCellMar>
           <w:left w:w="0" w:type="dxa"/>
           <w:right w:w="0" w:type="dxa"/>
@@ -263,7 +307,6 @@
                 <w:insideH w:val="none" w:sz="0" w:space="0" w:color="auto"/>
                 <w:insideV w:val="none" w:sz="0" w:space="0" w:color="auto"/>
               </w:tblBorders>
-              <w:tblLayout w:type="fixed"/>
               <w:tblCellMar>
                 <w:left w:w="0" w:type="dxa"/>
                 <w:right w:w="0" w:type="dxa"/>
@@ -377,12 +420,15 @@
                       <w:rFonts w:ascii="Arial Narrow" w:hAnsi="Arial Narrow"/>
                     </w:rPr>
                   </w:pPr>
+                  <w:proofErr w:type="spellStart"/>
+                  <w:proofErr w:type="gramStart"/>
                   <w:r>
                     <w:rPr>
                       <w:rFonts w:ascii="Arial Narrow" w:hAnsi="Arial Narrow"/>
                     </w:rPr>
                     <w:t>Nomor</w:t>
                   </w:r>
+                  <w:proofErr w:type="spellEnd"/>
                   <w:r>
                     <w:rPr>
                       <w:rFonts w:ascii="Arial Narrow" w:hAnsi="Arial Narrow"/>
@@ -395,6 +441,7 @@
                     </w:rPr>
                     <w:t>:</w:t>
                   </w:r>
+                  <w:proofErr w:type="gramEnd"/>
                   <w:r>
                     <w:rPr>
                       <w:rFonts w:ascii="Arial Narrow" w:hAnsi="Arial Narrow"/>
@@ -407,12 +454,14 @@
                     </w:rPr>
                     <w:t>${</w:t>
                   </w:r>
+                  <w:proofErr w:type="spellStart"/>
                   <w:r>
                     <w:rPr>
                       <w:rFonts w:ascii="Arial Narrow" w:hAnsi="Arial Narrow"/>
                     </w:rPr>
                     <w:t>documentNumber</w:t>
                   </w:r>
+                  <w:proofErr w:type="spellEnd"/>
                   <w:r>
                     <w:rPr>
                       <w:rFonts w:ascii="Arial Narrow" w:hAnsi="Arial Narrow"/>
@@ -462,12 +511,14 @@
                 <w:rFonts w:ascii="Arial Narrow" w:hAnsi="Arial Narrow"/>
               </w:rPr>
             </w:pPr>
+            <w:proofErr w:type="spellStart"/>
             <w:r>
               <w:rPr>
                 <w:rFonts w:ascii="Arial Narrow" w:hAnsi="Arial Narrow"/>
               </w:rPr>
               <w:t>Pertimbangan</w:t>
             </w:r>
+            <w:proofErr w:type="spellEnd"/>
           </w:p>
         </w:tc>
         <w:tc>
@@ -500,138 +551,167 @@
                 <w:rFonts w:ascii="Arial Narrow" w:hAnsi="Arial Narrow"/>
               </w:rPr>
             </w:pPr>
+            <w:proofErr w:type="spellStart"/>
             <w:r>
               <w:rPr>
                 <w:rFonts w:ascii="Arial Narrow" w:hAnsi="Arial Narrow"/>
               </w:rPr>
               <w:t>bahwa</w:t>
             </w:r>
-            <w:r>
-              <w:rPr>
-                <w:rFonts w:ascii="Arial Narrow" w:hAnsi="Arial Narrow"/>
-              </w:rPr>
-              <w:t xml:space="preserve"> </w:t>
-            </w:r>
+            <w:proofErr w:type="spellEnd"/>
+            <w:r>
+              <w:rPr>
+                <w:rFonts w:ascii="Arial Narrow" w:hAnsi="Arial Narrow"/>
+              </w:rPr>
+              <w:t xml:space="preserve"> </w:t>
+            </w:r>
+            <w:proofErr w:type="spellStart"/>
             <w:r>
               <w:rPr>
                 <w:rFonts w:ascii="Arial Narrow" w:hAnsi="Arial Narrow"/>
               </w:rPr>
               <w:t>dalam</w:t>
             </w:r>
-            <w:r>
-              <w:rPr>
-                <w:rFonts w:ascii="Arial Narrow" w:hAnsi="Arial Narrow"/>
-              </w:rPr>
-              <w:t xml:space="preserve"> </w:t>
-            </w:r>
+            <w:proofErr w:type="spellEnd"/>
+            <w:r>
+              <w:rPr>
+                <w:rFonts w:ascii="Arial Narrow" w:hAnsi="Arial Narrow"/>
+              </w:rPr>
+              <w:t xml:space="preserve"> </w:t>
+            </w:r>
+            <w:proofErr w:type="spellStart"/>
             <w:r>
               <w:rPr>
                 <w:rFonts w:ascii="Arial Narrow" w:hAnsi="Arial Narrow"/>
               </w:rPr>
               <w:t>rangka</w:t>
             </w:r>
-            <w:r>
-              <w:rPr>
-                <w:rFonts w:ascii="Arial Narrow" w:hAnsi="Arial Narrow"/>
-              </w:rPr>
-              <w:t xml:space="preserve"> </w:t>
-            </w:r>
+            <w:proofErr w:type="spellEnd"/>
+            <w:r>
+              <w:rPr>
+                <w:rFonts w:ascii="Arial Narrow" w:hAnsi="Arial Narrow"/>
+              </w:rPr>
+              <w:t xml:space="preserve"> </w:t>
+            </w:r>
+            <w:proofErr w:type="spellStart"/>
             <w:r>
               <w:rPr>
                 <w:rFonts w:ascii="Arial Narrow" w:hAnsi="Arial Narrow"/>
               </w:rPr>
               <w:t>kepentingan</w:t>
             </w:r>
-            <w:r>
-              <w:rPr>
-                <w:rFonts w:ascii="Arial Narrow" w:hAnsi="Arial Narrow"/>
-              </w:rPr>
-              <w:t xml:space="preserve"> </w:t>
-            </w:r>
-            <w:r>
-              <w:rPr>
-                <w:rFonts w:ascii="Arial Narrow" w:hAnsi="Arial Narrow"/>
-              </w:rPr>
-              <w:t>penyidikan,</w:t>
-            </w:r>
-            <w:r>
-              <w:rPr>
-                <w:rFonts w:ascii="Arial Narrow" w:hAnsi="Arial Narrow"/>
-              </w:rPr>
-              <w:t xml:space="preserve"> </w:t>
-            </w:r>
+            <w:proofErr w:type="spellEnd"/>
+            <w:r>
+              <w:rPr>
+                <w:rFonts w:ascii="Arial Narrow" w:hAnsi="Arial Narrow"/>
+              </w:rPr>
+              <w:t xml:space="preserve"> </w:t>
+            </w:r>
+            <w:proofErr w:type="spellStart"/>
+            <w:r>
+              <w:rPr>
+                <w:rFonts w:ascii="Arial Narrow" w:hAnsi="Arial Narrow"/>
+              </w:rPr>
+              <w:t>penyidikan</w:t>
+            </w:r>
+            <w:proofErr w:type="spellEnd"/>
+            <w:r>
+              <w:rPr>
+                <w:rFonts w:ascii="Arial Narrow" w:hAnsi="Arial Narrow"/>
+              </w:rPr>
+              <w:t>,</w:t>
+            </w:r>
+            <w:r>
+              <w:rPr>
+                <w:rFonts w:ascii="Arial Narrow" w:hAnsi="Arial Narrow"/>
+              </w:rPr>
+              <w:t xml:space="preserve"> </w:t>
+            </w:r>
+            <w:proofErr w:type="spellStart"/>
             <w:r>
               <w:rPr>
                 <w:rFonts w:ascii="Arial Narrow" w:hAnsi="Arial Narrow"/>
               </w:rPr>
               <w:t>setelah</w:t>
             </w:r>
-            <w:r>
-              <w:rPr>
-                <w:rFonts w:ascii="Arial Narrow" w:hAnsi="Arial Narrow"/>
-              </w:rPr>
-              <w:t xml:space="preserve"> </w:t>
-            </w:r>
+            <w:proofErr w:type="spellEnd"/>
+            <w:r>
+              <w:rPr>
+                <w:rFonts w:ascii="Arial Narrow" w:hAnsi="Arial Narrow"/>
+              </w:rPr>
+              <w:t xml:space="preserve"> </w:t>
+            </w:r>
+            <w:proofErr w:type="spellStart"/>
             <w:r>
               <w:rPr>
                 <w:rFonts w:ascii="Arial Narrow" w:hAnsi="Arial Narrow"/>
               </w:rPr>
               <w:t>dilakukan</w:t>
             </w:r>
-            <w:r>
-              <w:rPr>
-                <w:rFonts w:ascii="Arial Narrow" w:hAnsi="Arial Narrow"/>
-              </w:rPr>
-              <w:t xml:space="preserve"> </w:t>
-            </w:r>
+            <w:proofErr w:type="spellEnd"/>
+            <w:r>
+              <w:rPr>
+                <w:rFonts w:ascii="Arial Narrow" w:hAnsi="Arial Narrow"/>
+              </w:rPr>
+              <w:t xml:space="preserve"> </w:t>
+            </w:r>
+            <w:proofErr w:type="spellStart"/>
             <w:r>
               <w:rPr>
                 <w:rFonts w:ascii="Arial Narrow" w:hAnsi="Arial Narrow"/>
               </w:rPr>
               <w:t>pemeriksaan</w:t>
             </w:r>
-            <w:r>
-              <w:rPr>
-                <w:rFonts w:ascii="Arial Narrow" w:hAnsi="Arial Narrow"/>
-              </w:rPr>
-              <w:t xml:space="preserve"> </w:t>
-            </w:r>
+            <w:proofErr w:type="spellEnd"/>
+            <w:r>
+              <w:rPr>
+                <w:rFonts w:ascii="Arial Narrow" w:hAnsi="Arial Narrow"/>
+              </w:rPr>
+              <w:t xml:space="preserve"> </w:t>
+            </w:r>
+            <w:proofErr w:type="spellStart"/>
             <w:r>
               <w:rPr>
                 <w:rFonts w:ascii="Arial Narrow" w:hAnsi="Arial Narrow"/>
               </w:rPr>
               <w:t>terdapat</w:t>
             </w:r>
-            <w:r>
-              <w:rPr>
-                <w:rFonts w:ascii="Arial Narrow" w:hAnsi="Arial Narrow"/>
-              </w:rPr>
-              <w:t xml:space="preserve"> </w:t>
-            </w:r>
+            <w:proofErr w:type="spellEnd"/>
+            <w:r>
+              <w:rPr>
+                <w:rFonts w:ascii="Arial Narrow" w:hAnsi="Arial Narrow"/>
+              </w:rPr>
+              <w:t xml:space="preserve"> </w:t>
+            </w:r>
+            <w:proofErr w:type="spellStart"/>
             <w:r>
               <w:rPr>
                 <w:rFonts w:ascii="Arial Narrow" w:hAnsi="Arial Narrow"/>
               </w:rPr>
               <w:t>cukup</w:t>
             </w:r>
-            <w:r>
-              <w:rPr>
-                <w:rFonts w:ascii="Arial Narrow" w:hAnsi="Arial Narrow"/>
-              </w:rPr>
-              <w:t xml:space="preserve"> </w:t>
-            </w:r>
+            <w:proofErr w:type="spellEnd"/>
+            <w:r>
+              <w:rPr>
+                <w:rFonts w:ascii="Arial Narrow" w:hAnsi="Arial Narrow"/>
+              </w:rPr>
+              <w:t xml:space="preserve"> </w:t>
+            </w:r>
+            <w:proofErr w:type="spellStart"/>
             <w:r>
               <w:rPr>
                 <w:rFonts w:ascii="Arial Narrow" w:hAnsi="Arial Narrow"/>
               </w:rPr>
               <w:t>bukti</w:t>
             </w:r>
-            <w:r>
-              <w:rPr>
-                <w:rFonts w:ascii="Arial Narrow" w:hAnsi="Arial Narrow"/>
-              </w:rPr>
-              <w:t xml:space="preserve"> </w:t>
-            </w:r>
+            <w:proofErr w:type="spellEnd"/>
+            <w:r>
+              <w:rPr>
+                <w:rFonts w:ascii="Arial Narrow" w:hAnsi="Arial Narrow"/>
+              </w:rPr>
+              <w:t xml:space="preserve"> </w:t>
+            </w:r>
+            <w:proofErr w:type="spellStart"/>
             <w:r>
               <w:rPr>
                 <w:rFonts w:ascii="Arial Narrow" w:hAnsi="Arial Narrow"/>
@@ -644,54 +724,63 @@
               </w:rPr>
               <w:t>sangka</w:t>
             </w:r>
-            <w:r>
-              <w:rPr>
-                <w:rFonts w:ascii="Arial Narrow" w:hAnsi="Arial Narrow"/>
-              </w:rPr>
-              <w:t xml:space="preserve"> </w:t>
-            </w:r>
+            <w:proofErr w:type="spellEnd"/>
+            <w:r>
+              <w:rPr>
+                <w:rFonts w:ascii="Arial Narrow" w:hAnsi="Arial Narrow"/>
+              </w:rPr>
+              <w:t xml:space="preserve"> </w:t>
+            </w:r>
+            <w:proofErr w:type="spellStart"/>
             <w:r>
               <w:rPr>
                 <w:rFonts w:ascii="Arial Narrow" w:hAnsi="Arial Narrow"/>
               </w:rPr>
               <w:t>diduga</w:t>
             </w:r>
-            <w:r>
-              <w:rPr>
-                <w:rFonts w:ascii="Arial Narrow" w:hAnsi="Arial Narrow"/>
-              </w:rPr>
-              <w:t xml:space="preserve"> </w:t>
-            </w:r>
+            <w:proofErr w:type="spellEnd"/>
+            <w:r>
+              <w:rPr>
+                <w:rFonts w:ascii="Arial Narrow" w:hAnsi="Arial Narrow"/>
+              </w:rPr>
+              <w:t xml:space="preserve"> </w:t>
+            </w:r>
+            <w:proofErr w:type="spellStart"/>
             <w:r>
               <w:rPr>
                 <w:rFonts w:ascii="Arial Narrow" w:hAnsi="Arial Narrow"/>
               </w:rPr>
               <w:t>melakukan</w:t>
             </w:r>
-            <w:r>
-              <w:rPr>
-                <w:rFonts w:ascii="Arial Narrow" w:hAnsi="Arial Narrow"/>
-              </w:rPr>
-              <w:t xml:space="preserve"> </w:t>
-            </w:r>
+            <w:proofErr w:type="spellEnd"/>
+            <w:r>
+              <w:rPr>
+                <w:rFonts w:ascii="Arial Narrow" w:hAnsi="Arial Narrow"/>
+              </w:rPr>
+              <w:t xml:space="preserve"> </w:t>
+            </w:r>
+            <w:proofErr w:type="spellStart"/>
             <w:r>
               <w:rPr>
                 <w:rFonts w:ascii="Arial Narrow" w:hAnsi="Arial Narrow"/>
               </w:rPr>
               <w:t>tindak</w:t>
             </w:r>
-            <w:r>
-              <w:rPr>
-                <w:rFonts w:ascii="Arial Narrow" w:hAnsi="Arial Narrow"/>
-              </w:rPr>
-              <w:t xml:space="preserve"> </w:t>
-            </w:r>
+            <w:proofErr w:type="spellEnd"/>
+            <w:r>
+              <w:rPr>
+                <w:rFonts w:ascii="Arial Narrow" w:hAnsi="Arial Narrow"/>
+              </w:rPr>
+              <w:t xml:space="preserve"> </w:t>
+            </w:r>
+            <w:proofErr w:type="spellStart"/>
             <w:r>
               <w:rPr>
                 <w:rFonts w:ascii="Arial Narrow" w:hAnsi="Arial Narrow"/>
               </w:rPr>
               <w:t>pidana</w:t>
             </w:r>
+            <w:proofErr w:type="spellEnd"/>
             <w:r>
               <w:rPr>
                 <w:rFonts w:ascii="Arial Narrow" w:hAnsi="Arial Narrow"/>
@@ -710,132 +799,188 @@
               </w:rPr>
               <w:t xml:space="preserve"> </w:t>
             </w:r>
+            <w:proofErr w:type="spellStart"/>
             <w:r>
               <w:rPr>
                 <w:rFonts w:ascii="Arial Narrow" w:hAnsi="Arial Narrow"/>
               </w:rPr>
               <w:t>telah</w:t>
             </w:r>
-            <w:r>
-              <w:rPr>
-                <w:rFonts w:ascii="Arial Narrow" w:hAnsi="Arial Narrow"/>
-              </w:rPr>
-              <w:t xml:space="preserve"> </w:t>
-            </w:r>
+            <w:proofErr w:type="spellEnd"/>
+            <w:r>
+              <w:rPr>
+                <w:rFonts w:ascii="Arial Narrow" w:hAnsi="Arial Narrow"/>
+              </w:rPr>
+              <w:t xml:space="preserve"> </w:t>
+            </w:r>
+            <w:proofErr w:type="spellStart"/>
             <w:r>
               <w:rPr>
                 <w:rFonts w:ascii="Arial Narrow" w:hAnsi="Arial Narrow"/>
               </w:rPr>
               <w:t>dikenakan</w:t>
             </w:r>
-            <w:r>
-              <w:rPr>
-                <w:rFonts w:ascii="Arial Narrow" w:hAnsi="Arial Narrow"/>
-              </w:rPr>
-              <w:t xml:space="preserve"> </w:t>
-            </w:r>
-            <w:r>
-              <w:rPr>
-                <w:rFonts w:ascii="Arial Narrow" w:hAnsi="Arial Narrow"/>
-              </w:rPr>
-              <w:t>penahanan,</w:t>
-            </w:r>
-            <w:r>
-              <w:rPr>
-                <w:rFonts w:ascii="Arial Narrow" w:hAnsi="Arial Narrow"/>
-              </w:rPr>
-              <w:t xml:space="preserve"> </w:t>
-            </w:r>
+            <w:proofErr w:type="spellEnd"/>
+            <w:r>
+              <w:rPr>
+                <w:rFonts w:ascii="Arial Narrow" w:hAnsi="Arial Narrow"/>
+              </w:rPr>
+              <w:t xml:space="preserve"> </w:t>
+            </w:r>
+            <w:proofErr w:type="spellStart"/>
+            <w:r>
+              <w:rPr>
+                <w:rFonts w:ascii="Arial Narrow" w:hAnsi="Arial Narrow"/>
+              </w:rPr>
+              <w:t>penahanan</w:t>
+            </w:r>
+            <w:proofErr w:type="spellEnd"/>
+            <w:r>
+              <w:rPr>
+                <w:rFonts w:ascii="Arial Narrow" w:hAnsi="Arial Narrow"/>
+              </w:rPr>
+              <w:t>,</w:t>
+            </w:r>
+            <w:r>
+              <w:rPr>
+                <w:rFonts w:ascii="Arial Narrow" w:hAnsi="Arial Narrow"/>
+              </w:rPr>
+              <w:t xml:space="preserve"> </w:t>
+            </w:r>
+            <w:proofErr w:type="spellStart"/>
             <w:r>
               <w:rPr>
                 <w:rFonts w:ascii="Arial Narrow" w:hAnsi="Arial Narrow"/>
               </w:rPr>
               <w:t>akan</w:t>
             </w:r>
-            <w:r>
-              <w:rPr>
-                <w:rFonts w:ascii="Arial Narrow" w:hAnsi="Arial Narrow"/>
-              </w:rPr>
-              <w:t xml:space="preserve"> </w:t>
-            </w:r>
+            <w:proofErr w:type="spellEnd"/>
+            <w:r>
+              <w:rPr>
+                <w:rFonts w:ascii="Arial Narrow" w:hAnsi="Arial Narrow"/>
+              </w:rPr>
+              <w:t xml:space="preserve"> </w:t>
+            </w:r>
+            <w:proofErr w:type="spellStart"/>
             <w:r>
               <w:rPr>
                 <w:rFonts w:ascii="Arial Narrow" w:hAnsi="Arial Narrow"/>
               </w:rPr>
               <w:t>tetapi</w:t>
             </w:r>
-            <w:r>
-              <w:rPr>
-                <w:rFonts w:ascii="Arial Narrow" w:hAnsi="Arial Narrow"/>
-              </w:rPr>
-              <w:t xml:space="preserve"> </w:t>
-            </w:r>
+            <w:proofErr w:type="spellEnd"/>
+            <w:r>
+              <w:rPr>
+                <w:rFonts w:ascii="Arial Narrow" w:hAnsi="Arial Narrow"/>
+              </w:rPr>
+              <w:t xml:space="preserve"> </w:t>
+            </w:r>
+            <w:proofErr w:type="spellStart"/>
             <w:r>
               <w:rPr>
                 <w:rFonts w:ascii="Arial Narrow" w:hAnsi="Arial Narrow"/>
               </w:rPr>
               <w:t>dengan</w:t>
             </w:r>
-            <w:r>
-              <w:rPr>
-                <w:rFonts w:ascii="Arial Narrow" w:hAnsi="Arial Narrow"/>
-              </w:rPr>
-              <w:t xml:space="preserve"> </w:t>
-            </w:r>
+            <w:proofErr w:type="spellEnd"/>
+            <w:r>
+              <w:rPr>
+                <w:rFonts w:ascii="Arial Narrow" w:hAnsi="Arial Narrow"/>
+              </w:rPr>
+              <w:t xml:space="preserve"> </w:t>
+            </w:r>
+            <w:proofErr w:type="spellStart"/>
             <w:r>
               <w:rPr>
                 <w:rFonts w:ascii="Arial Narrow" w:hAnsi="Arial Narrow"/>
               </w:rPr>
               <w:t>mempertimbangkan</w:t>
             </w:r>
-            <w:r>
-              <w:rPr>
-                <w:rFonts w:ascii="Arial Narrow" w:hAnsi="Arial Narrow"/>
-              </w:rPr>
-              <w:t xml:space="preserve"> </w:t>
-            </w:r>
+            <w:proofErr w:type="spellEnd"/>
+            <w:r>
+              <w:rPr>
+                <w:rFonts w:ascii="Arial Narrow" w:hAnsi="Arial Narrow"/>
+              </w:rPr>
+              <w:t xml:space="preserve"> </w:t>
+            </w:r>
+            <w:proofErr w:type="spellStart"/>
             <w:r>
               <w:rPr>
                 <w:rFonts w:ascii="Arial Narrow" w:hAnsi="Arial Narrow"/>
               </w:rPr>
               <w:t>permohonan</w:t>
             </w:r>
-            <w:r>
-              <w:rPr>
-                <w:rFonts w:ascii="Arial Narrow" w:hAnsi="Arial Narrow"/>
-              </w:rPr>
-              <w:t xml:space="preserve"> </w:t>
-            </w:r>
-            <w:r>
-              <w:rPr>
-                <w:rFonts w:ascii="Arial Narrow" w:hAnsi="Arial Narrow"/>
-              </w:rPr>
-              <w:t>tersangka/kuasa</w:t>
-            </w:r>
-            <w:r>
-              <w:rPr>
-                <w:rFonts w:ascii="Arial Narrow" w:hAnsi="Arial Narrow"/>
-              </w:rPr>
-              <w:t xml:space="preserve"> </w:t>
-            </w:r>
-            <w:r>
-              <w:rPr>
-                <w:rFonts w:ascii="Arial Narrow" w:hAnsi="Arial Narrow"/>
-              </w:rPr>
-              <w:t>hukum/keluarga</w:t>
-            </w:r>
-            <w:r>
-              <w:rPr>
-                <w:rFonts w:ascii="Arial Narrow" w:hAnsi="Arial Narrow"/>
-              </w:rPr>
-              <w:t xml:space="preserve"> </w:t>
-            </w:r>
+            <w:proofErr w:type="spellEnd"/>
+            <w:r>
+              <w:rPr>
+                <w:rFonts w:ascii="Arial Narrow" w:hAnsi="Arial Narrow"/>
+              </w:rPr>
+              <w:t xml:space="preserve"> </w:t>
+            </w:r>
+            <w:proofErr w:type="spellStart"/>
             <w:r>
               <w:rPr>
                 <w:rFonts w:ascii="Arial Narrow" w:hAnsi="Arial Narrow"/>
               </w:rPr>
               <w:t>tersangka</w:t>
             </w:r>
+            <w:proofErr w:type="spellEnd"/>
+            <w:r>
+              <w:rPr>
+                <w:rFonts w:ascii="Arial Narrow" w:hAnsi="Arial Narrow"/>
+              </w:rPr>
+              <w:t>/</w:t>
+            </w:r>
+            <w:proofErr w:type="spellStart"/>
+            <w:r>
+              <w:rPr>
+                <w:rFonts w:ascii="Arial Narrow" w:hAnsi="Arial Narrow"/>
+              </w:rPr>
+              <w:t>kuasa</w:t>
+            </w:r>
+            <w:proofErr w:type="spellEnd"/>
+            <w:r>
+              <w:rPr>
+                <w:rFonts w:ascii="Arial Narrow" w:hAnsi="Arial Narrow"/>
+              </w:rPr>
+              <w:t xml:space="preserve"> </w:t>
+            </w:r>
+            <w:proofErr w:type="spellStart"/>
+            <w:r>
+              <w:rPr>
+                <w:rFonts w:ascii="Arial Narrow" w:hAnsi="Arial Narrow"/>
+              </w:rPr>
+              <w:t>hukum</w:t>
+            </w:r>
+            <w:proofErr w:type="spellEnd"/>
+            <w:r>
+              <w:rPr>
+                <w:rFonts w:ascii="Arial Narrow" w:hAnsi="Arial Narrow"/>
+              </w:rPr>
+              <w:t>/</w:t>
+            </w:r>
+            <w:proofErr w:type="spellStart"/>
+            <w:r>
+              <w:rPr>
+                <w:rFonts w:ascii="Arial Narrow" w:hAnsi="Arial Narrow"/>
+              </w:rPr>
+              <w:t>keluarga</w:t>
+            </w:r>
+            <w:proofErr w:type="spellEnd"/>
+            <w:r>
+              <w:rPr>
+                <w:rFonts w:ascii="Arial Narrow" w:hAnsi="Arial Narrow"/>
+              </w:rPr>
+              <w:t xml:space="preserve"> </w:t>
+            </w:r>
+            <w:proofErr w:type="spellStart"/>
+            <w:r>
+              <w:rPr>
+                <w:rFonts w:ascii="Arial Narrow" w:hAnsi="Arial Narrow"/>
+              </w:rPr>
+              <w:t>tersangka</w:t>
+            </w:r>
+            <w:proofErr w:type="spellEnd"/>
             <w:r>
               <w:rPr>
                 <w:rFonts w:ascii="Arial Narrow" w:hAnsi="Arial Narrow"/>
@@ -854,24 +999,28 @@
               </w:rPr>
               <w:t xml:space="preserve"> </w:t>
             </w:r>
+            <w:proofErr w:type="spellStart"/>
             <w:r>
               <w:rPr>
                 <w:rFonts w:ascii="Arial Narrow" w:hAnsi="Arial Narrow"/>
               </w:rPr>
               <w:t>memperhatikan</w:t>
             </w:r>
-            <w:r>
-              <w:rPr>
-                <w:rFonts w:ascii="Arial Narrow" w:hAnsi="Arial Narrow"/>
-              </w:rPr>
-              <w:t xml:space="preserve"> </w:t>
-            </w:r>
+            <w:proofErr w:type="spellEnd"/>
+            <w:r>
+              <w:rPr>
+                <w:rFonts w:ascii="Arial Narrow" w:hAnsi="Arial Narrow"/>
+              </w:rPr>
+              <w:t xml:space="preserve"> </w:t>
+            </w:r>
+            <w:proofErr w:type="spellStart"/>
             <w:r>
               <w:rPr>
                 <w:rFonts w:ascii="Arial Narrow" w:hAnsi="Arial Narrow"/>
               </w:rPr>
               <w:t>syarat-syarat</w:t>
             </w:r>
+            <w:proofErr w:type="spellEnd"/>
             <w:r>
               <w:rPr>
                 <w:rFonts w:ascii="Arial Narrow" w:hAnsi="Arial Narrow"/>
@@ -890,83 +1039,109 @@
               </w:rPr>
               <w:t xml:space="preserve"> </w:t>
             </w:r>
+            <w:proofErr w:type="spellStart"/>
             <w:r>
               <w:rPr>
                 <w:rFonts w:ascii="Arial Narrow" w:hAnsi="Arial Narrow"/>
               </w:rPr>
               <w:t>ditentukan</w:t>
             </w:r>
-            <w:r>
-              <w:rPr>
-                <w:rFonts w:ascii="Arial Narrow" w:hAnsi="Arial Narrow"/>
-              </w:rPr>
-              <w:t xml:space="preserve"> </w:t>
-            </w:r>
-            <w:r>
-              <w:rPr>
-                <w:rFonts w:ascii="Arial Narrow" w:hAnsi="Arial Narrow"/>
-              </w:rPr>
-              <w:t>undang-undang,</w:t>
-            </w:r>
-            <w:r>
-              <w:rPr>
-                <w:rFonts w:ascii="Arial Narrow" w:hAnsi="Arial Narrow"/>
-              </w:rPr>
-              <w:t xml:space="preserve"> </w:t>
-            </w:r>
+            <w:proofErr w:type="spellEnd"/>
+            <w:r>
+              <w:rPr>
+                <w:rFonts w:ascii="Arial Narrow" w:hAnsi="Arial Narrow"/>
+              </w:rPr>
+              <w:t xml:space="preserve"> </w:t>
+            </w:r>
+            <w:proofErr w:type="spellStart"/>
+            <w:r>
+              <w:rPr>
+                <w:rFonts w:ascii="Arial Narrow" w:hAnsi="Arial Narrow"/>
+              </w:rPr>
+              <w:t>undang-undang</w:t>
+            </w:r>
+            <w:proofErr w:type="spellEnd"/>
+            <w:r>
+              <w:rPr>
+                <w:rFonts w:ascii="Arial Narrow" w:hAnsi="Arial Narrow"/>
+              </w:rPr>
+              <w:t>,</w:t>
+            </w:r>
+            <w:r>
+              <w:rPr>
+                <w:rFonts w:ascii="Arial Narrow" w:hAnsi="Arial Narrow"/>
+              </w:rPr>
+              <w:t xml:space="preserve"> </w:t>
+            </w:r>
+            <w:proofErr w:type="spellStart"/>
             <w:r>
               <w:rPr>
                 <w:rFonts w:ascii="Arial Narrow" w:hAnsi="Arial Narrow"/>
               </w:rPr>
               <w:t>dipandang</w:t>
             </w:r>
-            <w:r>
-              <w:rPr>
-                <w:rFonts w:ascii="Arial Narrow" w:hAnsi="Arial Narrow"/>
-              </w:rPr>
-              <w:t xml:space="preserve"> </w:t>
-            </w:r>
+            <w:proofErr w:type="spellEnd"/>
+            <w:r>
+              <w:rPr>
+                <w:rFonts w:ascii="Arial Narrow" w:hAnsi="Arial Narrow"/>
+              </w:rPr>
+              <w:t xml:space="preserve"> </w:t>
+            </w:r>
+            <w:proofErr w:type="spellStart"/>
             <w:r>
               <w:rPr>
                 <w:rFonts w:ascii="Arial Narrow" w:hAnsi="Arial Narrow"/>
               </w:rPr>
               <w:t>perlu</w:t>
             </w:r>
-            <w:r>
-              <w:rPr>
-                <w:rFonts w:ascii="Arial Narrow" w:hAnsi="Arial Narrow"/>
-              </w:rPr>
-              <w:t xml:space="preserve"> </w:t>
-            </w:r>
+            <w:proofErr w:type="spellEnd"/>
+            <w:r>
+              <w:rPr>
+                <w:rFonts w:ascii="Arial Narrow" w:hAnsi="Arial Narrow"/>
+              </w:rPr>
+              <w:t xml:space="preserve"> </w:t>
+            </w:r>
+            <w:proofErr w:type="spellStart"/>
             <w:r>
               <w:rPr>
                 <w:rFonts w:ascii="Arial Narrow" w:hAnsi="Arial Narrow"/>
               </w:rPr>
               <w:t>mengeluarkan</w:t>
             </w:r>
-            <w:r>
-              <w:rPr>
-                <w:rFonts w:ascii="Arial Narrow" w:hAnsi="Arial Narrow"/>
-              </w:rPr>
-              <w:t xml:space="preserve"> </w:t>
-            </w:r>
+            <w:proofErr w:type="spellEnd"/>
+            <w:r>
+              <w:rPr>
+                <w:rFonts w:ascii="Arial Narrow" w:hAnsi="Arial Narrow"/>
+              </w:rPr>
+              <w:t xml:space="preserve"> </w:t>
+            </w:r>
+            <w:proofErr w:type="spellStart"/>
             <w:r>
               <w:rPr>
                 <w:rFonts w:ascii="Arial Narrow" w:hAnsi="Arial Narrow"/>
               </w:rPr>
               <w:t>surat</w:t>
             </w:r>
-            <w:r>
-              <w:rPr>
-                <w:rFonts w:ascii="Arial Narrow" w:hAnsi="Arial Narrow"/>
-              </w:rPr>
-              <w:t xml:space="preserve"> </w:t>
-            </w:r>
-            <w:r>
-              <w:rPr>
-                <w:rFonts w:ascii="Arial Narrow" w:hAnsi="Arial Narrow"/>
-              </w:rPr>
-              <w:t>perintah.</w:t>
+            <w:proofErr w:type="spellEnd"/>
+            <w:r>
+              <w:rPr>
+                <w:rFonts w:ascii="Arial Narrow" w:hAnsi="Arial Narrow"/>
+              </w:rPr>
+              <w:t xml:space="preserve"> </w:t>
+            </w:r>
+            <w:proofErr w:type="spellStart"/>
+            <w:r>
+              <w:rPr>
+                <w:rFonts w:ascii="Arial Narrow" w:hAnsi="Arial Narrow"/>
+              </w:rPr>
+              <w:t>perintah</w:t>
+            </w:r>
+            <w:proofErr w:type="spellEnd"/>
+            <w:r>
+              <w:rPr>
+                <w:rFonts w:ascii="Arial Narrow" w:hAnsi="Arial Narrow"/>
+              </w:rPr>
+              <w:t>.</w:t>
             </w:r>
           </w:p>
         </w:tc>
@@ -1062,24 +1237,28 @@
                 <w:rFonts w:ascii="Arial Narrow" w:hAnsi="Arial Narrow"/>
               </w:rPr>
             </w:pPr>
+            <w:proofErr w:type="spellStart"/>
             <w:r>
               <w:rPr>
                 <w:rFonts w:ascii="Arial Narrow" w:hAnsi="Arial Narrow"/>
               </w:rPr>
               <w:t>Undang-Undang</w:t>
             </w:r>
-            <w:r>
-              <w:rPr>
-                <w:rFonts w:ascii="Arial Narrow" w:hAnsi="Arial Narrow"/>
-              </w:rPr>
-              <w:t xml:space="preserve"> </w:t>
-            </w:r>
+            <w:proofErr w:type="spellEnd"/>
+            <w:r>
+              <w:rPr>
+                <w:rFonts w:ascii="Arial Narrow" w:hAnsi="Arial Narrow"/>
+              </w:rPr>
+              <w:t xml:space="preserve"> </w:t>
+            </w:r>
+            <w:proofErr w:type="spellStart"/>
             <w:r>
               <w:rPr>
                 <w:rFonts w:ascii="Arial Narrow" w:hAnsi="Arial Narrow"/>
               </w:rPr>
               <w:t>Nomor</w:t>
             </w:r>
+            <w:proofErr w:type="spellEnd"/>
             <w:r>
               <w:rPr>
                 <w:rFonts w:ascii="Arial Narrow" w:hAnsi="Arial Narrow"/>
@@ -1098,12 +1277,14 @@
               </w:rPr>
               <w:t xml:space="preserve"> </w:t>
             </w:r>
+            <w:proofErr w:type="spellStart"/>
             <w:r>
               <w:rPr>
                 <w:rFonts w:ascii="Arial Narrow" w:hAnsi="Arial Narrow"/>
               </w:rPr>
               <w:t>Tahun</w:t>
             </w:r>
+            <w:proofErr w:type="spellEnd"/>
             <w:r>
               <w:rPr>
                 <w:rFonts w:ascii="Arial Narrow" w:hAnsi="Arial Narrow"/>
@@ -1122,24 +1303,28 @@
               </w:rPr>
               <w:t xml:space="preserve"> </w:t>
             </w:r>
+            <w:proofErr w:type="spellStart"/>
             <w:r>
               <w:rPr>
                 <w:rFonts w:ascii="Arial Narrow" w:hAnsi="Arial Narrow"/>
               </w:rPr>
               <w:t>tentang</w:t>
             </w:r>
-            <w:r>
-              <w:rPr>
-                <w:rFonts w:ascii="Arial Narrow" w:hAnsi="Arial Narrow"/>
-              </w:rPr>
-              <w:t xml:space="preserve"> </w:t>
-            </w:r>
+            <w:proofErr w:type="spellEnd"/>
+            <w:r>
+              <w:rPr>
+                <w:rFonts w:ascii="Arial Narrow" w:hAnsi="Arial Narrow"/>
+              </w:rPr>
+              <w:t xml:space="preserve"> </w:t>
+            </w:r>
+            <w:proofErr w:type="spellStart"/>
             <w:r>
               <w:rPr>
                 <w:rFonts w:ascii="Arial Narrow" w:hAnsi="Arial Narrow"/>
               </w:rPr>
               <w:t>Kepolisian</w:t>
             </w:r>
+            <w:proofErr w:type="spellEnd"/>
             <w:r>
               <w:rPr>
                 <w:rFonts w:ascii="Arial Narrow" w:hAnsi="Arial Narrow"/>
@@ -1294,24 +1479,28 @@
               </w:rPr>
               <w:t xml:space="preserve"> </w:t>
             </w:r>
+            <w:proofErr w:type="spellStart"/>
             <w:r>
               <w:rPr>
                 <w:rFonts w:ascii="Arial Narrow" w:hAnsi="Arial Narrow"/>
               </w:rPr>
               <w:t>Undang-undang</w:t>
             </w:r>
-            <w:r>
-              <w:rPr>
-                <w:rFonts w:ascii="Arial Narrow" w:hAnsi="Arial Narrow"/>
-              </w:rPr>
-              <w:t xml:space="preserve"> </w:t>
-            </w:r>
+            <w:proofErr w:type="spellEnd"/>
+            <w:r>
+              <w:rPr>
+                <w:rFonts w:ascii="Arial Narrow" w:hAnsi="Arial Narrow"/>
+              </w:rPr>
+              <w:t xml:space="preserve"> </w:t>
+            </w:r>
+            <w:proofErr w:type="spellStart"/>
             <w:r>
               <w:rPr>
                 <w:rFonts w:ascii="Arial Narrow" w:hAnsi="Arial Narrow"/>
               </w:rPr>
               <w:t>Nomor</w:t>
             </w:r>
+            <w:proofErr w:type="spellEnd"/>
             <w:r>
               <w:rPr>
                 <w:rFonts w:ascii="Arial Narrow" w:hAnsi="Arial Narrow"/>
@@ -1330,12 +1519,14 @@
               </w:rPr>
               <w:t xml:space="preserve"> </w:t>
             </w:r>
+            <w:proofErr w:type="spellStart"/>
             <w:r>
               <w:rPr>
                 <w:rFonts w:ascii="Arial Narrow" w:hAnsi="Arial Narrow"/>
               </w:rPr>
               <w:t>Tahun</w:t>
             </w:r>
+            <w:proofErr w:type="spellEnd"/>
             <w:r>
               <w:rPr>
                 <w:rFonts w:ascii="Arial Narrow" w:hAnsi="Arial Narrow"/>
@@ -1354,12 +1545,14 @@
               </w:rPr>
               <w:t xml:space="preserve"> </w:t>
             </w:r>
+            <w:proofErr w:type="spellStart"/>
             <w:r>
               <w:rPr>
                 <w:rFonts w:ascii="Arial Narrow" w:hAnsi="Arial Narrow"/>
               </w:rPr>
               <w:t>tentang</w:t>
             </w:r>
+            <w:proofErr w:type="spellEnd"/>
             <w:r>
               <w:rPr>
                 <w:rFonts w:ascii="Arial Narrow" w:hAnsi="Arial Narrow"/>
@@ -1378,12 +1571,14 @@
               </w:rPr>
               <w:t xml:space="preserve"> </w:t>
             </w:r>
+            <w:proofErr w:type="spellStart"/>
             <w:r>
               <w:rPr>
                 <w:rFonts w:ascii="Arial Narrow" w:hAnsi="Arial Narrow"/>
               </w:rPr>
               <w:t>Undang-Undang</w:t>
             </w:r>
+            <w:proofErr w:type="spellEnd"/>
             <w:r>
               <w:rPr>
                 <w:rFonts w:ascii="Arial Narrow" w:hAnsi="Arial Narrow"/>
@@ -1402,11 +1597,19 @@
               </w:rPr>
               <w:t xml:space="preserve"> </w:t>
             </w:r>
-            <w:r>
-              <w:rPr>
-                <w:rFonts w:ascii="Arial Narrow" w:hAnsi="Arial Narrow"/>
-              </w:rPr>
-              <w:t>Pidana;</w:t>
+            <w:proofErr w:type="spellStart"/>
+            <w:r>
+              <w:rPr>
+                <w:rFonts w:ascii="Arial Narrow" w:hAnsi="Arial Narrow"/>
+              </w:rPr>
+              <w:t>Pidana</w:t>
+            </w:r>
+            <w:proofErr w:type="spellEnd"/>
+            <w:r>
+              <w:rPr>
+                <w:rFonts w:ascii="Arial Narrow" w:hAnsi="Arial Narrow"/>
+              </w:rPr>
+              <w:t>;</w:t>
             </w:r>
           </w:p>
         </w:tc>
@@ -1526,24 +1729,28 @@
               </w:rPr>
               <w:t xml:space="preserve"> </w:t>
             </w:r>
+            <w:proofErr w:type="spellStart"/>
             <w:r>
               <w:rPr>
                 <w:rFonts w:ascii="Arial Narrow" w:hAnsi="Arial Narrow"/>
               </w:rPr>
               <w:t>Undang-Undang</w:t>
             </w:r>
-            <w:r>
-              <w:rPr>
-                <w:rFonts w:ascii="Arial Narrow" w:hAnsi="Arial Narrow"/>
-              </w:rPr>
-              <w:t xml:space="preserve"> </w:t>
-            </w:r>
+            <w:proofErr w:type="spellEnd"/>
+            <w:r>
+              <w:rPr>
+                <w:rFonts w:ascii="Arial Narrow" w:hAnsi="Arial Narrow"/>
+              </w:rPr>
+              <w:t xml:space="preserve"> </w:t>
+            </w:r>
+            <w:proofErr w:type="spellStart"/>
             <w:r>
               <w:rPr>
                 <w:rFonts w:ascii="Arial Narrow" w:hAnsi="Arial Narrow"/>
               </w:rPr>
               <w:t>Nomor</w:t>
             </w:r>
+            <w:proofErr w:type="spellEnd"/>
             <w:r>
               <w:rPr>
                 <w:rFonts w:ascii="Arial Narrow" w:hAnsi="Arial Narrow"/>
@@ -1562,12 +1769,14 @@
               </w:rPr>
               <w:t xml:space="preserve"> </w:t>
             </w:r>
+            <w:proofErr w:type="spellStart"/>
             <w:r>
               <w:rPr>
                 <w:rFonts w:ascii="Arial Narrow" w:hAnsi="Arial Narrow"/>
               </w:rPr>
               <w:t>Tahun</w:t>
             </w:r>
+            <w:proofErr w:type="spellEnd"/>
             <w:r>
               <w:rPr>
                 <w:rFonts w:ascii="Arial Narrow" w:hAnsi="Arial Narrow"/>
@@ -1586,12 +1795,14 @@
               </w:rPr>
               <w:t xml:space="preserve"> </w:t>
             </w:r>
+            <w:proofErr w:type="spellStart"/>
             <w:r>
               <w:rPr>
                 <w:rFonts w:ascii="Arial Narrow" w:hAnsi="Arial Narrow"/>
               </w:rPr>
               <w:t>tentang</w:t>
             </w:r>
+            <w:proofErr w:type="spellEnd"/>
             <w:r>
               <w:rPr>
                 <w:rFonts w:ascii="Arial Narrow" w:hAnsi="Arial Narrow"/>
@@ -1610,12 +1821,14 @@
               </w:rPr>
               <w:t xml:space="preserve"> </w:t>
             </w:r>
+            <w:proofErr w:type="spellStart"/>
             <w:r>
               <w:rPr>
                 <w:rFonts w:ascii="Arial Narrow" w:hAnsi="Arial Narrow"/>
               </w:rPr>
               <w:t>Undang-Undang</w:t>
             </w:r>
+            <w:proofErr w:type="spellEnd"/>
             <w:r>
               <w:rPr>
                 <w:rFonts w:ascii="Arial Narrow" w:hAnsi="Arial Narrow"/>
@@ -1646,11 +1859,19 @@
               </w:rPr>
               <w:t xml:space="preserve"> </w:t>
             </w:r>
-            <w:r>
-              <w:rPr>
-                <w:rFonts w:ascii="Arial Narrow" w:hAnsi="Arial Narrow"/>
-              </w:rPr>
-              <w:t>Pidana;</w:t>
+            <w:proofErr w:type="spellStart"/>
+            <w:r>
+              <w:rPr>
+                <w:rFonts w:ascii="Arial Narrow" w:hAnsi="Arial Narrow"/>
+              </w:rPr>
+              <w:t>Pidana</w:t>
+            </w:r>
+            <w:proofErr w:type="spellEnd"/>
+            <w:r>
+              <w:rPr>
+                <w:rFonts w:ascii="Arial Narrow" w:hAnsi="Arial Narrow"/>
+              </w:rPr>
+              <w:t>;</w:t>
             </w:r>
           </w:p>
         </w:tc>
@@ -1714,7 +1935,14 @@
               <w:rPr>
                 <w:rFonts w:ascii="Arial Narrow" w:hAnsi="Arial Narrow"/>
               </w:rPr>
-              <w:t>(Perundang</w:t>
+              <w:t>(</w:t>
+            </w:r>
+            <w:proofErr w:type="spellStart"/>
+            <w:r>
+              <w:rPr>
+                <w:rFonts w:ascii="Arial Narrow" w:hAnsi="Arial Narrow"/>
+              </w:rPr>
+              <w:t>Perundang</w:t>
             </w:r>
             <w:r>
               <w:rPr>
@@ -1722,6 +1950,7 @@
               </w:rPr>
               <w:t>-undangan</w:t>
             </w:r>
+            <w:proofErr w:type="spellEnd"/>
             <w:r>
               <w:rPr>
                 <w:rFonts w:ascii="Arial Narrow" w:hAnsi="Arial Narrow"/>
@@ -1740,11 +1969,19 @@
               </w:rPr>
               <w:t xml:space="preserve"> </w:t>
             </w:r>
-            <w:r>
-              <w:rPr>
-                <w:rFonts w:ascii="Arial Narrow" w:hAnsi="Arial Narrow"/>
-              </w:rPr>
-              <w:t>berkaitan)</w:t>
+            <w:proofErr w:type="spellStart"/>
+            <w:r>
+              <w:rPr>
+                <w:rFonts w:ascii="Arial Narrow" w:hAnsi="Arial Narrow"/>
+              </w:rPr>
+              <w:t>berkaitan</w:t>
+            </w:r>
+            <w:proofErr w:type="spellEnd"/>
+            <w:r>
+              <w:rPr>
+                <w:rFonts w:ascii="Arial Narrow" w:hAnsi="Arial Narrow"/>
+              </w:rPr>
+              <w:t>)</w:t>
             </w:r>
           </w:p>
         </w:tc>
@@ -1804,12 +2041,14 @@
                 <w:rFonts w:ascii="Arial Narrow" w:hAnsi="Arial Narrow"/>
               </w:rPr>
             </w:pPr>
+            <w:proofErr w:type="spellStart"/>
             <w:r>
               <w:rPr>
                 <w:rFonts w:ascii="Arial Narrow" w:hAnsi="Arial Narrow"/>
               </w:rPr>
               <w:t>Laporan</w:t>
             </w:r>
+            <w:proofErr w:type="spellEnd"/>
             <w:r>
               <w:rPr>
                 <w:rFonts w:ascii="Arial Narrow" w:hAnsi="Arial Narrow"/>
@@ -1844,31 +2083,61 @@
               <w:rPr>
                 <w:rFonts w:ascii="Arial Narrow" w:hAnsi="Arial Narrow"/>
               </w:rPr>
-              <w:t>${accidentNumber}</w:t>
-            </w:r>
-            <w:r>
-              <w:rPr>
-                <w:rFonts w:ascii="Arial Narrow" w:hAnsi="Arial Narrow"/>
-              </w:rPr>
-              <w:t xml:space="preserve"> </w:t>
-            </w:r>
+              <w:t>${</w:t>
+            </w:r>
+            <w:proofErr w:type="spellStart"/>
+            <w:r>
+              <w:rPr>
+                <w:rFonts w:ascii="Arial Narrow" w:hAnsi="Arial Narrow"/>
+              </w:rPr>
+              <w:t>accidentNumber</w:t>
+            </w:r>
+            <w:proofErr w:type="spellEnd"/>
+            <w:r>
+              <w:rPr>
+                <w:rFonts w:ascii="Arial Narrow" w:hAnsi="Arial Narrow"/>
+              </w:rPr>
+              <w:t>}</w:t>
+            </w:r>
+            <w:r>
+              <w:rPr>
+                <w:rFonts w:ascii="Arial Narrow" w:hAnsi="Arial Narrow"/>
+              </w:rPr>
+              <w:t xml:space="preserve"> </w:t>
+            </w:r>
+            <w:proofErr w:type="spellStart"/>
             <w:r>
               <w:rPr>
                 <w:rFonts w:ascii="Arial Narrow" w:hAnsi="Arial Narrow"/>
               </w:rPr>
               <w:t>tanggal</w:t>
             </w:r>
-            <w:r>
-              <w:rPr>
-                <w:rFonts w:ascii="Arial Narrow" w:hAnsi="Arial Narrow"/>
-              </w:rPr>
-              <w:t xml:space="preserve"> </w:t>
-            </w:r>
-            <w:r>
-              <w:rPr>
-                <w:rFonts w:ascii="Arial Narrow" w:hAnsi="Arial Narrow"/>
-              </w:rPr>
-              <w:t>${accidentDate};</w:t>
+            <w:proofErr w:type="spellEnd"/>
+            <w:r>
+              <w:rPr>
+                <w:rFonts w:ascii="Arial Narrow" w:hAnsi="Arial Narrow"/>
+              </w:rPr>
+              <w:t xml:space="preserve"> </w:t>
+            </w:r>
+            <w:r>
+              <w:rPr>
+                <w:rFonts w:ascii="Arial Narrow" w:hAnsi="Arial Narrow"/>
+              </w:rPr>
+              <w:t>${</w:t>
+            </w:r>
+            <w:proofErr w:type="spellStart"/>
+            <w:r>
+              <w:rPr>
+                <w:rFonts w:ascii="Arial Narrow" w:hAnsi="Arial Narrow"/>
+              </w:rPr>
+              <w:t>accidentDate</w:t>
+            </w:r>
+            <w:proofErr w:type="spellEnd"/>
+            <w:r>
+              <w:rPr>
+                <w:rFonts w:ascii="Arial Narrow" w:hAnsi="Arial Narrow"/>
+              </w:rPr>
+              <w:t>};</w:t>
             </w:r>
           </w:p>
         </w:tc>
@@ -1940,35 +2209,89 @@
               </w:rPr>
               <w:t xml:space="preserve"> </w:t>
             </w:r>
+            <w:proofErr w:type="spellStart"/>
             <w:r>
               <w:rPr>
                 <w:rFonts w:ascii="Arial Narrow" w:hAnsi="Arial Narrow"/>
               </w:rPr>
               <w:t>Perintah</w:t>
             </w:r>
-            <w:r>
-              <w:rPr>
-                <w:rFonts w:ascii="Arial Narrow" w:hAnsi="Arial Narrow"/>
-              </w:rPr>
-              <w:t xml:space="preserve"> </w:t>
-            </w:r>
+            <w:proofErr w:type="spellEnd"/>
+            <w:r>
+              <w:rPr>
+                <w:rFonts w:ascii="Arial Narrow" w:hAnsi="Arial Narrow"/>
+              </w:rPr>
+              <w:t xml:space="preserve"> </w:t>
+            </w:r>
+            <w:proofErr w:type="spellStart"/>
             <w:r>
               <w:rPr>
                 <w:rFonts w:ascii="Arial Narrow" w:hAnsi="Arial Narrow"/>
               </w:rPr>
               <w:t>Penyidikan</w:t>
             </w:r>
-            <w:r>
-              <w:rPr>
-                <w:rFonts w:ascii="Arial Narrow" w:hAnsi="Arial Narrow"/>
-              </w:rPr>
-              <w:t xml:space="preserve"> </w:t>
-            </w:r>
-            <w:r>
-              <w:rPr>
-                <w:rFonts w:ascii="Arial Narrow" w:hAnsi="Arial Narrow"/>
-              </w:rPr>
-              <w:t>Nomor: ${suratPerintahPenyidikanDocumentNumber} tanggal ${suratPerintahPenyidikanDocumentDate}.</w:t>
+            <w:proofErr w:type="spellEnd"/>
+            <w:r>
+              <w:rPr>
+                <w:rFonts w:ascii="Arial Narrow" w:hAnsi="Arial Narrow"/>
+              </w:rPr>
+              <w:t xml:space="preserve"> </w:t>
+            </w:r>
+            <w:proofErr w:type="spellStart"/>
+            <w:r>
+              <w:rPr>
+                <w:rFonts w:ascii="Arial Narrow" w:hAnsi="Arial Narrow"/>
+              </w:rPr>
+              <w:t>Nomor</w:t>
+            </w:r>
+            <w:proofErr w:type="spellEnd"/>
+            <w:r>
+              <w:rPr>
+                <w:rFonts w:ascii="Arial Narrow" w:hAnsi="Arial Narrow"/>
+              </w:rPr>
+              <w:t>: ${</w:t>
+            </w:r>
+            <w:proofErr w:type="spellStart"/>
+            <w:r>
+              <w:rPr>
+                <w:rFonts w:ascii="Arial Narrow" w:hAnsi="Arial Narrow"/>
+              </w:rPr>
+              <w:t>suratPerintahPenyidikanDocumentNumber</w:t>
+            </w:r>
+            <w:proofErr w:type="spellEnd"/>
+            <w:r>
+              <w:rPr>
+                <w:rFonts w:ascii="Arial Narrow" w:hAnsi="Arial Narrow"/>
+              </w:rPr>
+              <w:t xml:space="preserve">} </w:t>
+            </w:r>
+            <w:proofErr w:type="spellStart"/>
+            <w:r>
+              <w:rPr>
+                <w:rFonts w:ascii="Arial Narrow" w:hAnsi="Arial Narrow"/>
+              </w:rPr>
+              <w:t>tanggal</w:t>
+            </w:r>
+            <w:proofErr w:type="spellEnd"/>
+            <w:r>
+              <w:rPr>
+                <w:rFonts w:ascii="Arial Narrow" w:hAnsi="Arial Narrow"/>
+              </w:rPr>
+              <w:t xml:space="preserve"> ${</w:t>
+            </w:r>
+            <w:proofErr w:type="spellStart"/>
+            <w:r>
+              <w:rPr>
+                <w:rFonts w:ascii="Arial Narrow" w:hAnsi="Arial Narrow"/>
+              </w:rPr>
+              <w:t>suratPerintahPenyidikanDocumentDate</w:t>
+            </w:r>
+            <w:proofErr w:type="spellEnd"/>
+            <w:r>
+              <w:rPr>
+                <w:rFonts w:ascii="Arial Narrow" w:hAnsi="Arial Narrow"/>
+              </w:rPr>
+              <w:t>}.</w:t>
             </w:r>
           </w:p>
         </w:tc>
@@ -2043,6 +2366,7 @@
               </w:rPr>
               <w:t xml:space="preserve"> </w:t>
             </w:r>
+            <w:proofErr w:type="spellStart"/>
             <w:r>
               <w:rPr>
                 <w:rFonts w:ascii="Arial Narrow" w:hAnsi="Arial Narrow"/>
@@ -2050,6 +2374,7 @@
               </w:rPr>
               <w:t>Ketetapan</w:t>
             </w:r>
+            <w:proofErr w:type="spellEnd"/>
             <w:r>
               <w:rPr>
                 <w:rFonts w:ascii="Arial Narrow" w:hAnsi="Arial Narrow"/>
@@ -2057,6 +2382,7 @@
               </w:rPr>
               <w:t xml:space="preserve"> </w:t>
             </w:r>
+            <w:proofErr w:type="spellStart"/>
             <w:r>
               <w:rPr>
                 <w:rFonts w:ascii="Arial Narrow" w:hAnsi="Arial Narrow"/>
@@ -2064,6 +2390,7 @@
               </w:rPr>
               <w:t>tentang</w:t>
             </w:r>
+            <w:proofErr w:type="spellEnd"/>
             <w:r>
               <w:rPr>
                 <w:rFonts w:ascii="Arial Narrow" w:hAnsi="Arial Narrow"/>
@@ -2071,6 +2398,7 @@
               </w:rPr>
               <w:t xml:space="preserve"> </w:t>
             </w:r>
+            <w:proofErr w:type="spellStart"/>
             <w:r>
               <w:rPr>
                 <w:rFonts w:ascii="Arial Narrow" w:hAnsi="Arial Narrow"/>
@@ -2078,6 +2406,7 @@
               </w:rPr>
               <w:t>Penetapan</w:t>
             </w:r>
+            <w:proofErr w:type="spellEnd"/>
             <w:r>
               <w:rPr>
                 <w:rFonts w:ascii="Arial Narrow" w:hAnsi="Arial Narrow"/>
@@ -2085,6 +2414,7 @@
               </w:rPr>
               <w:t xml:space="preserve"> </w:t>
             </w:r>
+            <w:proofErr w:type="spellStart"/>
             <w:r>
               <w:rPr>
                 <w:rFonts w:ascii="Arial Narrow" w:hAnsi="Arial Narrow"/>
@@ -2092,6 +2422,7 @@
               </w:rPr>
               <w:t>Tersangka</w:t>
             </w:r>
+            <w:proofErr w:type="spellEnd"/>
             <w:r>
               <w:rPr>
                 <w:rFonts w:ascii="Arial Narrow" w:hAnsi="Arial Narrow"/>
@@ -2099,62 +2430,103 @@
               </w:rPr>
               <w:t xml:space="preserve"> </w:t>
             </w:r>
+            <w:proofErr w:type="spellStart"/>
             <w:r>
               <w:rPr>
                 <w:rFonts w:ascii="Arial Narrow" w:hAnsi="Arial Narrow"/>
                 <w:lang w:val="en-ID"/>
               </w:rPr>
-              <w:t>Nomor:</w:t>
-            </w:r>
+              <w:t>Nomor</w:t>
+            </w:r>
+            <w:proofErr w:type="spellEnd"/>
             <w:r>
               <w:rPr>
                 <w:rFonts w:ascii="Arial Narrow" w:hAnsi="Arial Narrow"/>
                 <w:lang w:val="en-ID"/>
               </w:rPr>
-              <w:t xml:space="preserve"> </w:t>
-            </w:r>
-            <w:r>
-              <w:rPr>
-                <w:rFonts w:ascii="Arial Narrow" w:hAnsi="Arial Narrow"/>
-              </w:rPr>
-              <w:t>${suratKetetapanPenetapanTersangkaDocumentNumber}</w:t>
-            </w:r>
-            <w:r>
-              <w:rPr>
-                <w:rFonts w:ascii="Arial Narrow" w:hAnsi="Arial Narrow"/>
-              </w:rPr>
-              <w:t xml:space="preserve"> </w:t>
-            </w:r>
+              <w:t>:</w:t>
+            </w:r>
+            <w:r>
+              <w:rPr>
+                <w:rFonts w:ascii="Arial Narrow" w:hAnsi="Arial Narrow"/>
+                <w:lang w:val="en-ID"/>
+              </w:rPr>
+              <w:t xml:space="preserve"> </w:t>
+            </w:r>
+            <w:r>
+              <w:rPr>
+                <w:rFonts w:ascii="Arial Narrow" w:hAnsi="Arial Narrow"/>
+              </w:rPr>
+              <w:t>${</w:t>
+            </w:r>
+            <w:proofErr w:type="spellStart"/>
+            <w:r>
+              <w:rPr>
+                <w:rFonts w:ascii="Arial Narrow" w:hAnsi="Arial Narrow"/>
+              </w:rPr>
+              <w:t>suratKetetapanPenetapanTersangkaDocumentNumber</w:t>
+            </w:r>
+            <w:proofErr w:type="spellEnd"/>
+            <w:r>
+              <w:rPr>
+                <w:rFonts w:ascii="Arial Narrow" w:hAnsi="Arial Narrow"/>
+              </w:rPr>
+              <w:t>}</w:t>
+            </w:r>
+            <w:r>
+              <w:rPr>
+                <w:rFonts w:ascii="Arial Narrow" w:hAnsi="Arial Narrow"/>
+              </w:rPr>
+              <w:t xml:space="preserve"> </w:t>
+            </w:r>
+            <w:proofErr w:type="spellStart"/>
             <w:r>
               <w:rPr>
                 <w:rFonts w:ascii="Arial Narrow" w:hAnsi="Arial Narrow"/>
               </w:rPr>
               <w:t>tanggal</w:t>
             </w:r>
-            <w:r>
-              <w:rPr>
-                <w:rFonts w:ascii="Arial Narrow" w:hAnsi="Arial Narrow"/>
-              </w:rPr>
-              <w:t xml:space="preserve"> </w:t>
-            </w:r>
-            <w:r>
-              <w:rPr>
-                <w:rFonts w:ascii="Arial Narrow" w:hAnsi="Arial Narrow"/>
-              </w:rPr>
-              <w:t>${suratKetetapanPenetapanTersangkaDocumentDate}</w:t>
-            </w:r>
-            <w:r>
-              <w:rPr>
-                <w:rFonts w:ascii="Arial Narrow" w:hAnsi="Arial Narrow"/>
-              </w:rPr>
-              <w:t xml:space="preserve"> </w:t>
-            </w:r>
+            <w:proofErr w:type="spellEnd"/>
+            <w:r>
+              <w:rPr>
+                <w:rFonts w:ascii="Arial Narrow" w:hAnsi="Arial Narrow"/>
+              </w:rPr>
+              <w:t xml:space="preserve"> </w:t>
+            </w:r>
+            <w:r>
+              <w:rPr>
+                <w:rFonts w:ascii="Arial Narrow" w:hAnsi="Arial Narrow"/>
+              </w:rPr>
+              <w:t>${</w:t>
+            </w:r>
+            <w:proofErr w:type="spellStart"/>
+            <w:r>
+              <w:rPr>
+                <w:rFonts w:ascii="Arial Narrow" w:hAnsi="Arial Narrow"/>
+              </w:rPr>
+              <w:t>suratKetetapanPenetapanTersangkaDocumentDate</w:t>
+            </w:r>
+            <w:proofErr w:type="spellEnd"/>
+            <w:r>
+              <w:rPr>
+                <w:rFonts w:ascii="Arial Narrow" w:hAnsi="Arial Narrow"/>
+              </w:rPr>
+              <w:t>}</w:t>
+            </w:r>
+            <w:r>
+              <w:rPr>
+                <w:rFonts w:ascii="Arial Narrow" w:hAnsi="Arial Narrow"/>
+              </w:rPr>
+              <w:t xml:space="preserve"> </w:t>
+            </w:r>
+            <w:proofErr w:type="spellStart"/>
             <w:r>
               <w:rPr>
                 <w:rFonts w:ascii="Arial Narrow" w:hAnsi="Arial Narrow"/>
               </w:rPr>
               <w:t>atas</w:t>
             </w:r>
+            <w:proofErr w:type="spellEnd"/>
             <w:r>
               <w:rPr>
                 <w:rFonts w:ascii="Arial Narrow" w:hAnsi="Arial Narrow"/>
@@ -2185,11 +2557,19 @@
               </w:rPr>
               <w:t xml:space="preserve"> </w:t>
             </w:r>
-            <w:r>
-              <w:rPr>
-                <w:rFonts w:ascii="Arial Narrow" w:hAnsi="Arial Narrow"/>
-              </w:rPr>
-              <w:t>tersangka};</w:t>
+            <w:proofErr w:type="spellStart"/>
+            <w:r>
+              <w:rPr>
+                <w:rFonts w:ascii="Arial Narrow" w:hAnsi="Arial Narrow"/>
+              </w:rPr>
+              <w:t>tersangka</w:t>
+            </w:r>
+            <w:proofErr w:type="spellEnd"/>
+            <w:r>
+              <w:rPr>
+                <w:rFonts w:ascii="Arial Narrow" w:hAnsi="Arial Narrow"/>
+              </w:rPr>
+              <w:t>};</w:t>
             </w:r>
           </w:p>
         </w:tc>
@@ -2255,7 +2635,39 @@
                 <w:rFonts w:ascii="Arial Narrow" w:hAnsi="Arial Narrow"/>
                 <w:lang w:val="en-ID"/>
               </w:rPr>
-              <w:t xml:space="preserve">Surat Perintah Penahanan Nomor: </w:t>
+              <w:t xml:space="preserve">Surat </w:t>
+            </w:r>
+            <w:proofErr w:type="spellStart"/>
+            <w:r>
+              <w:rPr>
+                <w:rFonts w:ascii="Arial Narrow" w:hAnsi="Arial Narrow"/>
+                <w:lang w:val="en-ID"/>
+              </w:rPr>
+              <w:t>Perintah</w:t>
+            </w:r>
+            <w:proofErr w:type="spellEnd"/>
+            <w:r>
+              <w:rPr>
+                <w:rFonts w:ascii="Arial Narrow" w:hAnsi="Arial Narrow"/>
+                <w:lang w:val="en-ID"/>
+              </w:rPr>
+              <w:t xml:space="preserve"> </w:t>
+            </w:r>
+            <w:proofErr w:type="spellStart"/>
+            <w:r>
+              <w:rPr>
+                <w:rFonts w:ascii="Arial Narrow" w:hAnsi="Arial Narrow"/>
+                <w:lang w:val="en-ID"/>
+              </w:rPr>
+              <w:t>Penahanan</w:t>
+            </w:r>
+            <w:proofErr w:type="spellEnd"/>
+            <w:r>
+              <w:rPr>
+                <w:rFonts w:ascii="Arial Narrow" w:hAnsi="Arial Narrow"/>
+                <w:lang w:val="en-ID"/>
+              </w:rPr>
+              <w:t xml:space="preserve"> Nomor: </w:t>
             </w:r>
             <w:r>
               <w:rPr>
@@ -2263,41 +2675,81 @@
               </w:rPr>
               <w:t>${</w:t>
             </w:r>
-            <w:r>
-              <w:rPr>
-                <w:rFonts w:ascii="Arial Narrow" w:hAnsi="Arial Narrow"/>
-              </w:rPr>
-              <w:t xml:space="preserve">suratPerintahPenahananDocumentNumber} </w:t>
-            </w:r>
-            <w:r>
-              <w:rPr>
-                <w:rFonts w:ascii="Arial Narrow" w:hAnsi="Arial Narrow"/>
-              </w:rPr>
-              <w:t>tanggal ${</w:t>
-            </w:r>
-            <w:r>
-              <w:rPr>
-                <w:rFonts w:ascii="Arial Narrow" w:hAnsi="Arial Narrow"/>
-              </w:rPr>
-              <w:t>suratPerintahPenahananDocument</w:t>
-            </w:r>
-            <w:r>
-              <w:rPr>
-                <w:rFonts w:ascii="Arial Narrow" w:hAnsi="Arial Narrow"/>
-              </w:rPr>
-              <w:t>Date</w:t>
-            </w:r>
-            <w:r>
-              <w:rPr>
-                <w:rFonts w:ascii="Arial Narrow" w:hAnsi="Arial Narrow"/>
-              </w:rPr>
-              <w:t xml:space="preserve">}; atas nama </w:t>
-            </w:r>
-            <w:r>
-              <w:rPr>
-                <w:rFonts w:ascii="Arial Narrow" w:hAnsi="Arial Narrow"/>
-              </w:rPr>
-              <w:t>${suspectName}</w:t>
+            <w:proofErr w:type="spellStart"/>
+            <w:r>
+              <w:rPr>
+                <w:rFonts w:ascii="Arial Narrow" w:hAnsi="Arial Narrow"/>
+              </w:rPr>
+              <w:t>suratPerintahPenahananDocumentNumber</w:t>
+            </w:r>
+            <w:proofErr w:type="spellEnd"/>
+            <w:r>
+              <w:rPr>
+                <w:rFonts w:ascii="Arial Narrow" w:hAnsi="Arial Narrow"/>
+              </w:rPr>
+              <w:t xml:space="preserve">} </w:t>
+            </w:r>
+            <w:proofErr w:type="spellStart"/>
+            <w:r>
+              <w:rPr>
+                <w:rFonts w:ascii="Arial Narrow" w:hAnsi="Arial Narrow"/>
+              </w:rPr>
+              <w:t>tanggal</w:t>
+            </w:r>
+            <w:proofErr w:type="spellEnd"/>
+            <w:r>
+              <w:rPr>
+                <w:rFonts w:ascii="Arial Narrow" w:hAnsi="Arial Narrow"/>
+              </w:rPr>
+              <w:t xml:space="preserve"> ${</w:t>
+            </w:r>
+            <w:proofErr w:type="spellStart"/>
+            <w:r>
+              <w:rPr>
+                <w:rFonts w:ascii="Arial Narrow" w:hAnsi="Arial Narrow"/>
+              </w:rPr>
+              <w:t>suratPerintahPenahananDocumentDate</w:t>
+            </w:r>
+            <w:proofErr w:type="spellEnd"/>
+            <w:r>
+              <w:rPr>
+                <w:rFonts w:ascii="Arial Narrow" w:hAnsi="Arial Narrow"/>
+              </w:rPr>
+              <w:t xml:space="preserve">}; </w:t>
+            </w:r>
+            <w:proofErr w:type="spellStart"/>
+            <w:r>
+              <w:rPr>
+                <w:rFonts w:ascii="Arial Narrow" w:hAnsi="Arial Narrow"/>
+              </w:rPr>
+              <w:t>atas</w:t>
+            </w:r>
+            <w:proofErr w:type="spellEnd"/>
+            <w:r>
+              <w:rPr>
+                <w:rFonts w:ascii="Arial Narrow" w:hAnsi="Arial Narrow"/>
+              </w:rPr>
+              <w:t xml:space="preserve"> nama </w:t>
+            </w:r>
+            <w:r>
+              <w:rPr>
+                <w:rFonts w:ascii="Arial Narrow" w:hAnsi="Arial Narrow"/>
+              </w:rPr>
+              <w:t>${</w:t>
+            </w:r>
+            <w:proofErr w:type="spellStart"/>
+            <w:r>
+              <w:rPr>
+                <w:rFonts w:ascii="Arial Narrow" w:hAnsi="Arial Narrow"/>
+              </w:rPr>
+              <w:t>suspectName</w:t>
+            </w:r>
+            <w:proofErr w:type="spellEnd"/>
+            <w:r>
+              <w:rPr>
+                <w:rFonts w:ascii="Arial Narrow" w:hAnsi="Arial Narrow"/>
+              </w:rPr>
+              <w:t>}</w:t>
             </w:r>
             <w:r>
               <w:rPr>
@@ -2369,7 +2821,55 @@
                 <w:rFonts w:ascii="Arial Narrow" w:hAnsi="Arial Narrow"/>
                 <w:lang w:val="en-ID"/>
               </w:rPr>
-              <w:t xml:space="preserve">Surat Perpanjangan Penahanan Nomor: </w:t>
+              <w:t xml:space="preserve">Surat </w:t>
+            </w:r>
+            <w:proofErr w:type="spellStart"/>
+            <w:r>
+              <w:rPr>
+                <w:rFonts w:ascii="Arial Narrow" w:hAnsi="Arial Narrow"/>
+                <w:lang w:val="en-ID"/>
+              </w:rPr>
+              <w:t>Perpanjangan</w:t>
+            </w:r>
+            <w:proofErr w:type="spellEnd"/>
+            <w:r>
+              <w:rPr>
+                <w:rFonts w:ascii="Arial Narrow" w:hAnsi="Arial Narrow"/>
+                <w:lang w:val="en-ID"/>
+              </w:rPr>
+              <w:t xml:space="preserve"> </w:t>
+            </w:r>
+            <w:proofErr w:type="spellStart"/>
+            <w:r>
+              <w:rPr>
+                <w:rFonts w:ascii="Arial Narrow" w:hAnsi="Arial Narrow"/>
+                <w:lang w:val="en-ID"/>
+              </w:rPr>
+              <w:t>Penahanan</w:t>
+            </w:r>
+            <w:proofErr w:type="spellEnd"/>
+            <w:r>
+              <w:rPr>
+                <w:rFonts w:ascii="Arial Narrow" w:hAnsi="Arial Narrow"/>
+                <w:lang w:val="en-ID"/>
+              </w:rPr>
+              <w:t xml:space="preserve"> </w:t>
+            </w:r>
+            <w:proofErr w:type="spellStart"/>
+            <w:r>
+              <w:rPr>
+                <w:rFonts w:ascii="Arial Narrow" w:hAnsi="Arial Narrow"/>
+                <w:lang w:val="en-ID"/>
+              </w:rPr>
+              <w:t>Nomor</w:t>
+            </w:r>
+            <w:proofErr w:type="spellEnd"/>
+            <w:r>
+              <w:rPr>
+                <w:rFonts w:ascii="Arial Narrow" w:hAnsi="Arial Narrow"/>
+                <w:lang w:val="en-ID"/>
+              </w:rPr>
+              <w:t xml:space="preserve">: </w:t>
             </w:r>
             <w:r>
               <w:rPr>
@@ -2377,71 +2877,308 @@
               </w:rPr>
               <w:t>${</w:t>
             </w:r>
+            <w:proofErr w:type="spellStart"/>
             <w:r>
               <w:rPr>
                 <w:rFonts w:ascii="Arial Narrow" w:hAnsi="Arial Narrow"/>
               </w:rPr>
               <w:t>suratPerpanjanganPenahananDocumentNumber</w:t>
             </w:r>
-            <w:r>
-              <w:rPr>
-                <w:rFonts w:ascii="Arial Narrow" w:hAnsi="Arial Narrow"/>
-              </w:rPr>
-              <w:t>} tanggal ${</w:t>
-            </w:r>
-            <w:r>
-              <w:rPr>
-                <w:rFonts w:ascii="Arial Narrow" w:hAnsi="Arial Narrow"/>
-              </w:rPr>
-              <w:t>suratPerpanjanganPenahananDocument</w:t>
-            </w:r>
-            <w:r>
-              <w:rPr>
-                <w:rFonts w:ascii="Arial Narrow" w:hAnsi="Arial Narrow"/>
-              </w:rPr>
-              <w:t>Date</w:t>
-            </w:r>
-            <w:r>
-              <w:rPr>
-                <w:rFonts w:ascii="Arial Narrow" w:hAnsi="Arial Narrow"/>
-              </w:rPr>
-              <w:t xml:space="preserve">}; atas nama </w:t>
-            </w:r>
-            <w:r>
-              <w:rPr>
-                <w:rFonts w:ascii="Arial Narrow" w:hAnsi="Arial Narrow"/>
-              </w:rPr>
-              <w:t>${suspectName}</w:t>
-            </w:r>
-            <w:r>
-              <w:rPr>
-                <w:rFonts w:ascii="Arial Narrow" w:hAnsi="Arial Narrow"/>
-              </w:rPr>
-              <w:t xml:space="preserve">; </w:t>
-            </w:r>
-            <w:r>
+            <w:proofErr w:type="spellEnd"/>
+            <w:r>
+              <w:rPr>
+                <w:rFonts w:ascii="Arial Narrow" w:hAnsi="Arial Narrow"/>
+              </w:rPr>
+              <w:t xml:space="preserve">} </w:t>
+            </w:r>
+            <w:proofErr w:type="spellStart"/>
+            <w:r>
+              <w:rPr>
+                <w:rFonts w:ascii="Arial Narrow" w:hAnsi="Arial Narrow"/>
+              </w:rPr>
+              <w:t>tanggal</w:t>
+            </w:r>
+            <w:proofErr w:type="spellEnd"/>
+            <w:r>
+              <w:rPr>
+                <w:rFonts w:ascii="Arial Narrow" w:hAnsi="Arial Narrow"/>
+              </w:rPr>
+              <w:t xml:space="preserve"> ${</w:t>
+            </w:r>
+            <w:proofErr w:type="spellStart"/>
+            <w:r>
+              <w:rPr>
+                <w:rFonts w:ascii="Arial Narrow" w:hAnsi="Arial Narrow"/>
+              </w:rPr>
+              <w:t>suratPerpanjanganPenahananDocumentDate</w:t>
+            </w:r>
+            <w:proofErr w:type="spellEnd"/>
+            <w:r>
+              <w:rPr>
+                <w:rFonts w:ascii="Arial Narrow" w:hAnsi="Arial Narrow"/>
+              </w:rPr>
+              <w:t xml:space="preserve">}; </w:t>
+            </w:r>
+            <w:proofErr w:type="spellStart"/>
+            <w:r>
+              <w:rPr>
+                <w:rFonts w:ascii="Arial Narrow" w:hAnsi="Arial Narrow"/>
+              </w:rPr>
+              <w:t>atas</w:t>
+            </w:r>
+            <w:proofErr w:type="spellEnd"/>
+            <w:r>
+              <w:rPr>
+                <w:rFonts w:ascii="Arial Narrow" w:hAnsi="Arial Narrow"/>
+              </w:rPr>
+              <w:t xml:space="preserve"> nama </w:t>
+            </w:r>
+            <w:r>
+              <w:rPr>
+                <w:rFonts w:ascii="Arial Narrow" w:hAnsi="Arial Narrow"/>
+              </w:rPr>
+              <w:t>${</w:t>
+            </w:r>
+            <w:proofErr w:type="spellStart"/>
+            <w:r>
+              <w:rPr>
+                <w:rFonts w:ascii="Arial Narrow" w:hAnsi="Arial Narrow"/>
+              </w:rPr>
+              <w:t>suspectName</w:t>
+            </w:r>
+            <w:proofErr w:type="spellEnd"/>
+            <w:r>
+              <w:rPr>
+                <w:rFonts w:ascii="Arial Narrow" w:hAnsi="Arial Narrow"/>
+              </w:rPr>
+              <w:t>}</w:t>
+            </w:r>
+            <w:r>
+              <w:rPr>
+                <w:rFonts w:ascii="Arial Narrow" w:hAnsi="Arial Narrow"/>
+              </w:rPr>
+              <w:t>;</w:t>
+            </w:r>
+          </w:p>
+        </w:tc>
+      </w:tr>
+      <w:tr>
+        <w:tc>
+          <w:tcPr>
+            <w:tcW w:w="1418" w:type="dxa"/>
+          </w:tcPr>
+          <w:p>
+            <w:pPr>
+              <w:rPr>
+                <w:rFonts w:ascii="Arial Narrow" w:hAnsi="Arial Narrow"/>
+                <w:lang w:val="en-ID"/>
+              </w:rPr>
+            </w:pPr>
+          </w:p>
+        </w:tc>
+        <w:tc>
+          <w:tcPr>
+            <w:tcW w:w="283" w:type="dxa"/>
+          </w:tcPr>
+          <w:p>
+            <w:pPr>
+              <w:rPr>
+                <w:rFonts w:ascii="Arial Narrow" w:hAnsi="Arial Narrow"/>
+                <w:lang w:val="en-ID"/>
+              </w:rPr>
+            </w:pPr>
+          </w:p>
+        </w:tc>
+        <w:tc>
+          <w:tcPr>
+            <w:tcW w:w="426" w:type="dxa"/>
+          </w:tcPr>
+          <w:p>
+            <w:pPr>
+              <w:rPr>
+                <w:rFonts w:ascii="Arial Narrow" w:hAnsi="Arial Narrow"/>
+              </w:rPr>
+            </w:pPr>
+            <w:r>
+              <w:rPr>
+                <w:rFonts w:ascii="Arial Narrow" w:hAnsi="Arial Narrow"/>
+              </w:rPr>
+              <w:t>10.</w:t>
+            </w:r>
+          </w:p>
+        </w:tc>
+        <w:tc>
+          <w:tcPr>
+            <w:tcW w:w="6985" w:type="dxa"/>
+            <w:gridSpan w:val="6"/>
+          </w:tcPr>
+          <w:p>
+            <w:pPr>
+              <w:jc w:val="both"/>
               <w:rPr>
                 <w:rFonts w:ascii="Arial Narrow" w:hAnsi="Arial Narrow"/>
                 <w:i/>
                 <w:iCs/>
               </w:rPr>
-              <w:t>(</w:t>
-            </w:r>
-            <w:r>
-              <w:rPr>
-                <w:rFonts w:ascii="Arial Narrow" w:hAnsi="Arial Narrow"/>
-                <w:i/>
-                <w:iCs/>
-              </w:rPr>
-              <w:t>bila ada</w:t>
-            </w:r>
-            <w:r>
-              <w:rPr>
-                <w:rFonts w:ascii="Arial Narrow" w:hAnsi="Arial Narrow"/>
-                <w:i/>
-                <w:iCs/>
-              </w:rPr>
-              <w:t>)</w:t>
+            </w:pPr>
+            <w:r>
+              <w:rPr>
+                <w:rFonts w:ascii="Arial Narrow" w:hAnsi="Arial Narrow"/>
+                <w:lang w:val="en-ID"/>
+              </w:rPr>
+              <w:t xml:space="preserve">Surat </w:t>
+            </w:r>
+            <w:proofErr w:type="spellStart"/>
+            <w:r>
+              <w:rPr>
+                <w:rFonts w:ascii="Arial Narrow" w:hAnsi="Arial Narrow"/>
+                <w:lang w:val="en-ID"/>
+              </w:rPr>
+              <w:t>Perintah</w:t>
+            </w:r>
+            <w:proofErr w:type="spellEnd"/>
+            <w:r>
+              <w:rPr>
+                <w:rFonts w:ascii="Arial Narrow" w:hAnsi="Arial Narrow"/>
+                <w:lang w:val="en-ID"/>
+              </w:rPr>
+              <w:t xml:space="preserve"> </w:t>
+            </w:r>
+            <w:proofErr w:type="spellStart"/>
+            <w:r>
+              <w:rPr>
+                <w:rFonts w:ascii="Arial Narrow" w:hAnsi="Arial Narrow"/>
+                <w:lang w:val="en-ID"/>
+              </w:rPr>
+              <w:t>Perpanjangan</w:t>
+            </w:r>
+            <w:proofErr w:type="spellEnd"/>
+            <w:r>
+              <w:rPr>
+                <w:rFonts w:ascii="Arial Narrow" w:hAnsi="Arial Narrow"/>
+                <w:lang w:val="en-ID"/>
+              </w:rPr>
+              <w:t xml:space="preserve"> </w:t>
+            </w:r>
+            <w:proofErr w:type="spellStart"/>
+            <w:r>
+              <w:rPr>
+                <w:rFonts w:ascii="Arial Narrow" w:hAnsi="Arial Narrow"/>
+                <w:lang w:val="en-ID"/>
+              </w:rPr>
+              <w:t>Penahanan</w:t>
+            </w:r>
+            <w:proofErr w:type="spellEnd"/>
+            <w:r>
+              <w:rPr>
+                <w:rFonts w:ascii="Arial Narrow" w:hAnsi="Arial Narrow"/>
+                <w:lang w:val="en-ID"/>
+              </w:rPr>
+              <w:t xml:space="preserve"> </w:t>
+            </w:r>
+            <w:proofErr w:type="spellStart"/>
+            <w:r>
+              <w:rPr>
+                <w:rFonts w:ascii="Arial Narrow" w:hAnsi="Arial Narrow"/>
+                <w:lang w:val="en-ID"/>
+              </w:rPr>
+              <w:t>Nomor</w:t>
+            </w:r>
+            <w:proofErr w:type="spellEnd"/>
+            <w:r>
+              <w:rPr>
+                <w:rFonts w:ascii="Arial Narrow" w:hAnsi="Arial Narrow"/>
+                <w:lang w:val="en-ID"/>
+              </w:rPr>
+              <w:t xml:space="preserve">: </w:t>
+            </w:r>
+            <w:r>
+              <w:rPr>
+                <w:rFonts w:ascii="Arial Narrow" w:hAnsi="Arial Narrow"/>
+              </w:rPr>
+              <w:t>${</w:t>
+            </w:r>
+            <w:proofErr w:type="spellStart"/>
+            <w:r>
+              <w:rPr>
+                <w:rFonts w:ascii="Arial Narrow" w:hAnsi="Arial Narrow"/>
+              </w:rPr>
+              <w:t>suratPerintahPerpanjanganPenahananDocumentNumber</w:t>
+            </w:r>
+            <w:proofErr w:type="spellEnd"/>
+            <w:r>
+              <w:rPr>
+                <w:rFonts w:ascii="Arial Narrow" w:hAnsi="Arial Narrow"/>
+              </w:rPr>
+              <w:t xml:space="preserve">} </w:t>
+            </w:r>
+            <w:proofErr w:type="spellStart"/>
+            <w:r>
+              <w:rPr>
+                <w:rFonts w:ascii="Arial Narrow" w:hAnsi="Arial Narrow"/>
+              </w:rPr>
+              <w:t>tanggal</w:t>
+            </w:r>
+            <w:proofErr w:type="spellEnd"/>
+            <w:r>
+              <w:rPr>
+                <w:rFonts w:ascii="Arial Narrow" w:hAnsi="Arial Narrow"/>
+              </w:rPr>
+              <w:t xml:space="preserve"> ${</w:t>
+            </w:r>
+            <w:proofErr w:type="spellStart"/>
+            <w:r>
+              <w:rPr>
+                <w:rFonts w:ascii="Arial Narrow" w:hAnsi="Arial Narrow"/>
+              </w:rPr>
+              <w:t>suratPerintahPerpanjanganPenahananDocumentDate</w:t>
+            </w:r>
+            <w:proofErr w:type="spellEnd"/>
+            <w:r>
+              <w:rPr>
+                <w:rFonts w:ascii="Arial Narrow" w:hAnsi="Arial Narrow"/>
+              </w:rPr>
+              <w:t xml:space="preserve">}; </w:t>
+            </w:r>
+            <w:proofErr w:type="spellStart"/>
+            <w:r>
+              <w:rPr>
+                <w:rFonts w:ascii="Arial Narrow" w:hAnsi="Arial Narrow"/>
+              </w:rPr>
+              <w:t>atas</w:t>
+            </w:r>
+            <w:proofErr w:type="spellEnd"/>
+            <w:r>
+              <w:rPr>
+                <w:rFonts w:ascii="Arial Narrow" w:hAnsi="Arial Narrow"/>
+              </w:rPr>
+              <w:t xml:space="preserve"> nama </w:t>
+            </w:r>
+            <w:r>
+              <w:rPr>
+                <w:rFonts w:ascii="Arial Narrow" w:hAnsi="Arial Narrow"/>
+              </w:rPr>
+              <w:t>${</w:t>
+            </w:r>
+            <w:proofErr w:type="spellStart"/>
+            <w:r>
+              <w:rPr>
+                <w:rFonts w:ascii="Arial Narrow" w:hAnsi="Arial Narrow"/>
+              </w:rPr>
+              <w:t>suspectName</w:t>
+            </w:r>
+            <w:proofErr w:type="spellEnd"/>
+            <w:r>
+              <w:rPr>
+                <w:rFonts w:ascii="Arial Narrow" w:hAnsi="Arial Narrow"/>
+              </w:rPr>
+              <w:t>}</w:t>
+            </w:r>
+            <w:r>
+              <w:rPr>
+                <w:rFonts w:ascii="Arial Narrow" w:hAnsi="Arial Narrow"/>
+              </w:rPr>
+              <w:t>;</w:t>
             </w:r>
           </w:p>
         </w:tc>
@@ -2487,7 +3224,7 @@
               <w:rPr>
                 <w:rFonts w:ascii="Arial Narrow" w:hAnsi="Arial Narrow"/>
               </w:rPr>
-              <w:t>10.</w:t>
+              <w:t>11.</w:t>
             </w:r>
           </w:p>
         </w:tc>
@@ -2501,16 +3238,143 @@
               <w:jc w:val="both"/>
               <w:rPr>
                 <w:rFonts w:ascii="Arial Narrow" w:hAnsi="Arial Narrow"/>
-                <w:i/>
-                <w:iCs/>
-              </w:rPr>
-            </w:pPr>
-            <w:r>
-              <w:rPr>
-                <w:rFonts w:ascii="Arial Narrow" w:hAnsi="Arial Narrow"/>
-                <w:lang w:val="en-ID"/>
-              </w:rPr>
-              <w:t xml:space="preserve">Surat Perintah Perpanjangan Penahanan Nomor: </w:t>
+              </w:rPr>
+            </w:pPr>
+            <w:r>
+              <w:rPr>
+                <w:rFonts w:ascii="Arial Narrow" w:hAnsi="Arial Narrow"/>
+              </w:rPr>
+              <w:t>Surat</w:t>
+            </w:r>
+            <w:r>
+              <w:rPr>
+                <w:rFonts w:ascii="Arial Narrow" w:hAnsi="Arial Narrow"/>
+              </w:rPr>
+              <w:t xml:space="preserve"> </w:t>
+            </w:r>
+            <w:proofErr w:type="spellStart"/>
+            <w:r>
+              <w:rPr>
+                <w:rFonts w:ascii="Arial Narrow" w:hAnsi="Arial Narrow"/>
+              </w:rPr>
+              <w:t>Permohonan</w:t>
+            </w:r>
+            <w:proofErr w:type="spellEnd"/>
+            <w:r>
+              <w:rPr>
+                <w:rFonts w:ascii="Arial Narrow" w:hAnsi="Arial Narrow"/>
+              </w:rPr>
+              <w:t xml:space="preserve"> </w:t>
+            </w:r>
+            <w:proofErr w:type="spellStart"/>
+            <w:r>
+              <w:rPr>
+                <w:rFonts w:ascii="Arial Narrow" w:hAnsi="Arial Narrow"/>
+              </w:rPr>
+              <w:t>Penangguhan</w:t>
+            </w:r>
+            <w:proofErr w:type="spellEnd"/>
+            <w:r>
+              <w:rPr>
+                <w:rFonts w:ascii="Arial Narrow" w:hAnsi="Arial Narrow"/>
+              </w:rPr>
+              <w:t xml:space="preserve"> </w:t>
+            </w:r>
+            <w:proofErr w:type="spellStart"/>
+            <w:r>
+              <w:rPr>
+                <w:rFonts w:ascii="Arial Narrow" w:hAnsi="Arial Narrow"/>
+              </w:rPr>
+              <w:t>Penahanan</w:t>
+            </w:r>
+            <w:proofErr w:type="spellEnd"/>
+            <w:r>
+              <w:rPr>
+                <w:rFonts w:ascii="Arial Narrow" w:hAnsi="Arial Narrow"/>
+              </w:rPr>
+              <w:t xml:space="preserve"> </w:t>
+            </w:r>
+            <w:r>
+              <w:rPr>
+                <w:rFonts w:ascii="Arial Narrow" w:hAnsi="Arial Narrow"/>
+              </w:rPr>
+              <w:t>oleh</w:t>
+            </w:r>
+            <w:r>
+              <w:rPr>
+                <w:rFonts w:ascii="Arial Narrow" w:hAnsi="Arial Narrow"/>
+              </w:rPr>
+              <w:t xml:space="preserve"> </w:t>
+            </w:r>
+            <w:proofErr w:type="spellStart"/>
+            <w:r>
+              <w:rPr>
+                <w:rFonts w:ascii="Arial Narrow" w:hAnsi="Arial Narrow"/>
+              </w:rPr>
+              <w:t>tersangka</w:t>
+            </w:r>
+            <w:proofErr w:type="spellEnd"/>
+            <w:r>
+              <w:rPr>
+                <w:rFonts w:ascii="Arial Narrow" w:hAnsi="Arial Narrow"/>
+              </w:rPr>
+              <w:t>/</w:t>
+            </w:r>
+            <w:proofErr w:type="spellStart"/>
+            <w:r>
+              <w:rPr>
+                <w:rFonts w:ascii="Arial Narrow" w:hAnsi="Arial Narrow"/>
+              </w:rPr>
+              <w:t>kuasa</w:t>
+            </w:r>
+            <w:proofErr w:type="spellEnd"/>
+            <w:r>
+              <w:rPr>
+                <w:rFonts w:ascii="Arial Narrow" w:hAnsi="Arial Narrow"/>
+              </w:rPr>
+              <w:t xml:space="preserve"> </w:t>
+            </w:r>
+            <w:proofErr w:type="spellStart"/>
+            <w:r>
+              <w:rPr>
+                <w:rFonts w:ascii="Arial Narrow" w:hAnsi="Arial Narrow"/>
+              </w:rPr>
+              <w:t>hukum</w:t>
+            </w:r>
+            <w:proofErr w:type="spellEnd"/>
+            <w:r>
+              <w:rPr>
+                <w:rFonts w:ascii="Arial Narrow" w:hAnsi="Arial Narrow"/>
+              </w:rPr>
+              <w:t>/</w:t>
+            </w:r>
+            <w:proofErr w:type="spellStart"/>
+            <w:r>
+              <w:rPr>
+                <w:rFonts w:ascii="Arial Narrow" w:hAnsi="Arial Narrow"/>
+              </w:rPr>
+              <w:t>keluarga</w:t>
+            </w:r>
+            <w:proofErr w:type="spellEnd"/>
+            <w:r>
+              <w:rPr>
+                <w:rFonts w:ascii="Arial Narrow" w:hAnsi="Arial Narrow"/>
+              </w:rPr>
+              <w:t xml:space="preserve"> </w:t>
+            </w:r>
+            <w:proofErr w:type="spellStart"/>
+            <w:r>
+              <w:rPr>
+                <w:rFonts w:ascii="Arial Narrow" w:hAnsi="Arial Narrow"/>
+              </w:rPr>
+              <w:t>tanggal</w:t>
+            </w:r>
+            <w:proofErr w:type="spellEnd"/>
+            <w:r>
+              <w:rPr>
+                <w:rFonts w:ascii="Arial Narrow" w:hAnsi="Arial Narrow"/>
+              </w:rPr>
+              <w:t xml:space="preserve"> </w:t>
             </w:r>
             <w:r>
               <w:rPr>
@@ -2518,61 +3382,25 @@
               </w:rPr>
               <w:t>${</w:t>
             </w:r>
-            <w:r>
-              <w:rPr>
-                <w:rFonts w:ascii="Arial Narrow" w:hAnsi="Arial Narrow"/>
-              </w:rPr>
-              <w:t>suratPerintahPerpanjanganPenahananDocumentNumber</w:t>
-            </w:r>
-            <w:r>
-              <w:rPr>
-                <w:rFonts w:ascii="Arial Narrow" w:hAnsi="Arial Narrow"/>
-              </w:rPr>
-              <w:t>} tanggal ${</w:t>
-            </w:r>
-            <w:r>
-              <w:rPr>
-                <w:rFonts w:ascii="Arial Narrow" w:hAnsi="Arial Narrow"/>
-              </w:rPr>
-              <w:t>suratPerintahPerpanjanganPenahananDocument</w:t>
-            </w:r>
-            <w:r>
-              <w:rPr>
-                <w:rFonts w:ascii="Arial Narrow" w:hAnsi="Arial Narrow"/>
-              </w:rPr>
-              <w:t>Date</w:t>
-            </w:r>
-            <w:r>
-              <w:rPr>
-                <w:rFonts w:ascii="Arial Narrow" w:hAnsi="Arial Narrow"/>
-              </w:rPr>
-              <w:t xml:space="preserve">}; atas nama </w:t>
-            </w:r>
-            <w:r>
-              <w:rPr>
-                <w:rFonts w:ascii="Arial Narrow" w:hAnsi="Arial Narrow"/>
-              </w:rPr>
-              <w:t>${suspectName}</w:t>
+            <w:proofErr w:type="spellStart"/>
+            <w:r>
+              <w:rPr>
+                <w:rFonts w:ascii="Arial Narrow" w:hAnsi="Arial Narrow"/>
+              </w:rPr>
+              <w:t>suratPermohonanPenangguhanPenahananDocumentDate</w:t>
+            </w:r>
+            <w:proofErr w:type="spellEnd"/>
+            <w:r>
+              <w:rPr>
+                <w:rFonts w:ascii="Arial Narrow" w:hAnsi="Arial Narrow"/>
+              </w:rPr>
+              <w:t>}</w:t>
             </w:r>
             <w:r>
               <w:rPr>
                 <w:rFonts w:ascii="Arial Narrow" w:hAnsi="Arial Narrow"/>
               </w:rPr>
               <w:t>;</w:t>
-            </w:r>
-            <w:r>
-              <w:rPr>
-                <w:rFonts w:ascii="Arial Narrow" w:hAnsi="Arial Narrow"/>
-              </w:rPr>
-              <w:t xml:space="preserve"> </w:t>
-            </w:r>
-            <w:r>
-              <w:rPr>
-                <w:rFonts w:ascii="Arial Narrow" w:hAnsi="Arial Narrow"/>
-                <w:i/>
-                <w:iCs/>
-              </w:rPr>
-              <w:t>(bila ada)</w:t>
             </w:r>
           </w:p>
         </w:tc>
@@ -2586,7 +3414,6 @@
             <w:pPr>
               <w:rPr>
                 <w:rFonts w:ascii="Arial Narrow" w:hAnsi="Arial Narrow"/>
-                <w:lang w:val="en-ID"/>
               </w:rPr>
             </w:pPr>
           </w:p>
@@ -2599,7 +3426,6 @@
             <w:pPr>
               <w:rPr>
                 <w:rFonts w:ascii="Arial Narrow" w:hAnsi="Arial Narrow"/>
-                <w:lang w:val="en-ID"/>
               </w:rPr>
             </w:pPr>
           </w:p>
@@ -2618,7 +3444,7 @@
               <w:rPr>
                 <w:rFonts w:ascii="Arial Narrow" w:hAnsi="Arial Narrow"/>
               </w:rPr>
-              <w:t>11.</w:t>
+              <w:t>12.</w:t>
             </w:r>
           </w:p>
         </w:tc>
@@ -2632,128 +3458,228 @@
               <w:jc w:val="both"/>
               <w:rPr>
                 <w:rFonts w:ascii="Arial Narrow" w:hAnsi="Arial Narrow"/>
-              </w:rPr>
-            </w:pPr>
-            <w:r>
-              <w:rPr>
-                <w:rFonts w:ascii="Arial Narrow" w:hAnsi="Arial Narrow"/>
+                <w:lang w:val="en-ID"/>
+              </w:rPr>
+            </w:pPr>
+            <w:r>
+              <w:rPr>
+                <w:rFonts w:ascii="Arial Narrow" w:hAnsi="Arial Narrow"/>
+                <w:lang w:val="en-ID"/>
               </w:rPr>
               <w:t>Surat</w:t>
             </w:r>
             <w:r>
               <w:rPr>
                 <w:rFonts w:ascii="Arial Narrow" w:hAnsi="Arial Narrow"/>
-              </w:rPr>
-              <w:t xml:space="preserve"> </w:t>
-            </w:r>
-            <w:r>
-              <w:rPr>
-                <w:rFonts w:ascii="Arial Narrow" w:hAnsi="Arial Narrow"/>
-              </w:rPr>
-              <w:t>Permohonan</w:t>
-            </w:r>
-            <w:r>
-              <w:rPr>
-                <w:rFonts w:ascii="Arial Narrow" w:hAnsi="Arial Narrow"/>
-              </w:rPr>
-              <w:t xml:space="preserve"> </w:t>
-            </w:r>
-            <w:r>
-              <w:rPr>
-                <w:rFonts w:ascii="Arial Narrow" w:hAnsi="Arial Narrow"/>
+                <w:lang w:val="en-ID"/>
+              </w:rPr>
+              <w:t xml:space="preserve"> </w:t>
+            </w:r>
+            <w:proofErr w:type="spellStart"/>
+            <w:r>
+              <w:rPr>
+                <w:rFonts w:ascii="Arial Narrow" w:hAnsi="Arial Narrow"/>
+                <w:lang w:val="en-ID"/>
+              </w:rPr>
+              <w:t>Ketetapan</w:t>
+            </w:r>
+            <w:proofErr w:type="spellEnd"/>
+            <w:r>
+              <w:rPr>
+                <w:rFonts w:ascii="Arial Narrow" w:hAnsi="Arial Narrow"/>
+                <w:lang w:val="en-ID"/>
+              </w:rPr>
+              <w:t xml:space="preserve"> </w:t>
+            </w:r>
+            <w:proofErr w:type="spellStart"/>
+            <w:r>
+              <w:rPr>
+                <w:rFonts w:ascii="Arial Narrow" w:hAnsi="Arial Narrow"/>
+                <w:lang w:val="en-ID"/>
+              </w:rPr>
+              <w:t>tentang</w:t>
+            </w:r>
+            <w:proofErr w:type="spellEnd"/>
+            <w:r>
+              <w:rPr>
+                <w:rFonts w:ascii="Arial Narrow" w:hAnsi="Arial Narrow"/>
+                <w:lang w:val="en-ID"/>
+              </w:rPr>
+              <w:t xml:space="preserve"> </w:t>
+            </w:r>
+            <w:proofErr w:type="spellStart"/>
+            <w:r>
+              <w:rPr>
+                <w:rFonts w:ascii="Arial Narrow" w:hAnsi="Arial Narrow"/>
+                <w:lang w:val="en-ID"/>
+              </w:rPr>
+              <w:t>Penetapan</w:t>
+            </w:r>
+            <w:proofErr w:type="spellEnd"/>
+            <w:r>
+              <w:rPr>
+                <w:rFonts w:ascii="Arial Narrow" w:hAnsi="Arial Narrow"/>
+                <w:lang w:val="en-ID"/>
+              </w:rPr>
+              <w:t xml:space="preserve"> </w:t>
+            </w:r>
+            <w:r>
+              <w:rPr>
+                <w:rFonts w:ascii="Arial Narrow" w:hAnsi="Arial Narrow"/>
+                <w:lang w:val="en-ID"/>
+              </w:rPr>
+              <w:t>Uang</w:t>
+            </w:r>
+            <w:r>
+              <w:rPr>
+                <w:rFonts w:ascii="Arial Narrow" w:hAnsi="Arial Narrow"/>
+                <w:lang w:val="en-ID"/>
+              </w:rPr>
+              <w:t xml:space="preserve"> </w:t>
+            </w:r>
+            <w:r>
+              <w:rPr>
+                <w:rFonts w:ascii="Arial Narrow" w:hAnsi="Arial Narrow"/>
+                <w:lang w:val="en-ID"/>
+              </w:rPr>
+              <w:t>Jaminan</w:t>
+            </w:r>
+            <w:r>
+              <w:rPr>
+                <w:rFonts w:ascii="Arial Narrow" w:hAnsi="Arial Narrow"/>
+                <w:lang w:val="en-ID"/>
+              </w:rPr>
+              <w:t xml:space="preserve"> </w:t>
+            </w:r>
+            <w:proofErr w:type="spellStart"/>
+            <w:r>
+              <w:rPr>
+                <w:rFonts w:ascii="Arial Narrow" w:hAnsi="Arial Narrow"/>
+                <w:lang w:val="en-ID"/>
               </w:rPr>
               <w:t>Penangguhan</w:t>
             </w:r>
-            <w:r>
-              <w:rPr>
-                <w:rFonts w:ascii="Arial Narrow" w:hAnsi="Arial Narrow"/>
-              </w:rPr>
-              <w:t xml:space="preserve"> </w:t>
-            </w:r>
-            <w:r>
-              <w:rPr>
-                <w:rFonts w:ascii="Arial Narrow" w:hAnsi="Arial Narrow"/>
+            <w:proofErr w:type="spellEnd"/>
+            <w:r>
+              <w:rPr>
+                <w:rFonts w:ascii="Arial Narrow" w:hAnsi="Arial Narrow"/>
+                <w:lang w:val="en-ID"/>
+              </w:rPr>
+              <w:t xml:space="preserve"> </w:t>
+            </w:r>
+            <w:proofErr w:type="spellStart"/>
+            <w:r>
+              <w:rPr>
+                <w:rFonts w:ascii="Arial Narrow" w:hAnsi="Arial Narrow"/>
+                <w:lang w:val="en-ID"/>
               </w:rPr>
               <w:t>Penahanan</w:t>
             </w:r>
-            <w:r>
-              <w:rPr>
-                <w:rFonts w:ascii="Arial Narrow" w:hAnsi="Arial Narrow"/>
-              </w:rPr>
-              <w:t xml:space="preserve"> </w:t>
-            </w:r>
-            <w:r>
-              <w:rPr>
-                <w:rFonts w:ascii="Arial Narrow" w:hAnsi="Arial Narrow"/>
-              </w:rPr>
-              <w:t>oleh</w:t>
-            </w:r>
-            <w:r>
-              <w:rPr>
-                <w:rFonts w:ascii="Arial Narrow" w:hAnsi="Arial Narrow"/>
-              </w:rPr>
-              <w:t xml:space="preserve"> </w:t>
-            </w:r>
-            <w:r>
-              <w:rPr>
-                <w:rFonts w:ascii="Arial Narrow" w:hAnsi="Arial Narrow"/>
-              </w:rPr>
-              <w:t>tersangka/kuasa</w:t>
-            </w:r>
-            <w:r>
-              <w:rPr>
-                <w:rFonts w:ascii="Arial Narrow" w:hAnsi="Arial Narrow"/>
-              </w:rPr>
-              <w:t xml:space="preserve"> </w:t>
-            </w:r>
-            <w:r>
-              <w:rPr>
-                <w:rFonts w:ascii="Arial Narrow" w:hAnsi="Arial Narrow"/>
-              </w:rPr>
-              <w:t>hukum/keluarga</w:t>
-            </w:r>
-            <w:r>
-              <w:rPr>
-                <w:rFonts w:ascii="Arial Narrow" w:hAnsi="Arial Narrow"/>
-              </w:rPr>
-              <w:t xml:space="preserve"> </w:t>
-            </w:r>
-            <w:r>
-              <w:rPr>
-                <w:rFonts w:ascii="Arial Narrow" w:hAnsi="Arial Narrow"/>
+            <w:proofErr w:type="spellEnd"/>
+            <w:r>
+              <w:rPr>
+                <w:rFonts w:ascii="Arial Narrow" w:hAnsi="Arial Narrow"/>
+                <w:lang w:val="en-ID"/>
+              </w:rPr>
+              <w:t xml:space="preserve"> </w:t>
+            </w:r>
+            <w:proofErr w:type="spellStart"/>
+            <w:r>
+              <w:rPr>
+                <w:rFonts w:ascii="Arial Narrow" w:hAnsi="Arial Narrow"/>
+                <w:lang w:val="en-ID"/>
+              </w:rPr>
+              <w:t>Nomor</w:t>
+            </w:r>
+            <w:proofErr w:type="spellEnd"/>
+            <w:r>
+              <w:rPr>
+                <w:rFonts w:ascii="Arial Narrow" w:hAnsi="Arial Narrow"/>
+                <w:lang w:val="en-ID"/>
+              </w:rPr>
+              <w:t xml:space="preserve">: </w:t>
+            </w:r>
+            <w:r>
+              <w:rPr>
+                <w:rFonts w:ascii="Arial Narrow" w:hAnsi="Arial Narrow"/>
+                <w:lang w:val="en-ID"/>
+              </w:rPr>
+              <w:t>${</w:t>
+            </w:r>
+            <w:r>
+              <w:rPr>
+                <w:rFonts w:ascii="Arial Narrow" w:hAnsi="Arial Narrow"/>
+                <w:lang w:val="en-ID"/>
+              </w:rPr>
+              <w:t>suratKetetapanTentangPenetapanUangJaminanPenangguhanPenahananDocumentNumber</w:t>
+            </w:r>
+            <w:r>
+              <w:rPr>
+                <w:rFonts w:ascii="Arial Narrow" w:hAnsi="Arial Narrow"/>
+                <w:lang w:val="en-ID"/>
+              </w:rPr>
+              <w:t>}</w:t>
+            </w:r>
+            <w:r>
+              <w:rPr>
+                <w:rFonts w:ascii="Arial Narrow" w:hAnsi="Arial Narrow"/>
+                <w:lang w:val="en-ID"/>
+              </w:rPr>
+              <w:t xml:space="preserve"> </w:t>
+            </w:r>
+            <w:proofErr w:type="spellStart"/>
+            <w:r>
+              <w:rPr>
+                <w:rFonts w:ascii="Arial Narrow" w:hAnsi="Arial Narrow"/>
+                <w:lang w:val="en-ID"/>
               </w:rPr>
               <w:t>tanggal</w:t>
             </w:r>
-            <w:r>
-              <w:rPr>
-                <w:rFonts w:ascii="Arial Narrow" w:hAnsi="Arial Narrow"/>
-              </w:rPr>
-              <w:t xml:space="preserve"> </w:t>
-            </w:r>
-            <w:r>
-              <w:rPr>
-                <w:rFonts w:ascii="Arial Narrow" w:hAnsi="Arial Narrow"/>
+            <w:proofErr w:type="spellEnd"/>
+            <w:r>
+              <w:rPr>
+                <w:rFonts w:ascii="Arial Narrow" w:hAnsi="Arial Narrow"/>
+                <w:lang w:val="en-ID"/>
+              </w:rPr>
+              <w:t xml:space="preserve"> </w:t>
+            </w:r>
+            <w:r>
+              <w:rPr>
+                <w:rFonts w:ascii="Arial Narrow" w:hAnsi="Arial Narrow"/>
+                <w:lang w:val="en-ID"/>
               </w:rPr>
               <w:t>${</w:t>
             </w:r>
             <w:r>
               <w:rPr>
                 <w:rFonts w:ascii="Arial Narrow" w:hAnsi="Arial Narrow"/>
-              </w:rPr>
-              <w:t>suratPermohonanPenangguhanPenahananDocumentDate</w:t>
-            </w:r>
-            <w:r>
-              <w:rPr>
-                <w:rFonts w:ascii="Arial Narrow" w:hAnsi="Arial Narrow"/>
+                <w:lang w:val="en-ID"/>
+              </w:rPr>
+              <w:t>suratKetetapanTentangPenetapanUangJaminanPenangguhanPenahananDocumentDate</w:t>
+            </w:r>
+            <w:r>
+              <w:rPr>
+                <w:rFonts w:ascii="Arial Narrow" w:hAnsi="Arial Narrow"/>
+                <w:lang w:val="en-ID"/>
               </w:rPr>
               <w:t>}</w:t>
             </w:r>
             <w:r>
               <w:rPr>
                 <w:rFonts w:ascii="Arial Narrow" w:hAnsi="Arial Narrow"/>
-              </w:rPr>
-              <w:t>;</w:t>
-            </w:r>
+                <w:lang w:val="en-ID"/>
+              </w:rPr>
+              <w:t xml:space="preserve">; </w:t>
+            </w:r>
+            <w:proofErr w:type="spellStart"/>
+            <w:r>
+              <w:rPr>
+                <w:rFonts w:ascii="Arial Narrow" w:hAnsi="Arial Narrow"/>
+                <w:lang w:val="en-ID"/>
+              </w:rPr>
+              <w:t>atau</w:t>
+            </w:r>
+            <w:proofErr w:type="spellEnd"/>
           </w:p>
         </w:tc>
       </w:tr>
@@ -2766,6 +3692,7 @@
             <w:pPr>
               <w:rPr>
                 <w:rFonts w:ascii="Arial Narrow" w:hAnsi="Arial Narrow"/>
+                <w:lang w:val="en-ID"/>
               </w:rPr>
             </w:pPr>
           </w:p>
@@ -2778,6 +3705,7 @@
             <w:pPr>
               <w:rPr>
                 <w:rFonts w:ascii="Arial Narrow" w:hAnsi="Arial Narrow"/>
+                <w:lang w:val="en-ID"/>
               </w:rPr>
             </w:pPr>
           </w:p>
@@ -2790,13 +3718,15 @@
             <w:pPr>
               <w:rPr>
                 <w:rFonts w:ascii="Arial Narrow" w:hAnsi="Arial Narrow"/>
-              </w:rPr>
-            </w:pPr>
-            <w:r>
-              <w:rPr>
-                <w:rFonts w:ascii="Arial Narrow" w:hAnsi="Arial Narrow"/>
-              </w:rPr>
-              <w:t>12.</w:t>
+                <w:lang w:val="en-ID"/>
+              </w:rPr>
+            </w:pPr>
+            <w:r>
+              <w:rPr>
+                <w:rFonts w:ascii="Arial Narrow" w:hAnsi="Arial Narrow"/>
+                <w:lang w:val="en-ID"/>
+              </w:rPr>
+              <w:t>13.</w:t>
             </w:r>
           </w:p>
         </w:tc>
@@ -2827,6 +3757,7 @@
               </w:rPr>
               <w:t xml:space="preserve"> </w:t>
             </w:r>
+            <w:proofErr w:type="spellStart"/>
             <w:r>
               <w:rPr>
                 <w:rFonts w:ascii="Arial Narrow" w:hAnsi="Arial Narrow"/>
@@ -2834,6 +3765,7 @@
               </w:rPr>
               <w:t>Ketetapan</w:t>
             </w:r>
+            <w:proofErr w:type="spellEnd"/>
             <w:r>
               <w:rPr>
                 <w:rFonts w:ascii="Arial Narrow" w:hAnsi="Arial Narrow"/>
@@ -2841,6 +3773,7 @@
               </w:rPr>
               <w:t xml:space="preserve"> </w:t>
             </w:r>
+            <w:proofErr w:type="spellStart"/>
             <w:r>
               <w:rPr>
                 <w:rFonts w:ascii="Arial Narrow" w:hAnsi="Arial Narrow"/>
@@ -2848,6 +3781,7 @@
               </w:rPr>
               <w:t>tentang</w:t>
             </w:r>
+            <w:proofErr w:type="spellEnd"/>
             <w:r>
               <w:rPr>
                 <w:rFonts w:ascii="Arial Narrow" w:hAnsi="Arial Narrow"/>
@@ -2855,6 +3789,7 @@
               </w:rPr>
               <w:t xml:space="preserve"> </w:t>
             </w:r>
+            <w:proofErr w:type="spellStart"/>
             <w:r>
               <w:rPr>
                 <w:rFonts w:ascii="Arial Narrow" w:hAnsi="Arial Narrow"/>
@@ -2862,6 +3797,7 @@
               </w:rPr>
               <w:t>Penetapan</w:t>
             </w:r>
+            <w:proofErr w:type="spellEnd"/>
             <w:r>
               <w:rPr>
                 <w:rFonts w:ascii="Arial Narrow" w:hAnsi="Arial Narrow"/>
@@ -2888,7 +3824,7 @@
                 <w:rFonts w:ascii="Arial Narrow" w:hAnsi="Arial Narrow"/>
                 <w:lang w:val="en-ID"/>
               </w:rPr>
-              <w:t>Jaminan</w:t>
+              <w:t>Tangguhan</w:t>
             </w:r>
             <w:r>
               <w:rPr>
@@ -2897,6 +3833,7 @@
               </w:rPr>
               <w:t xml:space="preserve"> </w:t>
             </w:r>
+            <w:proofErr w:type="spellStart"/>
             <w:r>
               <w:rPr>
                 <w:rFonts w:ascii="Arial Narrow" w:hAnsi="Arial Narrow"/>
@@ -2904,6 +3841,7 @@
               </w:rPr>
               <w:t>Penangguhan</w:t>
             </w:r>
+            <w:proofErr w:type="spellEnd"/>
             <w:r>
               <w:rPr>
                 <w:rFonts w:ascii="Arial Narrow" w:hAnsi="Arial Narrow"/>
@@ -2911,6 +3849,7 @@
               </w:rPr>
               <w:t xml:space="preserve"> </w:t>
             </w:r>
+            <w:proofErr w:type="spellStart"/>
             <w:r>
               <w:rPr>
                 <w:rFonts w:ascii="Arial Narrow" w:hAnsi="Arial Narrow"/>
@@ -2918,6 +3857,7 @@
               </w:rPr>
               <w:t>Penahanan</w:t>
             </w:r>
+            <w:proofErr w:type="spellEnd"/>
             <w:r>
               <w:rPr>
                 <w:rFonts w:ascii="Arial Narrow" w:hAnsi="Arial Narrow"/>
@@ -2925,6 +3865,7 @@
               </w:rPr>
               <w:t xml:space="preserve"> </w:t>
             </w:r>
+            <w:proofErr w:type="spellStart"/>
             <w:r>
               <w:rPr>
                 <w:rFonts w:ascii="Arial Narrow" w:hAnsi="Arial Narrow"/>
@@ -2932,18 +3873,26 @@
               </w:rPr>
               <w:t>Nomor</w:t>
             </w:r>
+            <w:proofErr w:type="spellEnd"/>
             <w:r>
               <w:rPr>
                 <w:rFonts w:ascii="Arial Narrow" w:hAnsi="Arial Narrow"/>
                 <w:lang w:val="en-ID"/>
               </w:rPr>
-              <w:t xml:space="preserve">: </w:t>
+              <w:t>:</w:t>
             </w:r>
             <w:r>
               <w:rPr>
                 <w:rFonts w:ascii="Arial Narrow" w:hAnsi="Arial Narrow"/>
                 <w:lang w:val="en-ID"/>
               </w:rPr>
+              <w:t xml:space="preserve"> </w:t>
+            </w:r>
+            <w:r>
+              <w:rPr>
+                <w:rFonts w:ascii="Arial Narrow" w:hAnsi="Arial Narrow"/>
+                <w:lang w:val="en-ID"/>
+              </w:rPr>
               <w:t>${</w:t>
             </w:r>
             <w:r>
@@ -2951,7 +3900,7 @@
                 <w:rFonts w:ascii="Arial Narrow" w:hAnsi="Arial Narrow"/>
                 <w:lang w:val="en-ID"/>
               </w:rPr>
-              <w:t>suratKetetapanTentangPenetapanUangJaminanPenangguhanPenahananDocumentNumber</w:t>
+              <w:t>suratKetetapanTentangPenetapanUangTangguhanPenangguhanPenahananDocumentNumber</w:t>
             </w:r>
             <w:r>
               <w:rPr>
@@ -2967,6 +3916,7 @@
               </w:rPr>
               <w:t xml:space="preserve"> </w:t>
             </w:r>
+            <w:proofErr w:type="spellStart"/>
             <w:r>
               <w:rPr>
                 <w:rFonts w:ascii="Arial Narrow" w:hAnsi="Arial Narrow"/>
@@ -2974,6 +3924,7 @@
               </w:rPr>
               <w:t>tanggal</w:t>
             </w:r>
+            <w:proofErr w:type="spellEnd"/>
             <w:r>
               <w:rPr>
                 <w:rFonts w:ascii="Arial Narrow" w:hAnsi="Arial Narrow"/>
@@ -2993,294 +3944,7 @@
                 <w:rFonts w:ascii="Arial Narrow" w:hAnsi="Arial Narrow"/>
                 <w:lang w:val="en-ID"/>
               </w:rPr>
-              <w:t>suratKetetapanTentangPenetapanUangJaminanPenangguhanPenahananDocument</w:t>
-            </w:r>
-            <w:r>
-              <w:rPr>
-                <w:rFonts w:ascii="Arial Narrow" w:hAnsi="Arial Narrow"/>
-                <w:lang w:val="en-ID"/>
-              </w:rPr>
-              <w:t>Date</w:t>
-            </w:r>
-            <w:r>
-              <w:rPr>
-                <w:rFonts w:ascii="Arial Narrow" w:hAnsi="Arial Narrow"/>
-                <w:lang w:val="en-ID"/>
-              </w:rPr>
-              <w:t>}</w:t>
-            </w:r>
-            <w:r>
-              <w:rPr>
-                <w:rFonts w:ascii="Arial Narrow" w:hAnsi="Arial Narrow"/>
-                <w:lang w:val="en-ID"/>
-              </w:rPr>
-              <w:t>; atau</w:t>
-            </w:r>
-          </w:p>
-        </w:tc>
-      </w:tr>
-      <w:tr>
-        <w:tc>
-          <w:tcPr>
-            <w:tcW w:w="1418" w:type="dxa"/>
-          </w:tcPr>
-          <w:p>
-            <w:pPr>
-              <w:rPr>
-                <w:rFonts w:ascii="Arial Narrow" w:hAnsi="Arial Narrow"/>
-                <w:lang w:val="en-ID"/>
-              </w:rPr>
-            </w:pPr>
-          </w:p>
-        </w:tc>
-        <w:tc>
-          <w:tcPr>
-            <w:tcW w:w="283" w:type="dxa"/>
-          </w:tcPr>
-          <w:p>
-            <w:pPr>
-              <w:rPr>
-                <w:rFonts w:ascii="Arial Narrow" w:hAnsi="Arial Narrow"/>
-                <w:lang w:val="en-ID"/>
-              </w:rPr>
-            </w:pPr>
-          </w:p>
-        </w:tc>
-        <w:tc>
-          <w:tcPr>
-            <w:tcW w:w="426" w:type="dxa"/>
-          </w:tcPr>
-          <w:p>
-            <w:pPr>
-              <w:rPr>
-                <w:rFonts w:ascii="Arial Narrow" w:hAnsi="Arial Narrow"/>
-                <w:lang w:val="en-ID"/>
-              </w:rPr>
-            </w:pPr>
-            <w:r>
-              <w:rPr>
-                <w:rFonts w:ascii="Arial Narrow" w:hAnsi="Arial Narrow"/>
-                <w:lang w:val="en-ID"/>
-              </w:rPr>
-              <w:t>13.</w:t>
-            </w:r>
-          </w:p>
-        </w:tc>
-        <w:tc>
-          <w:tcPr>
-            <w:tcW w:w="6985" w:type="dxa"/>
-            <w:gridSpan w:val="6"/>
-          </w:tcPr>
-          <w:p>
-            <w:pPr>
-              <w:jc w:val="both"/>
-              <w:rPr>
-                <w:rFonts w:ascii="Arial Narrow" w:hAnsi="Arial Narrow"/>
-                <w:lang w:val="en-ID"/>
-              </w:rPr>
-            </w:pPr>
-            <w:r>
-              <w:rPr>
-                <w:rFonts w:ascii="Arial Narrow" w:hAnsi="Arial Narrow"/>
-                <w:lang w:val="en-ID"/>
-              </w:rPr>
-              <w:t>Surat</w:t>
-            </w:r>
-            <w:r>
-              <w:rPr>
-                <w:rFonts w:ascii="Arial Narrow" w:hAnsi="Arial Narrow"/>
-                <w:lang w:val="en-ID"/>
-              </w:rPr>
-              <w:t xml:space="preserve"> </w:t>
-            </w:r>
-            <w:r>
-              <w:rPr>
-                <w:rFonts w:ascii="Arial Narrow" w:hAnsi="Arial Narrow"/>
-                <w:lang w:val="en-ID"/>
-              </w:rPr>
-              <w:t>Ketetapan</w:t>
-            </w:r>
-            <w:r>
-              <w:rPr>
-                <w:rFonts w:ascii="Arial Narrow" w:hAnsi="Arial Narrow"/>
-                <w:lang w:val="en-ID"/>
-              </w:rPr>
-              <w:t xml:space="preserve"> </w:t>
-            </w:r>
-            <w:r>
-              <w:rPr>
-                <w:rFonts w:ascii="Arial Narrow" w:hAnsi="Arial Narrow"/>
-                <w:lang w:val="en-ID"/>
-              </w:rPr>
-              <w:t>tentang</w:t>
-            </w:r>
-            <w:r>
-              <w:rPr>
-                <w:rFonts w:ascii="Arial Narrow" w:hAnsi="Arial Narrow"/>
-                <w:lang w:val="en-ID"/>
-              </w:rPr>
-              <w:t xml:space="preserve"> </w:t>
-            </w:r>
-            <w:r>
-              <w:rPr>
-                <w:rFonts w:ascii="Arial Narrow" w:hAnsi="Arial Narrow"/>
-                <w:lang w:val="en-ID"/>
-              </w:rPr>
-              <w:t>Penetapan</w:t>
-            </w:r>
-            <w:r>
-              <w:rPr>
-                <w:rFonts w:ascii="Arial Narrow" w:hAnsi="Arial Narrow"/>
-                <w:lang w:val="en-ID"/>
-              </w:rPr>
-              <w:t xml:space="preserve"> </w:t>
-            </w:r>
-            <w:r>
-              <w:rPr>
-                <w:rFonts w:ascii="Arial Narrow" w:hAnsi="Arial Narrow"/>
-                <w:lang w:val="en-ID"/>
-              </w:rPr>
-              <w:t>Uang</w:t>
-            </w:r>
-            <w:r>
-              <w:rPr>
-                <w:rFonts w:ascii="Arial Narrow" w:hAnsi="Arial Narrow"/>
-                <w:lang w:val="en-ID"/>
-              </w:rPr>
-              <w:t xml:space="preserve"> </w:t>
-            </w:r>
-            <w:r>
-              <w:rPr>
-                <w:rFonts w:ascii="Arial Narrow" w:hAnsi="Arial Narrow"/>
-                <w:lang w:val="en-ID"/>
-              </w:rPr>
-              <w:t>Tangguhan</w:t>
-            </w:r>
-            <w:r>
-              <w:rPr>
-                <w:rFonts w:ascii="Arial Narrow" w:hAnsi="Arial Narrow"/>
-                <w:lang w:val="en-ID"/>
-              </w:rPr>
-              <w:t xml:space="preserve"> </w:t>
-            </w:r>
-            <w:r>
-              <w:rPr>
-                <w:rFonts w:ascii="Arial Narrow" w:hAnsi="Arial Narrow"/>
-                <w:lang w:val="en-ID"/>
-              </w:rPr>
-              <w:t>Penangguhan</w:t>
-            </w:r>
-            <w:r>
-              <w:rPr>
-                <w:rFonts w:ascii="Arial Narrow" w:hAnsi="Arial Narrow"/>
-                <w:lang w:val="en-ID"/>
-              </w:rPr>
-              <w:t xml:space="preserve"> </w:t>
-            </w:r>
-            <w:r>
-              <w:rPr>
-                <w:rFonts w:ascii="Arial Narrow" w:hAnsi="Arial Narrow"/>
-                <w:lang w:val="en-ID"/>
-              </w:rPr>
-              <w:t>Penahanan</w:t>
-            </w:r>
-            <w:r>
-              <w:rPr>
-                <w:rFonts w:ascii="Arial Narrow" w:hAnsi="Arial Narrow"/>
-                <w:lang w:val="en-ID"/>
-              </w:rPr>
-              <w:t xml:space="preserve"> </w:t>
-            </w:r>
-            <w:r>
-              <w:rPr>
-                <w:rFonts w:ascii="Arial Narrow" w:hAnsi="Arial Narrow"/>
-                <w:lang w:val="en-ID"/>
-              </w:rPr>
-              <w:t>Nomor:</w:t>
-            </w:r>
-            <w:r>
-              <w:rPr>
-                <w:rFonts w:ascii="Arial Narrow" w:hAnsi="Arial Narrow"/>
-                <w:lang w:val="en-ID"/>
-              </w:rPr>
-              <w:t xml:space="preserve"> </w:t>
-            </w:r>
-            <w:r>
-              <w:rPr>
-                <w:rFonts w:ascii="Arial Narrow" w:hAnsi="Arial Narrow"/>
-                <w:lang w:val="en-ID"/>
-              </w:rPr>
-              <w:t>${</w:t>
-            </w:r>
-            <w:r>
-              <w:rPr>
-                <w:rFonts w:ascii="Arial Narrow" w:hAnsi="Arial Narrow"/>
-                <w:lang w:val="en-ID"/>
-              </w:rPr>
-              <w:t>suratKetetapanTentangPenetapanUang</w:t>
-            </w:r>
-            <w:r>
-              <w:rPr>
-                <w:rFonts w:ascii="Arial Narrow" w:hAnsi="Arial Narrow"/>
-                <w:lang w:val="en-ID"/>
-              </w:rPr>
-              <w:t>Tangguhan</w:t>
-            </w:r>
-            <w:r>
-              <w:rPr>
-                <w:rFonts w:ascii="Arial Narrow" w:hAnsi="Arial Narrow"/>
-                <w:lang w:val="en-ID"/>
-              </w:rPr>
-              <w:t>PenangguhanPenahananDocumentNumber</w:t>
-            </w:r>
-            <w:r>
-              <w:rPr>
-                <w:rFonts w:ascii="Arial Narrow" w:hAnsi="Arial Narrow"/>
-                <w:lang w:val="en-ID"/>
-              </w:rPr>
-              <w:t>}</w:t>
-            </w:r>
-            <w:r>
-              <w:rPr>
-                <w:rFonts w:ascii="Arial Narrow" w:hAnsi="Arial Narrow"/>
-                <w:lang w:val="en-ID"/>
-              </w:rPr>
-              <w:t xml:space="preserve"> </w:t>
-            </w:r>
-            <w:r>
-              <w:rPr>
-                <w:rFonts w:ascii="Arial Narrow" w:hAnsi="Arial Narrow"/>
-                <w:lang w:val="en-ID"/>
-              </w:rPr>
-              <w:t>tanggal</w:t>
-            </w:r>
-            <w:r>
-              <w:rPr>
-                <w:rFonts w:ascii="Arial Narrow" w:hAnsi="Arial Narrow"/>
-                <w:lang w:val="en-ID"/>
-              </w:rPr>
-              <w:t xml:space="preserve"> </w:t>
-            </w:r>
-            <w:r>
-              <w:rPr>
-                <w:rFonts w:ascii="Arial Narrow" w:hAnsi="Arial Narrow"/>
-                <w:lang w:val="en-ID"/>
-              </w:rPr>
-              <w:t>${</w:t>
-            </w:r>
-            <w:r>
-              <w:rPr>
-                <w:rFonts w:ascii="Arial Narrow" w:hAnsi="Arial Narrow"/>
-                <w:lang w:val="en-ID"/>
-              </w:rPr>
-              <w:t>suratKetetapanTentangPenetapanUangTangguhanPenangguhanPenahananDocument</w:t>
-            </w:r>
-            <w:r>
-              <w:rPr>
-                <w:rFonts w:ascii="Arial Narrow" w:hAnsi="Arial Narrow"/>
-                <w:lang w:val="en-ID"/>
-              </w:rPr>
-              <w:t>Date</w:t>
+              <w:t>suratKetetapanTentangPenetapanUangTangguhanPenangguhanPenahananDocumentDate</w:t>
             </w:r>
             <w:r>
               <w:rPr>
@@ -3369,12 +4033,14 @@
                 <w:rFonts w:ascii="Arial Narrow" w:hAnsi="Arial Narrow"/>
               </w:rPr>
             </w:pPr>
+            <w:proofErr w:type="spellStart"/>
             <w:r>
               <w:rPr>
                 <w:rFonts w:ascii="Arial Narrow" w:hAnsi="Arial Narrow"/>
               </w:rPr>
               <w:t>Kepada</w:t>
             </w:r>
+            <w:proofErr w:type="spellEnd"/>
           </w:p>
         </w:tc>
         <w:tc>
@@ -3410,46 +4076,26 @@
               <w:rPr>
                 <w:rFonts w:ascii="Arial Narrow" w:hAnsi="Arial Narrow"/>
               </w:rPr>
-              <w:t>${block_officers}</w:t>
-            </w:r>
-          </w:p>
-        </w:tc>
-      </w:tr>
-      <w:tr>
-        <w:tc>
-          <w:tcPr>
-            <w:tcW w:w="1418" w:type="dxa"/>
-          </w:tcPr>
-          <w:p>
-            <w:pPr>
-              <w:rPr>
-                <w:rFonts w:ascii="Arial Narrow" w:hAnsi="Arial Narrow"/>
-              </w:rPr>
-            </w:pPr>
-          </w:p>
-        </w:tc>
-        <w:tc>
-          <w:tcPr>
-            <w:tcW w:w="283" w:type="dxa"/>
-          </w:tcPr>
-          <w:p>
-            <w:pPr>
-              <w:rPr>
-                <w:rFonts w:ascii="Arial Narrow" w:hAnsi="Arial Narrow"/>
-              </w:rPr>
-            </w:pPr>
-          </w:p>
-        </w:tc>
-        <w:tc>
-          <w:tcPr>
-            <w:tcW w:w="7411" w:type="dxa"/>
-            <w:gridSpan w:val="7"/>
-          </w:tcPr>
+              <w:t>${</w:t>
+            </w:r>
+            <w:proofErr w:type="spellStart"/>
+            <w:r>
+              <w:rPr>
+                <w:rFonts w:ascii="Arial Narrow" w:hAnsi="Arial Narrow"/>
+              </w:rPr>
+              <w:t>block_officers</w:t>
+            </w:r>
+            <w:proofErr w:type="spellEnd"/>
+            <w:r>
+              <w:rPr>
+                <w:rFonts w:ascii="Arial Narrow" w:hAnsi="Arial Narrow"/>
+              </w:rPr>
+              <w:t>}</w:t>
+            </w:r>
+          </w:p>
           <w:tbl>
             <w:tblPr>
               <w:tblStyle w:val="TableGrid"/>
-              <w:tblpPr w:leftFromText="180" w:rightFromText="180" w:vertAnchor="text" w:tblpX="108" w:tblpY="1"/>
-              <w:tblOverlap w:val="never"/>
               <w:tblW w:w="0" w:type="auto"/>
               <w:tblBorders>
                 <w:top w:val="none" w:sz="0" w:space="0" w:color="auto"/>
@@ -3459,7 +4105,6 @@
                 <w:insideH w:val="none" w:sz="0" w:space="0" w:color="auto"/>
                 <w:insideV w:val="none" w:sz="0" w:space="0" w:color="auto"/>
               </w:tblBorders>
-              <w:tblLayout w:type="fixed"/>
               <w:tblCellMar>
                 <w:left w:w="0" w:type="dxa"/>
                 <w:right w:w="0" w:type="dxa"/>
@@ -3467,15 +4112,14 @@
               <w:tblLook w:val="04A0" w:firstRow="1" w:lastRow="0" w:firstColumn="1" w:lastColumn="0" w:noHBand="0" w:noVBand="1"/>
             </w:tblPr>
             <w:tblGrid>
-              <w:gridCol w:w="450"/>
-              <w:gridCol w:w="1260"/>
-              <w:gridCol w:w="180"/>
-              <w:gridCol w:w="5521"/>
+              <w:gridCol w:w="624"/>
+              <w:gridCol w:w="4870"/>
             </w:tblGrid>
             <w:tr>
               <w:tc>
                 <w:tcPr>
-                  <w:tcW w:w="450" w:type="dxa"/>
+                  <w:tcW w:w="432" w:type="dxa"/>
+                  <w:vMerge w:val="restart"/>
                 </w:tcPr>
                 <w:p>
                   <w:pPr>
@@ -3487,79 +4131,135 @@
                     <w:rPr>
                       <w:rFonts w:ascii="Arial Narrow" w:hAnsi="Arial Narrow"/>
                     </w:rPr>
-                    <w:t>${number}</w:t>
-                  </w:r>
-                  <w:r>
-                    <w:rPr>
-                      <w:rFonts w:ascii="Arial Narrow" w:hAnsi="Arial Narrow"/>
-                    </w:rPr>
-                    <w:t>.</w:t>
+                    <w:lastRenderedPageBreak/>
+                    <w:t>${number}.</w:t>
                   </w:r>
                 </w:p>
               </w:tc>
               <w:tc>
                 <w:tcPr>
-                  <w:tcW w:w="1260" w:type="dxa"/>
+                  <w:tcW w:w="0" w:type="auto"/>
+                  <w:tcBorders>
+                    <w:bottom w:val="single" w:sz="4" w:space="0" w:color="auto"/>
+                  </w:tcBorders>
                 </w:tcPr>
                 <w:p>
                   <w:pPr>
                     <w:rPr>
                       <w:rFonts w:ascii="Arial Narrow" w:hAnsi="Arial Narrow"/>
+                      <w:b/>
+                      <w:bCs/>
                     </w:rPr>
                   </w:pPr>
                   <w:r>
                     <w:rPr>
                       <w:rFonts w:ascii="Arial Narrow" w:hAnsi="Arial Narrow"/>
                     </w:rPr>
-                    <w:t>Nama</w:t>
+                    <w:t>${</w:t>
                   </w:r>
-                </w:p>
-              </w:tc>
-              <w:tc>
-                <w:tcPr>
-                  <w:tcW w:w="180" w:type="dxa"/>
-                </w:tcPr>
-                <w:p>
-                  <w:pPr>
+                  <w:proofErr w:type="spellStart"/>
+                  <w:r>
                     <w:rPr>
                       <w:rFonts w:ascii="Arial Narrow" w:hAnsi="Arial Narrow"/>
                     </w:rPr>
-                  </w:pPr>
+                    <w:t>rank_id</w:t>
+                  </w:r>
+                  <w:proofErr w:type="spellEnd"/>
+                  <w:r>
+                    <w:rPr>
+                      <w:rFonts w:ascii="Arial Narrow" w:hAnsi="Arial Narrow"/>
+                    </w:rPr>
+                    <w:t>}</w:t>
+                  </w:r>
+                  <w:r>
+                    <w:rPr>
+                      <w:rFonts w:ascii="Arial Narrow" w:hAnsi="Arial Narrow"/>
+                    </w:rPr>
+                    <w:t xml:space="preserve"> </w:t>
+                  </w:r>
                   <w:r>
                     <w:rPr>
                       <w:rFonts w:ascii="Arial Narrow" w:eastAsia="Arial Narrow" w:hAnsi="Arial Narrow"/>
                       <w:bCs/>
                       <w:color w:val="000000"/>
                     </w:rPr>
-                    <w:t>:</w:t>
+                    <w:t>${</w:t>
                   </w:r>
-                </w:p>
-              </w:tc>
-              <w:tc>
-                <w:tcPr>
-                  <w:tcW w:w="5521" w:type="dxa"/>
-                </w:tcPr>
-                <w:p>
-                  <w:pPr>
-                    <w:rPr>
-                      <w:rFonts w:ascii="Arial Narrow" w:hAnsi="Arial Narrow"/>
-                    </w:rPr>
-                  </w:pPr>
+                  <w:proofErr w:type="spellStart"/>
                   <w:r>
                     <w:rPr>
                       <w:rFonts w:ascii="Arial Narrow" w:eastAsia="Arial Narrow" w:hAnsi="Arial Narrow"/>
                       <w:bCs/>
                       <w:color w:val="000000"/>
                     </w:rPr>
-                    <w:t>${first_name} ${last_name}</w:t>
+                    <w:t>first_name</w:t>
+                  </w:r>
+                  <w:proofErr w:type="spellEnd"/>
+                  <w:r>
+                    <w:rPr>
+                      <w:rFonts w:ascii="Arial Narrow" w:eastAsia="Arial Narrow" w:hAnsi="Arial Narrow"/>
+                      <w:bCs/>
+                      <w:color w:val="000000"/>
+                    </w:rPr>
+                    <w:t>} ${</w:t>
+                  </w:r>
+                  <w:proofErr w:type="spellStart"/>
+                  <w:r>
+                    <w:rPr>
+                      <w:rFonts w:ascii="Arial Narrow" w:eastAsia="Arial Narrow" w:hAnsi="Arial Narrow"/>
+                      <w:bCs/>
+                      <w:color w:val="000000"/>
+                    </w:rPr>
+                    <w:t>last_name</w:t>
+                  </w:r>
+                  <w:proofErr w:type="spellEnd"/>
+                  <w:r>
+                    <w:rPr>
+                      <w:rFonts w:ascii="Arial Narrow" w:eastAsia="Arial Narrow" w:hAnsi="Arial Narrow"/>
+                      <w:bCs/>
+                      <w:color w:val="000000"/>
+                    </w:rPr>
+                    <w:t>}</w:t>
+                  </w:r>
+                  <w:r>
+                    <w:rPr>
+                      <w:rFonts w:ascii="Arial Narrow" w:eastAsia="Arial Narrow" w:hAnsi="Arial Narrow"/>
+                      <w:bCs/>
+                      <w:color w:val="000000"/>
+                    </w:rPr>
+                    <w:t xml:space="preserve"> NRP </w:t>
+                  </w:r>
+                  <w:r>
+                    <w:rPr>
+                      <w:rFonts w:ascii="Arial Narrow" w:hAnsi="Arial Narrow"/>
+                    </w:rPr>
+                    <w:t>${</w:t>
+                  </w:r>
+                  <w:proofErr w:type="spellStart"/>
+                  <w:r>
+                    <w:rPr>
+                      <w:rFonts w:ascii="Arial Narrow" w:hAnsi="Arial Narrow"/>
+                    </w:rPr>
+                    <w:t>officer_id</w:t>
+                  </w:r>
+                  <w:proofErr w:type="spellEnd"/>
+                  <w:r>
+                    <w:rPr>
+                      <w:rFonts w:ascii="Arial Narrow" w:hAnsi="Arial Narrow"/>
+                    </w:rPr>
+                    <w:t>}</w:t>
                   </w:r>
                 </w:p>
               </w:tc>
             </w:tr>
             <w:tr>
+              <w:trPr>
+                <w:trHeight w:val="446"/>
+              </w:trPr>
               <w:tc>
                 <w:tcPr>
-                  <w:tcW w:w="450" w:type="dxa"/>
+                  <w:tcW w:w="432" w:type="dxa"/>
+                  <w:vMerge/>
                 </w:tcPr>
                 <w:p>
                   <w:pPr>
@@ -3571,115 +4271,10 @@
               </w:tc>
               <w:tc>
                 <w:tcPr>
-                  <w:tcW w:w="1260" w:type="dxa"/>
-                </w:tcPr>
-                <w:p>
-                  <w:pPr>
-                    <w:rPr>
-                      <w:rFonts w:ascii="Arial Narrow" w:hAnsi="Arial Narrow"/>
-                    </w:rPr>
-                  </w:pPr>
-                  <w:r>
-                    <w:rPr>
-                      <w:rFonts w:ascii="Arial Narrow" w:hAnsi="Arial Narrow"/>
-                      <w:color w:val="000000"/>
-                    </w:rPr>
-                    <w:t>Pangkat/Nrp</w:t>
-                  </w:r>
-                </w:p>
-              </w:tc>
-              <w:tc>
-                <w:tcPr>
-                  <w:tcW w:w="180" w:type="dxa"/>
-                </w:tcPr>
-                <w:p>
-                  <w:pPr>
-                    <w:rPr>
-                      <w:rFonts w:ascii="Arial Narrow" w:hAnsi="Arial Narrow"/>
-                    </w:rPr>
-                  </w:pPr>
-                  <w:r>
-                    <w:rPr>
-                      <w:rFonts w:ascii="Arial Narrow" w:hAnsi="Arial Narrow"/>
-                    </w:rPr>
-                    <w:t>:</w:t>
-                  </w:r>
-                </w:p>
-              </w:tc>
-              <w:tc>
-                <w:tcPr>
-                  <w:tcW w:w="5521" w:type="dxa"/>
-                </w:tcPr>
-                <w:p>
-                  <w:pPr>
-                    <w:rPr>
-                      <w:rFonts w:ascii="Arial Narrow" w:hAnsi="Arial Narrow"/>
-                    </w:rPr>
-                  </w:pPr>
-                  <w:r>
-                    <w:rPr>
-                      <w:rFonts w:ascii="Arial Narrow" w:hAnsi="Arial Narrow"/>
-                    </w:rPr>
-                    <w:t>${rank_id} / ${officer_id}</w:t>
-                  </w:r>
-                </w:p>
-              </w:tc>
-            </w:tr>
-            <w:tr>
-              <w:trPr>
-                <w:trHeight w:val="296"/>
-              </w:trPr>
-              <w:tc>
-                <w:tcPr>
-                  <w:tcW w:w="450" w:type="dxa"/>
-                </w:tcPr>
-                <w:p>
-                  <w:pPr>
-                    <w:rPr>
-                      <w:rFonts w:ascii="Arial Narrow" w:hAnsi="Arial Narrow"/>
-                    </w:rPr>
-                  </w:pPr>
-                </w:p>
-              </w:tc>
-              <w:tc>
-                <w:tcPr>
-                  <w:tcW w:w="1260" w:type="dxa"/>
-                </w:tcPr>
-                <w:p>
-                  <w:pPr>
-                    <w:rPr>
-                      <w:rFonts w:ascii="Arial Narrow" w:hAnsi="Arial Narrow"/>
-                    </w:rPr>
-                  </w:pPr>
-                  <w:r>
-                    <w:rPr>
-                      <w:rFonts w:ascii="Arial Narrow" w:hAnsi="Arial Narrow"/>
-                    </w:rPr>
-                    <w:t>Jabatan</w:t>
-                  </w:r>
-                </w:p>
-              </w:tc>
-              <w:tc>
-                <w:tcPr>
-                  <w:tcW w:w="180" w:type="dxa"/>
-                </w:tcPr>
-                <w:p>
-                  <w:pPr>
-                    <w:rPr>
-                      <w:rFonts w:ascii="Arial Narrow" w:hAnsi="Arial Narrow"/>
-                    </w:rPr>
-                  </w:pPr>
-                  <w:r>
-                    <w:rPr>
-                      <w:rFonts w:ascii="Arial Narrow" w:hAnsi="Arial Narrow"/>
-                    </w:rPr>
-                    <w:t>:</w:t>
-                  </w:r>
-                </w:p>
-              </w:tc>
-              <w:tc>
-                <w:tcPr>
-                  <w:tcW w:w="5521" w:type="dxa"/>
+                  <w:tcW w:w="0" w:type="auto"/>
+                  <w:tcBorders>
+                    <w:top w:val="single" w:sz="4" w:space="0" w:color="auto"/>
+                  </w:tcBorders>
                 </w:tcPr>
                 <w:p>
                   <w:pPr>
@@ -3703,50 +4298,64 @@
                 <w:rFonts w:ascii="Arial Narrow" w:hAnsi="Arial Narrow"/>
               </w:rPr>
             </w:pPr>
+            <w:proofErr w:type="gramStart"/>
+            <w:r>
+              <w:rPr>
+                <w:rFonts w:ascii="Arial Narrow" w:hAnsi="Arial Narrow"/>
+              </w:rPr>
+              <w:t>${/</w:t>
+            </w:r>
+            <w:proofErr w:type="spellStart"/>
+            <w:proofErr w:type="gramEnd"/>
+            <w:r>
+              <w:rPr>
+                <w:rFonts w:ascii="Arial Narrow" w:hAnsi="Arial Narrow"/>
+              </w:rPr>
+              <w:t>block_officers</w:t>
+            </w:r>
+            <w:proofErr w:type="spellEnd"/>
+            <w:r>
+              <w:rPr>
+                <w:rFonts w:ascii="Arial Narrow" w:hAnsi="Arial Narrow"/>
+              </w:rPr>
+              <w:t>}</w:t>
+            </w:r>
           </w:p>
         </w:tc>
       </w:tr>
       <w:tr>
         <w:tc>
           <w:tcPr>
-            <w:tcW w:w="1418" w:type="dxa"/>
-          </w:tcPr>
-          <w:p>
-            <w:pPr>
-              <w:rPr>
-                <w:rFonts w:ascii="Arial Narrow" w:hAnsi="Arial Narrow"/>
-              </w:rPr>
-            </w:pPr>
-          </w:p>
-        </w:tc>
-        <w:tc>
-          <w:tcPr>
-            <w:tcW w:w="283" w:type="dxa"/>
-          </w:tcPr>
-          <w:p>
-            <w:pPr>
-              <w:rPr>
-                <w:rFonts w:ascii="Arial Narrow" w:hAnsi="Arial Narrow"/>
-              </w:rPr>
-            </w:pPr>
-          </w:p>
-        </w:tc>
-        <w:tc>
-          <w:tcPr>
-            <w:tcW w:w="7411" w:type="dxa"/>
-            <w:gridSpan w:val="7"/>
-          </w:tcPr>
-          <w:p>
-            <w:pPr>
-              <w:rPr>
-                <w:rFonts w:ascii="Arial Narrow" w:hAnsi="Arial Narrow"/>
-              </w:rPr>
-            </w:pPr>
-            <w:r>
-              <w:rPr>
-                <w:rFonts w:ascii="Arial Narrow" w:hAnsi="Arial Narrow"/>
-              </w:rPr>
-              <w:t>${/block_officers}</w:t>
+            <w:tcW w:w="9112" w:type="dxa"/>
+            <w:gridSpan w:val="9"/>
+          </w:tcPr>
+          <w:p>
+            <w:pPr>
+              <w:rPr>
+                <w:rFonts w:ascii="Arial Narrow" w:hAnsi="Arial Narrow"/>
+                <w:sz w:val="12"/>
+                <w:szCs w:val="12"/>
+              </w:rPr>
+            </w:pPr>
+          </w:p>
+          <w:p>
+            <w:pPr>
+              <w:tabs>
+                <w:tab w:val="left" w:pos="6936"/>
+              </w:tabs>
+              <w:rPr>
+                <w:rFonts w:ascii="Arial Narrow" w:hAnsi="Arial Narrow"/>
+                <w:sz w:val="12"/>
+                <w:szCs w:val="12"/>
+              </w:rPr>
+            </w:pPr>
+            <w:r>
+              <w:rPr>
+                <w:rFonts w:ascii="Arial Narrow" w:hAnsi="Arial Narrow"/>
+                <w:sz w:val="12"/>
+                <w:szCs w:val="12"/>
+              </w:rPr>
+              <w:tab/>
             </w:r>
           </w:p>
         </w:tc>
@@ -3754,15 +4363,1149 @@
       <w:tr>
         <w:tc>
           <w:tcPr>
+            <w:tcW w:w="1418" w:type="dxa"/>
+          </w:tcPr>
+          <w:p>
+            <w:pPr>
+              <w:rPr>
+                <w:rFonts w:ascii="Arial Narrow" w:hAnsi="Arial Narrow"/>
+              </w:rPr>
+            </w:pPr>
+            <w:proofErr w:type="spellStart"/>
+            <w:r>
+              <w:rPr>
+                <w:rFonts w:ascii="Arial Narrow" w:hAnsi="Arial Narrow"/>
+              </w:rPr>
+              <w:t>Untuk</w:t>
+            </w:r>
+            <w:proofErr w:type="spellEnd"/>
+          </w:p>
+        </w:tc>
+        <w:tc>
+          <w:tcPr>
+            <w:tcW w:w="283" w:type="dxa"/>
+          </w:tcPr>
+          <w:p>
+            <w:pPr>
+              <w:rPr>
+                <w:rFonts w:ascii="Arial Narrow" w:hAnsi="Arial Narrow"/>
+              </w:rPr>
+            </w:pPr>
+            <w:r>
+              <w:rPr>
+                <w:rFonts w:ascii="Arial Narrow" w:hAnsi="Arial Narrow"/>
+              </w:rPr>
+              <w:t>:</w:t>
+            </w:r>
+          </w:p>
+        </w:tc>
+        <w:tc>
+          <w:tcPr>
+            <w:tcW w:w="426" w:type="dxa"/>
+          </w:tcPr>
+          <w:p>
+            <w:pPr>
+              <w:rPr>
+                <w:rFonts w:ascii="Arial Narrow" w:hAnsi="Arial Narrow"/>
+              </w:rPr>
+            </w:pPr>
+            <w:r>
+              <w:rPr>
+                <w:rFonts w:ascii="Arial Narrow" w:hAnsi="Arial Narrow"/>
+              </w:rPr>
+              <w:t>1.</w:t>
+            </w:r>
+          </w:p>
+        </w:tc>
+        <w:tc>
+          <w:tcPr>
+            <w:tcW w:w="6985" w:type="dxa"/>
+            <w:gridSpan w:val="6"/>
+          </w:tcPr>
+          <w:p>
+            <w:pPr>
+              <w:jc w:val="both"/>
+              <w:rPr>
+                <w:rFonts w:ascii="Arial Narrow" w:hAnsi="Arial Narrow"/>
+                <w:lang w:val="fi-FI"/>
+              </w:rPr>
+            </w:pPr>
+            <w:r>
+              <w:rPr>
+                <w:rFonts w:ascii="Arial Narrow" w:hAnsi="Arial Narrow"/>
+                <w:lang w:val="fi-FI"/>
+              </w:rPr>
+              <w:t>melakukan penangguhan penahanan terhadap tersangka:</w:t>
+            </w:r>
+          </w:p>
+        </w:tc>
+      </w:tr>
+      <w:tr>
+        <w:tc>
+          <w:tcPr>
+            <w:tcW w:w="1418" w:type="dxa"/>
+          </w:tcPr>
+          <w:p>
+            <w:pPr>
+              <w:rPr>
+                <w:rFonts w:ascii="Arial Narrow" w:hAnsi="Arial Narrow"/>
+                <w:lang w:val="fi-FI"/>
+              </w:rPr>
+            </w:pPr>
+          </w:p>
+        </w:tc>
+        <w:tc>
+          <w:tcPr>
+            <w:tcW w:w="283" w:type="dxa"/>
+          </w:tcPr>
+          <w:p>
+            <w:pPr>
+              <w:rPr>
+                <w:rFonts w:ascii="Arial Narrow" w:hAnsi="Arial Narrow"/>
+                <w:lang w:val="fi-FI"/>
+              </w:rPr>
+            </w:pPr>
+          </w:p>
+        </w:tc>
+        <w:tc>
+          <w:tcPr>
+            <w:tcW w:w="426" w:type="dxa"/>
+          </w:tcPr>
+          <w:p>
+            <w:pPr>
+              <w:rPr>
+                <w:rFonts w:ascii="Arial Narrow" w:hAnsi="Arial Narrow"/>
+                <w:lang w:val="fi-FI"/>
+              </w:rPr>
+            </w:pPr>
+          </w:p>
+        </w:tc>
+        <w:tc>
+          <w:tcPr>
+            <w:tcW w:w="425" w:type="dxa"/>
+          </w:tcPr>
+          <w:p>
+            <w:pPr>
+              <w:rPr>
+                <w:rFonts w:ascii="Arial Narrow" w:hAnsi="Arial Narrow"/>
+              </w:rPr>
+            </w:pPr>
+            <w:r>
+              <w:rPr>
+                <w:rFonts w:ascii="Arial Narrow" w:hAnsi="Arial Narrow"/>
+              </w:rPr>
+              <w:t xml:space="preserve">a. </w:t>
+            </w:r>
+          </w:p>
+        </w:tc>
+        <w:tc>
+          <w:tcPr>
+            <w:tcW w:w="2268" w:type="dxa"/>
+            <w:gridSpan w:val="3"/>
+          </w:tcPr>
+          <w:p>
+            <w:pPr>
+              <w:jc w:val="both"/>
+              <w:rPr>
+                <w:rFonts w:ascii="Arial Narrow" w:hAnsi="Arial Narrow"/>
+              </w:rPr>
+            </w:pPr>
+            <w:r>
+              <w:rPr>
+                <w:rFonts w:ascii="Arial Narrow" w:hAnsi="Arial Narrow"/>
+              </w:rPr>
+              <w:t>nama</w:t>
+            </w:r>
+          </w:p>
+        </w:tc>
+        <w:tc>
+          <w:tcPr>
+            <w:tcW w:w="283" w:type="dxa"/>
+          </w:tcPr>
+          <w:p>
+            <w:pPr>
+              <w:jc w:val="both"/>
+              <w:rPr>
+                <w:rFonts w:ascii="Arial Narrow" w:hAnsi="Arial Narrow"/>
+              </w:rPr>
+            </w:pPr>
+            <w:r>
+              <w:rPr>
+                <w:rFonts w:ascii="Arial Narrow" w:hAnsi="Arial Narrow"/>
+              </w:rPr>
+              <w:t>:</w:t>
+            </w:r>
+          </w:p>
+        </w:tc>
+        <w:tc>
+          <w:tcPr>
+            <w:tcW w:w="4009" w:type="dxa"/>
+          </w:tcPr>
+          <w:p>
+            <w:pPr>
+              <w:jc w:val="both"/>
+              <w:rPr>
+                <w:rFonts w:ascii="Arial Narrow" w:hAnsi="Arial Narrow"/>
+              </w:rPr>
+            </w:pPr>
+            <w:r>
+              <w:rPr>
+                <w:rFonts w:ascii="Arial Narrow" w:eastAsia="Arial Narrow" w:hAnsi="Arial Narrow"/>
+                <w:color w:val="000000"/>
+              </w:rPr>
+              <w:t>${</w:t>
+            </w:r>
+            <w:proofErr w:type="spellStart"/>
+            <w:r>
+              <w:rPr>
+                <w:rFonts w:ascii="Arial Narrow" w:eastAsia="Arial Narrow" w:hAnsi="Arial Narrow"/>
+                <w:color w:val="000000"/>
+              </w:rPr>
+              <w:t>suspectName</w:t>
+            </w:r>
+            <w:proofErr w:type="spellEnd"/>
+            <w:r>
+              <w:rPr>
+                <w:rFonts w:ascii="Arial Narrow" w:eastAsia="Arial Narrow" w:hAnsi="Arial Narrow"/>
+                <w:color w:val="000000"/>
+              </w:rPr>
+              <w:t>};</w:t>
+            </w:r>
+          </w:p>
+        </w:tc>
+      </w:tr>
+      <w:tr>
+        <w:tc>
+          <w:tcPr>
+            <w:tcW w:w="1418" w:type="dxa"/>
+          </w:tcPr>
+          <w:p>
+            <w:pPr>
+              <w:rPr>
+                <w:rFonts w:ascii="Arial Narrow" w:hAnsi="Arial Narrow"/>
+              </w:rPr>
+            </w:pPr>
+          </w:p>
+        </w:tc>
+        <w:tc>
+          <w:tcPr>
+            <w:tcW w:w="283" w:type="dxa"/>
+          </w:tcPr>
+          <w:p>
+            <w:pPr>
+              <w:rPr>
+                <w:rFonts w:ascii="Arial Narrow" w:hAnsi="Arial Narrow"/>
+              </w:rPr>
+            </w:pPr>
+          </w:p>
+        </w:tc>
+        <w:tc>
+          <w:tcPr>
+            <w:tcW w:w="426" w:type="dxa"/>
+          </w:tcPr>
+          <w:p>
+            <w:pPr>
+              <w:rPr>
+                <w:rFonts w:ascii="Arial Narrow" w:hAnsi="Arial Narrow"/>
+              </w:rPr>
+            </w:pPr>
+          </w:p>
+        </w:tc>
+        <w:tc>
+          <w:tcPr>
+            <w:tcW w:w="425" w:type="dxa"/>
+          </w:tcPr>
+          <w:p>
+            <w:pPr>
+              <w:rPr>
+                <w:rFonts w:ascii="Arial Narrow" w:hAnsi="Arial Narrow"/>
+              </w:rPr>
+            </w:pPr>
+            <w:r>
+              <w:rPr>
+                <w:rFonts w:ascii="Arial Narrow" w:hAnsi="Arial Narrow"/>
+              </w:rPr>
+              <w:t>b.</w:t>
+            </w:r>
+          </w:p>
+        </w:tc>
+        <w:tc>
+          <w:tcPr>
+            <w:tcW w:w="2268" w:type="dxa"/>
+            <w:gridSpan w:val="3"/>
+          </w:tcPr>
+          <w:p>
+            <w:pPr>
+              <w:jc w:val="both"/>
+              <w:rPr>
+                <w:rFonts w:ascii="Arial Narrow" w:hAnsi="Arial Narrow"/>
+              </w:rPr>
+            </w:pPr>
+            <w:proofErr w:type="spellStart"/>
+            <w:r>
+              <w:rPr>
+                <w:rFonts w:ascii="Arial Narrow" w:hAnsi="Arial Narrow"/>
+              </w:rPr>
+              <w:t>nomor</w:t>
+            </w:r>
+            <w:proofErr w:type="spellEnd"/>
+            <w:r>
+              <w:rPr>
+                <w:rFonts w:ascii="Arial Narrow" w:hAnsi="Arial Narrow"/>
+              </w:rPr>
+              <w:t xml:space="preserve"> </w:t>
+            </w:r>
+            <w:proofErr w:type="spellStart"/>
+            <w:r>
+              <w:rPr>
+                <w:rFonts w:ascii="Arial Narrow" w:hAnsi="Arial Narrow"/>
+              </w:rPr>
+              <w:t>identitas</w:t>
+            </w:r>
+            <w:proofErr w:type="spellEnd"/>
+          </w:p>
+        </w:tc>
+        <w:tc>
+          <w:tcPr>
+            <w:tcW w:w="283" w:type="dxa"/>
+          </w:tcPr>
+          <w:p>
+            <w:pPr>
+              <w:jc w:val="both"/>
+              <w:rPr>
+                <w:rFonts w:ascii="Arial Narrow" w:hAnsi="Arial Narrow"/>
+              </w:rPr>
+            </w:pPr>
+            <w:r>
+              <w:rPr>
+                <w:rFonts w:ascii="Arial Narrow" w:hAnsi="Arial Narrow"/>
+              </w:rPr>
+              <w:t>:</w:t>
+            </w:r>
+          </w:p>
+        </w:tc>
+        <w:tc>
+          <w:tcPr>
+            <w:tcW w:w="4009" w:type="dxa"/>
+          </w:tcPr>
+          <w:p>
+            <w:pPr>
+              <w:jc w:val="both"/>
+              <w:rPr>
+                <w:rFonts w:ascii="Arial Narrow" w:hAnsi="Arial Narrow"/>
+              </w:rPr>
+            </w:pPr>
+            <w:r>
+              <w:rPr>
+                <w:rFonts w:ascii="Arial Narrow" w:eastAsia="Arial Narrow" w:hAnsi="Arial Narrow"/>
+                <w:color w:val="000000"/>
+              </w:rPr>
+              <w:t>${</w:t>
+            </w:r>
+            <w:proofErr w:type="spellStart"/>
+            <w:r>
+              <w:rPr>
+                <w:rFonts w:ascii="Arial Narrow" w:eastAsia="Arial Narrow" w:hAnsi="Arial Narrow"/>
+                <w:color w:val="000000"/>
+              </w:rPr>
+              <w:t>suspectIdentityNumber</w:t>
+            </w:r>
+            <w:proofErr w:type="spellEnd"/>
+            <w:r>
+              <w:rPr>
+                <w:rFonts w:ascii="Arial Narrow" w:eastAsia="Arial Narrow" w:hAnsi="Arial Narrow"/>
+                <w:color w:val="000000"/>
+              </w:rPr>
+              <w:t>};</w:t>
+            </w:r>
+          </w:p>
+        </w:tc>
+      </w:tr>
+      <w:tr>
+        <w:tc>
+          <w:tcPr>
+            <w:tcW w:w="1418" w:type="dxa"/>
+          </w:tcPr>
+          <w:p>
+            <w:pPr>
+              <w:rPr>
+                <w:rFonts w:ascii="Arial Narrow" w:hAnsi="Arial Narrow"/>
+              </w:rPr>
+            </w:pPr>
+          </w:p>
+        </w:tc>
+        <w:tc>
+          <w:tcPr>
+            <w:tcW w:w="283" w:type="dxa"/>
+          </w:tcPr>
+          <w:p>
+            <w:pPr>
+              <w:rPr>
+                <w:rFonts w:ascii="Arial Narrow" w:hAnsi="Arial Narrow"/>
+              </w:rPr>
+            </w:pPr>
+          </w:p>
+        </w:tc>
+        <w:tc>
+          <w:tcPr>
+            <w:tcW w:w="426" w:type="dxa"/>
+          </w:tcPr>
+          <w:p>
+            <w:pPr>
+              <w:rPr>
+                <w:rFonts w:ascii="Arial Narrow" w:hAnsi="Arial Narrow"/>
+              </w:rPr>
+            </w:pPr>
+          </w:p>
+        </w:tc>
+        <w:tc>
+          <w:tcPr>
+            <w:tcW w:w="425" w:type="dxa"/>
+          </w:tcPr>
+          <w:p>
+            <w:pPr>
+              <w:rPr>
+                <w:rFonts w:ascii="Arial Narrow" w:hAnsi="Arial Narrow"/>
+              </w:rPr>
+            </w:pPr>
+            <w:r>
+              <w:rPr>
+                <w:rFonts w:ascii="Arial Narrow" w:hAnsi="Arial Narrow"/>
+              </w:rPr>
+              <w:t>c.</w:t>
+            </w:r>
+          </w:p>
+        </w:tc>
+        <w:tc>
+          <w:tcPr>
+            <w:tcW w:w="2268" w:type="dxa"/>
+            <w:gridSpan w:val="3"/>
+          </w:tcPr>
+          <w:p>
+            <w:pPr>
+              <w:jc w:val="both"/>
+              <w:rPr>
+                <w:rFonts w:ascii="Arial Narrow" w:hAnsi="Arial Narrow"/>
+              </w:rPr>
+            </w:pPr>
+            <w:proofErr w:type="spellStart"/>
+            <w:r>
+              <w:rPr>
+                <w:rFonts w:ascii="Arial Narrow" w:hAnsi="Arial Narrow"/>
+              </w:rPr>
+              <w:t>tempat</w:t>
+            </w:r>
+            <w:proofErr w:type="spellEnd"/>
+            <w:r>
+              <w:rPr>
+                <w:rFonts w:ascii="Arial Narrow" w:hAnsi="Arial Narrow"/>
+              </w:rPr>
+              <w:t>/</w:t>
+            </w:r>
+            <w:proofErr w:type="spellStart"/>
+            <w:r>
+              <w:rPr>
+                <w:rFonts w:ascii="Arial Narrow" w:hAnsi="Arial Narrow"/>
+              </w:rPr>
+              <w:t>tanggal</w:t>
+            </w:r>
+            <w:proofErr w:type="spellEnd"/>
+            <w:r>
+              <w:rPr>
+                <w:rFonts w:ascii="Arial Narrow" w:hAnsi="Arial Narrow"/>
+              </w:rPr>
+              <w:t xml:space="preserve"> </w:t>
+            </w:r>
+            <w:proofErr w:type="spellStart"/>
+            <w:r>
+              <w:rPr>
+                <w:rFonts w:ascii="Arial Narrow" w:hAnsi="Arial Narrow"/>
+              </w:rPr>
+              <w:t>lahir</w:t>
+            </w:r>
+            <w:proofErr w:type="spellEnd"/>
+          </w:p>
+        </w:tc>
+        <w:tc>
+          <w:tcPr>
+            <w:tcW w:w="283" w:type="dxa"/>
+          </w:tcPr>
+          <w:p>
+            <w:pPr>
+              <w:jc w:val="both"/>
+              <w:rPr>
+                <w:rFonts w:ascii="Arial Narrow" w:hAnsi="Arial Narrow"/>
+              </w:rPr>
+            </w:pPr>
+            <w:r>
+              <w:rPr>
+                <w:rFonts w:ascii="Arial Narrow" w:hAnsi="Arial Narrow"/>
+              </w:rPr>
+              <w:t>:</w:t>
+            </w:r>
+          </w:p>
+        </w:tc>
+        <w:tc>
+          <w:tcPr>
+            <w:tcW w:w="4009" w:type="dxa"/>
+          </w:tcPr>
+          <w:p>
+            <w:pPr>
+              <w:jc w:val="both"/>
+              <w:rPr>
+                <w:rFonts w:ascii="Arial Narrow" w:hAnsi="Arial Narrow"/>
+              </w:rPr>
+            </w:pPr>
+            <w:r>
+              <w:rPr>
+                <w:rFonts w:ascii="Arial Narrow" w:eastAsia="Arial Narrow" w:hAnsi="Arial Narrow"/>
+                <w:color w:val="000000"/>
+              </w:rPr>
+              <w:t>${</w:t>
+            </w:r>
+            <w:proofErr w:type="spellStart"/>
+            <w:r>
+              <w:rPr>
+                <w:rFonts w:ascii="Arial Narrow" w:eastAsia="Arial Narrow" w:hAnsi="Arial Narrow"/>
+                <w:color w:val="000000"/>
+              </w:rPr>
+              <w:t>suspectBirthPlace</w:t>
+            </w:r>
+            <w:proofErr w:type="spellEnd"/>
+            <w:r>
+              <w:rPr>
+                <w:rFonts w:ascii="Arial Narrow" w:eastAsia="Arial Narrow" w:hAnsi="Arial Narrow"/>
+                <w:color w:val="000000"/>
+              </w:rPr>
+              <w:t xml:space="preserve">} </w:t>
+            </w:r>
+            <w:r>
+              <w:rPr>
+                <w:rFonts w:ascii="Arial Narrow" w:eastAsia="Arial Narrow" w:hAnsi="Arial Narrow"/>
+                <w:color w:val="000000"/>
+              </w:rPr>
+              <w:t>/</w:t>
+            </w:r>
+            <w:r>
+              <w:rPr>
+                <w:rFonts w:ascii="Arial Narrow" w:eastAsia="Arial Narrow" w:hAnsi="Arial Narrow"/>
+                <w:color w:val="000000"/>
+              </w:rPr>
+              <w:t xml:space="preserve"> ${</w:t>
+            </w:r>
+            <w:proofErr w:type="spellStart"/>
+            <w:r>
+              <w:rPr>
+                <w:rFonts w:ascii="Arial Narrow" w:eastAsia="Arial Narrow" w:hAnsi="Arial Narrow"/>
+                <w:color w:val="000000"/>
+              </w:rPr>
+              <w:t>suspectBirthDate</w:t>
+            </w:r>
+            <w:proofErr w:type="spellEnd"/>
+            <w:r>
+              <w:rPr>
+                <w:rFonts w:ascii="Arial Narrow" w:eastAsia="Arial Narrow" w:hAnsi="Arial Narrow"/>
+                <w:color w:val="000000"/>
+              </w:rPr>
+              <w:t>};</w:t>
+            </w:r>
+          </w:p>
+        </w:tc>
+      </w:tr>
+      <w:tr>
+        <w:tc>
+          <w:tcPr>
+            <w:tcW w:w="1418" w:type="dxa"/>
+          </w:tcPr>
+          <w:p>
+            <w:pPr>
+              <w:rPr>
+                <w:rFonts w:ascii="Arial Narrow" w:hAnsi="Arial Narrow"/>
+              </w:rPr>
+            </w:pPr>
+          </w:p>
+        </w:tc>
+        <w:tc>
+          <w:tcPr>
+            <w:tcW w:w="283" w:type="dxa"/>
+          </w:tcPr>
+          <w:p>
+            <w:pPr>
+              <w:rPr>
+                <w:rFonts w:ascii="Arial Narrow" w:hAnsi="Arial Narrow"/>
+              </w:rPr>
+            </w:pPr>
+          </w:p>
+        </w:tc>
+        <w:tc>
+          <w:tcPr>
+            <w:tcW w:w="426" w:type="dxa"/>
+          </w:tcPr>
+          <w:p>
+            <w:pPr>
+              <w:rPr>
+                <w:rFonts w:ascii="Arial Narrow" w:hAnsi="Arial Narrow"/>
+              </w:rPr>
+            </w:pPr>
+          </w:p>
+        </w:tc>
+        <w:tc>
+          <w:tcPr>
+            <w:tcW w:w="425" w:type="dxa"/>
+          </w:tcPr>
+          <w:p>
+            <w:pPr>
+              <w:rPr>
+                <w:rFonts w:ascii="Arial Narrow" w:hAnsi="Arial Narrow"/>
+              </w:rPr>
+            </w:pPr>
+            <w:r>
+              <w:rPr>
+                <w:rFonts w:ascii="Arial Narrow" w:hAnsi="Arial Narrow"/>
+              </w:rPr>
+              <w:t>d.</w:t>
+            </w:r>
+          </w:p>
+        </w:tc>
+        <w:tc>
+          <w:tcPr>
+            <w:tcW w:w="2268" w:type="dxa"/>
+            <w:gridSpan w:val="3"/>
+          </w:tcPr>
+          <w:p>
+            <w:pPr>
+              <w:jc w:val="both"/>
+              <w:rPr>
+                <w:rFonts w:ascii="Arial Narrow" w:hAnsi="Arial Narrow"/>
+              </w:rPr>
+            </w:pPr>
+            <w:proofErr w:type="spellStart"/>
+            <w:r>
+              <w:rPr>
+                <w:rFonts w:ascii="Arial Narrow" w:hAnsi="Arial Narrow"/>
+              </w:rPr>
+              <w:t>jenis</w:t>
+            </w:r>
+            <w:proofErr w:type="spellEnd"/>
+            <w:r>
+              <w:rPr>
+                <w:rFonts w:ascii="Arial Narrow" w:hAnsi="Arial Narrow"/>
+              </w:rPr>
+              <w:t xml:space="preserve"> </w:t>
+            </w:r>
+            <w:proofErr w:type="spellStart"/>
+            <w:r>
+              <w:rPr>
+                <w:rFonts w:ascii="Arial Narrow" w:hAnsi="Arial Narrow"/>
+              </w:rPr>
+              <w:t>kelamin</w:t>
+            </w:r>
+            <w:proofErr w:type="spellEnd"/>
+          </w:p>
+        </w:tc>
+        <w:tc>
+          <w:tcPr>
+            <w:tcW w:w="283" w:type="dxa"/>
+          </w:tcPr>
+          <w:p>
+            <w:pPr>
+              <w:jc w:val="both"/>
+              <w:rPr>
+                <w:rFonts w:ascii="Arial Narrow" w:hAnsi="Arial Narrow"/>
+              </w:rPr>
+            </w:pPr>
+            <w:r>
+              <w:rPr>
+                <w:rFonts w:ascii="Arial Narrow" w:hAnsi="Arial Narrow"/>
+              </w:rPr>
+              <w:t>:</w:t>
+            </w:r>
+          </w:p>
+        </w:tc>
+        <w:tc>
+          <w:tcPr>
+            <w:tcW w:w="4009" w:type="dxa"/>
+          </w:tcPr>
+          <w:p>
+            <w:pPr>
+              <w:jc w:val="both"/>
+              <w:rPr>
+                <w:rFonts w:ascii="Arial Narrow" w:hAnsi="Arial Narrow"/>
+              </w:rPr>
+            </w:pPr>
+            <w:r>
+              <w:rPr>
+                <w:rFonts w:ascii="Arial Narrow" w:eastAsia="Arial Narrow" w:hAnsi="Arial Narrow"/>
+                <w:color w:val="000000"/>
+              </w:rPr>
+              <w:t>${</w:t>
+            </w:r>
+            <w:proofErr w:type="spellStart"/>
+            <w:r>
+              <w:rPr>
+                <w:rFonts w:ascii="Arial Narrow" w:eastAsia="Arial Narrow" w:hAnsi="Arial Narrow"/>
+                <w:color w:val="000000"/>
+              </w:rPr>
+              <w:t>suspectGenderName</w:t>
+            </w:r>
+            <w:proofErr w:type="spellEnd"/>
+            <w:r>
+              <w:rPr>
+                <w:rFonts w:ascii="Arial Narrow" w:eastAsia="Arial Narrow" w:hAnsi="Arial Narrow"/>
+                <w:color w:val="000000"/>
+              </w:rPr>
+              <w:t>};</w:t>
+            </w:r>
+          </w:p>
+        </w:tc>
+      </w:tr>
+      <w:tr>
+        <w:tc>
+          <w:tcPr>
+            <w:tcW w:w="1418" w:type="dxa"/>
+          </w:tcPr>
+          <w:p>
+            <w:pPr>
+              <w:rPr>
+                <w:rFonts w:ascii="Arial Narrow" w:hAnsi="Arial Narrow"/>
+              </w:rPr>
+            </w:pPr>
+          </w:p>
+        </w:tc>
+        <w:tc>
+          <w:tcPr>
+            <w:tcW w:w="283" w:type="dxa"/>
+          </w:tcPr>
+          <w:p>
+            <w:pPr>
+              <w:rPr>
+                <w:rFonts w:ascii="Arial Narrow" w:hAnsi="Arial Narrow"/>
+              </w:rPr>
+            </w:pPr>
+          </w:p>
+        </w:tc>
+        <w:tc>
+          <w:tcPr>
+            <w:tcW w:w="426" w:type="dxa"/>
+          </w:tcPr>
+          <w:p>
+            <w:pPr>
+              <w:rPr>
+                <w:rFonts w:ascii="Arial Narrow" w:hAnsi="Arial Narrow"/>
+              </w:rPr>
+            </w:pPr>
+          </w:p>
+        </w:tc>
+        <w:tc>
+          <w:tcPr>
+            <w:tcW w:w="425" w:type="dxa"/>
+          </w:tcPr>
+          <w:p>
+            <w:pPr>
+              <w:rPr>
+                <w:rFonts w:ascii="Arial Narrow" w:hAnsi="Arial Narrow"/>
+              </w:rPr>
+            </w:pPr>
+            <w:r>
+              <w:rPr>
+                <w:rFonts w:ascii="Arial Narrow" w:hAnsi="Arial Narrow"/>
+              </w:rPr>
+              <w:t>e.</w:t>
+            </w:r>
+          </w:p>
+        </w:tc>
+        <w:tc>
+          <w:tcPr>
+            <w:tcW w:w="2268" w:type="dxa"/>
+            <w:gridSpan w:val="3"/>
+          </w:tcPr>
+          <w:p>
+            <w:pPr>
+              <w:jc w:val="both"/>
+              <w:rPr>
+                <w:rFonts w:ascii="Arial Narrow" w:hAnsi="Arial Narrow"/>
+              </w:rPr>
+            </w:pPr>
+            <w:proofErr w:type="spellStart"/>
+            <w:r>
+              <w:rPr>
+                <w:rFonts w:ascii="Arial Narrow" w:hAnsi="Arial Narrow"/>
+              </w:rPr>
+              <w:t>pekerjaan</w:t>
+            </w:r>
+            <w:proofErr w:type="spellEnd"/>
+          </w:p>
+        </w:tc>
+        <w:tc>
+          <w:tcPr>
+            <w:tcW w:w="283" w:type="dxa"/>
+          </w:tcPr>
+          <w:p>
+            <w:pPr>
+              <w:jc w:val="both"/>
+              <w:rPr>
+                <w:rFonts w:ascii="Arial Narrow" w:hAnsi="Arial Narrow"/>
+              </w:rPr>
+            </w:pPr>
+            <w:r>
+              <w:rPr>
+                <w:rFonts w:ascii="Arial Narrow" w:hAnsi="Arial Narrow"/>
+              </w:rPr>
+              <w:t>:</w:t>
+            </w:r>
+          </w:p>
+        </w:tc>
+        <w:tc>
+          <w:tcPr>
+            <w:tcW w:w="4009" w:type="dxa"/>
+          </w:tcPr>
+          <w:p>
+            <w:pPr>
+              <w:jc w:val="both"/>
+              <w:rPr>
+                <w:rFonts w:ascii="Arial Narrow" w:hAnsi="Arial Narrow"/>
+              </w:rPr>
+            </w:pPr>
+            <w:r>
+              <w:rPr>
+                <w:rFonts w:ascii="Arial Narrow" w:eastAsia="Arial Narrow" w:hAnsi="Arial Narrow"/>
+                <w:color w:val="000000"/>
+              </w:rPr>
+              <w:t>${</w:t>
+            </w:r>
+            <w:proofErr w:type="spellStart"/>
+            <w:r>
+              <w:rPr>
+                <w:rFonts w:ascii="Arial Narrow" w:eastAsia="Arial Narrow" w:hAnsi="Arial Narrow"/>
+                <w:color w:val="000000"/>
+              </w:rPr>
+              <w:t>suspectJobName</w:t>
+            </w:r>
+            <w:proofErr w:type="spellEnd"/>
+            <w:r>
+              <w:rPr>
+                <w:rFonts w:ascii="Arial Narrow" w:eastAsia="Arial Narrow" w:hAnsi="Arial Narrow"/>
+                <w:color w:val="000000"/>
+              </w:rPr>
+              <w:t>};</w:t>
+            </w:r>
+          </w:p>
+        </w:tc>
+      </w:tr>
+      <w:tr>
+        <w:tc>
+          <w:tcPr>
+            <w:tcW w:w="1418" w:type="dxa"/>
+          </w:tcPr>
+          <w:p>
+            <w:pPr>
+              <w:rPr>
+                <w:rFonts w:ascii="Arial Narrow" w:hAnsi="Arial Narrow"/>
+              </w:rPr>
+            </w:pPr>
+          </w:p>
+        </w:tc>
+        <w:tc>
+          <w:tcPr>
+            <w:tcW w:w="283" w:type="dxa"/>
+          </w:tcPr>
+          <w:p>
+            <w:pPr>
+              <w:rPr>
+                <w:rFonts w:ascii="Arial Narrow" w:hAnsi="Arial Narrow"/>
+              </w:rPr>
+            </w:pPr>
+          </w:p>
+        </w:tc>
+        <w:tc>
+          <w:tcPr>
+            <w:tcW w:w="426" w:type="dxa"/>
+          </w:tcPr>
+          <w:p>
+            <w:pPr>
+              <w:rPr>
+                <w:rFonts w:ascii="Arial Narrow" w:hAnsi="Arial Narrow"/>
+              </w:rPr>
+            </w:pPr>
+          </w:p>
+        </w:tc>
+        <w:tc>
+          <w:tcPr>
+            <w:tcW w:w="425" w:type="dxa"/>
+          </w:tcPr>
+          <w:p>
+            <w:pPr>
+              <w:rPr>
+                <w:rFonts w:ascii="Arial Narrow" w:hAnsi="Arial Narrow"/>
+              </w:rPr>
+            </w:pPr>
+            <w:r>
+              <w:rPr>
+                <w:rFonts w:ascii="Arial Narrow" w:hAnsi="Arial Narrow"/>
+              </w:rPr>
+              <w:t>f.</w:t>
+            </w:r>
+          </w:p>
+        </w:tc>
+        <w:tc>
+          <w:tcPr>
+            <w:tcW w:w="2268" w:type="dxa"/>
+            <w:gridSpan w:val="3"/>
+          </w:tcPr>
+          <w:p>
+            <w:pPr>
+              <w:jc w:val="both"/>
+              <w:rPr>
+                <w:rFonts w:ascii="Arial Narrow" w:hAnsi="Arial Narrow"/>
+              </w:rPr>
+            </w:pPr>
+            <w:proofErr w:type="spellStart"/>
+            <w:r>
+              <w:rPr>
+                <w:rFonts w:ascii="Arial Narrow" w:hAnsi="Arial Narrow"/>
+              </w:rPr>
+              <w:t>kewarganegaraan</w:t>
+            </w:r>
+            <w:proofErr w:type="spellEnd"/>
+          </w:p>
+        </w:tc>
+        <w:tc>
+          <w:tcPr>
+            <w:tcW w:w="283" w:type="dxa"/>
+          </w:tcPr>
+          <w:p>
+            <w:pPr>
+              <w:jc w:val="both"/>
+              <w:rPr>
+                <w:rFonts w:ascii="Arial Narrow" w:hAnsi="Arial Narrow"/>
+              </w:rPr>
+            </w:pPr>
+            <w:r>
+              <w:rPr>
+                <w:rFonts w:ascii="Arial Narrow" w:hAnsi="Arial Narrow"/>
+              </w:rPr>
+              <w:t>:</w:t>
+            </w:r>
+          </w:p>
+        </w:tc>
+        <w:tc>
+          <w:tcPr>
+            <w:tcW w:w="4009" w:type="dxa"/>
+          </w:tcPr>
+          <w:p>
+            <w:pPr>
+              <w:jc w:val="both"/>
+              <w:rPr>
+                <w:rFonts w:ascii="Arial Narrow" w:hAnsi="Arial Narrow"/>
+              </w:rPr>
+            </w:pPr>
+            <w:r>
+              <w:rPr>
+                <w:rFonts w:ascii="Arial Narrow" w:eastAsia="Arial Narrow" w:hAnsi="Arial Narrow"/>
+                <w:color w:val="000000"/>
+              </w:rPr>
+              <w:t>${</w:t>
+            </w:r>
+            <w:proofErr w:type="spellStart"/>
+            <w:r>
+              <w:rPr>
+                <w:rFonts w:ascii="Arial Narrow" w:eastAsia="Arial Narrow" w:hAnsi="Arial Narrow"/>
+                <w:color w:val="000000"/>
+              </w:rPr>
+              <w:t>suspectNationality</w:t>
+            </w:r>
+            <w:proofErr w:type="spellEnd"/>
+            <w:r>
+              <w:rPr>
+                <w:rFonts w:ascii="Arial Narrow" w:eastAsia="Arial Narrow" w:hAnsi="Arial Narrow"/>
+                <w:color w:val="000000"/>
+              </w:rPr>
+              <w:t>};</w:t>
+            </w:r>
+          </w:p>
+        </w:tc>
+      </w:tr>
+      <w:tr>
+        <w:tc>
+          <w:tcPr>
+            <w:tcW w:w="1418" w:type="dxa"/>
+          </w:tcPr>
+          <w:p>
+            <w:pPr>
+              <w:rPr>
+                <w:rFonts w:ascii="Arial Narrow" w:hAnsi="Arial Narrow"/>
+              </w:rPr>
+            </w:pPr>
+          </w:p>
+        </w:tc>
+        <w:tc>
+          <w:tcPr>
+            <w:tcW w:w="283" w:type="dxa"/>
+          </w:tcPr>
+          <w:p>
+            <w:pPr>
+              <w:rPr>
+                <w:rFonts w:ascii="Arial Narrow" w:hAnsi="Arial Narrow"/>
+              </w:rPr>
+            </w:pPr>
+          </w:p>
+        </w:tc>
+        <w:tc>
+          <w:tcPr>
+            <w:tcW w:w="426" w:type="dxa"/>
+          </w:tcPr>
+          <w:p>
+            <w:pPr>
+              <w:rPr>
+                <w:rFonts w:ascii="Arial Narrow" w:hAnsi="Arial Narrow"/>
+              </w:rPr>
+            </w:pPr>
+          </w:p>
+        </w:tc>
+        <w:tc>
+          <w:tcPr>
+            <w:tcW w:w="425" w:type="dxa"/>
+          </w:tcPr>
+          <w:p>
+            <w:pPr>
+              <w:rPr>
+                <w:rFonts w:ascii="Arial Narrow" w:hAnsi="Arial Narrow"/>
+              </w:rPr>
+            </w:pPr>
+            <w:r>
+              <w:rPr>
+                <w:rFonts w:ascii="Arial Narrow" w:hAnsi="Arial Narrow"/>
+              </w:rPr>
+              <w:t>g.</w:t>
+            </w:r>
+          </w:p>
+        </w:tc>
+        <w:tc>
+          <w:tcPr>
+            <w:tcW w:w="2268" w:type="dxa"/>
+            <w:gridSpan w:val="3"/>
+          </w:tcPr>
+          <w:p>
+            <w:pPr>
+              <w:jc w:val="both"/>
+              <w:rPr>
+                <w:rFonts w:ascii="Arial Narrow" w:hAnsi="Arial Narrow"/>
+              </w:rPr>
+            </w:pPr>
+            <w:proofErr w:type="spellStart"/>
+            <w:r>
+              <w:rPr>
+                <w:rFonts w:ascii="Arial Narrow" w:hAnsi="Arial Narrow"/>
+              </w:rPr>
+              <w:t>tempat</w:t>
+            </w:r>
+            <w:proofErr w:type="spellEnd"/>
+            <w:r>
+              <w:rPr>
+                <w:rFonts w:ascii="Arial Narrow" w:hAnsi="Arial Narrow"/>
+              </w:rPr>
+              <w:t xml:space="preserve"> </w:t>
+            </w:r>
+            <w:proofErr w:type="spellStart"/>
+            <w:r>
+              <w:rPr>
+                <w:rFonts w:ascii="Arial Narrow" w:hAnsi="Arial Narrow"/>
+              </w:rPr>
+              <w:t>tinggal</w:t>
+            </w:r>
+            <w:proofErr w:type="spellEnd"/>
+            <w:r>
+              <w:rPr>
+                <w:rFonts w:ascii="Arial Narrow" w:hAnsi="Arial Narrow"/>
+              </w:rPr>
+              <w:t xml:space="preserve">/ </w:t>
+            </w:r>
+            <w:proofErr w:type="spellStart"/>
+            <w:r>
+              <w:rPr>
+                <w:rFonts w:ascii="Arial Narrow" w:hAnsi="Arial Narrow"/>
+              </w:rPr>
+              <w:t>kediaman</w:t>
+            </w:r>
+            <w:proofErr w:type="spellEnd"/>
+          </w:p>
+        </w:tc>
+        <w:tc>
+          <w:tcPr>
+            <w:tcW w:w="283" w:type="dxa"/>
+          </w:tcPr>
+          <w:p>
+            <w:pPr>
+              <w:jc w:val="both"/>
+              <w:rPr>
+                <w:rFonts w:ascii="Arial Narrow" w:hAnsi="Arial Narrow"/>
+              </w:rPr>
+            </w:pPr>
+            <w:r>
+              <w:rPr>
+                <w:rFonts w:ascii="Arial Narrow" w:hAnsi="Arial Narrow"/>
+              </w:rPr>
+              <w:t>:</w:t>
+            </w:r>
+          </w:p>
+        </w:tc>
+        <w:tc>
+          <w:tcPr>
+            <w:tcW w:w="4009" w:type="dxa"/>
+          </w:tcPr>
+          <w:p>
+            <w:pPr>
+              <w:jc w:val="both"/>
+              <w:rPr>
+                <w:rFonts w:ascii="Arial Narrow" w:hAnsi="Arial Narrow"/>
+              </w:rPr>
+            </w:pPr>
+            <w:r>
+              <w:rPr>
+                <w:rFonts w:ascii="Arial Narrow" w:eastAsia="Arial Narrow" w:hAnsi="Arial Narrow"/>
+                <w:color w:val="000000"/>
+              </w:rPr>
+              <w:t>${</w:t>
+            </w:r>
+            <w:proofErr w:type="spellStart"/>
+            <w:r>
+              <w:rPr>
+                <w:rFonts w:ascii="Arial Narrow" w:eastAsia="Arial Narrow" w:hAnsi="Arial Narrow"/>
+                <w:color w:val="000000"/>
+              </w:rPr>
+              <w:t>suspect</w:t>
+            </w:r>
+            <w:r>
+              <w:rPr>
+                <w:rFonts w:ascii="Arial Narrow" w:eastAsia="Arial Narrow" w:hAnsi="Arial Narrow"/>
+                <w:color w:val="000000"/>
+              </w:rPr>
+              <w:t>FullAddress</w:t>
+            </w:r>
+            <w:proofErr w:type="spellEnd"/>
+            <w:r>
+              <w:rPr>
+                <w:rFonts w:ascii="Arial Narrow" w:eastAsia="Arial Narrow" w:hAnsi="Arial Narrow"/>
+                <w:color w:val="000000"/>
+              </w:rPr>
+              <w:t>};</w:t>
+            </w:r>
+          </w:p>
+        </w:tc>
+      </w:tr>
+      <w:tr>
+        <w:tc>
+          <w:tcPr>
             <w:tcW w:w="9112" w:type="dxa"/>
             <w:gridSpan w:val="9"/>
           </w:tcPr>
           <w:p>
             <w:pPr>
-              <w:rPr>
-                <w:rFonts w:ascii="Arial Narrow" w:hAnsi="Arial Narrow"/>
-                <w:sz w:val="12"/>
-                <w:szCs w:val="12"/>
+              <w:jc w:val="both"/>
+              <w:rPr>
+                <w:rFonts w:ascii="Arial Narrow" w:hAnsi="Arial Narrow"/>
+                <w:sz w:val="8"/>
+                <w:szCs w:val="8"/>
               </w:rPr>
             </w:pPr>
           </w:p>
@@ -3779,12 +5522,6 @@
                 <w:rFonts w:ascii="Arial Narrow" w:hAnsi="Arial Narrow"/>
               </w:rPr>
             </w:pPr>
-            <w:r>
-              <w:rPr>
-                <w:rFonts w:ascii="Arial Narrow" w:hAnsi="Arial Narrow"/>
-              </w:rPr>
-              <w:t>Untuk</w:t>
-            </w:r>
           </w:p>
         </w:tc>
         <w:tc>
@@ -3797,12 +5534,6 @@
                 <w:rFonts w:ascii="Arial Narrow" w:hAnsi="Arial Narrow"/>
               </w:rPr>
             </w:pPr>
-            <w:r>
-              <w:rPr>
-                <w:rFonts w:ascii="Arial Narrow" w:hAnsi="Arial Narrow"/>
-              </w:rPr>
-              <w:t>:</w:t>
-            </w:r>
           </w:p>
         </w:tc>
         <w:tc>
@@ -3819,7 +5550,7 @@
               <w:rPr>
                 <w:rFonts w:ascii="Arial Narrow" w:hAnsi="Arial Narrow"/>
               </w:rPr>
-              <w:t>1.</w:t>
+              <w:t>2.</w:t>
             </w:r>
           </w:p>
         </w:tc>
@@ -3841,7 +5572,21 @@
                 <w:rFonts w:ascii="Arial Narrow" w:hAnsi="Arial Narrow"/>
                 <w:lang w:val="fi-FI"/>
               </w:rPr>
-              <w:t>melakukan penangguhan penahanan terhadap tersangka:</w:t>
+              <w:t>menyelenggarakan administrasi penangguhan penahanan dan persyaratan lain yang sesuai undang-undang serta melakukan</w:t>
+            </w:r>
+            <w:r>
+              <w:rPr>
+                <w:rFonts w:ascii="Arial Narrow" w:hAnsi="Arial Narrow"/>
+                <w:lang w:val="fi-FI"/>
+              </w:rPr>
+              <w:t xml:space="preserve"> </w:t>
+            </w:r>
+            <w:r>
+              <w:rPr>
+                <w:rFonts w:ascii="Arial Narrow" w:hAnsi="Arial Narrow"/>
+                <w:lang w:val="fi-FI"/>
+              </w:rPr>
+              <w:t>pengawasan pelaksanaannya;</w:t>
             </w:r>
           </w:p>
         </w:tc>
@@ -3855,6 +5600,8 @@
             <w:pPr>
               <w:rPr>
                 <w:rFonts w:ascii="Arial Narrow" w:hAnsi="Arial Narrow"/>
+                <w:sz w:val="8"/>
+                <w:szCs w:val="8"/>
                 <w:lang w:val="fi-FI"/>
               </w:rPr>
             </w:pPr>
@@ -3868,6 +5615,8 @@
             <w:pPr>
               <w:rPr>
                 <w:rFonts w:ascii="Arial Narrow" w:hAnsi="Arial Narrow"/>
+                <w:sz w:val="8"/>
+                <w:szCs w:val="8"/>
                 <w:lang w:val="fi-FI"/>
               </w:rPr>
             </w:pPr>
@@ -3881,100 +5630,28 @@
             <w:pPr>
               <w:rPr>
                 <w:rFonts w:ascii="Arial Narrow" w:hAnsi="Arial Narrow"/>
-                <w:lang w:val="fi-FI"/>
-              </w:rPr>
-            </w:pPr>
-          </w:p>
-        </w:tc>
-        <w:tc>
-          <w:tcPr>
-            <w:tcW w:w="425" w:type="dxa"/>
-          </w:tcPr>
-          <w:p>
-            <w:pPr>
-              <w:rPr>
-                <w:rFonts w:ascii="Arial Narrow" w:hAnsi="Arial Narrow"/>
-              </w:rPr>
-            </w:pPr>
-            <w:r>
-              <w:rPr>
-                <w:rFonts w:ascii="Arial Narrow" w:hAnsi="Arial Narrow"/>
-              </w:rPr>
-              <w:t xml:space="preserve">a. </w:t>
-            </w:r>
-          </w:p>
-        </w:tc>
-        <w:tc>
-          <w:tcPr>
-            <w:tcW w:w="2268" w:type="dxa"/>
-            <w:gridSpan w:val="3"/>
+                <w:sz w:val="8"/>
+                <w:szCs w:val="8"/>
+                <w:lang w:val="fi-FI"/>
+              </w:rPr>
+            </w:pPr>
+          </w:p>
+        </w:tc>
+        <w:tc>
+          <w:tcPr>
+            <w:tcW w:w="6985" w:type="dxa"/>
+            <w:gridSpan w:val="6"/>
           </w:tcPr>
           <w:p>
             <w:pPr>
               <w:jc w:val="both"/>
               <w:rPr>
                 <w:rFonts w:ascii="Arial Narrow" w:hAnsi="Arial Narrow"/>
-              </w:rPr>
-            </w:pPr>
-            <w:r>
-              <w:rPr>
-                <w:rFonts w:ascii="Arial Narrow" w:hAnsi="Arial Narrow"/>
-              </w:rPr>
-              <w:t>nama</w:t>
-            </w:r>
-          </w:p>
-        </w:tc>
-        <w:tc>
-          <w:tcPr>
-            <w:tcW w:w="283" w:type="dxa"/>
-          </w:tcPr>
-          <w:p>
-            <w:pPr>
-              <w:jc w:val="both"/>
-              <w:rPr>
-                <w:rFonts w:ascii="Arial Narrow" w:hAnsi="Arial Narrow"/>
-              </w:rPr>
-            </w:pPr>
-            <w:r>
-              <w:rPr>
-                <w:rFonts w:ascii="Arial Narrow" w:hAnsi="Arial Narrow"/>
-              </w:rPr>
-              <w:t>:</w:t>
-            </w:r>
-          </w:p>
-        </w:tc>
-        <w:tc>
-          <w:tcPr>
-            <w:tcW w:w="4009" w:type="dxa"/>
-          </w:tcPr>
-          <w:p>
-            <w:pPr>
-              <w:jc w:val="both"/>
-              <w:rPr>
-                <w:rFonts w:ascii="Arial Narrow" w:hAnsi="Arial Narrow"/>
-              </w:rPr>
-            </w:pPr>
-            <w:r>
-              <w:rPr>
-                <w:rFonts w:ascii="Arial Narrow" w:eastAsia="Arial Narrow" w:hAnsi="Arial Narrow"/>
-                <w:color w:val="000000"/>
-              </w:rPr>
-              <w:t>${</w:t>
-            </w:r>
-            <w:r>
-              <w:rPr>
-                <w:rFonts w:ascii="Arial Narrow" w:eastAsia="Arial Narrow" w:hAnsi="Arial Narrow"/>
-                <w:color w:val="000000"/>
-              </w:rPr>
-              <w:t>suspectName</w:t>
-            </w:r>
-            <w:r>
-              <w:rPr>
-                <w:rFonts w:ascii="Arial Narrow" w:eastAsia="Arial Narrow" w:hAnsi="Arial Narrow"/>
-                <w:color w:val="000000"/>
-              </w:rPr>
-              <w:t>};</w:t>
-            </w:r>
+                <w:sz w:val="8"/>
+                <w:szCs w:val="8"/>
+                <w:lang w:val="fi-FI"/>
+              </w:rPr>
+            </w:pPr>
           </w:p>
         </w:tc>
       </w:tr>
@@ -3987,6 +5664,7 @@
             <w:pPr>
               <w:rPr>
                 <w:rFonts w:ascii="Arial Narrow" w:hAnsi="Arial Narrow"/>
+                <w:lang w:val="fi-FI"/>
               </w:rPr>
             </w:pPr>
           </w:p>
@@ -3999,6 +5677,7 @@
             <w:pPr>
               <w:rPr>
                 <w:rFonts w:ascii="Arial Narrow" w:hAnsi="Arial Narrow"/>
+                <w:lang w:val="fi-FI"/>
               </w:rPr>
             </w:pPr>
           </w:p>
@@ -4013,96 +5692,33 @@
                 <w:rFonts w:ascii="Arial Narrow" w:hAnsi="Arial Narrow"/>
               </w:rPr>
             </w:pPr>
-          </w:p>
-        </w:tc>
-        <w:tc>
-          <w:tcPr>
-            <w:tcW w:w="425" w:type="dxa"/>
-          </w:tcPr>
-          <w:p>
-            <w:pPr>
-              <w:rPr>
-                <w:rFonts w:ascii="Arial Narrow" w:hAnsi="Arial Narrow"/>
-              </w:rPr>
-            </w:pPr>
-            <w:r>
-              <w:rPr>
-                <w:rFonts w:ascii="Arial Narrow" w:hAnsi="Arial Narrow"/>
-              </w:rPr>
-              <w:t>b.</w:t>
-            </w:r>
-          </w:p>
-        </w:tc>
-        <w:tc>
-          <w:tcPr>
-            <w:tcW w:w="2268" w:type="dxa"/>
-            <w:gridSpan w:val="3"/>
+            <w:r>
+              <w:rPr>
+                <w:rFonts w:ascii="Arial Narrow" w:hAnsi="Arial Narrow"/>
+              </w:rPr>
+              <w:t>3.</w:t>
+            </w:r>
+          </w:p>
+        </w:tc>
+        <w:tc>
+          <w:tcPr>
+            <w:tcW w:w="6985" w:type="dxa"/>
+            <w:gridSpan w:val="6"/>
           </w:tcPr>
           <w:p>
             <w:pPr>
               <w:jc w:val="both"/>
               <w:rPr>
                 <w:rFonts w:ascii="Arial Narrow" w:hAnsi="Arial Narrow"/>
-              </w:rPr>
-            </w:pPr>
-            <w:r>
-              <w:rPr>
-                <w:rFonts w:ascii="Arial Narrow" w:hAnsi="Arial Narrow"/>
-              </w:rPr>
-              <w:t>nomor identitas</w:t>
-            </w:r>
-          </w:p>
-        </w:tc>
-        <w:tc>
-          <w:tcPr>
-            <w:tcW w:w="283" w:type="dxa"/>
-          </w:tcPr>
-          <w:p>
-            <w:pPr>
-              <w:jc w:val="both"/>
-              <w:rPr>
-                <w:rFonts w:ascii="Arial Narrow" w:hAnsi="Arial Narrow"/>
-              </w:rPr>
-            </w:pPr>
-            <w:r>
-              <w:rPr>
-                <w:rFonts w:ascii="Arial Narrow" w:hAnsi="Arial Narrow"/>
-              </w:rPr>
-              <w:t>:</w:t>
-            </w:r>
-          </w:p>
-        </w:tc>
-        <w:tc>
-          <w:tcPr>
-            <w:tcW w:w="4009" w:type="dxa"/>
-          </w:tcPr>
-          <w:p>
-            <w:pPr>
-              <w:jc w:val="both"/>
-              <w:rPr>
-                <w:rFonts w:ascii="Arial Narrow" w:hAnsi="Arial Narrow"/>
-              </w:rPr>
-            </w:pPr>
-            <w:r>
-              <w:rPr>
-                <w:rFonts w:ascii="Arial Narrow" w:eastAsia="Arial Narrow" w:hAnsi="Arial Narrow"/>
-                <w:color w:val="000000"/>
-              </w:rPr>
-              <w:t>${</w:t>
-            </w:r>
-            <w:r>
-              <w:rPr>
-                <w:rFonts w:ascii="Arial Narrow" w:eastAsia="Arial Narrow" w:hAnsi="Arial Narrow"/>
-                <w:color w:val="000000"/>
-              </w:rPr>
-              <w:t>suspectIdentityNumber</w:t>
-            </w:r>
-            <w:r>
-              <w:rPr>
-                <w:rFonts w:ascii="Arial Narrow" w:eastAsia="Arial Narrow" w:hAnsi="Arial Narrow"/>
-                <w:color w:val="000000"/>
-              </w:rPr>
-              <w:t>};</w:t>
+                <w:lang w:val="fi-FI"/>
+              </w:rPr>
+            </w:pPr>
+            <w:r>
+              <w:rPr>
+                <w:rFonts w:ascii="Arial Narrow" w:hAnsi="Arial Narrow"/>
+                <w:lang w:val="fi-FI"/>
+              </w:rPr>
+              <w:t>untuk penangguhan penahanan diberikan jaminan dalam bentuk mata uang rupiah:</w:t>
             </w:r>
           </w:p>
         </w:tc>
@@ -4116,6 +5732,7 @@
             <w:pPr>
               <w:rPr>
                 <w:rFonts w:ascii="Arial Narrow" w:hAnsi="Arial Narrow"/>
+                <w:lang w:val="fi-FI"/>
               </w:rPr>
             </w:pPr>
           </w:p>
@@ -4128,6 +5745,7 @@
             <w:pPr>
               <w:rPr>
                 <w:rFonts w:ascii="Arial Narrow" w:hAnsi="Arial Narrow"/>
+                <w:lang w:val="fi-FI"/>
               </w:rPr>
             </w:pPr>
           </w:p>
@@ -4146,25 +5764,50 @@
         </w:tc>
         <w:tc>
           <w:tcPr>
-            <w:tcW w:w="425" w:type="dxa"/>
-          </w:tcPr>
-          <w:p>
-            <w:pPr>
-              <w:rPr>
-                <w:rFonts w:ascii="Arial Narrow" w:hAnsi="Arial Narrow"/>
-              </w:rPr>
-            </w:pPr>
-            <w:r>
-              <w:rPr>
-                <w:rFonts w:ascii="Arial Narrow" w:hAnsi="Arial Narrow"/>
-              </w:rPr>
-              <w:t>c.</w:t>
-            </w:r>
-          </w:p>
-        </w:tc>
-        <w:tc>
-          <w:tcPr>
-            <w:tcW w:w="2268" w:type="dxa"/>
+            <w:tcW w:w="1275" w:type="dxa"/>
+            <w:gridSpan w:val="2"/>
+          </w:tcPr>
+          <w:p>
+            <w:pPr>
+              <w:jc w:val="both"/>
+              <w:rPr>
+                <w:rFonts w:ascii="Arial Narrow" w:hAnsi="Arial Narrow"/>
+                <w:lang w:val="fi-FI"/>
+              </w:rPr>
+            </w:pPr>
+            <w:r>
+              <w:rPr>
+                <w:rFonts w:ascii="Arial Narrow" w:hAnsi="Arial Narrow"/>
+                <w:lang w:val="fi-FI"/>
+              </w:rPr>
+              <w:t>jumlah</w:t>
+            </w:r>
+          </w:p>
+        </w:tc>
+        <w:tc>
+          <w:tcPr>
+            <w:tcW w:w="142" w:type="dxa"/>
+          </w:tcPr>
+          <w:p>
+            <w:pPr>
+              <w:jc w:val="both"/>
+              <w:rPr>
+                <w:rFonts w:ascii="Arial Narrow" w:hAnsi="Arial Narrow"/>
+                <w:lang w:val="fi-FI"/>
+              </w:rPr>
+            </w:pPr>
+            <w:r>
+              <w:rPr>
+                <w:rFonts w:ascii="Arial Narrow" w:hAnsi="Arial Narrow"/>
+                <w:lang w:val="fi-FI"/>
+              </w:rPr>
+              <w:t xml:space="preserve">: </w:t>
+            </w:r>
+          </w:p>
+        </w:tc>
+        <w:tc>
+          <w:tcPr>
+            <w:tcW w:w="5568" w:type="dxa"/>
             <w:gridSpan w:val="3"/>
           </w:tcPr>
           <w:p>
@@ -4172,94 +5815,41 @@
               <w:jc w:val="both"/>
               <w:rPr>
                 <w:rFonts w:ascii="Arial Narrow" w:hAnsi="Arial Narrow"/>
-              </w:rPr>
-            </w:pPr>
-            <w:r>
-              <w:rPr>
-                <w:rFonts w:ascii="Arial Narrow" w:hAnsi="Arial Narrow"/>
-              </w:rPr>
-              <w:t>tempat/tanggal lahir</w:t>
-            </w:r>
-          </w:p>
-        </w:tc>
-        <w:tc>
-          <w:tcPr>
-            <w:tcW w:w="283" w:type="dxa"/>
-          </w:tcPr>
-          <w:p>
-            <w:pPr>
-              <w:jc w:val="both"/>
-              <w:rPr>
-                <w:rFonts w:ascii="Arial Narrow" w:hAnsi="Arial Narrow"/>
-              </w:rPr>
-            </w:pPr>
-            <w:r>
-              <w:rPr>
-                <w:rFonts w:ascii="Arial Narrow" w:hAnsi="Arial Narrow"/>
-              </w:rPr>
-              <w:t>:</w:t>
-            </w:r>
-          </w:p>
-        </w:tc>
-        <w:tc>
-          <w:tcPr>
-            <w:tcW w:w="4009" w:type="dxa"/>
-          </w:tcPr>
-          <w:p>
-            <w:pPr>
-              <w:jc w:val="both"/>
-              <w:rPr>
-                <w:rFonts w:ascii="Arial Narrow" w:hAnsi="Arial Narrow"/>
-              </w:rPr>
-            </w:pPr>
-            <w:r>
-              <w:rPr>
-                <w:rFonts w:ascii="Arial Narrow" w:eastAsia="Arial Narrow" w:hAnsi="Arial Narrow"/>
-                <w:color w:val="000000"/>
+                <w:lang w:val="fi-FI"/>
+              </w:rPr>
+            </w:pPr>
+            <w:r>
+              <w:rPr>
+                <w:rFonts w:ascii="Arial Narrow" w:hAnsi="Arial Narrow"/>
+                <w:lang w:val="fi-FI"/>
+              </w:rPr>
+              <w:t xml:space="preserve">Rp. </w:t>
+            </w:r>
+            <w:r>
+              <w:rPr>
+                <w:rFonts w:ascii="Arial Narrow" w:hAnsi="Arial Narrow"/>
               </w:rPr>
               <w:t>${</w:t>
             </w:r>
-            <w:r>
-              <w:rPr>
-                <w:rFonts w:ascii="Arial Narrow" w:eastAsia="Arial Narrow" w:hAnsi="Arial Narrow"/>
-                <w:color w:val="000000"/>
-              </w:rPr>
-              <w:t>suspectBirthPlace</w:t>
-            </w:r>
-            <w:r>
-              <w:rPr>
-                <w:rFonts w:ascii="Arial Narrow" w:eastAsia="Arial Narrow" w:hAnsi="Arial Narrow"/>
-                <w:color w:val="000000"/>
-              </w:rPr>
-              <w:t xml:space="preserve">} </w:t>
-            </w:r>
-            <w:r>
-              <w:rPr>
-                <w:rFonts w:ascii="Arial Narrow" w:eastAsia="Arial Narrow" w:hAnsi="Arial Narrow"/>
-                <w:color w:val="000000"/>
-              </w:rPr>
-              <w:t>/</w:t>
-            </w:r>
-            <w:r>
-              <w:rPr>
-                <w:rFonts w:ascii="Arial Narrow" w:eastAsia="Arial Narrow" w:hAnsi="Arial Narrow"/>
-                <w:color w:val="000000"/>
-              </w:rPr>
-              <w:t xml:space="preserve"> ${</w:t>
-            </w:r>
-            <w:r>
-              <w:rPr>
-                <w:rFonts w:ascii="Arial Narrow" w:eastAsia="Arial Narrow" w:hAnsi="Arial Narrow"/>
-                <w:color w:val="000000"/>
-              </w:rPr>
-              <w:t>suspectBirthDate</w:t>
-            </w:r>
-            <w:r>
-              <w:rPr>
-                <w:rFonts w:ascii="Arial Narrow" w:eastAsia="Arial Narrow" w:hAnsi="Arial Narrow"/>
-                <w:color w:val="000000"/>
-              </w:rPr>
-              <w:t>};</w:t>
+            <w:proofErr w:type="spellStart"/>
+            <w:r>
+              <w:rPr>
+                <w:rFonts w:ascii="Arial Narrow" w:hAnsi="Arial Narrow"/>
+              </w:rPr>
+              <w:t>besaranUangJaminan</w:t>
+            </w:r>
+            <w:proofErr w:type="spellEnd"/>
+            <w:r>
+              <w:rPr>
+                <w:rFonts w:ascii="Arial Narrow" w:hAnsi="Arial Narrow"/>
+              </w:rPr>
+              <w:t>}</w:t>
+            </w:r>
+            <w:r>
+              <w:rPr>
+                <w:rFonts w:ascii="Arial Narrow" w:hAnsi="Arial Narrow"/>
+              </w:rPr>
+              <w:t>;</w:t>
             </w:r>
           </w:p>
         </w:tc>
@@ -4273,6 +5863,7 @@
             <w:pPr>
               <w:rPr>
                 <w:rFonts w:ascii="Arial Narrow" w:hAnsi="Arial Narrow"/>
+                <w:lang w:val="fi-FI"/>
               </w:rPr>
             </w:pPr>
           </w:p>
@@ -4285,6 +5876,7 @@
             <w:pPr>
               <w:rPr>
                 <w:rFonts w:ascii="Arial Narrow" w:hAnsi="Arial Narrow"/>
+                <w:lang w:val="fi-FI"/>
               </w:rPr>
             </w:pPr>
           </w:p>
@@ -4303,25 +5895,50 @@
         </w:tc>
         <w:tc>
           <w:tcPr>
-            <w:tcW w:w="425" w:type="dxa"/>
-          </w:tcPr>
-          <w:p>
-            <w:pPr>
-              <w:rPr>
-                <w:rFonts w:ascii="Arial Narrow" w:hAnsi="Arial Narrow"/>
-              </w:rPr>
-            </w:pPr>
-            <w:r>
-              <w:rPr>
-                <w:rFonts w:ascii="Arial Narrow" w:hAnsi="Arial Narrow"/>
-              </w:rPr>
-              <w:t>d.</w:t>
-            </w:r>
-          </w:p>
-        </w:tc>
-        <w:tc>
-          <w:tcPr>
-            <w:tcW w:w="2268" w:type="dxa"/>
+            <w:tcW w:w="1275" w:type="dxa"/>
+            <w:gridSpan w:val="2"/>
+          </w:tcPr>
+          <w:p>
+            <w:pPr>
+              <w:jc w:val="both"/>
+              <w:rPr>
+                <w:rFonts w:ascii="Arial Narrow" w:hAnsi="Arial Narrow"/>
+                <w:lang w:val="fi-FI"/>
+              </w:rPr>
+            </w:pPr>
+            <w:r>
+              <w:rPr>
+                <w:rFonts w:ascii="Arial Narrow" w:hAnsi="Arial Narrow"/>
+                <w:lang w:val="fi-FI"/>
+              </w:rPr>
+              <w:t>disimpan di</w:t>
+            </w:r>
+          </w:p>
+        </w:tc>
+        <w:tc>
+          <w:tcPr>
+            <w:tcW w:w="142" w:type="dxa"/>
+          </w:tcPr>
+          <w:p>
+            <w:pPr>
+              <w:jc w:val="both"/>
+              <w:rPr>
+                <w:rFonts w:ascii="Arial Narrow" w:hAnsi="Arial Narrow"/>
+                <w:lang w:val="fi-FI"/>
+              </w:rPr>
+            </w:pPr>
+            <w:r>
+              <w:rPr>
+                <w:rFonts w:ascii="Arial Narrow" w:hAnsi="Arial Narrow"/>
+                <w:lang w:val="fi-FI"/>
+              </w:rPr>
+              <w:t xml:space="preserve">: </w:t>
+            </w:r>
+          </w:p>
+        </w:tc>
+        <w:tc>
+          <w:tcPr>
+            <w:tcW w:w="5568" w:type="dxa"/>
             <w:gridSpan w:val="3"/>
           </w:tcPr>
           <w:p>
@@ -4329,64 +5946,26 @@
               <w:jc w:val="both"/>
               <w:rPr>
                 <w:rFonts w:ascii="Arial Narrow" w:hAnsi="Arial Narrow"/>
-              </w:rPr>
-            </w:pPr>
-            <w:r>
-              <w:rPr>
-                <w:rFonts w:ascii="Arial Narrow" w:hAnsi="Arial Narrow"/>
-              </w:rPr>
-              <w:t>jenis kelamin</w:t>
-            </w:r>
-          </w:p>
-        </w:tc>
-        <w:tc>
-          <w:tcPr>
-            <w:tcW w:w="283" w:type="dxa"/>
-          </w:tcPr>
-          <w:p>
-            <w:pPr>
-              <w:jc w:val="both"/>
-              <w:rPr>
-                <w:rFonts w:ascii="Arial Narrow" w:hAnsi="Arial Narrow"/>
-              </w:rPr>
-            </w:pPr>
-            <w:r>
-              <w:rPr>
-                <w:rFonts w:ascii="Arial Narrow" w:hAnsi="Arial Narrow"/>
-              </w:rPr>
-              <w:t>:</w:t>
-            </w:r>
-          </w:p>
-        </w:tc>
-        <w:tc>
-          <w:tcPr>
-            <w:tcW w:w="4009" w:type="dxa"/>
-          </w:tcPr>
-          <w:p>
-            <w:pPr>
-              <w:jc w:val="both"/>
-              <w:rPr>
-                <w:rFonts w:ascii="Arial Narrow" w:hAnsi="Arial Narrow"/>
-              </w:rPr>
-            </w:pPr>
-            <w:r>
-              <w:rPr>
-                <w:rFonts w:ascii="Arial Narrow" w:eastAsia="Arial Narrow" w:hAnsi="Arial Narrow"/>
-                <w:color w:val="000000"/>
+                <w:lang w:val="fi-FI"/>
+              </w:rPr>
+            </w:pPr>
+            <w:r>
+              <w:rPr>
+                <w:rFonts w:ascii="Arial Narrow" w:hAnsi="Arial Narrow"/>
               </w:rPr>
               <w:t>${</w:t>
             </w:r>
-            <w:r>
-              <w:rPr>
-                <w:rFonts w:ascii="Arial Narrow" w:eastAsia="Arial Narrow" w:hAnsi="Arial Narrow"/>
-                <w:color w:val="000000"/>
-              </w:rPr>
-              <w:t>suspectGenderName</w:t>
-            </w:r>
-            <w:r>
-              <w:rPr>
-                <w:rFonts w:ascii="Arial Narrow" w:eastAsia="Arial Narrow" w:hAnsi="Arial Narrow"/>
-                <w:color w:val="000000"/>
+            <w:proofErr w:type="spellStart"/>
+            <w:r>
+              <w:rPr>
+                <w:rFonts w:ascii="Arial Narrow" w:hAnsi="Arial Narrow"/>
+              </w:rPr>
+              <w:t>lokasiPenyimpananJaminan</w:t>
+            </w:r>
+            <w:proofErr w:type="spellEnd"/>
+            <w:r>
+              <w:rPr>
+                <w:rFonts w:ascii="Arial Narrow" w:hAnsi="Arial Narrow"/>
               </w:rPr>
               <w:t>};</w:t>
             </w:r>
@@ -4402,6 +5981,9 @@
             <w:pPr>
               <w:rPr>
                 <w:rFonts w:ascii="Arial Narrow" w:hAnsi="Arial Narrow"/>
+                <w:sz w:val="8"/>
+                <w:szCs w:val="8"/>
+                <w:lang w:val="fi-FI"/>
               </w:rPr>
             </w:pPr>
           </w:p>
@@ -4414,6 +5996,9 @@
             <w:pPr>
               <w:rPr>
                 <w:rFonts w:ascii="Arial Narrow" w:hAnsi="Arial Narrow"/>
+                <w:sz w:val="8"/>
+                <w:szCs w:val="8"/>
+                <w:lang w:val="fi-FI"/>
               </w:rPr>
             </w:pPr>
           </w:p>
@@ -4426,31 +6011,48 @@
             <w:pPr>
               <w:rPr>
                 <w:rFonts w:ascii="Arial Narrow" w:hAnsi="Arial Narrow"/>
-              </w:rPr>
-            </w:pPr>
-          </w:p>
-        </w:tc>
-        <w:tc>
-          <w:tcPr>
-            <w:tcW w:w="425" w:type="dxa"/>
-          </w:tcPr>
-          <w:p>
-            <w:pPr>
-              <w:rPr>
-                <w:rFonts w:ascii="Arial Narrow" w:hAnsi="Arial Narrow"/>
-              </w:rPr>
-            </w:pPr>
-            <w:r>
-              <w:rPr>
-                <w:rFonts w:ascii="Arial Narrow" w:hAnsi="Arial Narrow"/>
-              </w:rPr>
-              <w:t>e.</w:t>
-            </w:r>
-          </w:p>
-        </w:tc>
-        <w:tc>
-          <w:tcPr>
-            <w:tcW w:w="2268" w:type="dxa"/>
+                <w:sz w:val="8"/>
+                <w:szCs w:val="8"/>
+              </w:rPr>
+            </w:pPr>
+          </w:p>
+        </w:tc>
+        <w:tc>
+          <w:tcPr>
+            <w:tcW w:w="1275" w:type="dxa"/>
+            <w:gridSpan w:val="2"/>
+          </w:tcPr>
+          <w:p>
+            <w:pPr>
+              <w:jc w:val="both"/>
+              <w:rPr>
+                <w:rFonts w:ascii="Arial Narrow" w:hAnsi="Arial Narrow"/>
+                <w:sz w:val="8"/>
+                <w:szCs w:val="8"/>
+                <w:lang w:val="fi-FI"/>
+              </w:rPr>
+            </w:pPr>
+          </w:p>
+        </w:tc>
+        <w:tc>
+          <w:tcPr>
+            <w:tcW w:w="142" w:type="dxa"/>
+          </w:tcPr>
+          <w:p>
+            <w:pPr>
+              <w:jc w:val="both"/>
+              <w:rPr>
+                <w:rFonts w:ascii="Arial Narrow" w:hAnsi="Arial Narrow"/>
+                <w:sz w:val="8"/>
+                <w:szCs w:val="8"/>
+                <w:lang w:val="fi-FI"/>
+              </w:rPr>
+            </w:pPr>
+          </w:p>
+        </w:tc>
+        <w:tc>
+          <w:tcPr>
+            <w:tcW w:w="5568" w:type="dxa"/>
             <w:gridSpan w:val="3"/>
           </w:tcPr>
           <w:p>
@@ -4458,67 +6060,11 @@
               <w:jc w:val="both"/>
               <w:rPr>
                 <w:rFonts w:ascii="Arial Narrow" w:hAnsi="Arial Narrow"/>
-              </w:rPr>
-            </w:pPr>
-            <w:r>
-              <w:rPr>
-                <w:rFonts w:ascii="Arial Narrow" w:hAnsi="Arial Narrow"/>
-              </w:rPr>
-              <w:t>pekerjaan</w:t>
-            </w:r>
-          </w:p>
-        </w:tc>
-        <w:tc>
-          <w:tcPr>
-            <w:tcW w:w="283" w:type="dxa"/>
-          </w:tcPr>
-          <w:p>
-            <w:pPr>
-              <w:jc w:val="both"/>
-              <w:rPr>
-                <w:rFonts w:ascii="Arial Narrow" w:hAnsi="Arial Narrow"/>
-              </w:rPr>
-            </w:pPr>
-            <w:r>
-              <w:rPr>
-                <w:rFonts w:ascii="Arial Narrow" w:hAnsi="Arial Narrow"/>
-              </w:rPr>
-              <w:t>:</w:t>
-            </w:r>
-          </w:p>
-        </w:tc>
-        <w:tc>
-          <w:tcPr>
-            <w:tcW w:w="4009" w:type="dxa"/>
-          </w:tcPr>
-          <w:p>
-            <w:pPr>
-              <w:jc w:val="both"/>
-              <w:rPr>
-                <w:rFonts w:ascii="Arial Narrow" w:hAnsi="Arial Narrow"/>
-              </w:rPr>
-            </w:pPr>
-            <w:r>
-              <w:rPr>
-                <w:rFonts w:ascii="Arial Narrow" w:eastAsia="Arial Narrow" w:hAnsi="Arial Narrow"/>
-                <w:color w:val="000000"/>
-              </w:rPr>
-              <w:t>${</w:t>
-            </w:r>
-            <w:r>
-              <w:rPr>
-                <w:rFonts w:ascii="Arial Narrow" w:eastAsia="Arial Narrow" w:hAnsi="Arial Narrow"/>
-                <w:color w:val="000000"/>
-              </w:rPr>
-              <w:t>suspectJobName</w:t>
-            </w:r>
-            <w:r>
-              <w:rPr>
-                <w:rFonts w:ascii="Arial Narrow" w:eastAsia="Arial Narrow" w:hAnsi="Arial Narrow"/>
-                <w:color w:val="000000"/>
-              </w:rPr>
-              <w:t>};</w:t>
-            </w:r>
+                <w:sz w:val="8"/>
+                <w:szCs w:val="8"/>
+                <w:lang w:val="fi-FI"/>
+              </w:rPr>
+            </w:pPr>
           </w:p>
         </w:tc>
       </w:tr>
@@ -4531,6 +6077,7 @@
             <w:pPr>
               <w:rPr>
                 <w:rFonts w:ascii="Arial Narrow" w:hAnsi="Arial Narrow"/>
+                <w:lang w:val="fi-FI"/>
               </w:rPr>
             </w:pPr>
           </w:p>
@@ -4543,6 +6090,7 @@
             <w:pPr>
               <w:rPr>
                 <w:rFonts w:ascii="Arial Narrow" w:hAnsi="Arial Narrow"/>
+                <w:lang w:val="fi-FI"/>
               </w:rPr>
             </w:pPr>
           </w:p>
@@ -4557,82 +6105,95 @@
                 <w:rFonts w:ascii="Arial Narrow" w:hAnsi="Arial Narrow"/>
               </w:rPr>
             </w:pPr>
-          </w:p>
-        </w:tc>
-        <w:tc>
-          <w:tcPr>
-            <w:tcW w:w="425" w:type="dxa"/>
-          </w:tcPr>
-          <w:p>
-            <w:pPr>
-              <w:rPr>
-                <w:rFonts w:ascii="Arial Narrow" w:hAnsi="Arial Narrow"/>
-              </w:rPr>
-            </w:pPr>
-            <w:r>
-              <w:rPr>
-                <w:rFonts w:ascii="Arial Narrow" w:hAnsi="Arial Narrow"/>
-              </w:rPr>
-              <w:t>f.</w:t>
-            </w:r>
-          </w:p>
-        </w:tc>
-        <w:tc>
-          <w:tcPr>
-            <w:tcW w:w="2268" w:type="dxa"/>
-            <w:gridSpan w:val="3"/>
-          </w:tcPr>
-          <w:p>
-            <w:pPr>
-              <w:jc w:val="both"/>
-              <w:rPr>
-                <w:rFonts w:ascii="Arial Narrow" w:hAnsi="Arial Narrow"/>
-              </w:rPr>
-            </w:pPr>
-            <w:r>
-              <w:rPr>
-                <w:rFonts w:ascii="Arial Narrow" w:hAnsi="Arial Narrow"/>
-              </w:rPr>
-              <w:t>kewarganegaraan</w:t>
-            </w:r>
-          </w:p>
-        </w:tc>
-        <w:tc>
-          <w:tcPr>
-            <w:tcW w:w="283" w:type="dxa"/>
-          </w:tcPr>
-          <w:p>
-            <w:pPr>
-              <w:jc w:val="both"/>
-              <w:rPr>
-                <w:rFonts w:ascii="Arial Narrow" w:hAnsi="Arial Narrow"/>
-              </w:rPr>
-            </w:pPr>
-            <w:r>
-              <w:rPr>
-                <w:rFonts w:ascii="Arial Narrow" w:hAnsi="Arial Narrow"/>
-              </w:rPr>
-              <w:t>:</w:t>
-            </w:r>
-          </w:p>
-        </w:tc>
-        <w:tc>
-          <w:tcPr>
-            <w:tcW w:w="4009" w:type="dxa"/>
-          </w:tcPr>
-          <w:p>
-            <w:pPr>
-              <w:jc w:val="both"/>
-              <w:rPr>
-                <w:rFonts w:ascii="Arial Narrow" w:hAnsi="Arial Narrow"/>
-              </w:rPr>
-            </w:pPr>
-            <w:r>
-              <w:rPr>
-                <w:rFonts w:ascii="Arial Narrow" w:eastAsia="Arial Narrow" w:hAnsi="Arial Narrow"/>
-                <w:color w:val="000000"/>
-              </w:rPr>
-              <w:t>${suspectNationality};</w:t>
+            <w:r>
+              <w:rPr>
+                <w:rFonts w:ascii="Arial Narrow" w:hAnsi="Arial Narrow"/>
+              </w:rPr>
+              <w:t>3</w:t>
+            </w:r>
+            <w:r>
+              <w:rPr>
+                <w:rFonts w:ascii="Arial Narrow" w:hAnsi="Arial Narrow"/>
+              </w:rPr>
+              <w:t xml:space="preserve">. </w:t>
+            </w:r>
+          </w:p>
+        </w:tc>
+        <w:tc>
+          <w:tcPr>
+            <w:tcW w:w="6985" w:type="dxa"/>
+            <w:gridSpan w:val="6"/>
+          </w:tcPr>
+          <w:p>
+            <w:pPr>
+              <w:rPr>
+                <w:rFonts w:ascii="Arial Narrow" w:hAnsi="Arial Narrow"/>
+                <w:lang w:val="fi-FI"/>
+              </w:rPr>
+            </w:pPr>
+            <w:r>
+              <w:rPr>
+                <w:rFonts w:ascii="Arial Narrow" w:hAnsi="Arial Narrow"/>
+                <w:lang w:val="fi-FI"/>
+              </w:rPr>
+              <w:t>untuk penangguhan penahanan dengan ja</w:t>
+            </w:r>
+            <w:r>
+              <w:rPr>
+                <w:rFonts w:ascii="Arial Narrow" w:hAnsi="Arial Narrow"/>
+                <w:lang w:val="fi-FI"/>
+              </w:rPr>
+              <w:t>minan oran</w:t>
+            </w:r>
+            <w:r>
+              <w:rPr>
+                <w:rFonts w:ascii="Arial Narrow" w:hAnsi="Arial Narrow"/>
+                <w:lang w:val="fi-FI"/>
+              </w:rPr>
+              <w:t xml:space="preserve">g </w:t>
+            </w:r>
+            <w:r>
+              <w:rPr>
+                <w:rFonts w:ascii="Arial Narrow" w:hAnsi="Arial Narrow"/>
+              </w:rPr>
+              <w:t>${</w:t>
+            </w:r>
+            <w:proofErr w:type="spellStart"/>
+            <w:r>
+              <w:rPr>
+                <w:rFonts w:ascii="Arial Narrow" w:hAnsi="Arial Narrow"/>
+              </w:rPr>
+              <w:t>identitasLengkapPenjamin</w:t>
+            </w:r>
+            <w:proofErr w:type="spellEnd"/>
+            <w:r>
+              <w:rPr>
+                <w:rFonts w:ascii="Arial Narrow" w:hAnsi="Arial Narrow"/>
+              </w:rPr>
+              <w:t>}</w:t>
+            </w:r>
+            <w:r>
+              <w:rPr>
+                <w:rFonts w:ascii="Arial Narrow" w:hAnsi="Arial Narrow"/>
+                <w:i/>
+                <w:iCs/>
+                <w:lang w:val="fi-FI"/>
+              </w:rPr>
+              <w:t xml:space="preserve">, </w:t>
+            </w:r>
+            <w:r>
+              <w:rPr>
+                <w:rFonts w:ascii="Arial Narrow" w:hAnsi="Arial Narrow"/>
+                <w:lang w:val="fi-FI"/>
+              </w:rPr>
+              <w:t>dengan uang tanggungan (Pasal 110 KUHAP) yang telah ditetapkan oleh Ata</w:t>
+            </w:r>
+            <w:r>
+              <w:rPr>
+                <w:rFonts w:ascii="Arial Narrow" w:hAnsi="Arial Narrow"/>
+                <w:lang w:val="fi-FI"/>
+              </w:rPr>
+              <w:t>san Penyidik dalam bentuk mata uang rupiah:</w:t>
             </w:r>
           </w:p>
         </w:tc>
@@ -4646,6 +6207,7 @@
             <w:pPr>
               <w:rPr>
                 <w:rFonts w:ascii="Arial Narrow" w:hAnsi="Arial Narrow"/>
+                <w:lang w:val="fi-FI"/>
               </w:rPr>
             </w:pPr>
           </w:p>
@@ -4658,6 +6220,7 @@
             <w:pPr>
               <w:rPr>
                 <w:rFonts w:ascii="Arial Narrow" w:hAnsi="Arial Narrow"/>
+                <w:lang w:val="fi-FI"/>
               </w:rPr>
             </w:pPr>
           </w:p>
@@ -4670,98 +6233,96 @@
             <w:pPr>
               <w:rPr>
                 <w:rFonts w:ascii="Arial Narrow" w:hAnsi="Arial Narrow"/>
-              </w:rPr>
-            </w:pPr>
-          </w:p>
-        </w:tc>
-        <w:tc>
-          <w:tcPr>
-            <w:tcW w:w="425" w:type="dxa"/>
-          </w:tcPr>
-          <w:p>
-            <w:pPr>
-              <w:rPr>
-                <w:rFonts w:ascii="Arial Narrow" w:hAnsi="Arial Narrow"/>
-              </w:rPr>
-            </w:pPr>
-            <w:r>
-              <w:rPr>
-                <w:rFonts w:ascii="Arial Narrow" w:hAnsi="Arial Narrow"/>
-              </w:rPr>
-              <w:t>g.</w:t>
-            </w:r>
-          </w:p>
-        </w:tc>
-        <w:tc>
-          <w:tcPr>
-            <w:tcW w:w="2268" w:type="dxa"/>
+                <w:lang w:val="fi-FI"/>
+              </w:rPr>
+            </w:pPr>
+          </w:p>
+        </w:tc>
+        <w:tc>
+          <w:tcPr>
+            <w:tcW w:w="1275" w:type="dxa"/>
+            <w:gridSpan w:val="2"/>
+          </w:tcPr>
+          <w:p>
+            <w:pPr>
+              <w:rPr>
+                <w:rFonts w:ascii="Arial Narrow" w:hAnsi="Arial Narrow"/>
+                <w:lang w:val="fi-FI"/>
+              </w:rPr>
+            </w:pPr>
+            <w:r>
+              <w:rPr>
+                <w:rFonts w:ascii="Arial Narrow" w:hAnsi="Arial Narrow"/>
+                <w:lang w:val="fi-FI"/>
+              </w:rPr>
+              <w:t>jumlah</w:t>
+            </w:r>
+          </w:p>
+        </w:tc>
+        <w:tc>
+          <w:tcPr>
+            <w:tcW w:w="142" w:type="dxa"/>
+          </w:tcPr>
+          <w:p>
+            <w:pPr>
+              <w:rPr>
+                <w:rFonts w:ascii="Arial Narrow" w:hAnsi="Arial Narrow"/>
+                <w:lang w:val="fi-FI"/>
+              </w:rPr>
+            </w:pPr>
+            <w:r>
+              <w:rPr>
+                <w:rFonts w:ascii="Arial Narrow" w:hAnsi="Arial Narrow"/>
+                <w:lang w:val="fi-FI"/>
+              </w:rPr>
+              <w:t xml:space="preserve">: </w:t>
+            </w:r>
+          </w:p>
+        </w:tc>
+        <w:tc>
+          <w:tcPr>
+            <w:tcW w:w="5568" w:type="dxa"/>
             <w:gridSpan w:val="3"/>
           </w:tcPr>
           <w:p>
             <w:pPr>
-              <w:jc w:val="both"/>
-              <w:rPr>
-                <w:rFonts w:ascii="Arial Narrow" w:hAnsi="Arial Narrow"/>
-              </w:rPr>
-            </w:pPr>
-            <w:r>
-              <w:rPr>
-                <w:rFonts w:ascii="Arial Narrow" w:hAnsi="Arial Narrow"/>
-              </w:rPr>
-              <w:t>tempat tinggal/ kediaman</w:t>
-            </w:r>
-          </w:p>
-        </w:tc>
-        <w:tc>
-          <w:tcPr>
-            <w:tcW w:w="283" w:type="dxa"/>
-          </w:tcPr>
-          <w:p>
-            <w:pPr>
-              <w:jc w:val="both"/>
-              <w:rPr>
-                <w:rFonts w:ascii="Arial Narrow" w:hAnsi="Arial Narrow"/>
-              </w:rPr>
-            </w:pPr>
-            <w:r>
-              <w:rPr>
-                <w:rFonts w:ascii="Arial Narrow" w:hAnsi="Arial Narrow"/>
-              </w:rPr>
-              <w:t>:</w:t>
-            </w:r>
-          </w:p>
-        </w:tc>
-        <w:tc>
-          <w:tcPr>
-            <w:tcW w:w="4009" w:type="dxa"/>
-          </w:tcPr>
-          <w:p>
-            <w:pPr>
-              <w:jc w:val="both"/>
-              <w:rPr>
-                <w:rFonts w:ascii="Arial Narrow" w:hAnsi="Arial Narrow"/>
-              </w:rPr>
-            </w:pPr>
-            <w:r>
-              <w:rPr>
-                <w:rFonts w:ascii="Arial Narrow" w:eastAsia="Arial Narrow" w:hAnsi="Arial Narrow"/>
-                <w:color w:val="000000"/>
+              <w:rPr>
+                <w:rFonts w:ascii="Arial Narrow" w:hAnsi="Arial Narrow"/>
+                <w:lang w:val="fi-FI"/>
+              </w:rPr>
+            </w:pPr>
+            <w:r>
+              <w:rPr>
+                <w:rFonts w:ascii="Arial Narrow" w:hAnsi="Arial Narrow"/>
+                <w:lang w:val="fi-FI"/>
+              </w:rPr>
+              <w:t xml:space="preserve">Rp. </w:t>
+            </w:r>
+            <w:r>
+              <w:rPr>
+                <w:rFonts w:ascii="Arial Narrow" w:hAnsi="Arial Narrow"/>
               </w:rPr>
               <w:t>${</w:t>
             </w:r>
-            <w:r>
-              <w:rPr>
-                <w:rFonts w:ascii="Arial Narrow" w:eastAsia="Arial Narrow" w:hAnsi="Arial Narrow"/>
-                <w:color w:val="000000"/>
-              </w:rPr>
-              <w:t>suspect</w:t>
-            </w:r>
-            <w:r>
-              <w:rPr>
-                <w:rFonts w:ascii="Arial Narrow" w:eastAsia="Arial Narrow" w:hAnsi="Arial Narrow"/>
-                <w:color w:val="000000"/>
-              </w:rPr>
-              <w:t>FullAddress};</w:t>
+            <w:proofErr w:type="spellStart"/>
+            <w:r>
+              <w:rPr>
+                <w:rFonts w:ascii="Arial Narrow" w:hAnsi="Arial Narrow"/>
+              </w:rPr>
+              <w:t>besaranUangJaminan</w:t>
+            </w:r>
+            <w:proofErr w:type="spellEnd"/>
+            <w:r>
+              <w:rPr>
+                <w:rFonts w:ascii="Arial Narrow" w:hAnsi="Arial Narrow"/>
+              </w:rPr>
+              <w:t>}</w:t>
+            </w:r>
+            <w:r>
+              <w:rPr>
+                <w:rFonts w:ascii="Arial Narrow" w:hAnsi="Arial Narrow"/>
+              </w:rPr>
+              <w:t>;</w:t>
             </w:r>
           </w:p>
         </w:tc>
@@ -4769,16 +6330,206 @@
       <w:tr>
         <w:tc>
           <w:tcPr>
-            <w:tcW w:w="9112" w:type="dxa"/>
-            <w:gridSpan w:val="9"/>
-          </w:tcPr>
-          <w:p>
-            <w:pPr>
-              <w:jc w:val="both"/>
+            <w:tcW w:w="1418" w:type="dxa"/>
+          </w:tcPr>
+          <w:p>
+            <w:pPr>
+              <w:rPr>
+                <w:rFonts w:ascii="Arial Narrow" w:hAnsi="Arial Narrow"/>
+                <w:lang w:val="fi-FI"/>
+              </w:rPr>
+            </w:pPr>
+          </w:p>
+        </w:tc>
+        <w:tc>
+          <w:tcPr>
+            <w:tcW w:w="283" w:type="dxa"/>
+          </w:tcPr>
+          <w:p>
+            <w:pPr>
+              <w:rPr>
+                <w:rFonts w:ascii="Arial Narrow" w:hAnsi="Arial Narrow"/>
+                <w:lang w:val="fi-FI"/>
+              </w:rPr>
+            </w:pPr>
+          </w:p>
+        </w:tc>
+        <w:tc>
+          <w:tcPr>
+            <w:tcW w:w="426" w:type="dxa"/>
+          </w:tcPr>
+          <w:p>
+            <w:pPr>
+              <w:rPr>
+                <w:rFonts w:ascii="Arial Narrow" w:hAnsi="Arial Narrow"/>
+              </w:rPr>
+            </w:pPr>
+          </w:p>
+        </w:tc>
+        <w:tc>
+          <w:tcPr>
+            <w:tcW w:w="1275" w:type="dxa"/>
+            <w:gridSpan w:val="2"/>
+          </w:tcPr>
+          <w:p>
+            <w:pPr>
+              <w:rPr>
+                <w:rFonts w:ascii="Arial Narrow" w:hAnsi="Arial Narrow"/>
+                <w:lang w:val="fi-FI"/>
+              </w:rPr>
+            </w:pPr>
+            <w:r>
+              <w:rPr>
+                <w:rFonts w:ascii="Arial Narrow" w:hAnsi="Arial Narrow"/>
+                <w:lang w:val="fi-FI"/>
+              </w:rPr>
+              <w:t>disimpan di</w:t>
+            </w:r>
+          </w:p>
+        </w:tc>
+        <w:tc>
+          <w:tcPr>
+            <w:tcW w:w="142" w:type="dxa"/>
+          </w:tcPr>
+          <w:p>
+            <w:pPr>
+              <w:rPr>
+                <w:rFonts w:ascii="Arial Narrow" w:hAnsi="Arial Narrow"/>
+                <w:lang w:val="fi-FI"/>
+              </w:rPr>
+            </w:pPr>
+            <w:r>
+              <w:rPr>
+                <w:rFonts w:ascii="Arial Narrow" w:hAnsi="Arial Narrow"/>
+                <w:lang w:val="fi-FI"/>
+              </w:rPr>
+              <w:t xml:space="preserve">: </w:t>
+            </w:r>
+          </w:p>
+        </w:tc>
+        <w:tc>
+          <w:tcPr>
+            <w:tcW w:w="5568" w:type="dxa"/>
+            <w:gridSpan w:val="3"/>
+          </w:tcPr>
+          <w:p>
+            <w:pPr>
+              <w:rPr>
+                <w:rFonts w:ascii="Arial Narrow" w:hAnsi="Arial Narrow"/>
+                <w:lang w:val="fi-FI"/>
+              </w:rPr>
+            </w:pPr>
+            <w:r>
+              <w:rPr>
+                <w:rFonts w:ascii="Arial Narrow" w:hAnsi="Arial Narrow"/>
+              </w:rPr>
+              <w:t>${</w:t>
+            </w:r>
+            <w:proofErr w:type="spellStart"/>
+            <w:r>
+              <w:rPr>
+                <w:rFonts w:ascii="Arial Narrow" w:hAnsi="Arial Narrow"/>
+              </w:rPr>
+              <w:t>lokasiPenyimpananJaminan</w:t>
+            </w:r>
+            <w:proofErr w:type="spellEnd"/>
+            <w:r>
+              <w:rPr>
+                <w:rFonts w:ascii="Arial Narrow" w:hAnsi="Arial Narrow"/>
+              </w:rPr>
+              <w:t>};</w:t>
+            </w:r>
+          </w:p>
+        </w:tc>
+      </w:tr>
+      <w:tr>
+        <w:tc>
+          <w:tcPr>
+            <w:tcW w:w="1418" w:type="dxa"/>
+          </w:tcPr>
+          <w:p>
+            <w:pPr>
               <w:rPr>
                 <w:rFonts w:ascii="Arial Narrow" w:hAnsi="Arial Narrow"/>
                 <w:sz w:val="8"/>
                 <w:szCs w:val="8"/>
+                <w:lang w:val="fi-FI"/>
+              </w:rPr>
+            </w:pPr>
+          </w:p>
+        </w:tc>
+        <w:tc>
+          <w:tcPr>
+            <w:tcW w:w="283" w:type="dxa"/>
+          </w:tcPr>
+          <w:p>
+            <w:pPr>
+              <w:rPr>
+                <w:rFonts w:ascii="Arial Narrow" w:hAnsi="Arial Narrow"/>
+                <w:sz w:val="8"/>
+                <w:szCs w:val="8"/>
+                <w:lang w:val="fi-FI"/>
+              </w:rPr>
+            </w:pPr>
+          </w:p>
+        </w:tc>
+        <w:tc>
+          <w:tcPr>
+            <w:tcW w:w="426" w:type="dxa"/>
+          </w:tcPr>
+          <w:p>
+            <w:pPr>
+              <w:rPr>
+                <w:rFonts w:ascii="Arial Narrow" w:hAnsi="Arial Narrow"/>
+                <w:sz w:val="8"/>
+                <w:szCs w:val="8"/>
+              </w:rPr>
+            </w:pPr>
+          </w:p>
+        </w:tc>
+        <w:tc>
+          <w:tcPr>
+            <w:tcW w:w="1275" w:type="dxa"/>
+            <w:gridSpan w:val="2"/>
+          </w:tcPr>
+          <w:p>
+            <w:pPr>
+              <w:rPr>
+                <w:rFonts w:ascii="Arial Narrow" w:hAnsi="Arial Narrow"/>
+                <w:sz w:val="8"/>
+                <w:szCs w:val="8"/>
+                <w:lang w:val="fi-FI"/>
+              </w:rPr>
+            </w:pPr>
+          </w:p>
+        </w:tc>
+        <w:tc>
+          <w:tcPr>
+            <w:tcW w:w="142" w:type="dxa"/>
+          </w:tcPr>
+          <w:p>
+            <w:pPr>
+              <w:rPr>
+                <w:rFonts w:ascii="Arial Narrow" w:hAnsi="Arial Narrow"/>
+                <w:sz w:val="8"/>
+                <w:szCs w:val="8"/>
+                <w:lang w:val="fi-FI"/>
+              </w:rPr>
+            </w:pPr>
+          </w:p>
+        </w:tc>
+        <w:tc>
+          <w:tcPr>
+            <w:tcW w:w="5568" w:type="dxa"/>
+            <w:gridSpan w:val="3"/>
+          </w:tcPr>
+          <w:p>
+            <w:pPr>
+              <w:rPr>
+                <w:rFonts w:ascii="Arial Narrow" w:hAnsi="Arial Narrow"/>
+                <w:sz w:val="8"/>
+                <w:szCs w:val="8"/>
+                <w:lang w:val="fi-FI"/>
               </w:rPr>
             </w:pPr>
           </w:p>
@@ -4793,6 +6544,7 @@
             <w:pPr>
               <w:rPr>
                 <w:rFonts w:ascii="Arial Narrow" w:hAnsi="Arial Narrow"/>
+                <w:lang w:val="fi-FI"/>
               </w:rPr>
             </w:pPr>
           </w:p>
@@ -4805,6 +6557,7 @@
             <w:pPr>
               <w:rPr>
                 <w:rFonts w:ascii="Arial Narrow" w:hAnsi="Arial Narrow"/>
+                <w:lang w:val="fi-FI"/>
               </w:rPr>
             </w:pPr>
           </w:p>
@@ -4823,7 +6576,13 @@
               <w:rPr>
                 <w:rFonts w:ascii="Arial Narrow" w:hAnsi="Arial Narrow"/>
               </w:rPr>
-              <w:t>2.</w:t>
+              <w:t>4</w:t>
+            </w:r>
+            <w:r>
+              <w:rPr>
+                <w:rFonts w:ascii="Arial Narrow" w:hAnsi="Arial Narrow"/>
+              </w:rPr>
+              <w:t>.</w:t>
             </w:r>
           </w:p>
         </w:tc>
@@ -4834,32 +6593,371 @@
           </w:tcPr>
           <w:p>
             <w:pPr>
-              <w:jc w:val="both"/>
-              <w:rPr>
-                <w:rFonts w:ascii="Arial Narrow" w:hAnsi="Arial Narrow"/>
-                <w:lang w:val="fi-FI"/>
-              </w:rPr>
-            </w:pPr>
-            <w:r>
-              <w:rPr>
-                <w:rFonts w:ascii="Arial Narrow" w:hAnsi="Arial Narrow"/>
-                <w:lang w:val="fi-FI"/>
-              </w:rPr>
-              <w:t>menyelenggarakan administrasi penangguhan penahanan dan persyaratan lain yang sesuai undang-undang serta melakukan</w:t>
-            </w:r>
-            <w:r>
-              <w:rPr>
-                <w:rFonts w:ascii="Arial Narrow" w:hAnsi="Arial Narrow"/>
-                <w:lang w:val="fi-FI"/>
-              </w:rPr>
-              <w:t xml:space="preserve"> </w:t>
-            </w:r>
-            <w:r>
-              <w:rPr>
-                <w:rFonts w:ascii="Arial Narrow" w:hAnsi="Arial Narrow"/>
-                <w:lang w:val="fi-FI"/>
-              </w:rPr>
-              <w:t>pengawasan pelaksanaannya;</w:t>
+              <w:rPr>
+                <w:rFonts w:ascii="Arial Narrow" w:hAnsi="Arial Narrow"/>
+              </w:rPr>
+            </w:pPr>
+            <w:proofErr w:type="spellStart"/>
+            <w:r>
+              <w:rPr>
+                <w:rFonts w:ascii="Arial Narrow" w:hAnsi="Arial Narrow"/>
+              </w:rPr>
+              <w:t>mengawasi</w:t>
+            </w:r>
+            <w:proofErr w:type="spellEnd"/>
+            <w:r>
+              <w:rPr>
+                <w:rFonts w:ascii="Arial Narrow" w:hAnsi="Arial Narrow"/>
+              </w:rPr>
+              <w:t xml:space="preserve"> </w:t>
+            </w:r>
+            <w:proofErr w:type="spellStart"/>
+            <w:r>
+              <w:rPr>
+                <w:rFonts w:ascii="Arial Narrow" w:hAnsi="Arial Narrow"/>
+              </w:rPr>
+              <w:t>tersangka</w:t>
+            </w:r>
+            <w:proofErr w:type="spellEnd"/>
+            <w:r>
+              <w:rPr>
+                <w:rFonts w:ascii="Arial Narrow" w:hAnsi="Arial Narrow"/>
+              </w:rPr>
+              <w:t xml:space="preserve"> </w:t>
+            </w:r>
+            <w:proofErr w:type="spellStart"/>
+            <w:r>
+              <w:rPr>
+                <w:rFonts w:ascii="Arial Narrow" w:hAnsi="Arial Narrow"/>
+              </w:rPr>
+              <w:t>untuk</w:t>
+            </w:r>
+            <w:proofErr w:type="spellEnd"/>
+            <w:r>
+              <w:rPr>
+                <w:rFonts w:ascii="Arial Narrow" w:hAnsi="Arial Narrow"/>
+              </w:rPr>
+              <w:t xml:space="preserve"> </w:t>
+            </w:r>
+            <w:proofErr w:type="spellStart"/>
+            <w:r>
+              <w:rPr>
+                <w:rFonts w:ascii="Arial Narrow" w:hAnsi="Arial Narrow"/>
+              </w:rPr>
+              <w:t>mematuhi</w:t>
+            </w:r>
+            <w:proofErr w:type="spellEnd"/>
+            <w:r>
+              <w:rPr>
+                <w:rFonts w:ascii="Arial Narrow" w:hAnsi="Arial Narrow"/>
+              </w:rPr>
+              <w:t xml:space="preserve"> </w:t>
+            </w:r>
+            <w:proofErr w:type="spellStart"/>
+            <w:r>
+              <w:rPr>
+                <w:rFonts w:ascii="Arial Narrow" w:hAnsi="Arial Narrow"/>
+              </w:rPr>
+              <w:t>syarat-syarat</w:t>
+            </w:r>
+            <w:proofErr w:type="spellEnd"/>
+            <w:r>
+              <w:rPr>
+                <w:rFonts w:ascii="Arial Narrow" w:hAnsi="Arial Narrow"/>
+              </w:rPr>
+              <w:t xml:space="preserve"> yang </w:t>
+            </w:r>
+            <w:proofErr w:type="spellStart"/>
+            <w:r>
+              <w:rPr>
+                <w:rFonts w:ascii="Arial Narrow" w:hAnsi="Arial Narrow"/>
+              </w:rPr>
+              <w:t>ditentukan</w:t>
+            </w:r>
+            <w:proofErr w:type="spellEnd"/>
+            <w:r>
+              <w:rPr>
+                <w:rFonts w:ascii="Arial Narrow" w:hAnsi="Arial Narrow"/>
+              </w:rPr>
+              <w:t xml:space="preserve"> </w:t>
+            </w:r>
+            <w:proofErr w:type="spellStart"/>
+            <w:r>
+              <w:rPr>
+                <w:rFonts w:ascii="Arial Narrow" w:hAnsi="Arial Narrow"/>
+              </w:rPr>
+              <w:t>b</w:t>
+            </w:r>
+            <w:r>
+              <w:rPr>
+                <w:rFonts w:ascii="Arial Narrow" w:hAnsi="Arial Narrow"/>
+              </w:rPr>
+              <w:t>erupa</w:t>
+            </w:r>
+            <w:proofErr w:type="spellEnd"/>
+            <w:r>
+              <w:rPr>
+                <w:rFonts w:ascii="Arial Narrow" w:hAnsi="Arial Narrow"/>
+              </w:rPr>
+              <w:t xml:space="preserve"> </w:t>
+            </w:r>
+            <w:proofErr w:type="spellStart"/>
+            <w:r>
+              <w:rPr>
+                <w:rFonts w:ascii="Arial Narrow" w:hAnsi="Arial Narrow"/>
+              </w:rPr>
+              <w:t>wajib</w:t>
+            </w:r>
+            <w:proofErr w:type="spellEnd"/>
+            <w:r>
+              <w:rPr>
+                <w:rFonts w:ascii="Arial Narrow" w:hAnsi="Arial Narrow"/>
+              </w:rPr>
+              <w:t xml:space="preserve"> </w:t>
+            </w:r>
+            <w:proofErr w:type="spellStart"/>
+            <w:r>
+              <w:rPr>
+                <w:rFonts w:ascii="Arial Narrow" w:hAnsi="Arial Narrow"/>
+              </w:rPr>
+              <w:t>lapor</w:t>
+            </w:r>
+            <w:proofErr w:type="spellEnd"/>
+            <w:r>
+              <w:rPr>
+                <w:rFonts w:ascii="Arial Narrow" w:hAnsi="Arial Narrow"/>
+              </w:rPr>
+              <w:t xml:space="preserve"> </w:t>
+            </w:r>
+            <w:proofErr w:type="spellStart"/>
+            <w:r>
+              <w:rPr>
+                <w:rFonts w:ascii="Arial Narrow" w:hAnsi="Arial Narrow"/>
+              </w:rPr>
+              <w:t>setiap</w:t>
+            </w:r>
+            <w:proofErr w:type="spellEnd"/>
+            <w:r>
+              <w:rPr>
+                <w:rFonts w:ascii="Arial Narrow" w:hAnsi="Arial Narrow"/>
+              </w:rPr>
+              <w:t xml:space="preserve"> </w:t>
+            </w:r>
+            <w:proofErr w:type="spellStart"/>
+            <w:r>
+              <w:rPr>
+                <w:rFonts w:ascii="Arial Narrow" w:hAnsi="Arial Narrow"/>
+              </w:rPr>
+              <w:t>hari</w:t>
+            </w:r>
+            <w:proofErr w:type="spellEnd"/>
+            <w:r>
+              <w:rPr>
+                <w:rFonts w:ascii="Arial Narrow" w:hAnsi="Arial Narrow"/>
+              </w:rPr>
+              <w:t xml:space="preserve"> ${</w:t>
+            </w:r>
+            <w:proofErr w:type="spellStart"/>
+            <w:r>
+              <w:rPr>
+                <w:rFonts w:ascii="Arial Narrow" w:hAnsi="Arial Narrow"/>
+              </w:rPr>
+              <w:t>hari_wajib_lapor</w:t>
+            </w:r>
+            <w:proofErr w:type="spellEnd"/>
+            <w:r>
+              <w:rPr>
+                <w:rFonts w:ascii="Arial Narrow" w:hAnsi="Arial Narrow"/>
+              </w:rPr>
+              <w:t>}</w:t>
+            </w:r>
+            <w:r>
+              <w:rPr>
+                <w:rFonts w:ascii="Arial Narrow" w:hAnsi="Arial Narrow"/>
+              </w:rPr>
+              <w:t xml:space="preserve"> </w:t>
+            </w:r>
+            <w:proofErr w:type="spellStart"/>
+            <w:r>
+              <w:rPr>
+                <w:rFonts w:ascii="Arial Narrow" w:hAnsi="Arial Narrow"/>
+              </w:rPr>
+              <w:t>atau</w:t>
+            </w:r>
+            <w:proofErr w:type="spellEnd"/>
+            <w:r>
+              <w:rPr>
+                <w:rFonts w:ascii="Arial Narrow" w:hAnsi="Arial Narrow"/>
+              </w:rPr>
+              <w:t xml:space="preserve"> </w:t>
+            </w:r>
+            <w:proofErr w:type="spellStart"/>
+            <w:r>
+              <w:rPr>
+                <w:rFonts w:ascii="Arial Narrow" w:hAnsi="Arial Narrow"/>
+              </w:rPr>
+              <w:t>tidak</w:t>
+            </w:r>
+            <w:proofErr w:type="spellEnd"/>
+            <w:r>
+              <w:rPr>
+                <w:rFonts w:ascii="Arial Narrow" w:hAnsi="Arial Narrow"/>
+              </w:rPr>
+              <w:t xml:space="preserve"> </w:t>
+            </w:r>
+            <w:proofErr w:type="spellStart"/>
+            <w:r>
+              <w:rPr>
+                <w:rFonts w:ascii="Arial Narrow" w:hAnsi="Arial Narrow"/>
+              </w:rPr>
+              <w:t>keluar</w:t>
+            </w:r>
+            <w:proofErr w:type="spellEnd"/>
+            <w:r>
+              <w:rPr>
+                <w:rFonts w:ascii="Arial Narrow" w:hAnsi="Arial Narrow"/>
+              </w:rPr>
+              <w:t xml:space="preserve"> </w:t>
+            </w:r>
+            <w:proofErr w:type="spellStart"/>
+            <w:r>
+              <w:rPr>
+                <w:rFonts w:ascii="Arial Narrow" w:hAnsi="Arial Narrow"/>
+              </w:rPr>
+              <w:t>rumah</w:t>
+            </w:r>
+            <w:proofErr w:type="spellEnd"/>
+            <w:r>
+              <w:rPr>
+                <w:rFonts w:ascii="Arial Narrow" w:hAnsi="Arial Narrow"/>
+              </w:rPr>
+              <w:t xml:space="preserve"> </w:t>
+            </w:r>
+            <w:proofErr w:type="spellStart"/>
+            <w:r>
+              <w:rPr>
+                <w:rFonts w:ascii="Arial Narrow" w:hAnsi="Arial Narrow"/>
+              </w:rPr>
+              <w:t>atau</w:t>
+            </w:r>
+            <w:proofErr w:type="spellEnd"/>
+            <w:r>
+              <w:rPr>
+                <w:rFonts w:ascii="Arial Narrow" w:hAnsi="Arial Narrow"/>
+              </w:rPr>
+              <w:t xml:space="preserve"> </w:t>
+            </w:r>
+            <w:proofErr w:type="spellStart"/>
+            <w:r>
+              <w:rPr>
+                <w:rFonts w:ascii="Arial Narrow" w:hAnsi="Arial Narrow"/>
+              </w:rPr>
+              <w:t>tidak</w:t>
+            </w:r>
+            <w:proofErr w:type="spellEnd"/>
+            <w:r>
+              <w:rPr>
+                <w:rFonts w:ascii="Arial Narrow" w:hAnsi="Arial Narrow"/>
+              </w:rPr>
+              <w:t xml:space="preserve"> </w:t>
+            </w:r>
+            <w:proofErr w:type="spellStart"/>
+            <w:r>
+              <w:rPr>
+                <w:rFonts w:ascii="Arial Narrow" w:hAnsi="Arial Narrow"/>
+              </w:rPr>
+              <w:t>keluar</w:t>
+            </w:r>
+            <w:proofErr w:type="spellEnd"/>
+            <w:r>
+              <w:rPr>
+                <w:rFonts w:ascii="Arial Narrow" w:hAnsi="Arial Narrow"/>
+              </w:rPr>
+              <w:t xml:space="preserve"> </w:t>
+            </w:r>
+            <w:proofErr w:type="spellStart"/>
+            <w:r>
+              <w:rPr>
+                <w:rFonts w:ascii="Arial Narrow" w:hAnsi="Arial Narrow"/>
+              </w:rPr>
+              <w:t>kota</w:t>
+            </w:r>
+            <w:proofErr w:type="spellEnd"/>
+            <w:r>
+              <w:rPr>
+                <w:rFonts w:ascii="Arial Narrow" w:hAnsi="Arial Narrow"/>
+              </w:rPr>
+              <w:t xml:space="preserve"> </w:t>
+            </w:r>
+            <w:proofErr w:type="spellStart"/>
+            <w:r>
+              <w:rPr>
+                <w:rFonts w:ascii="Arial Narrow" w:hAnsi="Arial Narrow"/>
+              </w:rPr>
+              <w:t>tanpa</w:t>
+            </w:r>
+            <w:proofErr w:type="spellEnd"/>
+            <w:r>
+              <w:rPr>
+                <w:rFonts w:ascii="Arial Narrow" w:hAnsi="Arial Narrow"/>
+              </w:rPr>
+              <w:t xml:space="preserve"> </w:t>
+            </w:r>
+            <w:proofErr w:type="spellStart"/>
+            <w:r>
+              <w:rPr>
+                <w:rFonts w:ascii="Arial Narrow" w:hAnsi="Arial Narrow"/>
+              </w:rPr>
+              <w:t>izin</w:t>
+            </w:r>
+            <w:proofErr w:type="spellEnd"/>
+            <w:r>
+              <w:rPr>
+                <w:rFonts w:ascii="Arial Narrow" w:hAnsi="Arial Narrow"/>
+              </w:rPr>
+              <w:t xml:space="preserve"> </w:t>
+            </w:r>
+            <w:proofErr w:type="spellStart"/>
+            <w:r>
+              <w:rPr>
+                <w:rFonts w:ascii="Arial Narrow" w:hAnsi="Arial Narrow"/>
+              </w:rPr>
+              <w:t>penyidik</w:t>
+            </w:r>
+            <w:proofErr w:type="spellEnd"/>
+            <w:r>
+              <w:rPr>
+                <w:rFonts w:ascii="Arial Narrow" w:hAnsi="Arial Narrow"/>
+              </w:rPr>
+              <w:t>/</w:t>
+            </w:r>
+            <w:proofErr w:type="spellStart"/>
+            <w:r>
+              <w:rPr>
+                <w:rFonts w:ascii="Arial Narrow" w:hAnsi="Arial Narrow"/>
+              </w:rPr>
+              <w:t>penyidik</w:t>
+            </w:r>
+            <w:proofErr w:type="spellEnd"/>
+            <w:r>
+              <w:rPr>
+                <w:rFonts w:ascii="Arial Narrow" w:hAnsi="Arial Narrow"/>
+              </w:rPr>
+              <w:t xml:space="preserve"> </w:t>
+            </w:r>
+            <w:proofErr w:type="spellStart"/>
+            <w:r>
+              <w:rPr>
+                <w:rFonts w:ascii="Arial Narrow" w:hAnsi="Arial Narrow"/>
+              </w:rPr>
+              <w:t>pembantu</w:t>
+            </w:r>
+            <w:proofErr w:type="spellEnd"/>
+            <w:r>
+              <w:rPr>
+                <w:rFonts w:ascii="Arial Narrow" w:hAnsi="Arial Narrow"/>
+              </w:rPr>
+              <w:t>;</w:t>
             </w:r>
           </w:p>
         </w:tc>
@@ -4905,7 +7003,6 @@
                 <w:rFonts w:ascii="Arial Narrow" w:hAnsi="Arial Narrow"/>
                 <w:sz w:val="8"/>
                 <w:szCs w:val="8"/>
-                <w:lang w:val="fi-FI"/>
               </w:rPr>
             </w:pPr>
           </w:p>
@@ -4917,12 +7014,10 @@
           </w:tcPr>
           <w:p>
             <w:pPr>
-              <w:jc w:val="both"/>
               <w:rPr>
                 <w:rFonts w:ascii="Arial Narrow" w:hAnsi="Arial Narrow"/>
                 <w:sz w:val="8"/>
                 <w:szCs w:val="8"/>
-                <w:lang w:val="fi-FI"/>
               </w:rPr>
             </w:pPr>
           </w:p>
@@ -4969,7 +7064,13 @@
               <w:rPr>
                 <w:rFonts w:ascii="Arial Narrow" w:hAnsi="Arial Narrow"/>
               </w:rPr>
-              <w:t>3.</w:t>
+              <w:t>5</w:t>
+            </w:r>
+            <w:r>
+              <w:rPr>
+                <w:rFonts w:ascii="Arial Narrow" w:hAnsi="Arial Narrow"/>
+              </w:rPr>
+              <w:t>.</w:t>
             </w:r>
           </w:p>
         </w:tc>
@@ -4980,18 +7081,24 @@
           </w:tcPr>
           <w:p>
             <w:pPr>
-              <w:jc w:val="both"/>
-              <w:rPr>
-                <w:rFonts w:ascii="Arial Narrow" w:hAnsi="Arial Narrow"/>
-                <w:lang w:val="fi-FI"/>
-              </w:rPr>
-            </w:pPr>
-            <w:r>
-              <w:rPr>
-                <w:rFonts w:ascii="Arial Narrow" w:hAnsi="Arial Narrow"/>
-                <w:lang w:val="fi-FI"/>
-              </w:rPr>
-              <w:t>untuk penangguhan penahanan diberikan jaminan dalam bentuk mata uang rupiah:</w:t>
+              <w:rPr>
+                <w:rFonts w:ascii="Arial Narrow" w:hAnsi="Arial Narrow"/>
+                <w:lang w:val="fi-FI"/>
+              </w:rPr>
+            </w:pPr>
+            <w:r>
+              <w:rPr>
+                <w:rFonts w:ascii="Arial Narrow" w:hAnsi="Arial Narrow"/>
+                <w:lang w:val="fi-FI"/>
+              </w:rPr>
+              <w:t>melaksanakan perintah ini dengan saksama dan penuh asa tanggung jawab dan membuat Berita Acara Penangguhan Penahanan serta</w:t>
+            </w:r>
+            <w:r>
+              <w:rPr>
+                <w:rFonts w:ascii="Arial Narrow" w:hAnsi="Arial Narrow"/>
+                <w:lang w:val="fi-FI"/>
+              </w:rPr>
+              <w:t xml:space="preserve"> melaporkan kepada Atasan Penyidik.</w:t>
             </w:r>
           </w:p>
         </w:tc>
@@ -5005,6 +7112,8 @@
             <w:pPr>
               <w:rPr>
                 <w:rFonts w:ascii="Arial Narrow" w:hAnsi="Arial Narrow"/>
+                <w:sz w:val="8"/>
+                <w:szCs w:val="8"/>
                 <w:lang w:val="fi-FI"/>
               </w:rPr>
             </w:pPr>
@@ -5018,6 +7127,8 @@
             <w:pPr>
               <w:rPr>
                 <w:rFonts w:ascii="Arial Narrow" w:hAnsi="Arial Narrow"/>
+                <w:sz w:val="8"/>
+                <w:szCs w:val="8"/>
                 <w:lang w:val="fi-FI"/>
               </w:rPr>
             </w:pPr>
@@ -5031,73 +7142,26 @@
             <w:pPr>
               <w:rPr>
                 <w:rFonts w:ascii="Arial Narrow" w:hAnsi="Arial Narrow"/>
-              </w:rPr>
-            </w:pPr>
-          </w:p>
-        </w:tc>
-        <w:tc>
-          <w:tcPr>
-            <w:tcW w:w="1275" w:type="dxa"/>
-            <w:gridSpan w:val="2"/>
-          </w:tcPr>
-          <w:p>
-            <w:pPr>
-              <w:jc w:val="both"/>
-              <w:rPr>
-                <w:rFonts w:ascii="Arial Narrow" w:hAnsi="Arial Narrow"/>
-                <w:lang w:val="fi-FI"/>
-              </w:rPr>
-            </w:pPr>
-            <w:r>
-              <w:rPr>
-                <w:rFonts w:ascii="Arial Narrow" w:hAnsi="Arial Narrow"/>
-                <w:lang w:val="fi-FI"/>
-              </w:rPr>
-              <w:t>jumlah</w:t>
-            </w:r>
-          </w:p>
-        </w:tc>
-        <w:tc>
-          <w:tcPr>
-            <w:tcW w:w="142" w:type="dxa"/>
-          </w:tcPr>
-          <w:p>
-            <w:pPr>
-              <w:jc w:val="both"/>
-              <w:rPr>
-                <w:rFonts w:ascii="Arial Narrow" w:hAnsi="Arial Narrow"/>
-                <w:lang w:val="fi-FI"/>
-              </w:rPr>
-            </w:pPr>
-            <w:r>
-              <w:rPr>
-                <w:rFonts w:ascii="Arial Narrow" w:hAnsi="Arial Narrow"/>
-                <w:lang w:val="fi-FI"/>
-              </w:rPr>
-              <w:t xml:space="preserve">: </w:t>
-            </w:r>
-          </w:p>
-        </w:tc>
-        <w:tc>
-          <w:tcPr>
-            <w:tcW w:w="5568" w:type="dxa"/>
-            <w:gridSpan w:val="3"/>
-          </w:tcPr>
-          <w:p>
-            <w:pPr>
-              <w:jc w:val="both"/>
-              <w:rPr>
-                <w:rFonts w:ascii="Arial Narrow" w:hAnsi="Arial Narrow"/>
-                <w:lang w:val="fi-FI"/>
-              </w:rPr>
-            </w:pPr>
-            <w:r>
-              <w:rPr>
-                <w:rFonts w:ascii="Arial Narrow" w:hAnsi="Arial Narrow"/>
-                <w:lang w:val="fi-FI"/>
-              </w:rPr>
-              <w:t>Rp. ........;</w:t>
-            </w:r>
+                <w:sz w:val="8"/>
+                <w:szCs w:val="8"/>
+              </w:rPr>
+            </w:pPr>
+          </w:p>
+        </w:tc>
+        <w:tc>
+          <w:tcPr>
+            <w:tcW w:w="6985" w:type="dxa"/>
+            <w:gridSpan w:val="6"/>
+          </w:tcPr>
+          <w:p>
+            <w:pPr>
+              <w:rPr>
+                <w:rFonts w:ascii="Arial Narrow" w:hAnsi="Arial Narrow"/>
+                <w:sz w:val="8"/>
+                <w:szCs w:val="8"/>
+                <w:lang w:val="fi-FI"/>
+              </w:rPr>
+            </w:pPr>
           </w:p>
         </w:tc>
       </w:tr>
@@ -5110,877 +7174,21 @@
             <w:pPr>
               <w:rPr>
                 <w:rFonts w:ascii="Arial Narrow" w:hAnsi="Arial Narrow"/>
-                <w:lang w:val="fi-FI"/>
-              </w:rPr>
-            </w:pPr>
-          </w:p>
-        </w:tc>
-        <w:tc>
-          <w:tcPr>
-            <w:tcW w:w="283" w:type="dxa"/>
-          </w:tcPr>
-          <w:p>
-            <w:pPr>
-              <w:rPr>
-                <w:rFonts w:ascii="Arial Narrow" w:hAnsi="Arial Narrow"/>
-                <w:lang w:val="fi-FI"/>
-              </w:rPr>
-            </w:pPr>
-          </w:p>
-        </w:tc>
-        <w:tc>
-          <w:tcPr>
-            <w:tcW w:w="426" w:type="dxa"/>
-          </w:tcPr>
-          <w:p>
-            <w:pPr>
-              <w:rPr>
-                <w:rFonts w:ascii="Arial Narrow" w:hAnsi="Arial Narrow"/>
-              </w:rPr>
-            </w:pPr>
-          </w:p>
-        </w:tc>
-        <w:tc>
-          <w:tcPr>
-            <w:tcW w:w="1275" w:type="dxa"/>
-            <w:gridSpan w:val="2"/>
-          </w:tcPr>
-          <w:p>
-            <w:pPr>
-              <w:jc w:val="both"/>
-              <w:rPr>
-                <w:rFonts w:ascii="Arial Narrow" w:hAnsi="Arial Narrow"/>
-                <w:lang w:val="fi-FI"/>
-              </w:rPr>
-            </w:pPr>
-            <w:r>
-              <w:rPr>
-                <w:rFonts w:ascii="Arial Narrow" w:hAnsi="Arial Narrow"/>
-                <w:lang w:val="fi-FI"/>
-              </w:rPr>
-              <w:t>disimpan di</w:t>
-            </w:r>
-          </w:p>
-        </w:tc>
-        <w:tc>
-          <w:tcPr>
-            <w:tcW w:w="142" w:type="dxa"/>
-          </w:tcPr>
-          <w:p>
-            <w:pPr>
-              <w:jc w:val="both"/>
-              <w:rPr>
-                <w:rFonts w:ascii="Arial Narrow" w:hAnsi="Arial Narrow"/>
-                <w:lang w:val="fi-FI"/>
-              </w:rPr>
-            </w:pPr>
-            <w:r>
-              <w:rPr>
-                <w:rFonts w:ascii="Arial Narrow" w:hAnsi="Arial Narrow"/>
-                <w:lang w:val="fi-FI"/>
-              </w:rPr>
-              <w:t xml:space="preserve">: </w:t>
-            </w:r>
-          </w:p>
-        </w:tc>
-        <w:tc>
-          <w:tcPr>
-            <w:tcW w:w="5568" w:type="dxa"/>
-            <w:gridSpan w:val="3"/>
-          </w:tcPr>
-          <w:p>
-            <w:pPr>
-              <w:jc w:val="both"/>
-              <w:rPr>
-                <w:rFonts w:ascii="Arial Narrow" w:hAnsi="Arial Narrow"/>
-                <w:lang w:val="fi-FI"/>
-              </w:rPr>
-            </w:pPr>
-            <w:r>
-              <w:rPr>
-                <w:rFonts w:ascii="Arial Narrow" w:hAnsi="Arial Narrow"/>
-                <w:lang w:val="fi-FI"/>
-              </w:rPr>
-              <w:t>Panitera Pengadilan Negri ......; atau</w:t>
-            </w:r>
-          </w:p>
-        </w:tc>
-      </w:tr>
-      <w:tr>
-        <w:tc>
-          <w:tcPr>
-            <w:tcW w:w="1418" w:type="dxa"/>
-          </w:tcPr>
-          <w:p>
-            <w:pPr>
-              <w:rPr>
-                <w:rFonts w:ascii="Arial Narrow" w:hAnsi="Arial Narrow"/>
-                <w:sz w:val="8"/>
-                <w:szCs w:val="8"/>
-                <w:lang w:val="fi-FI"/>
-              </w:rPr>
-            </w:pPr>
-          </w:p>
-        </w:tc>
-        <w:tc>
-          <w:tcPr>
-            <w:tcW w:w="283" w:type="dxa"/>
-          </w:tcPr>
-          <w:p>
-            <w:pPr>
-              <w:rPr>
-                <w:rFonts w:ascii="Arial Narrow" w:hAnsi="Arial Narrow"/>
-                <w:sz w:val="8"/>
-                <w:szCs w:val="8"/>
-                <w:lang w:val="fi-FI"/>
-              </w:rPr>
-            </w:pPr>
-          </w:p>
-        </w:tc>
-        <w:tc>
-          <w:tcPr>
-            <w:tcW w:w="426" w:type="dxa"/>
-          </w:tcPr>
-          <w:p>
-            <w:pPr>
-              <w:rPr>
-                <w:rFonts w:ascii="Arial Narrow" w:hAnsi="Arial Narrow"/>
-                <w:sz w:val="8"/>
-                <w:szCs w:val="8"/>
-              </w:rPr>
-            </w:pPr>
-          </w:p>
-        </w:tc>
-        <w:tc>
-          <w:tcPr>
-            <w:tcW w:w="1275" w:type="dxa"/>
-            <w:gridSpan w:val="2"/>
-          </w:tcPr>
-          <w:p>
-            <w:pPr>
-              <w:jc w:val="both"/>
-              <w:rPr>
-                <w:rFonts w:ascii="Arial Narrow" w:hAnsi="Arial Narrow"/>
-                <w:sz w:val="8"/>
-                <w:szCs w:val="8"/>
-                <w:lang w:val="fi-FI"/>
-              </w:rPr>
-            </w:pPr>
-          </w:p>
-        </w:tc>
-        <w:tc>
-          <w:tcPr>
-            <w:tcW w:w="142" w:type="dxa"/>
-          </w:tcPr>
-          <w:p>
-            <w:pPr>
-              <w:jc w:val="both"/>
-              <w:rPr>
-                <w:rFonts w:ascii="Arial Narrow" w:hAnsi="Arial Narrow"/>
-                <w:sz w:val="8"/>
-                <w:szCs w:val="8"/>
-                <w:lang w:val="fi-FI"/>
-              </w:rPr>
-            </w:pPr>
-          </w:p>
-        </w:tc>
-        <w:tc>
-          <w:tcPr>
-            <w:tcW w:w="5568" w:type="dxa"/>
-            <w:gridSpan w:val="3"/>
-          </w:tcPr>
-          <w:p>
-            <w:pPr>
-              <w:jc w:val="both"/>
-              <w:rPr>
-                <w:rFonts w:ascii="Arial Narrow" w:hAnsi="Arial Narrow"/>
-                <w:sz w:val="8"/>
-                <w:szCs w:val="8"/>
-                <w:lang w:val="fi-FI"/>
-              </w:rPr>
-            </w:pPr>
-          </w:p>
-        </w:tc>
-      </w:tr>
-      <w:tr>
-        <w:tc>
-          <w:tcPr>
-            <w:tcW w:w="1418" w:type="dxa"/>
-          </w:tcPr>
-          <w:p>
-            <w:pPr>
-              <w:rPr>
-                <w:rFonts w:ascii="Arial Narrow" w:hAnsi="Arial Narrow"/>
-                <w:lang w:val="fi-FI"/>
-              </w:rPr>
-            </w:pPr>
-          </w:p>
-        </w:tc>
-        <w:tc>
-          <w:tcPr>
-            <w:tcW w:w="283" w:type="dxa"/>
-          </w:tcPr>
-          <w:p>
-            <w:pPr>
-              <w:rPr>
-                <w:rFonts w:ascii="Arial Narrow" w:hAnsi="Arial Narrow"/>
-                <w:lang w:val="fi-FI"/>
-              </w:rPr>
-            </w:pPr>
-          </w:p>
-        </w:tc>
-        <w:tc>
-          <w:tcPr>
-            <w:tcW w:w="426" w:type="dxa"/>
-          </w:tcPr>
-          <w:p>
-            <w:pPr>
-              <w:rPr>
-                <w:rFonts w:ascii="Arial Narrow" w:hAnsi="Arial Narrow"/>
-              </w:rPr>
-            </w:pPr>
-            <w:r>
-              <w:rPr>
-                <w:rFonts w:ascii="Arial Narrow" w:hAnsi="Arial Narrow"/>
-              </w:rPr>
-              <w:t xml:space="preserve">4. </w:t>
-            </w:r>
-          </w:p>
-        </w:tc>
-        <w:tc>
-          <w:tcPr>
-            <w:tcW w:w="6985" w:type="dxa"/>
-            <w:gridSpan w:val="6"/>
-          </w:tcPr>
-          <w:p>
-            <w:pPr>
-              <w:rPr>
-                <w:rFonts w:ascii="Arial Narrow" w:hAnsi="Arial Narrow"/>
-                <w:lang w:val="fi-FI"/>
-              </w:rPr>
-            </w:pPr>
-            <w:r>
-              <w:rPr>
-                <w:rFonts w:ascii="Arial Narrow" w:hAnsi="Arial Narrow"/>
-                <w:lang w:val="fi-FI"/>
-              </w:rPr>
-              <w:t>untuk penangguhan penahanan dengan ja</w:t>
-            </w:r>
-            <w:r>
-              <w:rPr>
-                <w:rFonts w:ascii="Arial Narrow" w:hAnsi="Arial Narrow"/>
-                <w:lang w:val="fi-FI"/>
-              </w:rPr>
-              <w:t xml:space="preserve">minan orang .... </w:t>
-            </w:r>
-            <w:r>
-              <w:rPr>
-                <w:rFonts w:ascii="Arial Narrow" w:hAnsi="Arial Narrow"/>
-                <w:i/>
-                <w:iCs/>
-                <w:lang w:val="fi-FI"/>
-              </w:rPr>
-              <w:t xml:space="preserve">(identitas lengkap penjamin), </w:t>
-            </w:r>
-            <w:r>
-              <w:rPr>
-                <w:rFonts w:ascii="Arial Narrow" w:hAnsi="Arial Narrow"/>
-                <w:lang w:val="fi-FI"/>
-              </w:rPr>
-              <w:t>dengan uang tanggungan (Pasal 110 KUHAP) yang telah ditetapkan oleh Ata</w:t>
-            </w:r>
-            <w:r>
-              <w:rPr>
-                <w:rFonts w:ascii="Arial Narrow" w:hAnsi="Arial Narrow"/>
-                <w:lang w:val="fi-FI"/>
-              </w:rPr>
-              <w:t>san Penyidik dalam bentuk mata uang rupiah:</w:t>
-            </w:r>
-          </w:p>
-        </w:tc>
-      </w:tr>
-      <w:tr>
-        <w:tc>
-          <w:tcPr>
-            <w:tcW w:w="1418" w:type="dxa"/>
-          </w:tcPr>
-          <w:p>
-            <w:pPr>
-              <w:rPr>
-                <w:rFonts w:ascii="Arial Narrow" w:hAnsi="Arial Narrow"/>
-                <w:lang w:val="fi-FI"/>
-              </w:rPr>
-            </w:pPr>
-          </w:p>
-        </w:tc>
-        <w:tc>
-          <w:tcPr>
-            <w:tcW w:w="283" w:type="dxa"/>
-          </w:tcPr>
-          <w:p>
-            <w:pPr>
-              <w:rPr>
-                <w:rFonts w:ascii="Arial Narrow" w:hAnsi="Arial Narrow"/>
-                <w:lang w:val="fi-FI"/>
-              </w:rPr>
-            </w:pPr>
-          </w:p>
-        </w:tc>
-        <w:tc>
-          <w:tcPr>
-            <w:tcW w:w="426" w:type="dxa"/>
-          </w:tcPr>
-          <w:p>
-            <w:pPr>
-              <w:rPr>
-                <w:rFonts w:ascii="Arial Narrow" w:hAnsi="Arial Narrow"/>
-                <w:lang w:val="fi-FI"/>
-              </w:rPr>
-            </w:pPr>
-          </w:p>
-        </w:tc>
-        <w:tc>
-          <w:tcPr>
-            <w:tcW w:w="1275" w:type="dxa"/>
-            <w:gridSpan w:val="2"/>
-          </w:tcPr>
-          <w:p>
-            <w:pPr>
-              <w:rPr>
-                <w:rFonts w:ascii="Arial Narrow" w:hAnsi="Arial Narrow"/>
-                <w:lang w:val="fi-FI"/>
-              </w:rPr>
-            </w:pPr>
-            <w:r>
-              <w:rPr>
-                <w:rFonts w:ascii="Arial Narrow" w:hAnsi="Arial Narrow"/>
-                <w:lang w:val="fi-FI"/>
-              </w:rPr>
-              <w:t>jumlah</w:t>
-            </w:r>
-          </w:p>
-        </w:tc>
-        <w:tc>
-          <w:tcPr>
-            <w:tcW w:w="142" w:type="dxa"/>
-          </w:tcPr>
-          <w:p>
-            <w:pPr>
-              <w:rPr>
-                <w:rFonts w:ascii="Arial Narrow" w:hAnsi="Arial Narrow"/>
-                <w:lang w:val="fi-FI"/>
-              </w:rPr>
-            </w:pPr>
-            <w:r>
-              <w:rPr>
-                <w:rFonts w:ascii="Arial Narrow" w:hAnsi="Arial Narrow"/>
-                <w:lang w:val="fi-FI"/>
-              </w:rPr>
-              <w:t xml:space="preserve">: </w:t>
-            </w:r>
-          </w:p>
-        </w:tc>
-        <w:tc>
-          <w:tcPr>
-            <w:tcW w:w="5568" w:type="dxa"/>
-            <w:gridSpan w:val="3"/>
-          </w:tcPr>
-          <w:p>
-            <w:pPr>
-              <w:rPr>
-                <w:rFonts w:ascii="Arial Narrow" w:hAnsi="Arial Narrow"/>
-                <w:lang w:val="fi-FI"/>
-              </w:rPr>
-            </w:pPr>
-            <w:r>
-              <w:rPr>
-                <w:rFonts w:ascii="Arial Narrow" w:hAnsi="Arial Narrow"/>
-                <w:lang w:val="fi-FI"/>
-              </w:rPr>
-              <w:t>Rp. ......;</w:t>
-            </w:r>
-          </w:p>
-        </w:tc>
-      </w:tr>
-      <w:tr>
-        <w:tc>
-          <w:tcPr>
-            <w:tcW w:w="1418" w:type="dxa"/>
-          </w:tcPr>
-          <w:p>
-            <w:pPr>
-              <w:rPr>
-                <w:rFonts w:ascii="Arial Narrow" w:hAnsi="Arial Narrow"/>
-                <w:lang w:val="fi-FI"/>
-              </w:rPr>
-            </w:pPr>
-          </w:p>
-        </w:tc>
-        <w:tc>
-          <w:tcPr>
-            <w:tcW w:w="283" w:type="dxa"/>
-          </w:tcPr>
-          <w:p>
-            <w:pPr>
-              <w:rPr>
-                <w:rFonts w:ascii="Arial Narrow" w:hAnsi="Arial Narrow"/>
-                <w:lang w:val="fi-FI"/>
-              </w:rPr>
-            </w:pPr>
-          </w:p>
-        </w:tc>
-        <w:tc>
-          <w:tcPr>
-            <w:tcW w:w="426" w:type="dxa"/>
-          </w:tcPr>
-          <w:p>
-            <w:pPr>
-              <w:rPr>
-                <w:rFonts w:ascii="Arial Narrow" w:hAnsi="Arial Narrow"/>
-              </w:rPr>
-            </w:pPr>
-          </w:p>
-        </w:tc>
-        <w:tc>
-          <w:tcPr>
-            <w:tcW w:w="1275" w:type="dxa"/>
-            <w:gridSpan w:val="2"/>
-          </w:tcPr>
-          <w:p>
-            <w:pPr>
-              <w:rPr>
-                <w:rFonts w:ascii="Arial Narrow" w:hAnsi="Arial Narrow"/>
-                <w:lang w:val="fi-FI"/>
-              </w:rPr>
-            </w:pPr>
-            <w:r>
-              <w:rPr>
-                <w:rFonts w:ascii="Arial Narrow" w:hAnsi="Arial Narrow"/>
-                <w:lang w:val="fi-FI"/>
-              </w:rPr>
-              <w:t>disimpan di</w:t>
-            </w:r>
-          </w:p>
-        </w:tc>
-        <w:tc>
-          <w:tcPr>
-            <w:tcW w:w="142" w:type="dxa"/>
-          </w:tcPr>
-          <w:p>
-            <w:pPr>
-              <w:rPr>
-                <w:rFonts w:ascii="Arial Narrow" w:hAnsi="Arial Narrow"/>
-                <w:lang w:val="fi-FI"/>
-              </w:rPr>
-            </w:pPr>
-            <w:r>
-              <w:rPr>
-                <w:rFonts w:ascii="Arial Narrow" w:hAnsi="Arial Narrow"/>
-                <w:lang w:val="fi-FI"/>
-              </w:rPr>
-              <w:t xml:space="preserve">: </w:t>
-            </w:r>
-          </w:p>
-        </w:tc>
-        <w:tc>
-          <w:tcPr>
-            <w:tcW w:w="5568" w:type="dxa"/>
-            <w:gridSpan w:val="3"/>
-          </w:tcPr>
-          <w:p>
-            <w:pPr>
-              <w:rPr>
-                <w:rFonts w:ascii="Arial Narrow" w:hAnsi="Arial Narrow"/>
-                <w:lang w:val="fi-FI"/>
-              </w:rPr>
-            </w:pPr>
-            <w:r>
-              <w:rPr>
-                <w:rFonts w:ascii="Arial Narrow" w:hAnsi="Arial Narrow"/>
-                <w:lang w:val="fi-FI"/>
-              </w:rPr>
-              <w:t>Panitera Pengadilan Negeri ..........;</w:t>
-            </w:r>
-          </w:p>
-        </w:tc>
-      </w:tr>
-      <w:tr>
-        <w:tc>
-          <w:tcPr>
-            <w:tcW w:w="1418" w:type="dxa"/>
-          </w:tcPr>
-          <w:p>
-            <w:pPr>
-              <w:rPr>
-                <w:rFonts w:ascii="Arial Narrow" w:hAnsi="Arial Narrow"/>
-                <w:sz w:val="8"/>
-                <w:szCs w:val="8"/>
-                <w:lang w:val="fi-FI"/>
-              </w:rPr>
-            </w:pPr>
-          </w:p>
-        </w:tc>
-        <w:tc>
-          <w:tcPr>
-            <w:tcW w:w="283" w:type="dxa"/>
-          </w:tcPr>
-          <w:p>
-            <w:pPr>
-              <w:rPr>
-                <w:rFonts w:ascii="Arial Narrow" w:hAnsi="Arial Narrow"/>
-                <w:sz w:val="8"/>
-                <w:szCs w:val="8"/>
-                <w:lang w:val="fi-FI"/>
-              </w:rPr>
-            </w:pPr>
-          </w:p>
-        </w:tc>
-        <w:tc>
-          <w:tcPr>
-            <w:tcW w:w="426" w:type="dxa"/>
-          </w:tcPr>
-          <w:p>
-            <w:pPr>
-              <w:rPr>
-                <w:rFonts w:ascii="Arial Narrow" w:hAnsi="Arial Narrow"/>
-                <w:sz w:val="8"/>
-                <w:szCs w:val="8"/>
-              </w:rPr>
-            </w:pPr>
-          </w:p>
-        </w:tc>
-        <w:tc>
-          <w:tcPr>
-            <w:tcW w:w="1275" w:type="dxa"/>
-            <w:gridSpan w:val="2"/>
-          </w:tcPr>
-          <w:p>
-            <w:pPr>
-              <w:rPr>
-                <w:rFonts w:ascii="Arial Narrow" w:hAnsi="Arial Narrow"/>
-                <w:sz w:val="8"/>
-                <w:szCs w:val="8"/>
-                <w:lang w:val="fi-FI"/>
-              </w:rPr>
-            </w:pPr>
-          </w:p>
-        </w:tc>
-        <w:tc>
-          <w:tcPr>
-            <w:tcW w:w="142" w:type="dxa"/>
-          </w:tcPr>
-          <w:p>
-            <w:pPr>
-              <w:rPr>
-                <w:rFonts w:ascii="Arial Narrow" w:hAnsi="Arial Narrow"/>
-                <w:sz w:val="8"/>
-                <w:szCs w:val="8"/>
-                <w:lang w:val="fi-FI"/>
-              </w:rPr>
-            </w:pPr>
-          </w:p>
-        </w:tc>
-        <w:tc>
-          <w:tcPr>
-            <w:tcW w:w="5568" w:type="dxa"/>
-            <w:gridSpan w:val="3"/>
-          </w:tcPr>
-          <w:p>
-            <w:pPr>
-              <w:rPr>
-                <w:rFonts w:ascii="Arial Narrow" w:hAnsi="Arial Narrow"/>
-                <w:sz w:val="8"/>
-                <w:szCs w:val="8"/>
-                <w:lang w:val="fi-FI"/>
-              </w:rPr>
-            </w:pPr>
-          </w:p>
-        </w:tc>
-      </w:tr>
-      <w:tr>
-        <w:tc>
-          <w:tcPr>
-            <w:tcW w:w="1418" w:type="dxa"/>
-          </w:tcPr>
-          <w:p>
-            <w:pPr>
-              <w:rPr>
-                <w:rFonts w:ascii="Arial Narrow" w:hAnsi="Arial Narrow"/>
-                <w:lang w:val="fi-FI"/>
-              </w:rPr>
-            </w:pPr>
-          </w:p>
-        </w:tc>
-        <w:tc>
-          <w:tcPr>
-            <w:tcW w:w="283" w:type="dxa"/>
-          </w:tcPr>
-          <w:p>
-            <w:pPr>
-              <w:rPr>
-                <w:rFonts w:ascii="Arial Narrow" w:hAnsi="Arial Narrow"/>
-                <w:lang w:val="fi-FI"/>
-              </w:rPr>
-            </w:pPr>
-          </w:p>
-        </w:tc>
-        <w:tc>
-          <w:tcPr>
-            <w:tcW w:w="426" w:type="dxa"/>
-          </w:tcPr>
-          <w:p>
-            <w:pPr>
-              <w:rPr>
-                <w:rFonts w:ascii="Arial Narrow" w:hAnsi="Arial Narrow"/>
-              </w:rPr>
-            </w:pPr>
-            <w:r>
-              <w:rPr>
-                <w:rFonts w:ascii="Arial Narrow" w:hAnsi="Arial Narrow"/>
-              </w:rPr>
-              <w:t>5.</w:t>
-            </w:r>
-          </w:p>
-        </w:tc>
-        <w:tc>
-          <w:tcPr>
-            <w:tcW w:w="6985" w:type="dxa"/>
-            <w:gridSpan w:val="6"/>
-          </w:tcPr>
-          <w:p>
-            <w:pPr>
-              <w:rPr>
-                <w:rFonts w:ascii="Arial Narrow" w:hAnsi="Arial Narrow"/>
-              </w:rPr>
-            </w:pPr>
-            <w:r>
-              <w:rPr>
-                <w:rFonts w:ascii="Arial Narrow" w:hAnsi="Arial Narrow"/>
-              </w:rPr>
-              <w:t>mengawasi tersangka untuk mematuhi syarat-syarat yang ditentukan b</w:t>
-            </w:r>
-            <w:r>
-              <w:rPr>
-                <w:rFonts w:ascii="Arial Narrow" w:hAnsi="Arial Narrow"/>
-              </w:rPr>
-              <w:t>erupa wajib lapor setiap hari ….. atau tidak keluar rumah atau tidak keluar kota tanpa izin penyidik/penyidik pembantu;</w:t>
-            </w:r>
-          </w:p>
-        </w:tc>
-      </w:tr>
-      <w:tr>
-        <w:tc>
-          <w:tcPr>
-            <w:tcW w:w="1418" w:type="dxa"/>
-          </w:tcPr>
-          <w:p>
-            <w:pPr>
-              <w:rPr>
-                <w:rFonts w:ascii="Arial Narrow" w:hAnsi="Arial Narrow"/>
-                <w:sz w:val="8"/>
-                <w:szCs w:val="8"/>
-                <w:lang w:val="fi-FI"/>
-              </w:rPr>
-            </w:pPr>
-          </w:p>
-        </w:tc>
-        <w:tc>
-          <w:tcPr>
-            <w:tcW w:w="283" w:type="dxa"/>
-          </w:tcPr>
-          <w:p>
-            <w:pPr>
-              <w:rPr>
-                <w:rFonts w:ascii="Arial Narrow" w:hAnsi="Arial Narrow"/>
-                <w:sz w:val="8"/>
-                <w:szCs w:val="8"/>
-                <w:lang w:val="fi-FI"/>
-              </w:rPr>
-            </w:pPr>
-          </w:p>
-        </w:tc>
-        <w:tc>
-          <w:tcPr>
-            <w:tcW w:w="426" w:type="dxa"/>
-          </w:tcPr>
-          <w:p>
-            <w:pPr>
-              <w:rPr>
-                <w:rFonts w:ascii="Arial Narrow" w:hAnsi="Arial Narrow"/>
-                <w:sz w:val="8"/>
-                <w:szCs w:val="8"/>
-              </w:rPr>
-            </w:pPr>
-          </w:p>
-        </w:tc>
-        <w:tc>
-          <w:tcPr>
-            <w:tcW w:w="6985" w:type="dxa"/>
-            <w:gridSpan w:val="6"/>
-          </w:tcPr>
-          <w:p>
-            <w:pPr>
-              <w:rPr>
-                <w:rFonts w:ascii="Arial Narrow" w:hAnsi="Arial Narrow"/>
-                <w:sz w:val="8"/>
-                <w:szCs w:val="8"/>
-              </w:rPr>
-            </w:pPr>
-          </w:p>
-        </w:tc>
-      </w:tr>
-      <w:tr>
-        <w:tc>
-          <w:tcPr>
-            <w:tcW w:w="1418" w:type="dxa"/>
-          </w:tcPr>
-          <w:p>
-            <w:pPr>
-              <w:rPr>
-                <w:rFonts w:ascii="Arial Narrow" w:hAnsi="Arial Narrow"/>
-                <w:lang w:val="fi-FI"/>
-              </w:rPr>
-            </w:pPr>
-          </w:p>
-        </w:tc>
-        <w:tc>
-          <w:tcPr>
-            <w:tcW w:w="283" w:type="dxa"/>
-          </w:tcPr>
-          <w:p>
-            <w:pPr>
-              <w:rPr>
-                <w:rFonts w:ascii="Arial Narrow" w:hAnsi="Arial Narrow"/>
-                <w:lang w:val="fi-FI"/>
-              </w:rPr>
-            </w:pPr>
-          </w:p>
-        </w:tc>
-        <w:tc>
-          <w:tcPr>
-            <w:tcW w:w="426" w:type="dxa"/>
-          </w:tcPr>
-          <w:p>
-            <w:pPr>
-              <w:rPr>
-                <w:rFonts w:ascii="Arial Narrow" w:hAnsi="Arial Narrow"/>
-              </w:rPr>
-            </w:pPr>
-            <w:r>
-              <w:rPr>
-                <w:rFonts w:ascii="Arial Narrow" w:hAnsi="Arial Narrow"/>
-              </w:rPr>
-              <w:t>6.</w:t>
-            </w:r>
-          </w:p>
-        </w:tc>
-        <w:tc>
-          <w:tcPr>
-            <w:tcW w:w="6985" w:type="dxa"/>
-            <w:gridSpan w:val="6"/>
-          </w:tcPr>
-          <w:p>
-            <w:pPr>
-              <w:rPr>
-                <w:rFonts w:ascii="Arial Narrow" w:hAnsi="Arial Narrow"/>
-                <w:lang w:val="fi-FI"/>
-              </w:rPr>
-            </w:pPr>
-            <w:r>
-              <w:rPr>
-                <w:rFonts w:ascii="Arial Narrow" w:hAnsi="Arial Narrow"/>
-                <w:lang w:val="fi-FI"/>
-              </w:rPr>
-              <w:t>melaksanakan perintah ini dengan saksama dan penuh asa tanggung jawab dan membuat Berita Acara Penangguhan Penahanan serta</w:t>
-            </w:r>
-            <w:r>
-              <w:rPr>
-                <w:rFonts w:ascii="Arial Narrow" w:hAnsi="Arial Narrow"/>
-                <w:lang w:val="fi-FI"/>
-              </w:rPr>
-              <w:t xml:space="preserve"> melaporkan kepada Atasan Penyidik.</w:t>
-            </w:r>
-          </w:p>
-        </w:tc>
-      </w:tr>
-      <w:tr>
-        <w:tc>
-          <w:tcPr>
-            <w:tcW w:w="1418" w:type="dxa"/>
-          </w:tcPr>
-          <w:p>
-            <w:pPr>
-              <w:rPr>
-                <w:rFonts w:ascii="Arial Narrow" w:hAnsi="Arial Narrow"/>
-                <w:sz w:val="8"/>
-                <w:szCs w:val="8"/>
-                <w:lang w:val="fi-FI"/>
-              </w:rPr>
-            </w:pPr>
-          </w:p>
-        </w:tc>
-        <w:tc>
-          <w:tcPr>
-            <w:tcW w:w="283" w:type="dxa"/>
-          </w:tcPr>
-          <w:p>
-            <w:pPr>
-              <w:rPr>
-                <w:rFonts w:ascii="Arial Narrow" w:hAnsi="Arial Narrow"/>
-                <w:sz w:val="8"/>
-                <w:szCs w:val="8"/>
-                <w:lang w:val="fi-FI"/>
-              </w:rPr>
-            </w:pPr>
-          </w:p>
-        </w:tc>
-        <w:tc>
-          <w:tcPr>
-            <w:tcW w:w="426" w:type="dxa"/>
-          </w:tcPr>
-          <w:p>
-            <w:pPr>
-              <w:rPr>
-                <w:rFonts w:ascii="Arial Narrow" w:hAnsi="Arial Narrow"/>
-                <w:sz w:val="8"/>
-                <w:szCs w:val="8"/>
-              </w:rPr>
-            </w:pPr>
-          </w:p>
-        </w:tc>
-        <w:tc>
-          <w:tcPr>
-            <w:tcW w:w="6985" w:type="dxa"/>
-            <w:gridSpan w:val="6"/>
-          </w:tcPr>
-          <w:p>
-            <w:pPr>
-              <w:rPr>
-                <w:rFonts w:ascii="Arial Narrow" w:hAnsi="Arial Narrow"/>
-                <w:sz w:val="8"/>
-                <w:szCs w:val="8"/>
-                <w:lang w:val="fi-FI"/>
-              </w:rPr>
-            </w:pPr>
-          </w:p>
-        </w:tc>
-      </w:tr>
-      <w:tr>
-        <w:tc>
-          <w:tcPr>
-            <w:tcW w:w="1418" w:type="dxa"/>
-          </w:tcPr>
-          <w:p>
-            <w:pPr>
-              <w:rPr>
-                <w:rFonts w:ascii="Arial Narrow" w:hAnsi="Arial Narrow"/>
-              </w:rPr>
-            </w:pPr>
-            <w:r>
-              <w:rPr>
-                <w:rFonts w:ascii="Arial Narrow" w:hAnsi="Arial Narrow"/>
-              </w:rPr>
-              <w:t>Selesai.</w:t>
+              </w:rPr>
+            </w:pPr>
+            <w:proofErr w:type="spellStart"/>
+            <w:r>
+              <w:rPr>
+                <w:rFonts w:ascii="Arial Narrow" w:hAnsi="Arial Narrow"/>
+              </w:rPr>
+              <w:t>Selesai</w:t>
+            </w:r>
+            <w:proofErr w:type="spellEnd"/>
+            <w:r>
+              <w:rPr>
+                <w:rFonts w:ascii="Arial Narrow" w:hAnsi="Arial Narrow"/>
+              </w:rPr>
+              <w:t>.</w:t>
             </w:r>
           </w:p>
         </w:tc>
@@ -6029,6 +7237,10 @@
           <w:insideH w:val="none" w:sz="0" w:space="0" w:color="auto"/>
           <w:insideV w:val="none" w:sz="0" w:space="0" w:color="auto"/>
         </w:tblBorders>
+        <w:tblCellMar>
+          <w:left w:w="0" w:type="dxa"/>
+          <w:right w:w="0" w:type="dxa"/>
+        </w:tblCellMar>
         <w:tblLook w:val="04A0" w:firstRow="1" w:lastRow="0" w:firstColumn="1" w:lastColumn="0" w:noHBand="0" w:noVBand="1"/>
       </w:tblPr>
       <w:tblGrid>
@@ -6036,8 +7248,8 @@
         <w:gridCol w:w="284"/>
         <w:gridCol w:w="283"/>
         <w:gridCol w:w="1560"/>
-        <w:gridCol w:w="283"/>
-        <w:gridCol w:w="2756"/>
+        <w:gridCol w:w="114"/>
+        <w:gridCol w:w="2925"/>
       </w:tblGrid>
       <w:tr>
         <w:tc>
@@ -6115,7 +7327,7 @@
         </w:tc>
         <w:tc>
           <w:tcPr>
-            <w:tcW w:w="283" w:type="dxa"/>
+            <w:tcW w:w="114" w:type="dxa"/>
           </w:tcPr>
           <w:p>
             <w:pPr>
@@ -6135,7 +7347,7 @@
         </w:tc>
         <w:tc>
           <w:tcPr>
-            <w:tcW w:w="2756" w:type="dxa"/>
+            <w:tcW w:w="2925" w:type="dxa"/>
           </w:tcPr>
           <w:p>
             <w:pPr>
@@ -6233,7 +7445,7 @@
         </w:tc>
         <w:tc>
           <w:tcPr>
-            <w:tcW w:w="283" w:type="dxa"/>
+            <w:tcW w:w="114" w:type="dxa"/>
             <w:tcBorders>
               <w:bottom w:val="single" w:sz="4" w:space="0" w:color="auto"/>
             </w:tcBorders>
@@ -6256,7 +7468,7 @@
         </w:tc>
         <w:tc>
           <w:tcPr>
-            <w:tcW w:w="2756" w:type="dxa"/>
+            <w:tcW w:w="2925" w:type="dxa"/>
             <w:tcBorders>
               <w:bottom w:val="single" w:sz="4" w:space="0" w:color="auto"/>
             </w:tcBorders>
@@ -6332,7 +7544,21 @@
               <w:rPr>
                 <w:rFonts w:ascii="Arial Narrow" w:hAnsi="Arial Narrow"/>
               </w:rPr>
-              <w:t>${signatoryHeadText}</w:t>
+              <w:t>${</w:t>
+            </w:r>
+            <w:proofErr w:type="spellStart"/>
+            <w:r>
+              <w:rPr>
+                <w:rFonts w:ascii="Arial Narrow" w:hAnsi="Arial Narrow"/>
+              </w:rPr>
+              <w:t>signatoryHeadText</w:t>
+            </w:r>
+            <w:proofErr w:type="spellEnd"/>
+            <w:r>
+              <w:rPr>
+                <w:rFonts w:ascii="Arial Narrow" w:hAnsi="Arial Narrow"/>
+              </w:rPr>
+              <w:t>}</w:t>
             </w:r>
           </w:p>
         </w:tc>
@@ -6434,6 +7660,7 @@
               </w:rPr>
               <w:t>${</w:t>
             </w:r>
+            <w:proofErr w:type="spellStart"/>
             <w:r>
               <w:rPr>
                 <w:rFonts w:ascii="Arial Narrow" w:hAnsi="Arial Narrow"/>
@@ -6452,6 +7679,7 @@
               </w:rPr>
               <w:t>HeadText</w:t>
             </w:r>
+            <w:proofErr w:type="spellEnd"/>
             <w:r>
               <w:rPr>
                 <w:rFonts w:ascii="Arial Narrow" w:hAnsi="Arial Narrow"/>
@@ -6630,25 +7858,78 @@
         <w:tc>
           <w:tcPr>
             <w:tcW w:w="3969" w:type="dxa"/>
-            <w:tcBorders>
-              <w:bottom w:val="single" w:sz="4" w:space="0" w:color="auto"/>
-            </w:tcBorders>
             <w:vAlign w:val="center"/>
           </w:tcPr>
-          <w:p>
-            <w:pPr>
+          <w:tbl>
+            <w:tblPr>
+              <w:tblStyle w:val="TableGrid"/>
+              <w:tblW w:w="0" w:type="auto"/>
               <w:jc w:val="center"/>
-              <w:rPr>
-                <w:rFonts w:ascii="Arial Narrow" w:hAnsi="Arial Narrow"/>
-                <w:lang w:val="fi-FI"/>
-              </w:rPr>
-            </w:pPr>
-            <w:r>
-              <w:rPr>
-                <w:rFonts w:ascii="Arial Narrow" w:hAnsi="Arial Narrow"/>
-              </w:rPr>
-              <w:t>${signatoryName}</w:t>
-            </w:r>
+              <w:tblBorders>
+                <w:top w:val="none" w:sz="0" w:space="0" w:color="auto"/>
+                <w:left w:val="none" w:sz="0" w:space="0" w:color="auto"/>
+                <w:right w:val="none" w:sz="0" w:space="0" w:color="auto"/>
+                <w:insideH w:val="none" w:sz="0" w:space="0" w:color="auto"/>
+                <w:insideV w:val="none" w:sz="0" w:space="0" w:color="auto"/>
+              </w:tblBorders>
+              <w:tblCellMar>
+                <w:left w:w="0" w:type="dxa"/>
+                <w:right w:w="0" w:type="dxa"/>
+              </w:tblCellMar>
+              <w:tblLook w:val="04A0" w:firstRow="1" w:lastRow="0" w:firstColumn="1" w:lastColumn="0" w:noHBand="0" w:noVBand="1"/>
+            </w:tblPr>
+            <w:tblGrid>
+              <w:gridCol w:w="1565"/>
+            </w:tblGrid>
+            <w:tr>
+              <w:trPr>
+                <w:jc w:val="center"/>
+              </w:trPr>
+              <w:tc>
+                <w:tcPr>
+                  <w:tcW w:w="0" w:type="auto"/>
+                  <w:vAlign w:val="center"/>
+                </w:tcPr>
+                <w:p>
+                  <w:pPr>
+                    <w:jc w:val="center"/>
+                    <w:rPr>
+                      <w:rFonts w:ascii="Arial Narrow" w:hAnsi="Arial Narrow"/>
+                      <w:lang w:val="fi-FI"/>
+                    </w:rPr>
+                  </w:pPr>
+                  <w:r>
+                    <w:rPr>
+                      <w:rFonts w:ascii="Arial Narrow" w:hAnsi="Arial Narrow"/>
+                    </w:rPr>
+                    <w:t>${</w:t>
+                  </w:r>
+                  <w:proofErr w:type="spellStart"/>
+                  <w:r>
+                    <w:rPr>
+                      <w:rFonts w:ascii="Arial Narrow" w:hAnsi="Arial Narrow"/>
+                    </w:rPr>
+                    <w:t>signatoryName</w:t>
+                  </w:r>
+                  <w:proofErr w:type="spellEnd"/>
+                  <w:r>
+                    <w:rPr>
+                      <w:rFonts w:ascii="Arial Narrow" w:hAnsi="Arial Narrow"/>
+                    </w:rPr>
+                    <w:t>}</w:t>
+                  </w:r>
+                </w:p>
+              </w:tc>
+            </w:tr>
+          </w:tbl>
+          <w:p>
+            <w:pPr>
+              <w:jc w:val="center"/>
+              <w:rPr>
+                <w:rFonts w:ascii="Arial Narrow" w:hAnsi="Arial Narrow"/>
+                <w:lang w:val="fi-FI"/>
+              </w:rPr>
+            </w:pPr>
           </w:p>
         </w:tc>
         <w:tc>
@@ -6681,25 +7962,64 @@
           <w:tcPr>
             <w:tcW w:w="4599" w:type="dxa"/>
             <w:gridSpan w:val="3"/>
-            <w:tcBorders>
-              <w:bottom w:val="single" w:sz="4" w:space="0" w:color="auto"/>
-            </w:tcBorders>
             <w:vAlign w:val="center"/>
           </w:tcPr>
-          <w:p>
-            <w:pPr>
+          <w:tbl>
+            <w:tblPr>
+              <w:tblStyle w:val="TableGrid"/>
+              <w:tblW w:w="0" w:type="auto"/>
               <w:jc w:val="center"/>
-              <w:rPr>
-                <w:rFonts w:ascii="Arial Narrow" w:hAnsi="Arial Narrow"/>
-                <w:lang w:val="fi-FI"/>
-              </w:rPr>
-            </w:pPr>
-            <w:r>
-              <w:rPr>
-                <w:rFonts w:ascii="Arial Narrow" w:hAnsi="Arial Narrow"/>
-              </w:rPr>
-              <w:t>${signatoryName}</w:t>
-            </w:r>
+              <w:tblBorders>
+                <w:top w:val="none" w:sz="0" w:space="0" w:color="auto"/>
+                <w:left w:val="none" w:sz="0" w:space="0" w:color="auto"/>
+                <w:right w:val="none" w:sz="0" w:space="0" w:color="auto"/>
+                <w:insideH w:val="none" w:sz="0" w:space="0" w:color="auto"/>
+                <w:insideV w:val="none" w:sz="0" w:space="0" w:color="auto"/>
+              </w:tblBorders>
+              <w:tblCellMar>
+                <w:left w:w="0" w:type="dxa"/>
+                <w:right w:w="0" w:type="dxa"/>
+              </w:tblCellMar>
+              <w:tblLook w:val="04A0" w:firstRow="1" w:lastRow="0" w:firstColumn="1" w:lastColumn="0" w:noHBand="0" w:noVBand="1"/>
+            </w:tblPr>
+            <w:tblGrid>
+              <w:gridCol w:w="1565"/>
+            </w:tblGrid>
+            <w:tr>
+              <w:trPr>
+                <w:jc w:val="center"/>
+              </w:trPr>
+              <w:tc>
+                <w:tcPr>
+                  <w:tcW w:w="0" w:type="auto"/>
+                </w:tcPr>
+                <w:p>
+                  <w:pPr>
+                    <w:jc w:val="center"/>
+                    <w:rPr>
+                      <w:rFonts w:ascii="Arial Narrow" w:hAnsi="Arial Narrow"/>
+                      <w:lang w:val="fi-FI"/>
+                    </w:rPr>
+                  </w:pPr>
+                  <w:r>
+                    <w:rPr>
+                      <w:rFonts w:ascii="Arial Narrow" w:hAnsi="Arial Narrow"/>
+                      <w:lang w:val="fi-FI"/>
+                    </w:rPr>
+                    <w:t>${signatoryName}</w:t>
+                  </w:r>
+                </w:p>
+              </w:tc>
+            </w:tr>
+          </w:tbl>
+          <w:p>
+            <w:pPr>
+              <w:jc w:val="center"/>
+              <w:rPr>
+                <w:rFonts w:ascii="Arial Narrow" w:hAnsi="Arial Narrow"/>
+                <w:lang w:val="fi-FI"/>
+              </w:rPr>
+            </w:pPr>
           </w:p>
         </w:tc>
       </w:tr>
@@ -6707,9 +8027,6 @@
         <w:tc>
           <w:tcPr>
             <w:tcW w:w="3969" w:type="dxa"/>
-            <w:tcBorders>
-              <w:top w:val="single" w:sz="4" w:space="0" w:color="auto"/>
-            </w:tcBorders>
             <w:vAlign w:val="bottom"/>
           </w:tcPr>
           <w:p>
@@ -6728,6 +8045,7 @@
               </w:rPr>
               <w:t>${</w:t>
             </w:r>
+            <w:proofErr w:type="spellStart"/>
             <w:r>
               <w:rPr>
                 <w:rFonts w:ascii="Arial Narrow" w:eastAsia="Arial Narrow" w:hAnsi="Arial Narrow"/>
@@ -6736,6 +8054,7 @@
               </w:rPr>
               <w:t>signatoryRankName</w:t>
             </w:r>
+            <w:proofErr w:type="spellEnd"/>
             <w:r>
               <w:rPr>
                 <w:rFonts w:ascii="Arial Narrow" w:eastAsia="Arial Narrow" w:hAnsi="Arial Narrow"/>
@@ -6776,6 +8095,7 @@
               </w:rPr>
               <w:t>${</w:t>
             </w:r>
+            <w:proofErr w:type="spellStart"/>
             <w:r>
               <w:rPr>
                 <w:rFonts w:ascii="Arial Narrow" w:eastAsia="Arial Narrow" w:hAnsi="Arial Narrow"/>
@@ -6784,6 +8104,7 @@
               </w:rPr>
               <w:t>signatoryRegisterNumber</w:t>
             </w:r>
+            <w:proofErr w:type="spellEnd"/>
             <w:r>
               <w:rPr>
                 <w:rFonts w:ascii="Arial Narrow" w:eastAsia="Arial Narrow" w:hAnsi="Arial Narrow"/>
@@ -6824,9 +8145,6 @@
           <w:tcPr>
             <w:tcW w:w="4599" w:type="dxa"/>
             <w:gridSpan w:val="3"/>
-            <w:tcBorders>
-              <w:top w:val="single" w:sz="4" w:space="0" w:color="auto"/>
-            </w:tcBorders>
             <w:vAlign w:val="center"/>
           </w:tcPr>
           <w:p>
@@ -6845,6 +8163,7 @@
               </w:rPr>
               <w:t>${</w:t>
             </w:r>
+            <w:proofErr w:type="spellStart"/>
             <w:r>
               <w:rPr>
                 <w:rFonts w:ascii="Arial Narrow" w:eastAsia="Arial Narrow" w:hAnsi="Arial Narrow"/>
@@ -6853,6 +8172,7 @@
               </w:rPr>
               <w:t>signatoryRankName</w:t>
             </w:r>
+            <w:proofErr w:type="spellEnd"/>
             <w:r>
               <w:rPr>
                 <w:rFonts w:ascii="Arial Narrow" w:eastAsia="Arial Narrow" w:hAnsi="Arial Narrow"/>
@@ -6893,6 +8213,7 @@
               </w:rPr>
               <w:t>${</w:t>
             </w:r>
+            <w:proofErr w:type="spellStart"/>
             <w:r>
               <w:rPr>
                 <w:rFonts w:ascii="Arial Narrow" w:eastAsia="Arial Narrow" w:hAnsi="Arial Narrow"/>
@@ -6901,6 +8222,7 @@
               </w:rPr>
               <w:t>signatoryRegisterNumber</w:t>
             </w:r>
+            <w:proofErr w:type="spellEnd"/>
             <w:r>
               <w:rPr>
                 <w:rFonts w:ascii="Arial Narrow" w:eastAsia="Arial Narrow" w:hAnsi="Arial Narrow"/>
@@ -7041,7 +8363,7 @@
                 <w:rFonts w:ascii="Arial Narrow" w:hAnsi="Arial Narrow"/>
                 <w:lang w:val="fi-FI"/>
               </w:rPr>
-              <w:t>...</w:t>
+              <w:t>${downloadDay}</w:t>
             </w:r>
             <w:r>
               <w:rPr>
@@ -7069,7 +8391,7 @@
                 <w:rFonts w:ascii="Arial Narrow" w:hAnsi="Arial Narrow"/>
                 <w:lang w:val="fi-FI"/>
               </w:rPr>
-              <w:t>...</w:t>
+              <w:t>${downloadDate}</w:t>
             </w:r>
             <w:r>
               <w:rPr>
@@ -7112,6 +8434,13 @@
                 <w:lang w:val="fi-FI"/>
               </w:rPr>
               <w:t xml:space="preserve"> </w:t>
+            </w:r>
+            <w:r>
+              <w:rPr>
+                <w:rFonts w:ascii="Arial Narrow" w:hAnsi="Arial Narrow"/>
+                <w:lang w:val="fi-FI"/>
+              </w:rPr>
+              <w:t xml:space="preserve">Penangguhan </w:t>
             </w:r>
             <w:r>
               <w:rPr>
@@ -7736,25 +9065,78 @@
           <w:tcPr>
             <w:tcW w:w="4599" w:type="dxa"/>
             <w:gridSpan w:val="3"/>
-            <w:tcBorders>
-              <w:bottom w:val="single" w:sz="4" w:space="0" w:color="auto"/>
-            </w:tcBorders>
             <w:vAlign w:val="center"/>
           </w:tcPr>
-          <w:p>
-            <w:pPr>
+          <w:tbl>
+            <w:tblPr>
+              <w:tblStyle w:val="TableGrid"/>
+              <w:tblW w:w="0" w:type="auto"/>
               <w:jc w:val="center"/>
-              <w:rPr>
-                <w:rFonts w:ascii="Arial Narrow" w:hAnsi="Arial Narrow"/>
-                <w:lang w:val="fi-FI"/>
-              </w:rPr>
-            </w:pPr>
-            <w:r>
-              <w:rPr>
-                <w:rFonts w:ascii="Arial Narrow" w:hAnsi="Arial Narrow"/>
-              </w:rPr>
-              <w:t>${signatoryName}</w:t>
-            </w:r>
+              <w:tblBorders>
+                <w:top w:val="none" w:sz="0" w:space="0" w:color="auto"/>
+                <w:left w:val="none" w:sz="0" w:space="0" w:color="auto"/>
+                <w:right w:val="none" w:sz="0" w:space="0" w:color="auto"/>
+                <w:insideH w:val="none" w:sz="0" w:space="0" w:color="auto"/>
+                <w:insideV w:val="none" w:sz="0" w:space="0" w:color="auto"/>
+              </w:tblBorders>
+              <w:tblCellMar>
+                <w:left w:w="0" w:type="dxa"/>
+                <w:right w:w="0" w:type="dxa"/>
+              </w:tblCellMar>
+              <w:tblLook w:val="04A0" w:firstRow="1" w:lastRow="0" w:firstColumn="1" w:lastColumn="0" w:noHBand="0" w:noVBand="1"/>
+            </w:tblPr>
+            <w:tblGrid>
+              <w:gridCol w:w="1565"/>
+            </w:tblGrid>
+            <w:tr>
+              <w:trPr>
+                <w:jc w:val="center"/>
+              </w:trPr>
+              <w:tc>
+                <w:tcPr>
+                  <w:tcW w:w="0" w:type="auto"/>
+                </w:tcPr>
+                <w:p>
+                  <w:pPr>
+                    <w:jc w:val="center"/>
+                    <w:rPr>
+                      <w:rFonts w:ascii="Arial Narrow" w:hAnsi="Arial Narrow"/>
+                      <w:lang w:val="fi-FI"/>
+                    </w:rPr>
+                  </w:pPr>
+                  <w:r>
+                    <w:rPr>
+                      <w:rFonts w:ascii="Arial Narrow" w:hAnsi="Arial Narrow"/>
+                      <w:lang w:val="fi-FI"/>
+                    </w:rPr>
+                    <w:t>${</w:t>
+                  </w:r>
+                  <w:r>
+                    <w:rPr>
+                      <w:rFonts w:ascii="Arial Narrow" w:hAnsi="Arial Narrow"/>
+                      <w:lang w:val="fi-FI"/>
+                    </w:rPr>
+                    <w:t>signatoryName</w:t>
+                  </w:r>
+                  <w:r>
+                    <w:rPr>
+                      <w:rFonts w:ascii="Arial Narrow" w:hAnsi="Arial Narrow"/>
+                      <w:lang w:val="fi-FI"/>
+                    </w:rPr>
+                    <w:t>}</w:t>
+                  </w:r>
+                </w:p>
+              </w:tc>
+            </w:tr>
+          </w:tbl>
+          <w:p>
+            <w:pPr>
+              <w:jc w:val="center"/>
+              <w:rPr>
+                <w:rFonts w:ascii="Arial Narrow" w:hAnsi="Arial Narrow"/>
+                <w:lang w:val="fi-FI"/>
+              </w:rPr>
+            </w:pPr>
           </w:p>
         </w:tc>
       </w:tr>
@@ -7805,9 +9187,6 @@
           <w:tcPr>
             <w:tcW w:w="4599" w:type="dxa"/>
             <w:gridSpan w:val="3"/>
-            <w:tcBorders>
-              <w:top w:val="single" w:sz="4" w:space="0" w:color="auto"/>
-            </w:tcBorders>
             <w:vAlign w:val="center"/>
           </w:tcPr>
           <w:p>
@@ -7826,6 +9205,7 @@
               </w:rPr>
               <w:t>${</w:t>
             </w:r>
+            <w:proofErr w:type="spellStart"/>
             <w:r>
               <w:rPr>
                 <w:rFonts w:ascii="Arial Narrow" w:eastAsia="Arial Narrow" w:hAnsi="Arial Narrow"/>
@@ -7834,6 +9214,7 @@
               </w:rPr>
               <w:t>signatoryRankName</w:t>
             </w:r>
+            <w:proofErr w:type="spellEnd"/>
             <w:r>
               <w:rPr>
                 <w:rFonts w:ascii="Arial Narrow" w:eastAsia="Arial Narrow" w:hAnsi="Arial Narrow"/>
@@ -7874,6 +9255,7 @@
               </w:rPr>
               <w:t>${</w:t>
             </w:r>
+            <w:proofErr w:type="spellStart"/>
             <w:r>
               <w:rPr>
                 <w:rFonts w:ascii="Arial Narrow" w:eastAsia="Arial Narrow" w:hAnsi="Arial Narrow"/>
@@ -7882,6 +9264,7 @@
               </w:rPr>
               <w:t>signatoryRegisterNumber</w:t>
             </w:r>
+            <w:proofErr w:type="spellEnd"/>
             <w:r>
               <w:rPr>
                 <w:rFonts w:ascii="Arial Narrow" w:eastAsia="Arial Narrow" w:hAnsi="Arial Narrow"/>
@@ -7967,12 +9350,6 @@
         <w:color w:val="EE0000"/>
       </w:rPr>
     </w:pPr>
-    <w:r>
-      <w:rPr>
-        <w:color w:val="EE0000"/>
-      </w:rPr>
-      <w:t>*lanjutan poin berikutnya* -- ubah</w:t>
-    </w:r>
   </w:p>
 </w:ftr>
 </file>
@@ -8980,7 +10357,6 @@
   <w:style w:type="character" w:default="1" w:styleId="DefaultParagraphFont">
     <w:name w:val="Default Paragraph Font"/>
     <w:uiPriority w:val="1"/>
-    <w:semiHidden/>
     <w:unhideWhenUsed/>
   </w:style>
   <w:style w:type="table" w:default="1" w:styleId="TableNormal">
